--- a/Documentation/Design.docx
+++ b/Documentation/Design.docx
@@ -1,8 +1,390 @@
 
-<file path=word/document2.xml><?xml version="1.0" encoding="utf-8"?>
-<w:document xmlns:wpc="http://schemas.microsoft.com/office/word/2010/wordprocessingCanvas" xmlns:mc="http://schemas.openxmlformats.org/markup-compatibility/2006" xmlns:o="urn:schemas-microsoft-com:office:office" xmlns:r="http://schemas.openxmlformats.org/officeDocument/2006/relationships" xmlns:m="http://schemas.openxmlformats.org/officeDocument/2006/math" xmlns:v="urn:schemas-microsoft-com:vml" xmlns:wp14="http://schemas.microsoft.com/office/word/2010/wordprocessingDrawing" xmlns:wp="http://schemas.openxmlformats.org/drawingml/2006/wordprocessingDrawing" xmlns:w10="urn:schemas-microsoft-com:office:word" xmlns:w="http://schemas.openxmlformats.org/wordprocessingml/2006/main" xmlns:w14="http://schemas.microsoft.com/office/word/2010/wordml" xmlns:w15="http://schemas.microsoft.com/office/word/2012/wordml" xmlns:wpg="http://schemas.microsoft.com/office/word/2010/wordprocessingGroup" xmlns:wpi="http://schemas.microsoft.com/office/word/2010/wordprocessingInk" xmlns:wne="http://schemas.microsoft.com/office/word/2006/wordml" xmlns:wps="http://schemas.microsoft.com/office/word/2010/wordprocessingShape" xmlns:w16se="http://schemas.microsoft.com/office/word/2015/wordml/symex" xmlns:w16cid="http://schemas.microsoft.com/office/word/2016/wordml/cid" xmlns:w16="http://schemas.microsoft.com/office/word/2018/wordml" xmlns:w16cex="http://schemas.microsoft.com/office/word/2018/wordml/cex" xmlns:w16sdtdh="http://schemas.microsoft.com/office/word/2020/wordml/sdtdatahash" xmlns:w16sdtfl="http://schemas.microsoft.com/office/word/2024/wordml/sdtformatlock" mc:Ignorable="w14 w15 wp14 w16se w16cid w16 w16cex w16sdtdh w16sdtfl">
+<file path=word/document.xml><?xml version="1.0" encoding="utf-8"?>
+<w:document xmlns:wpc="http://schemas.microsoft.com/office/word/2010/wordprocessingCanvas" xmlns:cx="http://schemas.microsoft.com/office/drawing/2014/chartex" xmlns:cx1="http://schemas.microsoft.com/office/drawing/2015/9/8/chartex" xmlns:cx2="http://schemas.microsoft.com/office/drawing/2015/10/21/chartex" xmlns:cx3="http://schemas.microsoft.com/office/drawing/2016/5/9/chartex" xmlns:cx4="http://schemas.microsoft.com/office/drawing/2016/5/10/chartex" xmlns:cx5="http://schemas.microsoft.com/office/drawing/2016/5/11/chartex" xmlns:cx6="http://schemas.microsoft.com/office/drawing/2016/5/12/chartex" xmlns:cx7="http://schemas.microsoft.com/office/drawing/2016/5/13/chartex" xmlns:cx8="http://schemas.microsoft.com/office/drawing/2016/5/14/chartex" xmlns:mc="http://schemas.openxmlformats.org/markup-compatibility/2006" xmlns:aink="http://schemas.microsoft.com/office/drawing/2016/ink" xmlns:am3d="http://schemas.microsoft.com/office/drawing/2017/model3d" xmlns:o="urn:schemas-microsoft-com:office:office" xmlns:oel="http://schemas.microsoft.com/office/2019/extlst" xmlns:r="http://schemas.openxmlformats.org/officeDocument/2006/relationships" xmlns:m="http://schemas.openxmlformats.org/officeDocument/2006/math" xmlns:v="urn:schemas-microsoft-com:vml" xmlns:wp14="http://schemas.microsoft.com/office/word/2010/wordprocessingDrawing" xmlns:wp="http://schemas.openxmlformats.org/drawingml/2006/wordprocessingDrawing" xmlns:w10="urn:schemas-microsoft-com:office:word" xmlns:w="http://schemas.openxmlformats.org/wordprocessingml/2006/main" xmlns:w14="http://schemas.microsoft.com/office/word/2010/wordml" xmlns:w15="http://schemas.microsoft.com/office/word/2012/wordml" xmlns:w16cex="http://schemas.microsoft.com/office/word/2018/wordml/cex" xmlns:w16cid="http://schemas.microsoft.com/office/word/2016/wordml/cid" xmlns:w16="http://schemas.microsoft.com/office/word/2018/wordml" xmlns:w16du="http://schemas.microsoft.com/office/word/2023/wordml/word16du" xmlns:w16sdtdh="http://schemas.microsoft.com/office/word/2020/wordml/sdtdatahash" xmlns:w16sdtfl="http://schemas.microsoft.com/office/word/2024/wordml/sdtformatlock" xmlns:w16se="http://schemas.microsoft.com/office/word/2015/wordml/symex" xmlns:wpg="http://schemas.microsoft.com/office/word/2010/wordprocessingGroup" xmlns:wpi="http://schemas.microsoft.com/office/word/2010/wordprocessingInk" xmlns:wne="http://schemas.microsoft.com/office/word/2006/wordml" xmlns:wps="http://schemas.microsoft.com/office/word/2010/wordprocessingShape" mc:Ignorable="w14 w15 w16se w16cid w16 w16cex w16sdtdh w16sdtfl w16du wp14">
   <w:body>
-    <w:p xmlns:wp14="http://schemas.microsoft.com/office/word/2010/wordml" wp14:paraId="5E5787A5" wp14:textId="77777777"/>
+    <w:p/>
+    <w:p/>
+    <w:p/>
+    <w:p/>
+    <w:p/>
+    <w:p/>
+    <w:p/>
+    <w:p/>
+    <w:p/>
+    <w:p/>
+    <w:p/>
+    <w:p/>
+    <w:p/>
+    <w:p/>
+    <w:p/>
+    <w:p/>
+    <w:p/>
+    <w:p/>
+    <w:p/>
+    <w:p/>
+    <w:p/>
+    <w:p/>
+    <w:p/>
+    <w:p/>
+    <w:p/>
+    <w:p/>
+    <w:p/>
+    <w:p/>
+    <w:p>
+      <w:pPr>
+        <w:pStyle w:val="Heading1"/>
+        <w:numPr>
+          <w:ilvl w:val="0"/>
+          <w:numId w:val="0"/>
+        </w:numPr>
+        <w:ind w:left="360" w:hanging="360"/>
+      </w:pPr>
+      <w:r>
+        <w:lastRenderedPageBreak/>
+        <w:t>Introduction</w:t>
+      </w:r>
+    </w:p>
+    <w:p>
+      <w:pPr>
+        <w:pStyle w:val="Heading2"/>
+        <w:numPr>
+          <w:ilvl w:val="0"/>
+          <w:numId w:val="0"/>
+        </w:numPr>
+        <w:ind w:left="720" w:hanging="360"/>
+      </w:pPr>
+      <w:r>
+        <w:t>Purpose</w:t>
+      </w:r>
+    </w:p>
+    <w:p>
+      <w:r>
+        <w:t xml:space="preserve">The purpose of the design document is to discuss the </w:t>
+      </w:r>
+      <w:r>
+        <w:t xml:space="preserve">structure of the AirDBUK site. It will look at both the front and back-end technologies with the frameworks, along with any user interface visual designs. </w:t>
+      </w:r>
+      <w:r>
+        <w:t xml:space="preserve">It will explain how the system will be built to meet the requirements outlined in the requirements specification. </w:t>
+      </w:r>
+    </w:p>
+    <w:p>
+      <w:pPr>
+        <w:pStyle w:val="Heading2"/>
+        <w:numPr>
+          <w:ilvl w:val="0"/>
+          <w:numId w:val="0"/>
+        </w:numPr>
+        <w:ind w:left="720" w:hanging="360"/>
+      </w:pPr>
+      <w:r>
+        <w:t>Target Audience</w:t>
+      </w:r>
+    </w:p>
+    <w:p>
+      <w:r>
+        <w:t>The attended audience for the AirDBUK site are any users who would be looking to travel across the UK, and any admins behind the design of the site or set up to manage the system.</w:t>
+      </w:r>
+    </w:p>
+    <w:p>
+      <w:pPr>
+        <w:pStyle w:val="Heading1"/>
+        <w:numPr>
+          <w:ilvl w:val="0"/>
+          <w:numId w:val="0"/>
+        </w:numPr>
+        <w:ind w:left="360" w:hanging="360"/>
+      </w:pPr>
+      <w:r>
+        <w:t>System Overview</w:t>
+      </w:r>
+    </w:p>
+    <w:p>
+      <w:pPr>
+        <w:pStyle w:val="Heading2"/>
+        <w:numPr>
+          <w:ilvl w:val="0"/>
+          <w:numId w:val="0"/>
+        </w:numPr>
+        <w:ind w:left="720" w:hanging="360"/>
+      </w:pPr>
+      <w:r>
+        <w:t>General Overview</w:t>
+      </w:r>
+    </w:p>
+    <w:p>
+      <w:r>
+        <w:t xml:space="preserve">For this airline management system there are different programming languages being used. The front-end languages being used include HTML, CSS and JavaScript. The </w:t>
+      </w:r>
+      <w:r>
+        <w:t>back end</w:t>
+      </w:r>
+      <w:r>
+        <w:t xml:space="preserve"> include python</w:t>
+      </w:r>
+      <w:r>
+        <w:t xml:space="preserve"> using the Django framework</w:t>
+      </w:r>
+      <w:r>
+        <w:t xml:space="preserve"> and M</w:t>
+      </w:r>
+      <w:r>
+        <w:t>y</w:t>
+      </w:r>
+      <w:r>
+        <w:t>SQL using Clever Cloud database platform</w:t>
+      </w:r>
+      <w:r>
+        <w:t>. The HTML code structures the website and the CSS is used for the styling. JavaScript is used to handle certain forms, buttons and how some pages are viewed.</w:t>
+      </w:r>
+    </w:p>
+    <w:p>
+      <w:r>
+        <w:t xml:space="preserve">Django </w:t>
+      </w:r>
+      <w:r>
+        <w:t>(using python) is used to handle the link between front-end and the database</w:t>
+      </w:r>
+      <w:r>
+        <w:t xml:space="preserve">, </w:t>
+      </w:r>
+      <w:r>
+        <w:t>reading and writing</w:t>
+      </w:r>
+      <w:r>
+        <w:t xml:space="preserve"> to</w:t>
+      </w:r>
+      <w:r>
+        <w:t xml:space="preserve"> </w:t>
+      </w:r>
+      <w:r>
+        <w:t>Clever Cloud, which is used to host the database using the MySQL database type.</w:t>
+      </w:r>
+    </w:p>
+    <w:p>
+      <w:pPr>
+        <w:pStyle w:val="Heading2"/>
+        <w:numPr>
+          <w:ilvl w:val="0"/>
+          <w:numId w:val="0"/>
+        </w:numPr>
+        <w:ind w:left="720" w:hanging="360"/>
+      </w:pPr>
+      <w:r>
+        <w:t>Architectural Strategies</w:t>
+      </w:r>
+    </w:p>
+    <w:p>
+      <w:r>
+        <w:t xml:space="preserve">The AirDBUK application uses a layered architecture, organising the system into distinct layers. Each layer of the system has a specific responsibility and communicates with the </w:t>
+      </w:r>
+      <w:r>
+        <w:t>other</w:t>
+      </w:r>
+      <w:r>
+        <w:t xml:space="preserve"> layers. </w:t>
+      </w:r>
+    </w:p>
+    <w:p>
+      <w:pPr>
+        <w:pStyle w:val="Heading2"/>
+        <w:numPr>
+          <w:ilvl w:val="0"/>
+          <w:numId w:val="0"/>
+        </w:numPr>
+        <w:ind w:firstLine="360"/>
+      </w:pPr>
+      <w:r>
+        <w:lastRenderedPageBreak/>
+        <w:t>Design Limitations</w:t>
+      </w:r>
+    </w:p>
+    <w:p>
+      <w:pPr>
+        <w:pStyle w:val="Heading1"/>
+        <w:numPr>
+          <w:ilvl w:val="0"/>
+          <w:numId w:val="0"/>
+        </w:numPr>
+        <w:ind w:left="360" w:hanging="360"/>
+      </w:pPr>
+      <w:r>
+        <w:t>System Architecture</w:t>
+      </w:r>
+    </w:p>
+    <w:p>
+      <w:pPr>
+        <w:pStyle w:val="Heading2"/>
+        <w:numPr>
+          <w:ilvl w:val="0"/>
+          <w:numId w:val="0"/>
+        </w:numPr>
+        <w:ind w:left="720" w:hanging="360"/>
+      </w:pPr>
+      <w:r>
+        <w:t>Front End</w:t>
+      </w:r>
+    </w:p>
+    <w:p>
+      <w:pPr>
+        <w:pStyle w:val="Heading2"/>
+        <w:numPr>
+          <w:ilvl w:val="0"/>
+          <w:numId w:val="0"/>
+        </w:numPr>
+        <w:ind w:left="720" w:hanging="360"/>
+      </w:pPr>
+      <w:r>
+        <w:t>Back End</w:t>
+      </w:r>
+    </w:p>
+    <w:p>
+      <w:pPr>
+        <w:pStyle w:val="Heading2"/>
+        <w:numPr>
+          <w:ilvl w:val="0"/>
+          <w:numId w:val="0"/>
+        </w:numPr>
+        <w:ind w:left="720" w:hanging="360"/>
+      </w:pPr>
+      <w:r>
+        <w:t>Security</w:t>
+      </w:r>
+    </w:p>
+    <w:p>
+      <w:pPr>
+        <w:pStyle w:val="Heading1"/>
+        <w:numPr>
+          <w:ilvl w:val="0"/>
+          <w:numId w:val="0"/>
+        </w:numPr>
+        <w:ind w:left="360" w:hanging="360"/>
+      </w:pPr>
+      <w:r>
+        <w:t>Data Design</w:t>
+      </w:r>
+    </w:p>
+    <w:p>
+      <w:pPr>
+        <w:pStyle w:val="Heading2"/>
+        <w:numPr>
+          <w:ilvl w:val="0"/>
+          <w:numId w:val="0"/>
+        </w:numPr>
+        <w:ind w:left="720" w:hanging="360"/>
+      </w:pPr>
+      <w:r>
+        <w:t>Data Dictionary</w:t>
+      </w:r>
+    </w:p>
+    <w:p>
+      <w:pPr>
+        <w:pStyle w:val="Heading2"/>
+        <w:numPr>
+          <w:ilvl w:val="0"/>
+          <w:numId w:val="0"/>
+        </w:numPr>
+        <w:ind w:left="720" w:hanging="360"/>
+      </w:pPr>
+      <w:r>
+        <w:t>ERD Diagram</w:t>
+      </w:r>
+    </w:p>
+    <w:p>
+      <w:pPr>
+        <w:pStyle w:val="Heading2"/>
+        <w:numPr>
+          <w:ilvl w:val="0"/>
+          <w:numId w:val="0"/>
+        </w:numPr>
+        <w:ind w:left="720" w:hanging="360"/>
+      </w:pPr>
+      <w:r>
+        <w:t>Data Flow Diagram</w:t>
+      </w:r>
+    </w:p>
+    <w:p>
+      <w:pPr>
+        <w:pStyle w:val="Heading1"/>
+        <w:numPr>
+          <w:ilvl w:val="0"/>
+          <w:numId w:val="0"/>
+        </w:numPr>
+        <w:ind w:left="360" w:hanging="360"/>
+      </w:pPr>
+      <w:r>
+        <w:t>User Interface Design</w:t>
+      </w:r>
+    </w:p>
+    <w:p>
+      <w:pPr>
+        <w:pStyle w:val="Heading2"/>
+        <w:numPr>
+          <w:ilvl w:val="0"/>
+          <w:numId w:val="0"/>
+        </w:numPr>
+        <w:ind w:left="720" w:hanging="360"/>
+      </w:pPr>
+      <w:r>
+        <w:t>Wireframe</w:t>
+      </w:r>
+    </w:p>
+    <w:p>
+      <w:pPr>
+        <w:pStyle w:val="Heading2"/>
+        <w:numPr>
+          <w:ilvl w:val="0"/>
+          <w:numId w:val="0"/>
+        </w:numPr>
+        <w:ind w:left="720" w:hanging="360"/>
+      </w:pPr>
+      <w:r>
+        <w:t>Mood Board</w:t>
+      </w:r>
+    </w:p>
+    <w:p>
+      <w:pPr>
+        <w:pStyle w:val="Heading2"/>
+        <w:numPr>
+          <w:ilvl w:val="0"/>
+          <w:numId w:val="0"/>
+        </w:numPr>
+        <w:ind w:left="720" w:hanging="360"/>
+      </w:pPr>
+      <w:r>
+        <w:t>Style Tile</w:t>
+      </w:r>
+      <w:r>
+        <w:tab/>
+      </w:r>
+    </w:p>
+    <w:p>
+      <w:pPr>
+        <w:pStyle w:val="Heading2"/>
+        <w:numPr>
+          <w:ilvl w:val="0"/>
+          <w:numId w:val="0"/>
+        </w:numPr>
+        <w:ind w:left="720" w:hanging="360"/>
+      </w:pPr>
+      <w:r>
+        <w:t>Accessibility</w:t>
+      </w:r>
+    </w:p>
+    <w:p>
+      <w:pPr>
+        <w:pStyle w:val="Heading1"/>
+        <w:numPr>
+          <w:ilvl w:val="0"/>
+          <w:numId w:val="0"/>
+        </w:numPr>
+        <w:ind w:left="360" w:hanging="360"/>
+      </w:pPr>
+      <w:r>
+        <w:t>References</w:t>
+      </w:r>
+    </w:p>
+    <w:p/>
     <w:sectPr>
       <w:pgSz w:w="11906" w:h="16838"/>
       <w:pgMar w:top="1440" w:right="1440" w:bottom="1440" w:left="1440" w:header="720" w:footer="720" w:gutter="0"/>
@@ -13,12 +395,166 @@
 </w:document>
 </file>
 
+<file path=word/numbering.xml><?xml version="1.0" encoding="utf-8"?>
+<w:numbering xmlns:wpc="http://schemas.microsoft.com/office/word/2010/wordprocessingCanvas" xmlns:cx="http://schemas.microsoft.com/office/drawing/2014/chartex" xmlns:cx1="http://schemas.microsoft.com/office/drawing/2015/9/8/chartex" xmlns:cx2="http://schemas.microsoft.com/office/drawing/2015/10/21/chartex" xmlns:cx3="http://schemas.microsoft.com/office/drawing/2016/5/9/chartex" xmlns:cx4="http://schemas.microsoft.com/office/drawing/2016/5/10/chartex" xmlns:cx5="http://schemas.microsoft.com/office/drawing/2016/5/11/chartex" xmlns:cx6="http://schemas.microsoft.com/office/drawing/2016/5/12/chartex" xmlns:cx7="http://schemas.microsoft.com/office/drawing/2016/5/13/chartex" xmlns:cx8="http://schemas.microsoft.com/office/drawing/2016/5/14/chartex" xmlns:mc="http://schemas.openxmlformats.org/markup-compatibility/2006" xmlns:aink="http://schemas.microsoft.com/office/drawing/2016/ink" xmlns:am3d="http://schemas.microsoft.com/office/drawing/2017/model3d" xmlns:o="urn:schemas-microsoft-com:office:office" xmlns:oel="http://schemas.microsoft.com/office/2019/extlst" xmlns:r="http://schemas.openxmlformats.org/officeDocument/2006/relationships" xmlns:m="http://schemas.openxmlformats.org/officeDocument/2006/math" xmlns:v="urn:schemas-microsoft-com:vml" xmlns:wp14="http://schemas.microsoft.com/office/word/2010/wordprocessingDrawing" xmlns:wp="http://schemas.openxmlformats.org/drawingml/2006/wordprocessingDrawing" xmlns:w10="urn:schemas-microsoft-com:office:word" xmlns:w="http://schemas.openxmlformats.org/wordprocessingml/2006/main" xmlns:w14="http://schemas.microsoft.com/office/word/2010/wordml" xmlns:w15="http://schemas.microsoft.com/office/word/2012/wordml" xmlns:w16cex="http://schemas.microsoft.com/office/word/2018/wordml/cex" xmlns:w16cid="http://schemas.microsoft.com/office/word/2016/wordml/cid" xmlns:w16="http://schemas.microsoft.com/office/word/2018/wordml" xmlns:w16du="http://schemas.microsoft.com/office/word/2023/wordml/word16du" xmlns:w16sdtdh="http://schemas.microsoft.com/office/word/2020/wordml/sdtdatahash" xmlns:w16sdtfl="http://schemas.microsoft.com/office/word/2024/wordml/sdtformatlock" xmlns:w16se="http://schemas.microsoft.com/office/word/2015/wordml/symex" xmlns:wpg="http://schemas.microsoft.com/office/word/2010/wordprocessingGroup" xmlns:wpi="http://schemas.microsoft.com/office/word/2010/wordprocessingInk" xmlns:wne="http://schemas.microsoft.com/office/word/2006/wordml" xmlns:wps="http://schemas.microsoft.com/office/word/2010/wordprocessingShape" mc:Ignorable="w14 w15 w16se w16cid w16 w16cex w16sdtdh w16sdtfl w16du wp14">
+  <w:abstractNum w:abstractNumId="0" w15:restartNumberingAfterBreak="0">
+    <w:nsid w:val="305608C0"/>
+    <w:multiLevelType w:val="multilevel"/>
+    <w:tmpl w:val="ED8462D6"/>
+    <w:lvl w:ilvl="0">
+      <w:start w:val="1"/>
+      <w:numFmt w:val="none"/>
+      <w:pStyle w:val="Heading1"/>
+      <w:lvlText w:val="%1"/>
+      <w:lvlJc w:val="left"/>
+      <w:pPr>
+        <w:ind w:left="360" w:hanging="360"/>
+      </w:pPr>
+      <w:rPr>
+        <w:rFonts w:hint="default"/>
+      </w:rPr>
+    </w:lvl>
+    <w:lvl w:ilvl="1">
+      <w:start w:val="1"/>
+      <w:numFmt w:val="none"/>
+      <w:pStyle w:val="Heading2"/>
+      <w:lvlText w:val="%2"/>
+      <w:lvlJc w:val="left"/>
+      <w:pPr>
+        <w:ind w:left="720" w:hanging="360"/>
+      </w:pPr>
+      <w:rPr>
+        <w:rFonts w:hint="default"/>
+      </w:rPr>
+    </w:lvl>
+    <w:lvl w:ilvl="2">
+      <w:start w:val="1"/>
+      <w:numFmt w:val="none"/>
+      <w:pStyle w:val="Heading3"/>
+      <w:lvlText w:val=""/>
+      <w:lvlJc w:val="left"/>
+      <w:pPr>
+        <w:ind w:left="1080" w:hanging="360"/>
+      </w:pPr>
+      <w:rPr>
+        <w:rFonts w:hint="default"/>
+      </w:rPr>
+    </w:lvl>
+    <w:lvl w:ilvl="3">
+      <w:start w:val="1"/>
+      <w:numFmt w:val="decimal"/>
+      <w:lvlText w:val="(%4)"/>
+      <w:lvlJc w:val="left"/>
+      <w:pPr>
+        <w:ind w:left="1440" w:hanging="360"/>
+      </w:pPr>
+      <w:rPr>
+        <w:rFonts w:hint="default"/>
+      </w:rPr>
+    </w:lvl>
+    <w:lvl w:ilvl="4">
+      <w:start w:val="1"/>
+      <w:numFmt w:val="lowerLetter"/>
+      <w:lvlText w:val="(%5)"/>
+      <w:lvlJc w:val="left"/>
+      <w:pPr>
+        <w:ind w:left="1800" w:hanging="360"/>
+      </w:pPr>
+      <w:rPr>
+        <w:rFonts w:hint="default"/>
+      </w:rPr>
+    </w:lvl>
+    <w:lvl w:ilvl="5">
+      <w:start w:val="1"/>
+      <w:numFmt w:val="lowerRoman"/>
+      <w:lvlText w:val="(%6)"/>
+      <w:lvlJc w:val="left"/>
+      <w:pPr>
+        <w:ind w:left="2160" w:hanging="360"/>
+      </w:pPr>
+      <w:rPr>
+        <w:rFonts w:hint="default"/>
+      </w:rPr>
+    </w:lvl>
+    <w:lvl w:ilvl="6">
+      <w:start w:val="1"/>
+      <w:numFmt w:val="decimal"/>
+      <w:lvlText w:val="%7."/>
+      <w:lvlJc w:val="left"/>
+      <w:pPr>
+        <w:ind w:left="2520" w:hanging="360"/>
+      </w:pPr>
+      <w:rPr>
+        <w:rFonts w:hint="default"/>
+      </w:rPr>
+    </w:lvl>
+    <w:lvl w:ilvl="7">
+      <w:start w:val="1"/>
+      <w:numFmt w:val="lowerLetter"/>
+      <w:lvlText w:val="%8."/>
+      <w:lvlJc w:val="left"/>
+      <w:pPr>
+        <w:ind w:left="2880" w:hanging="360"/>
+      </w:pPr>
+      <w:rPr>
+        <w:rFonts w:hint="default"/>
+      </w:rPr>
+    </w:lvl>
+    <w:lvl w:ilvl="8">
+      <w:start w:val="1"/>
+      <w:numFmt w:val="lowerRoman"/>
+      <w:lvlText w:val="%9."/>
+      <w:lvlJc w:val="left"/>
+      <w:pPr>
+        <w:ind w:left="3240" w:hanging="360"/>
+      </w:pPr>
+      <w:rPr>
+        <w:rFonts w:hint="default"/>
+      </w:rPr>
+    </w:lvl>
+  </w:abstractNum>
+  <w:num w:numId="1" w16cid:durableId="218978244">
+    <w:abstractNumId w:val="0"/>
+  </w:num>
+  <w:num w:numId="2" w16cid:durableId="1993561623">
+    <w:abstractNumId w:val="0"/>
+    <w:lvlOverride w:ilvl="0">
+      <w:startOverride w:val="1"/>
+    </w:lvlOverride>
+    <w:lvlOverride w:ilvl="1">
+      <w:startOverride w:val="1"/>
+    </w:lvlOverride>
+    <w:lvlOverride w:ilvl="2">
+      <w:startOverride w:val="1"/>
+    </w:lvlOverride>
+    <w:lvlOverride w:ilvl="3">
+      <w:startOverride w:val="1"/>
+    </w:lvlOverride>
+    <w:lvlOverride w:ilvl="4">
+      <w:startOverride w:val="1"/>
+    </w:lvlOverride>
+    <w:lvlOverride w:ilvl="5">
+      <w:startOverride w:val="1"/>
+    </w:lvlOverride>
+    <w:lvlOverride w:ilvl="6">
+      <w:startOverride w:val="1"/>
+    </w:lvlOverride>
+    <w:lvlOverride w:ilvl="7">
+      <w:startOverride w:val="1"/>
+    </w:lvlOverride>
+    <w:lvlOverride w:ilvl="8">
+      <w:startOverride w:val="1"/>
+    </w:lvlOverride>
+  </w:num>
+</w:numbering>
+</file>
+
 <file path=word/styles.xml><?xml version="1.0" encoding="utf-8"?>
-<w:styles xmlns:wp14="http://schemas.microsoft.com/office/word/2010/wordprocessingDrawing" xmlns:mc="http://schemas.openxmlformats.org/markup-compatibility/2006" xmlns:r="http://schemas.openxmlformats.org/officeDocument/2006/relationships" xmlns:w="http://schemas.openxmlformats.org/wordprocessingml/2006/main" xmlns:w14="http://schemas.microsoft.com/office/word/2010/wordml" xmlns:w15="http://schemas.microsoft.com/office/word/2012/wordml" xmlns:w16se="http://schemas.microsoft.com/office/word/2015/wordml/symex" xmlns:w16cid="http://schemas.microsoft.com/office/word/2016/wordml/cid" xmlns:w16="http://schemas.microsoft.com/office/word/2018/wordml" xmlns:w16cex="http://schemas.microsoft.com/office/word/2018/wordml/cex" xmlns:w16sdtdh="http://schemas.microsoft.com/office/word/2020/wordml/sdtdatahash" xmlns:w16sdtfl="http://schemas.microsoft.com/office/word/2024/wordml/sdtformatlock" mc:Ignorable="w14 w15 wp14 w16se w16cid w16 w16cex w16sdtdh w16sdtfl">
+<w:styles xmlns:mc="http://schemas.openxmlformats.org/markup-compatibility/2006" xmlns:r="http://schemas.openxmlformats.org/officeDocument/2006/relationships" xmlns:w="http://schemas.openxmlformats.org/wordprocessingml/2006/main" xmlns:w14="http://schemas.microsoft.com/office/word/2010/wordml" xmlns:w15="http://schemas.microsoft.com/office/word/2012/wordml" xmlns:w16cex="http://schemas.microsoft.com/office/word/2018/wordml/cex" xmlns:w16cid="http://schemas.microsoft.com/office/word/2016/wordml/cid" xmlns:w16="http://schemas.microsoft.com/office/word/2018/wordml" xmlns:w16du="http://schemas.microsoft.com/office/word/2023/wordml/word16du" xmlns:w16sdtdh="http://schemas.microsoft.com/office/word/2020/wordml/sdtdatahash" xmlns:w16sdtfl="http://schemas.microsoft.com/office/word/2024/wordml/sdtformatlock" xmlns:w16se="http://schemas.microsoft.com/office/word/2015/wordml/symex" mc:Ignorable="w14 w15 w16se w16cid w16 w16cex w16sdtdh w16sdtfl w16du">
   <w:docDefaults>
     <w:rPrDefault>
       <w:rPr>
-        <w:rFonts w:asciiTheme="minorHAnsi" w:hAnsiTheme="minorHAnsi" w:eastAsiaTheme="minorEastAsia" w:cstheme="minorBidi"/>
+        <w:rFonts w:asciiTheme="minorHAnsi" w:eastAsiaTheme="minorEastAsia" w:hAnsiTheme="minorHAnsi" w:cstheme="minorBidi"/>
         <w:sz w:val="24"/>
         <w:szCs w:val="24"/>
         <w:lang w:val="en-GB" w:eastAsia="ja-JP" w:bidi="ar-SA"/>
@@ -30,17 +566,17 @@
       </w:pPr>
     </w:pPrDefault>
   </w:docDefaults>
-  <w:latentStyles w:defLockedState="0" w:defUIPriority="99" w:defSemiHidden="0" w:defUnhideWhenUsed="0" w:defQFormat="0" w:count="371">
+  <w:latentStyles w:defLockedState="0" w:defUIPriority="99" w:defSemiHidden="0" w:defUnhideWhenUsed="0" w:defQFormat="0" w:count="376">
     <w:lsdException w:name="Normal" w:uiPriority="0" w:qFormat="1"/>
     <w:lsdException w:name="heading 1" w:uiPriority="9" w:qFormat="1"/>
-    <w:lsdException w:name="heading 2" w:uiPriority="9" w:semiHidden="1" w:unhideWhenUsed="1" w:qFormat="1"/>
-    <w:lsdException w:name="heading 3" w:uiPriority="9" w:semiHidden="1" w:unhideWhenUsed="1" w:qFormat="1"/>
-    <w:lsdException w:name="heading 4" w:uiPriority="9" w:semiHidden="1" w:unhideWhenUsed="1" w:qFormat="1"/>
-    <w:lsdException w:name="heading 5" w:uiPriority="9" w:semiHidden="1" w:unhideWhenUsed="1" w:qFormat="1"/>
-    <w:lsdException w:name="heading 6" w:uiPriority="9" w:semiHidden="1" w:unhideWhenUsed="1" w:qFormat="1"/>
-    <w:lsdException w:name="heading 7" w:uiPriority="9" w:semiHidden="1" w:unhideWhenUsed="1" w:qFormat="1"/>
-    <w:lsdException w:name="heading 8" w:uiPriority="9" w:semiHidden="1" w:unhideWhenUsed="1" w:qFormat="1"/>
-    <w:lsdException w:name="heading 9" w:uiPriority="9" w:semiHidden="1" w:unhideWhenUsed="1" w:qFormat="1"/>
+    <w:lsdException w:name="heading 2" w:semiHidden="1" w:uiPriority="9" w:unhideWhenUsed="1" w:qFormat="1"/>
+    <w:lsdException w:name="heading 3" w:semiHidden="1" w:uiPriority="9" w:unhideWhenUsed="1" w:qFormat="1"/>
+    <w:lsdException w:name="heading 4" w:semiHidden="1" w:uiPriority="9" w:unhideWhenUsed="1" w:qFormat="1"/>
+    <w:lsdException w:name="heading 5" w:semiHidden="1" w:uiPriority="9" w:unhideWhenUsed="1" w:qFormat="1"/>
+    <w:lsdException w:name="heading 6" w:semiHidden="1" w:uiPriority="9" w:unhideWhenUsed="1" w:qFormat="1"/>
+    <w:lsdException w:name="heading 7" w:semiHidden="1" w:uiPriority="9" w:unhideWhenUsed="1" w:qFormat="1"/>
+    <w:lsdException w:name="heading 8" w:semiHidden="1" w:uiPriority="9" w:unhideWhenUsed="1" w:qFormat="1"/>
+    <w:lsdException w:name="heading 9" w:semiHidden="1" w:uiPriority="9" w:unhideWhenUsed="1" w:qFormat="1"/>
     <w:lsdException w:name="index 1" w:semiHidden="1" w:unhideWhenUsed="1"/>
     <w:lsdException w:name="index 2" w:semiHidden="1" w:unhideWhenUsed="1"/>
     <w:lsdException w:name="index 3" w:semiHidden="1" w:unhideWhenUsed="1"/>
@@ -50,22 +586,22 @@
     <w:lsdException w:name="index 7" w:semiHidden="1" w:unhideWhenUsed="1"/>
     <w:lsdException w:name="index 8" w:semiHidden="1" w:unhideWhenUsed="1"/>
     <w:lsdException w:name="index 9" w:semiHidden="1" w:unhideWhenUsed="1"/>
-    <w:lsdException w:name="toc 1" w:uiPriority="39" w:semiHidden="1" w:unhideWhenUsed="1"/>
-    <w:lsdException w:name="toc 2" w:uiPriority="39" w:semiHidden="1" w:unhideWhenUsed="1"/>
-    <w:lsdException w:name="toc 3" w:uiPriority="39" w:semiHidden="1" w:unhideWhenUsed="1"/>
-    <w:lsdException w:name="toc 4" w:uiPriority="39" w:semiHidden="1" w:unhideWhenUsed="1"/>
-    <w:lsdException w:name="toc 5" w:uiPriority="39" w:semiHidden="1" w:unhideWhenUsed="1"/>
-    <w:lsdException w:name="toc 6" w:uiPriority="39" w:semiHidden="1" w:unhideWhenUsed="1"/>
-    <w:lsdException w:name="toc 7" w:uiPriority="39" w:semiHidden="1" w:unhideWhenUsed="1"/>
-    <w:lsdException w:name="toc 8" w:uiPriority="39" w:semiHidden="1" w:unhideWhenUsed="1"/>
-    <w:lsdException w:name="toc 9" w:uiPriority="39" w:semiHidden="1" w:unhideWhenUsed="1"/>
+    <w:lsdException w:name="toc 1" w:semiHidden="1" w:uiPriority="39" w:unhideWhenUsed="1"/>
+    <w:lsdException w:name="toc 2" w:semiHidden="1" w:uiPriority="39" w:unhideWhenUsed="1"/>
+    <w:lsdException w:name="toc 3" w:semiHidden="1" w:uiPriority="39" w:unhideWhenUsed="1"/>
+    <w:lsdException w:name="toc 4" w:semiHidden="1" w:uiPriority="39" w:unhideWhenUsed="1"/>
+    <w:lsdException w:name="toc 5" w:semiHidden="1" w:uiPriority="39" w:unhideWhenUsed="1"/>
+    <w:lsdException w:name="toc 6" w:semiHidden="1" w:uiPriority="39" w:unhideWhenUsed="1"/>
+    <w:lsdException w:name="toc 7" w:semiHidden="1" w:uiPriority="39" w:unhideWhenUsed="1"/>
+    <w:lsdException w:name="toc 8" w:semiHidden="1" w:uiPriority="39" w:unhideWhenUsed="1"/>
+    <w:lsdException w:name="toc 9" w:semiHidden="1" w:uiPriority="39" w:unhideWhenUsed="1"/>
     <w:lsdException w:name="Normal Indent" w:semiHidden="1" w:unhideWhenUsed="1"/>
     <w:lsdException w:name="footnote text" w:semiHidden="1" w:unhideWhenUsed="1"/>
     <w:lsdException w:name="annotation text" w:semiHidden="1" w:unhideWhenUsed="1"/>
     <w:lsdException w:name="header" w:semiHidden="1" w:unhideWhenUsed="1"/>
     <w:lsdException w:name="footer" w:semiHidden="1" w:unhideWhenUsed="1"/>
     <w:lsdException w:name="index heading" w:semiHidden="1" w:unhideWhenUsed="1"/>
-    <w:lsdException w:name="caption" w:uiPriority="35" w:semiHidden="1" w:unhideWhenUsed="1" w:qFormat="1"/>
+    <w:lsdException w:name="caption" w:semiHidden="1" w:uiPriority="35" w:unhideWhenUsed="1" w:qFormat="1"/>
     <w:lsdException w:name="table of figures" w:semiHidden="1" w:unhideWhenUsed="1"/>
     <w:lsdException w:name="envelope address" w:semiHidden="1" w:unhideWhenUsed="1"/>
     <w:lsdException w:name="envelope return" w:semiHidden="1" w:unhideWhenUsed="1"/>
@@ -96,7 +632,7 @@
     <w:lsdException w:name="Title" w:uiPriority="10" w:qFormat="1"/>
     <w:lsdException w:name="Closing" w:semiHidden="1" w:unhideWhenUsed="1"/>
     <w:lsdException w:name="Signature" w:semiHidden="1" w:unhideWhenUsed="1"/>
-    <w:lsdException w:name="Default Paragraph Font" w:uiPriority="1" w:semiHidden="1" w:unhideWhenUsed="1"/>
+    <w:lsdException w:name="Default Paragraph Font" w:semiHidden="1" w:uiPriority="1" w:unhideWhenUsed="1"/>
     <w:lsdException w:name="Body Text" w:semiHidden="1" w:unhideWhenUsed="1"/>
     <w:lsdException w:name="Body Text Indent" w:semiHidden="1" w:unhideWhenUsed="1"/>
     <w:lsdException w:name="List Continue" w:semiHidden="1" w:unhideWhenUsed="1"/>
@@ -296,8 +832,8 @@
     <w:lsdException w:name="Subtle Reference" w:uiPriority="31" w:qFormat="1"/>
     <w:lsdException w:name="Intense Reference" w:uiPriority="32" w:qFormat="1"/>
     <w:lsdException w:name="Book Title" w:uiPriority="33" w:qFormat="1"/>
-    <w:lsdException w:name="Bibliography" w:uiPriority="37" w:semiHidden="1" w:unhideWhenUsed="1"/>
-    <w:lsdException w:name="TOC Heading" w:uiPriority="39" w:semiHidden="1" w:unhideWhenUsed="1" w:qFormat="1"/>
+    <w:lsdException w:name="Bibliography" w:semiHidden="1" w:uiPriority="37" w:unhideWhenUsed="1"/>
+    <w:lsdException w:name="TOC Heading" w:semiHidden="1" w:uiPriority="39" w:unhideWhenUsed="1" w:qFormat="1"/>
     <w:lsdException w:name="Plain Table 1" w:uiPriority="41"/>
     <w:lsdException w:name="Plain Table 2" w:uiPriority="42"/>
     <w:lsdException w:name="Plain Table 3" w:uiPriority="43"/>
@@ -402,18 +938,97 @@
     <w:lsdException w:name="List Table 5 Dark Accent 6" w:uiPriority="50"/>
     <w:lsdException w:name="List Table 6 Colorful Accent 6" w:uiPriority="51"/>
     <w:lsdException w:name="List Table 7 Colorful Accent 6" w:uiPriority="52"/>
+    <w:lsdException w:name="Mention" w:semiHidden="1" w:unhideWhenUsed="1"/>
+    <w:lsdException w:name="Smart Hyperlink" w:semiHidden="1" w:unhideWhenUsed="1"/>
+    <w:lsdException w:name="Hashtag" w:semiHidden="1" w:unhideWhenUsed="1"/>
+    <w:lsdException w:name="Unresolved Mention" w:semiHidden="1" w:unhideWhenUsed="1"/>
+    <w:lsdException w:name="Smart Link" w:semiHidden="1" w:unhideWhenUsed="1"/>
   </w:latentStyles>
-  <w:style w:type="paragraph" w:styleId="Normal" w:default="1">
+  <w:style w:type="paragraph" w:default="1" w:styleId="Normal">
     <w:name w:val="Normal"/>
     <w:qFormat/>
   </w:style>
-  <w:style w:type="character" w:styleId="DefaultParagraphFont" w:default="1">
+  <w:style w:type="paragraph" w:styleId="Heading1">
+    <w:name w:val="heading 1"/>
+    <w:basedOn w:val="Normal"/>
+    <w:next w:val="Normal"/>
+    <w:link w:val="Heading1Char"/>
+    <w:uiPriority w:val="9"/>
+    <w:qFormat/>
+    <w:rsid w:val="003C7D10"/>
+    <w:pPr>
+      <w:keepNext/>
+      <w:keepLines/>
+      <w:numPr>
+        <w:numId w:val="1"/>
+      </w:numPr>
+      <w:spacing w:before="240" w:after="0"/>
+      <w:outlineLvl w:val="0"/>
+    </w:pPr>
+    <w:rPr>
+      <w:rFonts w:asciiTheme="majorHAnsi" w:eastAsiaTheme="majorEastAsia" w:hAnsiTheme="majorHAnsi" w:cstheme="majorBidi"/>
+      <w:color w:val="0F4761" w:themeColor="accent1" w:themeShade="BF"/>
+      <w:sz w:val="32"/>
+      <w:szCs w:val="32"/>
+    </w:rPr>
+  </w:style>
+  <w:style w:type="paragraph" w:styleId="Heading2">
+    <w:name w:val="heading 2"/>
+    <w:basedOn w:val="Normal"/>
+    <w:next w:val="Normal"/>
+    <w:link w:val="Heading2Char"/>
+    <w:uiPriority w:val="9"/>
+    <w:unhideWhenUsed/>
+    <w:qFormat/>
+    <w:rsid w:val="003C7D10"/>
+    <w:pPr>
+      <w:keepNext/>
+      <w:keepLines/>
+      <w:numPr>
+        <w:ilvl w:val="1"/>
+        <w:numId w:val="1"/>
+      </w:numPr>
+      <w:spacing w:before="40" w:after="0"/>
+      <w:outlineLvl w:val="1"/>
+    </w:pPr>
+    <w:rPr>
+      <w:rFonts w:asciiTheme="majorHAnsi" w:eastAsiaTheme="majorEastAsia" w:hAnsiTheme="majorHAnsi" w:cstheme="majorBidi"/>
+      <w:color w:val="0F4761" w:themeColor="accent1" w:themeShade="BF"/>
+      <w:sz w:val="26"/>
+      <w:szCs w:val="26"/>
+    </w:rPr>
+  </w:style>
+  <w:style w:type="paragraph" w:styleId="Heading3">
+    <w:name w:val="heading 3"/>
+    <w:basedOn w:val="Normal"/>
+    <w:next w:val="Normal"/>
+    <w:link w:val="Heading3Char"/>
+    <w:uiPriority w:val="9"/>
+    <w:unhideWhenUsed/>
+    <w:qFormat/>
+    <w:rsid w:val="003C7D10"/>
+    <w:pPr>
+      <w:keepNext/>
+      <w:keepLines/>
+      <w:numPr>
+        <w:ilvl w:val="2"/>
+        <w:numId w:val="1"/>
+      </w:numPr>
+      <w:spacing w:before="40" w:after="0"/>
+      <w:outlineLvl w:val="2"/>
+    </w:pPr>
+    <w:rPr>
+      <w:rFonts w:asciiTheme="majorHAnsi" w:eastAsiaTheme="majorEastAsia" w:hAnsiTheme="majorHAnsi" w:cstheme="majorBidi"/>
+      <w:color w:val="0A2F40" w:themeColor="accent1" w:themeShade="7F"/>
+    </w:rPr>
+  </w:style>
+  <w:style w:type="character" w:default="1" w:styleId="DefaultParagraphFont">
     <w:name w:val="Default Paragraph Font"/>
     <w:uiPriority w:val="1"/>
     <w:semiHidden/>
     <w:unhideWhenUsed/>
   </w:style>
-  <w:style w:type="table" w:styleId="TableNormal" w:default="1">
+  <w:style w:type="table" w:default="1" w:styleId="TableNormal">
     <w:name w:val="Normal Table"/>
     <w:uiPriority w:val="99"/>
     <w:semiHidden/>
@@ -428,17 +1043,54 @@
       </w:tblCellMar>
     </w:tblPr>
   </w:style>
-  <w:style w:type="numbering" w:styleId="NoList" w:default="1">
+  <w:style w:type="numbering" w:default="1" w:styleId="NoList">
     <w:name w:val="No List"/>
     <w:uiPriority w:val="99"/>
     <w:semiHidden/>
     <w:unhideWhenUsed/>
   </w:style>
+  <w:style w:type="character" w:customStyle="1" w:styleId="Heading1Char">
+    <w:name w:val="Heading 1 Char"/>
+    <w:basedOn w:val="DefaultParagraphFont"/>
+    <w:link w:val="Heading1"/>
+    <w:uiPriority w:val="9"/>
+    <w:rsid w:val="003C7D10"/>
+    <w:rPr>
+      <w:rFonts w:asciiTheme="majorHAnsi" w:eastAsiaTheme="majorEastAsia" w:hAnsiTheme="majorHAnsi" w:cstheme="majorBidi"/>
+      <w:color w:val="0F4761" w:themeColor="accent1" w:themeShade="BF"/>
+      <w:sz w:val="32"/>
+      <w:szCs w:val="32"/>
+    </w:rPr>
+  </w:style>
+  <w:style w:type="character" w:customStyle="1" w:styleId="Heading2Char">
+    <w:name w:val="Heading 2 Char"/>
+    <w:basedOn w:val="DefaultParagraphFont"/>
+    <w:link w:val="Heading2"/>
+    <w:uiPriority w:val="9"/>
+    <w:rsid w:val="003C7D10"/>
+    <w:rPr>
+      <w:rFonts w:asciiTheme="majorHAnsi" w:eastAsiaTheme="majorEastAsia" w:hAnsiTheme="majorHAnsi" w:cstheme="majorBidi"/>
+      <w:color w:val="0F4761" w:themeColor="accent1" w:themeShade="BF"/>
+      <w:sz w:val="26"/>
+      <w:szCs w:val="26"/>
+    </w:rPr>
+  </w:style>
+  <w:style w:type="character" w:customStyle="1" w:styleId="Heading3Char">
+    <w:name w:val="Heading 3 Char"/>
+    <w:basedOn w:val="DefaultParagraphFont"/>
+    <w:link w:val="Heading3"/>
+    <w:uiPriority w:val="9"/>
+    <w:rsid w:val="003C7D10"/>
+    <w:rPr>
+      <w:rFonts w:asciiTheme="majorHAnsi" w:eastAsiaTheme="majorEastAsia" w:hAnsiTheme="majorHAnsi" w:cstheme="majorBidi"/>
+      <w:color w:val="0A2F40" w:themeColor="accent1" w:themeShade="7F"/>
+    </w:rPr>
+  </w:style>
 </w:styles>
 </file>
 
 <file path=word/theme/theme1.xml><?xml version="1.0" encoding="utf-8"?>
-<a:theme xmlns:thm15="http://schemas.microsoft.com/office/thememl/2012/main" xmlns:a="http://schemas.openxmlformats.org/drawingml/2006/main" name="Office Theme">
+<a:theme xmlns:a="http://schemas.openxmlformats.org/drawingml/2006/main" name="Office Theme">
   <a:themeElements>
     <a:clrScheme name="Office">
       <a:dk1>

--- a/Documentation/Design.docx
+++ b/Documentation/Design.docx
@@ -114,51 +114,143 @@
     </w:p>
     <w:p>
       <w:r>
-        <w:t xml:space="preserve">For this airline management system there are different programming languages being used. The front-end languages being used include HTML, CSS and JavaScript. The </w:t>
-      </w:r>
-      <w:r>
-        <w:t>back end</w:t>
-      </w:r>
-      <w:r>
-        <w:t xml:space="preserve"> include python</w:t>
-      </w:r>
-      <w:r>
-        <w:t xml:space="preserve"> using the Django framework</w:t>
-      </w:r>
-      <w:r>
-        <w:t xml:space="preserve"> and M</w:t>
-      </w:r>
-      <w:r>
-        <w:t>y</w:t>
-      </w:r>
-      <w:r>
-        <w:t>SQL using Clever Cloud database platform</w:t>
-      </w:r>
-      <w:r>
-        <w:t>. The HTML code structures the website and the CSS is used for the styling. JavaScript is used to handle certain forms, buttons and how some pages are viewed.</w:t>
-      </w:r>
-    </w:p>
-    <w:p>
-      <w:r>
-        <w:t xml:space="preserve">Django </w:t>
-      </w:r>
-      <w:r>
-        <w:t>(using python) is used to handle the link between front-end and the database</w:t>
-      </w:r>
-      <w:r>
-        <w:t xml:space="preserve">, </w:t>
-      </w:r>
-      <w:r>
-        <w:t>reading and writing</w:t>
-      </w:r>
-      <w:r>
-        <w:t xml:space="preserve"> to</w:t>
+        <w:t>There are three major system components, these being the web client, Django and the database.</w:t>
+      </w:r>
+      <w:r>
+        <w:t xml:space="preserve"> The web client provides the user interface, meaning users can interact with the system as designed and is responsible for displaying flights for the users to book. Collecting the user </w:t>
+      </w:r>
+      <w:r>
+        <w:t>inputs,</w:t>
+      </w:r>
+      <w:r>
+        <w:t xml:space="preserve"> it sends the requests to the Django application.</w:t>
+      </w:r>
+      <w:r>
+        <w:t xml:space="preserve"> Django is then responsible for handling the backend data processing.  </w:t>
+      </w:r>
+      <w:r>
+        <w:t xml:space="preserve">The database held in CleverCloud stores all persistent data, such </w:t>
+      </w:r>
+      <w:r>
+        <w:t>a</w:t>
+      </w:r>
+      <w:r>
+        <w:t xml:space="preserve">s the </w:t>
+      </w:r>
+      <w:r>
+        <w:t>users’</w:t>
+      </w:r>
+      <w:r>
+        <w:t xml:space="preserve"> bookings and the flights available to book, which also enforces data integrity using keys and constraints. </w:t>
+      </w:r>
+    </w:p>
+    <w:p/>
+    <w:p>
+      <w:pPr>
+        <w:pStyle w:val="Heading2"/>
+        <w:numPr>
+          <w:ilvl w:val="0"/>
+          <w:numId w:val="0"/>
+        </w:numPr>
+        <w:ind w:left="720" w:hanging="360"/>
+      </w:pPr>
+      <w:r>
+        <w:t>Architectural Strategies</w:t>
+      </w:r>
+    </w:p>
+    <w:p>
+      <w:r>
+        <w:t xml:space="preserve">The AirDBUK application uses a layered architecture, organising the system into distinct layers. Each layer of the system has a specific responsibility and communicates with the </w:t>
+      </w:r>
+      <w:r>
+        <w:t>other</w:t>
+      </w:r>
+      <w:r>
+        <w:t xml:space="preserve"> layers</w:t>
+      </w:r>
+      <w:r>
+        <w:t xml:space="preserve">. </w:t>
+      </w:r>
+    </w:p>
+    <w:p>
+      <w:r>
+        <w:t>Django used an MVT (Models-Views-Templates) architecture where models control data management; views control business logic and template which controls the user interface or the HTML.</w:t>
+      </w:r>
+    </w:p>
+    <w:p>
+      <w:r>
+        <w:t xml:space="preserve">This architecture works well for me, allowing myself to work on one specific layer without causing too many issues to the other layers. </w:t>
+      </w:r>
+    </w:p>
+    <w:p>
+      <w:pPr>
+        <w:pStyle w:val="Heading1"/>
+        <w:numPr>
+          <w:ilvl w:val="0"/>
+          <w:numId w:val="0"/>
+        </w:numPr>
+        <w:ind w:left="360" w:hanging="360"/>
+      </w:pPr>
+      <w:r>
+        <w:t>System Architecture</w:t>
+      </w:r>
+    </w:p>
+    <w:p/>
+    <w:p>
+      <w:pPr>
+        <w:pStyle w:val="Heading2"/>
+        <w:numPr>
+          <w:ilvl w:val="0"/>
+          <w:numId w:val="0"/>
+        </w:numPr>
+        <w:ind w:left="720" w:hanging="360"/>
+      </w:pPr>
+      <w:r>
+        <w:t>Front End</w:t>
+      </w:r>
+    </w:p>
+    <w:p>
+      <w:r>
+        <w:t xml:space="preserve">With HTML providing the main structure for AirDBUK, the basic HTML semantics get implemented. </w:t>
+      </w:r>
+      <w:r>
+        <w:t xml:space="preserve">It is used to create the “template” files or the “template/authenticate” for the users. CSS and bootstrap are used within the “static” file to create the layout, </w:t>
+      </w:r>
+      <w:r>
+        <w:lastRenderedPageBreak/>
+        <w:t xml:space="preserve">aesthetic and </w:t>
+      </w:r>
+      <w:r>
+        <w:t xml:space="preserve">overall </w:t>
+      </w:r>
+      <w:r>
+        <w:t>design of the user interface.</w:t>
+      </w:r>
+      <w:r>
+        <w:t xml:space="preserve"> This includes the colour, font families, size of elements, spacing and transitions.</w:t>
       </w:r>
       <w:r>
         <w:t xml:space="preserve"> </w:t>
       </w:r>
       <w:r>
-        <w:t>Clever Cloud, which is used to host the database using the MySQL database type.</w:t>
+        <w:t xml:space="preserve">JavaScript is </w:t>
+      </w:r>
+      <w:r>
+        <w:t xml:space="preserve">also </w:t>
+      </w:r>
+      <w:r>
+        <w:t>used to handle certain forms, buttons and how some pages are viewed.</w:t>
+      </w:r>
+    </w:p>
+    <w:p>
+      <w:r>
+        <w:t xml:space="preserve">Bootstraps framework has made this design of this application a lot easier, however it is not fully bootstrap. There is an equal balance between the custom </w:t>
+      </w:r>
+      <w:r>
+        <w:t>CSS</w:t>
+      </w:r>
+      <w:r>
+        <w:t xml:space="preserve"> and bootstrap, as unfortunately bootstrap can be a bit limited. </w:t>
       </w:r>
     </w:p>
     <w:p>
@@ -171,71 +263,31 @@
         <w:ind w:left="720" w:hanging="360"/>
       </w:pPr>
       <w:r>
-        <w:t>Architectural Strategies</w:t>
-      </w:r>
-    </w:p>
-    <w:p>
-      <w:r>
-        <w:t xml:space="preserve">The AirDBUK application uses a layered architecture, organising the system into distinct layers. Each layer of the system has a specific responsibility and communicates with the </w:t>
-      </w:r>
-      <w:r>
-        <w:t>other</w:t>
-      </w:r>
-      <w:r>
-        <w:t xml:space="preserve"> layers. </w:t>
-      </w:r>
-    </w:p>
-    <w:p>
-      <w:pPr>
-        <w:pStyle w:val="Heading2"/>
-        <w:numPr>
-          <w:ilvl w:val="0"/>
-          <w:numId w:val="0"/>
-        </w:numPr>
-        <w:ind w:firstLine="360"/>
-      </w:pPr>
-      <w:r>
-        <w:lastRenderedPageBreak/>
-        <w:t>Design Limitations</w:t>
-      </w:r>
-    </w:p>
-    <w:p>
-      <w:pPr>
-        <w:pStyle w:val="Heading1"/>
-        <w:numPr>
-          <w:ilvl w:val="0"/>
-          <w:numId w:val="0"/>
-        </w:numPr>
-        <w:ind w:left="360" w:hanging="360"/>
-      </w:pPr>
-      <w:r>
-        <w:t>System Architecture</w:t>
-      </w:r>
-    </w:p>
-    <w:p>
-      <w:pPr>
-        <w:pStyle w:val="Heading2"/>
-        <w:numPr>
-          <w:ilvl w:val="0"/>
-          <w:numId w:val="0"/>
-        </w:numPr>
-        <w:ind w:left="720" w:hanging="360"/>
-      </w:pPr>
-      <w:r>
-        <w:t>Front End</w:t>
-      </w:r>
-    </w:p>
-    <w:p>
-      <w:pPr>
-        <w:pStyle w:val="Heading2"/>
-        <w:numPr>
-          <w:ilvl w:val="0"/>
-          <w:numId w:val="0"/>
-        </w:numPr>
-        <w:ind w:left="720" w:hanging="360"/>
-      </w:pPr>
-      <w:r>
         <w:t>Back End</w:t>
+      </w:r>
+    </w:p>
+    <w:p>
+      <w:r>
+        <w:t>The back end include python using the Django framework and MySQL using CleverCloud database platform.</w:t>
+      </w:r>
+    </w:p>
+    <w:p>
+      <w:r>
+        <w:t xml:space="preserve">Django (using python) is used to handle the link between front-end and the database, reading and writing to CleverCloud, which is used to host the database using the MySQL database type. Django routes incoming requests and performs all CRUD operations for the users, booking new flights and updating/deleting existing ones. </w:t>
+      </w:r>
+      <w:r>
+        <w:t>Django becomes a useful system because of its all-in-one setup</w:t>
+      </w:r>
+      <w:r>
+        <w:t xml:space="preserve"> and because it uses the MVT architecture it follows the separation of concerns design principle making the system much easier to develop.</w:t>
+      </w:r>
+    </w:p>
+    <w:p>
+      <w:r>
+        <w:t>The database is hosted on CleverCloud</w:t>
+      </w:r>
+      <w:r>
+        <w:t xml:space="preserve"> and uses the normal MySQL queries and commands to perform the basic CRUD operations.</w:t>
       </w:r>
     </w:p>
     <w:p>

--- a/Documentation/Design.docx
+++ b/Documentation/Design.docx
@@ -33,407 +33,4410 @@
     <w:p>
       <w:pPr>
         <w:pStyle w:val="Heading1"/>
+      </w:pPr>
+      <w:r>
+        <w:lastRenderedPageBreak/>
+        <w:t>Introduction</w:t>
+      </w:r>
+    </w:p>
+    <w:p>
+      <w:pPr>
+        <w:pStyle w:val="Heading2"/>
+      </w:pPr>
+      <w:r>
+        <w:t>Purpose</w:t>
+      </w:r>
+    </w:p>
+    <w:p>
+      <w:r>
+        <w:t xml:space="preserve">The purpose of the design document is to discuss the </w:t>
+      </w:r>
+      <w:r>
+        <w:t xml:space="preserve">structure of the AirDBUK site. It will look at both the front and back-end technologies with the frameworks, along with any user interface visual designs. </w:t>
+      </w:r>
+      <w:r>
+        <w:t xml:space="preserve">It will explain how the system will be built to meet the requirements outlined in the requirements specification. </w:t>
+      </w:r>
+    </w:p>
+    <w:p>
+      <w:pPr>
+        <w:pStyle w:val="Heading2"/>
+      </w:pPr>
+      <w:r>
+        <w:t>Target Audience</w:t>
+      </w:r>
+    </w:p>
+    <w:p>
+      <w:r>
+        <w:t xml:space="preserve">The attended audience for the AirDBUK site </w:t>
+      </w:r>
+      <w:r>
+        <w:t>is</w:t>
+      </w:r>
+      <w:r>
+        <w:t xml:space="preserve"> any users who would be looking to travel across the UK, and any admins behind the design of the site or set up to manage the system.</w:t>
+      </w:r>
+    </w:p>
+    <w:p>
+      <w:pPr>
+        <w:pStyle w:val="Heading1"/>
+      </w:pPr>
+      <w:r>
+        <w:t>System Overview</w:t>
+      </w:r>
+    </w:p>
+    <w:p>
+      <w:pPr>
+        <w:pStyle w:val="Heading2"/>
+      </w:pPr>
+      <w:r>
+        <w:t>General Overview</w:t>
+      </w:r>
+    </w:p>
+    <w:p>
+      <w:r>
+        <w:t>There are three major system components, these being the web client, Django and the database.</w:t>
+      </w:r>
+      <w:r>
+        <w:t xml:space="preserve"> The web client provides the user interface, meaning users can interact with the system as designed and is responsible for displaying flights for the users to book. Collecting the user </w:t>
+      </w:r>
+      <w:r>
+        <w:t>inputs,</w:t>
+      </w:r>
+      <w:r>
+        <w:t xml:space="preserve"> it sends the requests to the Django application.</w:t>
+      </w:r>
+      <w:r>
+        <w:t xml:space="preserve"> Django is then responsible for handling the backend data processing.  </w:t>
+      </w:r>
+      <w:r>
+        <w:t xml:space="preserve">The database held in CleverCloud stores all persistent data, such </w:t>
+      </w:r>
+      <w:r>
+        <w:t>a</w:t>
+      </w:r>
+      <w:r>
+        <w:t xml:space="preserve">s the </w:t>
+      </w:r>
+      <w:r>
+        <w:t>users’</w:t>
+      </w:r>
+      <w:r>
+        <w:t xml:space="preserve"> bookings and the flights available to book, which also enforces data integrity using keys and constraints. </w:t>
+      </w:r>
+    </w:p>
+    <w:p/>
+    <w:p>
+      <w:pPr>
+        <w:pStyle w:val="Heading2"/>
+      </w:pPr>
+      <w:r>
+        <w:t>Architectural Strategies</w:t>
+      </w:r>
+    </w:p>
+    <w:p>
+      <w:r>
+        <w:t xml:space="preserve">The AirDBUK application uses a layered architecture, organising the system into distinct layers. Each layer of the system has a specific responsibility and communicates with the </w:t>
+      </w:r>
+      <w:r>
+        <w:t>other</w:t>
+      </w:r>
+      <w:r>
+        <w:t xml:space="preserve"> layers</w:t>
+      </w:r>
+      <w:r>
+        <w:t xml:space="preserve">. </w:t>
+      </w:r>
+    </w:p>
+    <w:p>
+      <w:r>
+        <w:t>Django used an MVT (Models-Views-Templates) architecture where models control data management; views control business logic and template which controls the user interface or the HTML.</w:t>
+      </w:r>
+    </w:p>
+    <w:p>
+      <w:r>
+        <w:t xml:space="preserve">This architecture works well for me, allowing myself to work on one specific layer without causing too many issues to the other layers. </w:t>
+      </w:r>
+    </w:p>
+    <w:p>
+      <w:pPr>
+        <w:pStyle w:val="Heading1"/>
+      </w:pPr>
+      <w:r>
+        <w:t>System Architecture</w:t>
+      </w:r>
+    </w:p>
+    <w:p/>
+    <w:p>
+      <w:pPr>
+        <w:pStyle w:val="Heading2"/>
+      </w:pPr>
+      <w:r>
+        <w:t>Front End</w:t>
+      </w:r>
+    </w:p>
+    <w:p>
+      <w:r>
+        <w:t xml:space="preserve">With HTML providing the main structure for AirDBUK, the basic HTML semantics get implemented. </w:t>
+      </w:r>
+      <w:r>
+        <w:t xml:space="preserve">It is used to create the “template” files or the “template/authenticate” for the users. CSS and bootstrap are used within the “static” file to create the layout, </w:t>
+      </w:r>
+      <w:r>
+        <w:lastRenderedPageBreak/>
+        <w:t xml:space="preserve">aesthetic and </w:t>
+      </w:r>
+      <w:r>
+        <w:t xml:space="preserve">overall </w:t>
+      </w:r>
+      <w:r>
+        <w:t>design of the user interface.</w:t>
+      </w:r>
+      <w:r>
+        <w:t xml:space="preserve"> This includes the colour, font families, size of elements, spacing and transitions.</w:t>
+      </w:r>
+      <w:r>
+        <w:t xml:space="preserve"> </w:t>
+      </w:r>
+      <w:r>
+        <w:t>JavaScript is also used to handle certain forms, buttons and how some pages are viewed.</w:t>
+      </w:r>
+    </w:p>
+    <w:p>
+      <w:r>
+        <w:t xml:space="preserve">Bootstraps framework has made this design of this application a lot easier, however it is not fully bootstrap. There is an equal balance between the custom </w:t>
+      </w:r>
+      <w:r>
+        <w:t>CSS</w:t>
+      </w:r>
+      <w:r>
+        <w:t xml:space="preserve"> and bootstrap, as unfortunately bootstrap can be a bit limited. </w:t>
+      </w:r>
+    </w:p>
+    <w:p>
+      <w:pPr>
+        <w:pStyle w:val="Heading2"/>
+      </w:pPr>
+      <w:r>
+        <w:t>Back End</w:t>
+      </w:r>
+    </w:p>
+    <w:p>
+      <w:r>
+        <w:t>The back end include python using the Django framework and MySQL using CleverCloud database platform.</w:t>
+      </w:r>
+    </w:p>
+    <w:p>
+      <w:r>
+        <w:t xml:space="preserve">Django (using python) is used to handle the link between front-end and the database, reading and writing to CleverCloud, which is used to host the database using the MySQL database type. Django routes incoming requests and performs all CRUD operations for the users, booking new flights and updating/deleting existing ones. </w:t>
+      </w:r>
+      <w:r>
+        <w:t>Django becomes a useful system because of its all-in-one setup</w:t>
+      </w:r>
+      <w:r>
+        <w:t xml:space="preserve"> and because it uses the MVT architecture it follows the separation of concerns design principle making the system much easier to develop.</w:t>
+      </w:r>
+    </w:p>
+    <w:p>
+      <w:r>
+        <w:t>The database is hosted on CleverCloud</w:t>
+      </w:r>
+      <w:r>
+        <w:t xml:space="preserve"> and uses the normal MySQL queries and commands to perform the basic CRUD operations.</w:t>
+      </w:r>
+      <w:r>
+        <w:t xml:space="preserve"> The SQL statements that are used include:</w:t>
+      </w:r>
+    </w:p>
+    <w:p>
+      <w:pPr>
+        <w:pStyle w:val="ListParagraph"/>
         <w:numPr>
           <w:ilvl w:val="0"/>
-          <w:numId w:val="0"/>
+          <w:numId w:val="3"/>
         </w:numPr>
-        <w:ind w:left="360" w:hanging="360"/>
-      </w:pPr>
-      <w:r>
-        <w:lastRenderedPageBreak/>
-        <w:t>Introduction</w:t>
-      </w:r>
-    </w:p>
-    <w:p>
-      <w:pPr>
-        <w:pStyle w:val="Heading2"/>
+      </w:pPr>
+      <w:r>
+        <w:t>SELECT (filtering flights, airports)</w:t>
+      </w:r>
+    </w:p>
+    <w:p>
+      <w:pPr>
+        <w:pStyle w:val="ListParagraph"/>
         <w:numPr>
           <w:ilvl w:val="0"/>
-          <w:numId w:val="0"/>
+          <w:numId w:val="3"/>
         </w:numPr>
-        <w:ind w:left="720" w:hanging="360"/>
-      </w:pPr>
-      <w:r>
-        <w:t>Purpose</w:t>
-      </w:r>
-    </w:p>
-    <w:p>
-      <w:r>
-        <w:t xml:space="preserve">The purpose of the design document is to discuss the </w:t>
-      </w:r>
-      <w:r>
-        <w:t xml:space="preserve">structure of the AirDBUK site. It will look at both the front and back-end technologies with the frameworks, along with any user interface visual designs. </w:t>
-      </w:r>
-      <w:r>
-        <w:t xml:space="preserve">It will explain how the system will be built to meet the requirements outlined in the requirements specification. </w:t>
-      </w:r>
-    </w:p>
-    <w:p>
-      <w:pPr>
-        <w:pStyle w:val="Heading2"/>
+      </w:pPr>
+      <w:r>
+        <w:t>GET (get_object_or_404 for flights)</w:t>
+      </w:r>
+    </w:p>
+    <w:p>
+      <w:pPr>
+        <w:pStyle w:val="ListParagraph"/>
         <w:numPr>
           <w:ilvl w:val="0"/>
-          <w:numId w:val="0"/>
+          <w:numId w:val="3"/>
         </w:numPr>
-        <w:ind w:left="720" w:hanging="360"/>
-      </w:pPr>
-      <w:r>
-        <w:t>Target Audience</w:t>
-      </w:r>
-    </w:p>
-    <w:p>
-      <w:r>
-        <w:t>The attended audience for the AirDBUK site are any users who would be looking to travel across the UK, and any admins behind the design of the site or set up to manage the system.</w:t>
-      </w:r>
-    </w:p>
-    <w:p>
-      <w:pPr>
-        <w:pStyle w:val="Heading1"/>
+      </w:pPr>
+      <w:r>
+        <w:t>INSERT (booking, passenger, booking_passenger)</w:t>
+      </w:r>
+    </w:p>
+    <w:p>
+      <w:pPr>
+        <w:pStyle w:val="ListParagraph"/>
         <w:numPr>
           <w:ilvl w:val="0"/>
-          <w:numId w:val="0"/>
+          <w:numId w:val="3"/>
         </w:numPr>
-        <w:ind w:left="360" w:hanging="360"/>
-      </w:pPr>
-      <w:r>
-        <w:t>System Overview</w:t>
-      </w:r>
-    </w:p>
-    <w:p>
-      <w:pPr>
-        <w:pStyle w:val="Heading2"/>
+      </w:pPr>
+      <w:r>
+        <w:t>DISTINCT (available dates for the calendar)</w:t>
+      </w:r>
+    </w:p>
+    <w:p>
+      <w:pPr>
+        <w:pStyle w:val="ListParagraph"/>
         <w:numPr>
           <w:ilvl w:val="0"/>
-          <w:numId w:val="0"/>
+          <w:numId w:val="3"/>
         </w:numPr>
-        <w:ind w:left="720" w:hanging="360"/>
-      </w:pPr>
-      <w:r>
-        <w:t>General Overview</w:t>
-      </w:r>
-    </w:p>
-    <w:p>
-      <w:r>
-        <w:t>There are three major system components, these being the web client, Django and the database.</w:t>
-      </w:r>
-      <w:r>
-        <w:t xml:space="preserve"> The web client provides the user interface, meaning users can interact with the system as designed and is responsible for displaying flights for the users to book. Collecting the user </w:t>
-      </w:r>
-      <w:r>
-        <w:t>inputs,</w:t>
-      </w:r>
-      <w:r>
-        <w:t xml:space="preserve"> it sends the requests to the Django application.</w:t>
-      </w:r>
-      <w:r>
-        <w:t xml:space="preserve"> Django is then responsible for handling the backend data processing.  </w:t>
-      </w:r>
-      <w:r>
-        <w:t xml:space="preserve">The database held in CleverCloud stores all persistent data, such </w:t>
-      </w:r>
-      <w:r>
-        <w:t>a</w:t>
-      </w:r>
-      <w:r>
-        <w:t xml:space="preserve">s the </w:t>
-      </w:r>
-      <w:r>
-        <w:t>users’</w:t>
-      </w:r>
-      <w:r>
-        <w:t xml:space="preserve"> bookings and the flights available to book, which also enforces data integrity using keys and constraints. </w:t>
-      </w:r>
-    </w:p>
-    <w:p/>
-    <w:p>
-      <w:pPr>
-        <w:pStyle w:val="Heading2"/>
+      </w:pPr>
+      <w:r>
+        <w:t>AUTHENTICATE (login / register)</w:t>
+      </w:r>
+    </w:p>
+    <w:p>
+      <w:pPr>
+        <w:pStyle w:val="ListParagraph"/>
         <w:numPr>
           <w:ilvl w:val="0"/>
-          <w:numId w:val="0"/>
+          <w:numId w:val="3"/>
         </w:numPr>
-        <w:ind w:left="720" w:hanging="360"/>
-      </w:pPr>
-      <w:r>
-        <w:t>Architectural Strategies</w:t>
-      </w:r>
-    </w:p>
-    <w:p>
-      <w:r>
-        <w:t xml:space="preserve">The AirDBUK application uses a layered architecture, organising the system into distinct layers. Each layer of the system has a specific responsibility and communicates with the </w:t>
-      </w:r>
-      <w:r>
-        <w:t>other</w:t>
-      </w:r>
-      <w:r>
-        <w:t xml:space="preserve"> layers</w:t>
-      </w:r>
-      <w:r>
-        <w:t xml:space="preserve">. </w:t>
-      </w:r>
-    </w:p>
-    <w:p>
-      <w:r>
-        <w:t>Django used an MVT (Models-Views-Templates) architecture where models control data management; views control business logic and template which controls the user interface or the HTML.</w:t>
-      </w:r>
-    </w:p>
-    <w:p>
-      <w:r>
-        <w:t xml:space="preserve">This architecture works well for me, allowing myself to work on one specific layer without causing too many issues to the other layers. </w:t>
-      </w:r>
-    </w:p>
-    <w:p>
-      <w:pPr>
-        <w:pStyle w:val="Heading1"/>
+      </w:pPr>
+      <w:r>
+        <w:t>DELETE (session data after payment)</w:t>
+      </w:r>
+    </w:p>
+    <w:p>
+      <w:pPr>
+        <w:pStyle w:val="ListParagraph"/>
         <w:numPr>
           <w:ilvl w:val="0"/>
-          <w:numId w:val="0"/>
+          <w:numId w:val="3"/>
         </w:numPr>
-        <w:ind w:left="360" w:hanging="360"/>
-      </w:pPr>
-      <w:r>
-        <w:t>System Architecture</w:t>
-      </w:r>
-    </w:p>
-    <w:p/>
-    <w:p>
-      <w:pPr>
-        <w:pStyle w:val="Heading2"/>
+      </w:pPr>
+      <w:r>
+        <w:t>UPDATE (booking status, passenger details, total price, flight status)</w:t>
+      </w:r>
+    </w:p>
+    <w:p>
+      <w:pPr>
+        <w:pStyle w:val="ListParagraph"/>
         <w:numPr>
           <w:ilvl w:val="0"/>
-          <w:numId w:val="0"/>
+          <w:numId w:val="3"/>
         </w:numPr>
-        <w:ind w:left="720" w:hanging="360"/>
-      </w:pPr>
-      <w:r>
-        <w:t>Front End</w:t>
-      </w:r>
-    </w:p>
-    <w:p>
-      <w:r>
-        <w:t xml:space="preserve">With HTML providing the main structure for AirDBUK, the basic HTML semantics get implemented. </w:t>
-      </w:r>
-      <w:r>
-        <w:t xml:space="preserve">It is used to create the “template” files or the “template/authenticate” for the users. CSS and bootstrap are used within the “static” file to create the layout, </w:t>
-      </w:r>
-      <w:r>
+      </w:pPr>
+      <w:r>
+        <w:t>ORDER BY</w:t>
+      </w:r>
+    </w:p>
+    <w:p>
+      <w:pPr>
+        <w:pStyle w:val="Heading2"/>
+      </w:pPr>
+      <w:r>
+        <w:t>View</w:t>
+      </w:r>
+    </w:p>
+    <w:p>
+      <w:r>
+        <w:t>Multiple views are created to allow the site to function and display the correct information on each page. Below is an example of the payment page view, with what is required to display the passenger</w:t>
+      </w:r>
+      <w:r>
+        <w:t xml:space="preserve"> and flight details and to input into the booking table. </w:t>
+      </w:r>
+      <w:r>
+        <w:t xml:space="preserve"> </w:t>
+      </w:r>
+    </w:p>
+    <w:p>
+      <w:pPr>
+        <w:shd w:val="clear" w:color="auto" w:fill="1F1F1F"/>
+        <w:spacing w:after="0" w:line="285" w:lineRule="atLeast"/>
+        <w:rPr>
+          <w:rFonts w:ascii="Consolas" w:eastAsia="Times New Roman" w:hAnsi="Consolas" w:cs="Times New Roman"/>
+          <w:color w:val="CCCCCC"/>
+          <w:sz w:val="21"/>
+          <w:szCs w:val="21"/>
+          <w:lang w:eastAsia="en-GB"/>
+        </w:rPr>
+      </w:pPr>
+      <w:r>
+        <w:rPr>
+          <w:rFonts w:ascii="Consolas" w:eastAsia="Times New Roman" w:hAnsi="Consolas" w:cs="Times New Roman"/>
+          <w:color w:val="569CD6"/>
+          <w:sz w:val="21"/>
+          <w:szCs w:val="21"/>
+          <w:lang w:eastAsia="en-GB"/>
+        </w:rPr>
+        <w:t>def</w:t>
+      </w:r>
+      <w:r>
+        <w:rPr>
+          <w:rFonts w:ascii="Consolas" w:eastAsia="Times New Roman" w:hAnsi="Consolas" w:cs="Times New Roman"/>
+          <w:color w:val="CCCCCC"/>
+          <w:sz w:val="21"/>
+          <w:szCs w:val="21"/>
+          <w:lang w:eastAsia="en-GB"/>
+        </w:rPr>
+        <w:t xml:space="preserve"> </w:t>
+      </w:r>
+      <w:r>
+        <w:rPr>
+          <w:rFonts w:ascii="Consolas" w:eastAsia="Times New Roman" w:hAnsi="Consolas" w:cs="Times New Roman"/>
+          <w:color w:val="DCDCAA"/>
+          <w:sz w:val="21"/>
+          <w:szCs w:val="21"/>
+          <w:lang w:eastAsia="en-GB"/>
+        </w:rPr>
+        <w:t>payment</w:t>
+      </w:r>
+      <w:r>
+        <w:rPr>
+          <w:rFonts w:ascii="Consolas" w:eastAsia="Times New Roman" w:hAnsi="Consolas" w:cs="Times New Roman"/>
+          <w:color w:val="CCCCCC"/>
+          <w:sz w:val="21"/>
+          <w:szCs w:val="21"/>
+          <w:lang w:eastAsia="en-GB"/>
+        </w:rPr>
+        <w:t>(</w:t>
+      </w:r>
+      <w:r>
+        <w:rPr>
+          <w:rFonts w:ascii="Consolas" w:eastAsia="Times New Roman" w:hAnsi="Consolas" w:cs="Times New Roman"/>
+          <w:color w:val="9CDCFE"/>
+          <w:sz w:val="21"/>
+          <w:szCs w:val="21"/>
+          <w:lang w:eastAsia="en-GB"/>
+        </w:rPr>
+        <w:t>request</w:t>
+      </w:r>
+      <w:r>
+        <w:rPr>
+          <w:rFonts w:ascii="Consolas" w:eastAsia="Times New Roman" w:hAnsi="Consolas" w:cs="Times New Roman"/>
+          <w:color w:val="CCCCCC"/>
+          <w:sz w:val="21"/>
+          <w:szCs w:val="21"/>
+          <w:lang w:eastAsia="en-GB"/>
+        </w:rPr>
+        <w:t>):</w:t>
+      </w:r>
+    </w:p>
+    <w:p>
+      <w:pPr>
+        <w:shd w:val="clear" w:color="auto" w:fill="1F1F1F"/>
+        <w:spacing w:after="0" w:line="285" w:lineRule="atLeast"/>
+        <w:rPr>
+          <w:rFonts w:ascii="Consolas" w:eastAsia="Times New Roman" w:hAnsi="Consolas" w:cs="Times New Roman"/>
+          <w:color w:val="CCCCCC"/>
+          <w:sz w:val="21"/>
+          <w:szCs w:val="21"/>
+          <w:lang w:eastAsia="en-GB"/>
+        </w:rPr>
+      </w:pPr>
+      <w:r>
+        <w:rPr>
+          <w:rFonts w:ascii="Consolas" w:eastAsia="Times New Roman" w:hAnsi="Consolas" w:cs="Times New Roman"/>
+          <w:color w:val="CCCCCC"/>
+          <w:sz w:val="21"/>
+          <w:szCs w:val="21"/>
+          <w:lang w:eastAsia="en-GB"/>
+        </w:rPr>
+        <w:t xml:space="preserve">    flight_id </w:t>
+      </w:r>
+      <w:r>
+        <w:rPr>
+          <w:rFonts w:ascii="Consolas" w:eastAsia="Times New Roman" w:hAnsi="Consolas" w:cs="Times New Roman"/>
+          <w:color w:val="D4D4D4"/>
+          <w:sz w:val="21"/>
+          <w:szCs w:val="21"/>
+          <w:lang w:eastAsia="en-GB"/>
+        </w:rPr>
+        <w:t>=</w:t>
+      </w:r>
+      <w:r>
+        <w:rPr>
+          <w:rFonts w:ascii="Consolas" w:eastAsia="Times New Roman" w:hAnsi="Consolas" w:cs="Times New Roman"/>
+          <w:color w:val="CCCCCC"/>
+          <w:sz w:val="21"/>
+          <w:szCs w:val="21"/>
+          <w:lang w:eastAsia="en-GB"/>
+        </w:rPr>
+        <w:t xml:space="preserve"> request.GET.get(</w:t>
+      </w:r>
+      <w:r>
+        <w:rPr>
+          <w:rFonts w:ascii="Consolas" w:eastAsia="Times New Roman" w:hAnsi="Consolas" w:cs="Times New Roman"/>
+          <w:color w:val="CE9178"/>
+          <w:sz w:val="21"/>
+          <w:szCs w:val="21"/>
+          <w:lang w:eastAsia="en-GB"/>
+        </w:rPr>
+        <w:t>'flight_id'</w:t>
+      </w:r>
+      <w:r>
+        <w:rPr>
+          <w:rFonts w:ascii="Consolas" w:eastAsia="Times New Roman" w:hAnsi="Consolas" w:cs="Times New Roman"/>
+          <w:color w:val="CCCCCC"/>
+          <w:sz w:val="21"/>
+          <w:szCs w:val="21"/>
+          <w:lang w:eastAsia="en-GB"/>
+        </w:rPr>
+        <w:t>)</w:t>
+      </w:r>
+    </w:p>
+    <w:p>
+      <w:pPr>
+        <w:shd w:val="clear" w:color="auto" w:fill="1F1F1F"/>
+        <w:spacing w:after="0" w:line="285" w:lineRule="atLeast"/>
+        <w:rPr>
+          <w:rFonts w:ascii="Consolas" w:eastAsia="Times New Roman" w:hAnsi="Consolas" w:cs="Times New Roman"/>
+          <w:color w:val="CCCCCC"/>
+          <w:sz w:val="21"/>
+          <w:szCs w:val="21"/>
+          <w:lang w:eastAsia="en-GB"/>
+        </w:rPr>
+      </w:pPr>
+      <w:r>
+        <w:rPr>
+          <w:rFonts w:ascii="Consolas" w:eastAsia="Times New Roman" w:hAnsi="Consolas" w:cs="Times New Roman"/>
+          <w:color w:val="CCCCCC"/>
+          <w:sz w:val="21"/>
+          <w:szCs w:val="21"/>
+          <w:lang w:eastAsia="en-GB"/>
+        </w:rPr>
+        <w:t xml:space="preserve">    passengers </w:t>
+      </w:r>
+      <w:r>
+        <w:rPr>
+          <w:rFonts w:ascii="Consolas" w:eastAsia="Times New Roman" w:hAnsi="Consolas" w:cs="Times New Roman"/>
+          <w:color w:val="D4D4D4"/>
+          <w:sz w:val="21"/>
+          <w:szCs w:val="21"/>
+          <w:lang w:eastAsia="en-GB"/>
+        </w:rPr>
+        <w:t>=</w:t>
+      </w:r>
+      <w:r>
+        <w:rPr>
+          <w:rFonts w:ascii="Consolas" w:eastAsia="Times New Roman" w:hAnsi="Consolas" w:cs="Times New Roman"/>
+          <w:color w:val="CCCCCC"/>
+          <w:sz w:val="21"/>
+          <w:szCs w:val="21"/>
+          <w:lang w:eastAsia="en-GB"/>
+        </w:rPr>
+        <w:t xml:space="preserve"> </w:t>
+      </w:r>
+      <w:r>
+        <w:rPr>
+          <w:rFonts w:ascii="Consolas" w:eastAsia="Times New Roman" w:hAnsi="Consolas" w:cs="Times New Roman"/>
+          <w:color w:val="4EC9B0"/>
+          <w:sz w:val="21"/>
+          <w:szCs w:val="21"/>
+          <w:lang w:eastAsia="en-GB"/>
+        </w:rPr>
+        <w:t>int</w:t>
+      </w:r>
+      <w:r>
+        <w:rPr>
+          <w:rFonts w:ascii="Consolas" w:eastAsia="Times New Roman" w:hAnsi="Consolas" w:cs="Times New Roman"/>
+          <w:color w:val="CCCCCC"/>
+          <w:sz w:val="21"/>
+          <w:szCs w:val="21"/>
+          <w:lang w:eastAsia="en-GB"/>
+        </w:rPr>
+        <w:t>(request.GET.get(</w:t>
+      </w:r>
+      <w:r>
+        <w:rPr>
+          <w:rFonts w:ascii="Consolas" w:eastAsia="Times New Roman" w:hAnsi="Consolas" w:cs="Times New Roman"/>
+          <w:color w:val="CE9178"/>
+          <w:sz w:val="21"/>
+          <w:szCs w:val="21"/>
+          <w:lang w:eastAsia="en-GB"/>
+        </w:rPr>
+        <w:t>'passengers'</w:t>
+      </w:r>
+      <w:r>
+        <w:rPr>
+          <w:rFonts w:ascii="Consolas" w:eastAsia="Times New Roman" w:hAnsi="Consolas" w:cs="Times New Roman"/>
+          <w:color w:val="CCCCCC"/>
+          <w:sz w:val="21"/>
+          <w:szCs w:val="21"/>
+          <w:lang w:eastAsia="en-GB"/>
+        </w:rPr>
+        <w:t xml:space="preserve">, </w:t>
+      </w:r>
+      <w:r>
+        <w:rPr>
+          <w:rFonts w:ascii="Consolas" w:eastAsia="Times New Roman" w:hAnsi="Consolas" w:cs="Times New Roman"/>
+          <w:color w:val="B5CEA8"/>
+          <w:sz w:val="21"/>
+          <w:szCs w:val="21"/>
+          <w:lang w:eastAsia="en-GB"/>
+        </w:rPr>
+        <w:t>1</w:t>
+      </w:r>
+      <w:r>
+        <w:rPr>
+          <w:rFonts w:ascii="Consolas" w:eastAsia="Times New Roman" w:hAnsi="Consolas" w:cs="Times New Roman"/>
+          <w:color w:val="CCCCCC"/>
+          <w:sz w:val="21"/>
+          <w:szCs w:val="21"/>
+          <w:lang w:eastAsia="en-GB"/>
+        </w:rPr>
+        <w:t>))</w:t>
+      </w:r>
+    </w:p>
+    <w:p>
+      <w:pPr>
+        <w:shd w:val="clear" w:color="auto" w:fill="1F1F1F"/>
+        <w:spacing w:after="0" w:line="285" w:lineRule="atLeast"/>
+        <w:rPr>
+          <w:rFonts w:ascii="Consolas" w:eastAsia="Times New Roman" w:hAnsi="Consolas" w:cs="Times New Roman"/>
+          <w:color w:val="CCCCCC"/>
+          <w:sz w:val="21"/>
+          <w:szCs w:val="21"/>
+          <w:lang w:eastAsia="en-GB"/>
+        </w:rPr>
+      </w:pPr>
+    </w:p>
+    <w:p>
+      <w:pPr>
+        <w:shd w:val="clear" w:color="auto" w:fill="1F1F1F"/>
+        <w:spacing w:after="0" w:line="285" w:lineRule="atLeast"/>
+        <w:rPr>
+          <w:rFonts w:ascii="Consolas" w:eastAsia="Times New Roman" w:hAnsi="Consolas" w:cs="Times New Roman"/>
+          <w:color w:val="CCCCCC"/>
+          <w:sz w:val="21"/>
+          <w:szCs w:val="21"/>
+          <w:lang w:eastAsia="en-GB"/>
+        </w:rPr>
+      </w:pPr>
+      <w:r>
+        <w:rPr>
+          <w:rFonts w:ascii="Consolas" w:eastAsia="Times New Roman" w:hAnsi="Consolas" w:cs="Times New Roman"/>
+          <w:color w:val="CCCCCC"/>
+          <w:sz w:val="21"/>
+          <w:szCs w:val="21"/>
+          <w:lang w:eastAsia="en-GB"/>
+        </w:rPr>
+        <w:t xml:space="preserve">    passenger_data </w:t>
+      </w:r>
+      <w:r>
+        <w:rPr>
+          <w:rFonts w:ascii="Consolas" w:eastAsia="Times New Roman" w:hAnsi="Consolas" w:cs="Times New Roman"/>
+          <w:color w:val="D4D4D4"/>
+          <w:sz w:val="21"/>
+          <w:szCs w:val="21"/>
+          <w:lang w:eastAsia="en-GB"/>
+        </w:rPr>
+        <w:t>=</w:t>
+      </w:r>
+      <w:r>
+        <w:rPr>
+          <w:rFonts w:ascii="Consolas" w:eastAsia="Times New Roman" w:hAnsi="Consolas" w:cs="Times New Roman"/>
+          <w:color w:val="CCCCCC"/>
+          <w:sz w:val="21"/>
+          <w:szCs w:val="21"/>
+          <w:lang w:eastAsia="en-GB"/>
+        </w:rPr>
+        <w:t xml:space="preserve"> request.session.get(</w:t>
+      </w:r>
+      <w:r>
+        <w:rPr>
+          <w:rFonts w:ascii="Consolas" w:eastAsia="Times New Roman" w:hAnsi="Consolas" w:cs="Times New Roman"/>
+          <w:color w:val="CE9178"/>
+          <w:sz w:val="21"/>
+          <w:szCs w:val="21"/>
+          <w:lang w:eastAsia="en-GB"/>
+        </w:rPr>
+        <w:t>'passenger_data'</w:t>
+      </w:r>
+      <w:r>
+        <w:rPr>
+          <w:rFonts w:ascii="Consolas" w:eastAsia="Times New Roman" w:hAnsi="Consolas" w:cs="Times New Roman"/>
+          <w:color w:val="CCCCCC"/>
+          <w:sz w:val="21"/>
+          <w:szCs w:val="21"/>
+          <w:lang w:eastAsia="en-GB"/>
+        </w:rPr>
+        <w:t>)</w:t>
+      </w:r>
+    </w:p>
+    <w:p>
+      <w:pPr>
+        <w:shd w:val="clear" w:color="auto" w:fill="1F1F1F"/>
+        <w:spacing w:after="0" w:line="285" w:lineRule="atLeast"/>
+        <w:rPr>
+          <w:rFonts w:ascii="Consolas" w:eastAsia="Times New Roman" w:hAnsi="Consolas" w:cs="Times New Roman"/>
+          <w:color w:val="CCCCCC"/>
+          <w:sz w:val="21"/>
+          <w:szCs w:val="21"/>
+          <w:lang w:eastAsia="en-GB"/>
+        </w:rPr>
+      </w:pPr>
+      <w:r>
+        <w:rPr>
+          <w:rFonts w:ascii="Consolas" w:eastAsia="Times New Roman" w:hAnsi="Consolas" w:cs="Times New Roman"/>
+          <w:color w:val="CCCCCC"/>
+          <w:sz w:val="21"/>
+          <w:szCs w:val="21"/>
+          <w:lang w:eastAsia="en-GB"/>
+        </w:rPr>
+        <w:t xml:space="preserve">    </w:t>
+      </w:r>
+    </w:p>
+    <w:p>
+      <w:pPr>
+        <w:shd w:val="clear" w:color="auto" w:fill="1F1F1F"/>
+        <w:spacing w:after="0" w:line="285" w:lineRule="atLeast"/>
+        <w:rPr>
+          <w:rFonts w:ascii="Consolas" w:eastAsia="Times New Roman" w:hAnsi="Consolas" w:cs="Times New Roman"/>
+          <w:color w:val="CCCCCC"/>
+          <w:sz w:val="21"/>
+          <w:szCs w:val="21"/>
+          <w:lang w:eastAsia="en-GB"/>
+        </w:rPr>
+      </w:pPr>
+      <w:r>
+        <w:rPr>
+          <w:rFonts w:ascii="Consolas" w:eastAsia="Times New Roman" w:hAnsi="Consolas" w:cs="Times New Roman"/>
+          <w:color w:val="CCCCCC"/>
+          <w:sz w:val="21"/>
+          <w:szCs w:val="21"/>
+          <w:lang w:eastAsia="en-GB"/>
+        </w:rPr>
+        <w:t xml:space="preserve">    total_price </w:t>
+      </w:r>
+      <w:r>
+        <w:rPr>
+          <w:rFonts w:ascii="Consolas" w:eastAsia="Times New Roman" w:hAnsi="Consolas" w:cs="Times New Roman"/>
+          <w:color w:val="D4D4D4"/>
+          <w:sz w:val="21"/>
+          <w:szCs w:val="21"/>
+          <w:lang w:eastAsia="en-GB"/>
+        </w:rPr>
+        <w:t>=</w:t>
+      </w:r>
+      <w:r>
+        <w:rPr>
+          <w:rFonts w:ascii="Consolas" w:eastAsia="Times New Roman" w:hAnsi="Consolas" w:cs="Times New Roman"/>
+          <w:color w:val="CCCCCC"/>
+          <w:sz w:val="21"/>
+          <w:szCs w:val="21"/>
+          <w:lang w:eastAsia="en-GB"/>
+        </w:rPr>
+        <w:t xml:space="preserve"> request.session.get(</w:t>
+      </w:r>
+      <w:r>
+        <w:rPr>
+          <w:rFonts w:ascii="Consolas" w:eastAsia="Times New Roman" w:hAnsi="Consolas" w:cs="Times New Roman"/>
+          <w:color w:val="CE9178"/>
+          <w:sz w:val="21"/>
+          <w:szCs w:val="21"/>
+          <w:lang w:eastAsia="en-GB"/>
+        </w:rPr>
+        <w:t>'total_price'</w:t>
+      </w:r>
+      <w:r>
+        <w:rPr>
+          <w:rFonts w:ascii="Consolas" w:eastAsia="Times New Roman" w:hAnsi="Consolas" w:cs="Times New Roman"/>
+          <w:color w:val="CCCCCC"/>
+          <w:sz w:val="21"/>
+          <w:szCs w:val="21"/>
+          <w:lang w:eastAsia="en-GB"/>
+        </w:rPr>
+        <w:t>)</w:t>
+      </w:r>
+    </w:p>
+    <w:p>
+      <w:pPr>
+        <w:shd w:val="clear" w:color="auto" w:fill="1F1F1F"/>
+        <w:spacing w:after="0" w:line="285" w:lineRule="atLeast"/>
+        <w:rPr>
+          <w:rFonts w:ascii="Consolas" w:eastAsia="Times New Roman" w:hAnsi="Consolas" w:cs="Times New Roman"/>
+          <w:color w:val="CCCCCC"/>
+          <w:sz w:val="21"/>
+          <w:szCs w:val="21"/>
+          <w:lang w:eastAsia="en-GB"/>
+        </w:rPr>
+      </w:pPr>
+      <w:r>
+        <w:rPr>
+          <w:rFonts w:ascii="Consolas" w:eastAsia="Times New Roman" w:hAnsi="Consolas" w:cs="Times New Roman"/>
+          <w:color w:val="CCCCCC"/>
+          <w:sz w:val="21"/>
+          <w:szCs w:val="21"/>
+          <w:lang w:eastAsia="en-GB"/>
+        </w:rPr>
         <w:lastRenderedPageBreak/>
-        <w:t xml:space="preserve">aesthetic and </w:t>
-      </w:r>
-      <w:r>
-        <w:t xml:space="preserve">overall </w:t>
-      </w:r>
-      <w:r>
-        <w:t>design of the user interface.</w:t>
-      </w:r>
-      <w:r>
-        <w:t xml:space="preserve"> This includes the colour, font families, size of elements, spacing and transitions.</w:t>
-      </w:r>
-      <w:r>
+        <w:t xml:space="preserve">    flight </w:t>
+      </w:r>
+      <w:r>
+        <w:rPr>
+          <w:rFonts w:ascii="Consolas" w:eastAsia="Times New Roman" w:hAnsi="Consolas" w:cs="Times New Roman"/>
+          <w:color w:val="D4D4D4"/>
+          <w:sz w:val="21"/>
+          <w:szCs w:val="21"/>
+          <w:lang w:eastAsia="en-GB"/>
+        </w:rPr>
+        <w:t>=</w:t>
+      </w:r>
+      <w:r>
+        <w:rPr>
+          <w:rFonts w:ascii="Consolas" w:eastAsia="Times New Roman" w:hAnsi="Consolas" w:cs="Times New Roman"/>
+          <w:color w:val="CCCCCC"/>
+          <w:sz w:val="21"/>
+          <w:szCs w:val="21"/>
+          <w:lang w:eastAsia="en-GB"/>
+        </w:rPr>
+        <w:t xml:space="preserve"> get_object_or_404(Flight, </w:t>
+      </w:r>
+      <w:r>
+        <w:rPr>
+          <w:rFonts w:ascii="Consolas" w:eastAsia="Times New Roman" w:hAnsi="Consolas" w:cs="Times New Roman"/>
+          <w:color w:val="9CDCFE"/>
+          <w:sz w:val="21"/>
+          <w:szCs w:val="21"/>
+          <w:lang w:eastAsia="en-GB"/>
+        </w:rPr>
+        <w:t>id</w:t>
+      </w:r>
+      <w:r>
+        <w:rPr>
+          <w:rFonts w:ascii="Consolas" w:eastAsia="Times New Roman" w:hAnsi="Consolas" w:cs="Times New Roman"/>
+          <w:color w:val="D4D4D4"/>
+          <w:sz w:val="21"/>
+          <w:szCs w:val="21"/>
+          <w:lang w:eastAsia="en-GB"/>
+        </w:rPr>
+        <w:t>=</w:t>
+      </w:r>
+      <w:r>
+        <w:rPr>
+          <w:rFonts w:ascii="Consolas" w:eastAsia="Times New Roman" w:hAnsi="Consolas" w:cs="Times New Roman"/>
+          <w:color w:val="CCCCCC"/>
+          <w:sz w:val="21"/>
+          <w:szCs w:val="21"/>
+          <w:lang w:eastAsia="en-GB"/>
+        </w:rPr>
+        <w:t>flight_id)</w:t>
+      </w:r>
+    </w:p>
+    <w:p>
+      <w:pPr>
+        <w:shd w:val="clear" w:color="auto" w:fill="1F1F1F"/>
+        <w:spacing w:after="0" w:line="285" w:lineRule="atLeast"/>
+        <w:rPr>
+          <w:rFonts w:ascii="Consolas" w:eastAsia="Times New Roman" w:hAnsi="Consolas" w:cs="Times New Roman"/>
+          <w:color w:val="CCCCCC"/>
+          <w:sz w:val="21"/>
+          <w:szCs w:val="21"/>
+          <w:lang w:eastAsia="en-GB"/>
+        </w:rPr>
+      </w:pPr>
+    </w:p>
+    <w:p>
+      <w:pPr>
+        <w:shd w:val="clear" w:color="auto" w:fill="1F1F1F"/>
+        <w:spacing w:after="0" w:line="285" w:lineRule="atLeast"/>
+        <w:rPr>
+          <w:rFonts w:ascii="Consolas" w:eastAsia="Times New Roman" w:hAnsi="Consolas" w:cs="Times New Roman"/>
+          <w:color w:val="CCCCCC"/>
+          <w:sz w:val="21"/>
+          <w:szCs w:val="21"/>
+          <w:lang w:eastAsia="en-GB"/>
+        </w:rPr>
+      </w:pPr>
+      <w:r>
+        <w:rPr>
+          <w:rFonts w:ascii="Consolas" w:eastAsia="Times New Roman" w:hAnsi="Consolas" w:cs="Times New Roman"/>
+          <w:color w:val="CCCCCC"/>
+          <w:sz w:val="21"/>
+          <w:szCs w:val="21"/>
+          <w:lang w:eastAsia="en-GB"/>
+        </w:rPr>
+        <w:t xml:space="preserve">    </w:t>
+      </w:r>
+      <w:r>
+        <w:rPr>
+          <w:rFonts w:ascii="Consolas" w:eastAsia="Times New Roman" w:hAnsi="Consolas" w:cs="Times New Roman"/>
+          <w:color w:val="C586C0"/>
+          <w:sz w:val="21"/>
+          <w:szCs w:val="21"/>
+          <w:lang w:eastAsia="en-GB"/>
+        </w:rPr>
+        <w:t>if</w:t>
+      </w:r>
+      <w:r>
+        <w:rPr>
+          <w:rFonts w:ascii="Consolas" w:eastAsia="Times New Roman" w:hAnsi="Consolas" w:cs="Times New Roman"/>
+          <w:color w:val="CCCCCC"/>
+          <w:sz w:val="21"/>
+          <w:szCs w:val="21"/>
+          <w:lang w:eastAsia="en-GB"/>
+        </w:rPr>
+        <w:t xml:space="preserve"> request.method </w:t>
+      </w:r>
+      <w:r>
+        <w:rPr>
+          <w:rFonts w:ascii="Consolas" w:eastAsia="Times New Roman" w:hAnsi="Consolas" w:cs="Times New Roman"/>
+          <w:color w:val="D4D4D4"/>
+          <w:sz w:val="21"/>
+          <w:szCs w:val="21"/>
+          <w:lang w:eastAsia="en-GB"/>
+        </w:rPr>
+        <w:t>==</w:t>
+      </w:r>
+      <w:r>
+        <w:rPr>
+          <w:rFonts w:ascii="Consolas" w:eastAsia="Times New Roman" w:hAnsi="Consolas" w:cs="Times New Roman"/>
+          <w:color w:val="CCCCCC"/>
+          <w:sz w:val="21"/>
+          <w:szCs w:val="21"/>
+          <w:lang w:eastAsia="en-GB"/>
+        </w:rPr>
         <w:t xml:space="preserve"> </w:t>
       </w:r>
       <w:r>
-        <w:t xml:space="preserve">JavaScript is </w:t>
-      </w:r>
-      <w:r>
-        <w:t xml:space="preserve">also </w:t>
-      </w:r>
-      <w:r>
-        <w:t>used to handle certain forms, buttons and how some pages are viewed.</w:t>
-      </w:r>
-    </w:p>
-    <w:p>
-      <w:r>
-        <w:t xml:space="preserve">Bootstraps framework has made this design of this application a lot easier, however it is not fully bootstrap. There is an equal balance between the custom </w:t>
-      </w:r>
-      <w:r>
-        <w:t>CSS</w:t>
-      </w:r>
-      <w:r>
-        <w:t xml:space="preserve"> and bootstrap, as unfortunately bootstrap can be a bit limited. </w:t>
-      </w:r>
-    </w:p>
+        <w:rPr>
+          <w:rFonts w:ascii="Consolas" w:eastAsia="Times New Roman" w:hAnsi="Consolas" w:cs="Times New Roman"/>
+          <w:color w:val="CE9178"/>
+          <w:sz w:val="21"/>
+          <w:szCs w:val="21"/>
+          <w:lang w:eastAsia="en-GB"/>
+        </w:rPr>
+        <w:t>"POST"</w:t>
+      </w:r>
+      <w:r>
+        <w:rPr>
+          <w:rFonts w:ascii="Consolas" w:eastAsia="Times New Roman" w:hAnsi="Consolas" w:cs="Times New Roman"/>
+          <w:color w:val="CCCCCC"/>
+          <w:sz w:val="21"/>
+          <w:szCs w:val="21"/>
+          <w:lang w:eastAsia="en-GB"/>
+        </w:rPr>
+        <w:t>:</w:t>
+      </w:r>
+    </w:p>
+    <w:p>
+      <w:pPr>
+        <w:shd w:val="clear" w:color="auto" w:fill="1F1F1F"/>
+        <w:spacing w:after="0" w:line="285" w:lineRule="atLeast"/>
+        <w:rPr>
+          <w:rFonts w:ascii="Consolas" w:eastAsia="Times New Roman" w:hAnsi="Consolas" w:cs="Times New Roman"/>
+          <w:color w:val="CCCCCC"/>
+          <w:sz w:val="21"/>
+          <w:szCs w:val="21"/>
+          <w:lang w:eastAsia="en-GB"/>
+        </w:rPr>
+      </w:pPr>
+      <w:r>
+        <w:rPr>
+          <w:rFonts w:ascii="Consolas" w:eastAsia="Times New Roman" w:hAnsi="Consolas" w:cs="Times New Roman"/>
+          <w:color w:val="CCCCCC"/>
+          <w:sz w:val="21"/>
+          <w:szCs w:val="21"/>
+          <w:lang w:eastAsia="en-GB"/>
+        </w:rPr>
+        <w:t xml:space="preserve">        booking </w:t>
+      </w:r>
+      <w:r>
+        <w:rPr>
+          <w:rFonts w:ascii="Consolas" w:eastAsia="Times New Roman" w:hAnsi="Consolas" w:cs="Times New Roman"/>
+          <w:color w:val="D4D4D4"/>
+          <w:sz w:val="21"/>
+          <w:szCs w:val="21"/>
+          <w:lang w:eastAsia="en-GB"/>
+        </w:rPr>
+        <w:t>=</w:t>
+      </w:r>
+      <w:r>
+        <w:rPr>
+          <w:rFonts w:ascii="Consolas" w:eastAsia="Times New Roman" w:hAnsi="Consolas" w:cs="Times New Roman"/>
+          <w:color w:val="CCCCCC"/>
+          <w:sz w:val="21"/>
+          <w:szCs w:val="21"/>
+          <w:lang w:eastAsia="en-GB"/>
+        </w:rPr>
+        <w:t xml:space="preserve"> Booking.objects.create(</w:t>
+      </w:r>
+    </w:p>
+    <w:p>
+      <w:pPr>
+        <w:shd w:val="clear" w:color="auto" w:fill="1F1F1F"/>
+        <w:spacing w:after="0" w:line="285" w:lineRule="atLeast"/>
+        <w:rPr>
+          <w:rFonts w:ascii="Consolas" w:eastAsia="Times New Roman" w:hAnsi="Consolas" w:cs="Times New Roman"/>
+          <w:color w:val="CCCCCC"/>
+          <w:sz w:val="21"/>
+          <w:szCs w:val="21"/>
+          <w:lang w:eastAsia="en-GB"/>
+        </w:rPr>
+      </w:pPr>
+      <w:r>
+        <w:rPr>
+          <w:rFonts w:ascii="Consolas" w:eastAsia="Times New Roman" w:hAnsi="Consolas" w:cs="Times New Roman"/>
+          <w:color w:val="CCCCCC"/>
+          <w:sz w:val="21"/>
+          <w:szCs w:val="21"/>
+          <w:lang w:eastAsia="en-GB"/>
+        </w:rPr>
+        <w:t xml:space="preserve">            </w:t>
+      </w:r>
+      <w:r>
+        <w:rPr>
+          <w:rFonts w:ascii="Consolas" w:eastAsia="Times New Roman" w:hAnsi="Consolas" w:cs="Times New Roman"/>
+          <w:color w:val="9CDCFE"/>
+          <w:sz w:val="21"/>
+          <w:szCs w:val="21"/>
+          <w:lang w:eastAsia="en-GB"/>
+        </w:rPr>
+        <w:t>Booking_Date</w:t>
+      </w:r>
+      <w:r>
+        <w:rPr>
+          <w:rFonts w:ascii="Consolas" w:eastAsia="Times New Roman" w:hAnsi="Consolas" w:cs="Times New Roman"/>
+          <w:color w:val="CCCCCC"/>
+          <w:sz w:val="21"/>
+          <w:szCs w:val="21"/>
+          <w:lang w:eastAsia="en-GB"/>
+        </w:rPr>
+        <w:t xml:space="preserve"> </w:t>
+      </w:r>
+      <w:r>
+        <w:rPr>
+          <w:rFonts w:ascii="Consolas" w:eastAsia="Times New Roman" w:hAnsi="Consolas" w:cs="Times New Roman"/>
+          <w:color w:val="D4D4D4"/>
+          <w:sz w:val="21"/>
+          <w:szCs w:val="21"/>
+          <w:lang w:eastAsia="en-GB"/>
+        </w:rPr>
+        <w:t>=</w:t>
+      </w:r>
+      <w:r>
+        <w:rPr>
+          <w:rFonts w:ascii="Consolas" w:eastAsia="Times New Roman" w:hAnsi="Consolas" w:cs="Times New Roman"/>
+          <w:color w:val="CCCCCC"/>
+          <w:sz w:val="21"/>
+          <w:szCs w:val="21"/>
+          <w:lang w:eastAsia="en-GB"/>
+        </w:rPr>
+        <w:t xml:space="preserve"> timezone.now(),</w:t>
+      </w:r>
+    </w:p>
+    <w:p>
+      <w:pPr>
+        <w:shd w:val="clear" w:color="auto" w:fill="1F1F1F"/>
+        <w:spacing w:after="0" w:line="285" w:lineRule="atLeast"/>
+        <w:rPr>
+          <w:rFonts w:ascii="Consolas" w:eastAsia="Times New Roman" w:hAnsi="Consolas" w:cs="Times New Roman"/>
+          <w:color w:val="CCCCCC"/>
+          <w:sz w:val="21"/>
+          <w:szCs w:val="21"/>
+          <w:lang w:eastAsia="en-GB"/>
+        </w:rPr>
+      </w:pPr>
+      <w:r>
+        <w:rPr>
+          <w:rFonts w:ascii="Consolas" w:eastAsia="Times New Roman" w:hAnsi="Consolas" w:cs="Times New Roman"/>
+          <w:color w:val="CCCCCC"/>
+          <w:sz w:val="21"/>
+          <w:szCs w:val="21"/>
+          <w:lang w:eastAsia="en-GB"/>
+        </w:rPr>
+        <w:t xml:space="preserve">            </w:t>
+      </w:r>
+      <w:r>
+        <w:rPr>
+          <w:rFonts w:ascii="Consolas" w:eastAsia="Times New Roman" w:hAnsi="Consolas" w:cs="Times New Roman"/>
+          <w:color w:val="9CDCFE"/>
+          <w:sz w:val="21"/>
+          <w:szCs w:val="21"/>
+          <w:lang w:eastAsia="en-GB"/>
+        </w:rPr>
+        <w:t>Status</w:t>
+      </w:r>
+      <w:r>
+        <w:rPr>
+          <w:rFonts w:ascii="Consolas" w:eastAsia="Times New Roman" w:hAnsi="Consolas" w:cs="Times New Roman"/>
+          <w:color w:val="CCCCCC"/>
+          <w:sz w:val="21"/>
+          <w:szCs w:val="21"/>
+          <w:lang w:eastAsia="en-GB"/>
+        </w:rPr>
+        <w:t xml:space="preserve"> </w:t>
+      </w:r>
+      <w:r>
+        <w:rPr>
+          <w:rFonts w:ascii="Consolas" w:eastAsia="Times New Roman" w:hAnsi="Consolas" w:cs="Times New Roman"/>
+          <w:color w:val="D4D4D4"/>
+          <w:sz w:val="21"/>
+          <w:szCs w:val="21"/>
+          <w:lang w:eastAsia="en-GB"/>
+        </w:rPr>
+        <w:t>=</w:t>
+      </w:r>
+      <w:r>
+        <w:rPr>
+          <w:rFonts w:ascii="Consolas" w:eastAsia="Times New Roman" w:hAnsi="Consolas" w:cs="Times New Roman"/>
+          <w:color w:val="CCCCCC"/>
+          <w:sz w:val="21"/>
+          <w:szCs w:val="21"/>
+          <w:lang w:eastAsia="en-GB"/>
+        </w:rPr>
+        <w:t xml:space="preserve"> </w:t>
+      </w:r>
+      <w:r>
+        <w:rPr>
+          <w:rFonts w:ascii="Consolas" w:eastAsia="Times New Roman" w:hAnsi="Consolas" w:cs="Times New Roman"/>
+          <w:color w:val="CE9178"/>
+          <w:sz w:val="21"/>
+          <w:szCs w:val="21"/>
+          <w:lang w:eastAsia="en-GB"/>
+        </w:rPr>
+        <w:t>'Booked'</w:t>
+      </w:r>
+      <w:r>
+        <w:rPr>
+          <w:rFonts w:ascii="Consolas" w:eastAsia="Times New Roman" w:hAnsi="Consolas" w:cs="Times New Roman"/>
+          <w:color w:val="CCCCCC"/>
+          <w:sz w:val="21"/>
+          <w:szCs w:val="21"/>
+          <w:lang w:eastAsia="en-GB"/>
+        </w:rPr>
+        <w:t>,</w:t>
+      </w:r>
+    </w:p>
+    <w:p>
+      <w:pPr>
+        <w:shd w:val="clear" w:color="auto" w:fill="1F1F1F"/>
+        <w:spacing w:after="0" w:line="285" w:lineRule="atLeast"/>
+        <w:rPr>
+          <w:rFonts w:ascii="Consolas" w:eastAsia="Times New Roman" w:hAnsi="Consolas" w:cs="Times New Roman"/>
+          <w:color w:val="CCCCCC"/>
+          <w:sz w:val="21"/>
+          <w:szCs w:val="21"/>
+          <w:lang w:eastAsia="en-GB"/>
+        </w:rPr>
+      </w:pPr>
+      <w:r>
+        <w:rPr>
+          <w:rFonts w:ascii="Consolas" w:eastAsia="Times New Roman" w:hAnsi="Consolas" w:cs="Times New Roman"/>
+          <w:color w:val="CCCCCC"/>
+          <w:sz w:val="21"/>
+          <w:szCs w:val="21"/>
+          <w:lang w:eastAsia="en-GB"/>
+        </w:rPr>
+        <w:t xml:space="preserve">            </w:t>
+      </w:r>
+      <w:r>
+        <w:rPr>
+          <w:rFonts w:ascii="Consolas" w:eastAsia="Times New Roman" w:hAnsi="Consolas" w:cs="Times New Roman"/>
+          <w:color w:val="9CDCFE"/>
+          <w:sz w:val="21"/>
+          <w:szCs w:val="21"/>
+          <w:lang w:eastAsia="en-GB"/>
+        </w:rPr>
+        <w:t>Total_Price</w:t>
+      </w:r>
+      <w:r>
+        <w:rPr>
+          <w:rFonts w:ascii="Consolas" w:eastAsia="Times New Roman" w:hAnsi="Consolas" w:cs="Times New Roman"/>
+          <w:color w:val="CCCCCC"/>
+          <w:sz w:val="21"/>
+          <w:szCs w:val="21"/>
+          <w:lang w:eastAsia="en-GB"/>
+        </w:rPr>
+        <w:t xml:space="preserve"> </w:t>
+      </w:r>
+      <w:r>
+        <w:rPr>
+          <w:rFonts w:ascii="Consolas" w:eastAsia="Times New Roman" w:hAnsi="Consolas" w:cs="Times New Roman"/>
+          <w:color w:val="D4D4D4"/>
+          <w:sz w:val="21"/>
+          <w:szCs w:val="21"/>
+          <w:lang w:eastAsia="en-GB"/>
+        </w:rPr>
+        <w:t>=</w:t>
+      </w:r>
+      <w:r>
+        <w:rPr>
+          <w:rFonts w:ascii="Consolas" w:eastAsia="Times New Roman" w:hAnsi="Consolas" w:cs="Times New Roman"/>
+          <w:color w:val="CCCCCC"/>
+          <w:sz w:val="21"/>
+          <w:szCs w:val="21"/>
+          <w:lang w:eastAsia="en-GB"/>
+        </w:rPr>
+        <w:t xml:space="preserve"> Decimal(total_price),</w:t>
+      </w:r>
+    </w:p>
+    <w:p>
+      <w:pPr>
+        <w:shd w:val="clear" w:color="auto" w:fill="1F1F1F"/>
+        <w:spacing w:after="0" w:line="285" w:lineRule="atLeast"/>
+        <w:rPr>
+          <w:rFonts w:ascii="Consolas" w:eastAsia="Times New Roman" w:hAnsi="Consolas" w:cs="Times New Roman"/>
+          <w:color w:val="CCCCCC"/>
+          <w:sz w:val="21"/>
+          <w:szCs w:val="21"/>
+          <w:lang w:eastAsia="en-GB"/>
+        </w:rPr>
+      </w:pPr>
+      <w:r>
+        <w:rPr>
+          <w:rFonts w:ascii="Consolas" w:eastAsia="Times New Roman" w:hAnsi="Consolas" w:cs="Times New Roman"/>
+          <w:color w:val="CCCCCC"/>
+          <w:sz w:val="21"/>
+          <w:szCs w:val="21"/>
+          <w:lang w:eastAsia="en-GB"/>
+        </w:rPr>
+        <w:t xml:space="preserve">            </w:t>
+      </w:r>
+      <w:r>
+        <w:rPr>
+          <w:rFonts w:ascii="Consolas" w:eastAsia="Times New Roman" w:hAnsi="Consolas" w:cs="Times New Roman"/>
+          <w:color w:val="9CDCFE"/>
+          <w:sz w:val="21"/>
+          <w:szCs w:val="21"/>
+          <w:lang w:eastAsia="en-GB"/>
+        </w:rPr>
+        <w:t>Flight_ID</w:t>
+      </w:r>
+      <w:r>
+        <w:rPr>
+          <w:rFonts w:ascii="Consolas" w:eastAsia="Times New Roman" w:hAnsi="Consolas" w:cs="Times New Roman"/>
+          <w:color w:val="CCCCCC"/>
+          <w:sz w:val="21"/>
+          <w:szCs w:val="21"/>
+          <w:lang w:eastAsia="en-GB"/>
+        </w:rPr>
+        <w:t xml:space="preserve"> </w:t>
+      </w:r>
+      <w:r>
+        <w:rPr>
+          <w:rFonts w:ascii="Consolas" w:eastAsia="Times New Roman" w:hAnsi="Consolas" w:cs="Times New Roman"/>
+          <w:color w:val="D4D4D4"/>
+          <w:sz w:val="21"/>
+          <w:szCs w:val="21"/>
+          <w:lang w:eastAsia="en-GB"/>
+        </w:rPr>
+        <w:t>=</w:t>
+      </w:r>
+      <w:r>
+        <w:rPr>
+          <w:rFonts w:ascii="Consolas" w:eastAsia="Times New Roman" w:hAnsi="Consolas" w:cs="Times New Roman"/>
+          <w:color w:val="CCCCCC"/>
+          <w:sz w:val="21"/>
+          <w:szCs w:val="21"/>
+          <w:lang w:eastAsia="en-GB"/>
+        </w:rPr>
+        <w:t xml:space="preserve"> flight,</w:t>
+      </w:r>
+    </w:p>
+    <w:p>
+      <w:pPr>
+        <w:shd w:val="clear" w:color="auto" w:fill="1F1F1F"/>
+        <w:spacing w:after="0" w:line="285" w:lineRule="atLeast"/>
+        <w:rPr>
+          <w:rFonts w:ascii="Consolas" w:eastAsia="Times New Roman" w:hAnsi="Consolas" w:cs="Times New Roman"/>
+          <w:color w:val="CCCCCC"/>
+          <w:sz w:val="21"/>
+          <w:szCs w:val="21"/>
+          <w:lang w:eastAsia="en-GB"/>
+        </w:rPr>
+      </w:pPr>
+      <w:r>
+        <w:rPr>
+          <w:rFonts w:ascii="Consolas" w:eastAsia="Times New Roman" w:hAnsi="Consolas" w:cs="Times New Roman"/>
+          <w:color w:val="CCCCCC"/>
+          <w:sz w:val="21"/>
+          <w:szCs w:val="21"/>
+          <w:lang w:eastAsia="en-GB"/>
+        </w:rPr>
+        <w:t xml:space="preserve">            </w:t>
+      </w:r>
+      <w:r>
+        <w:rPr>
+          <w:rFonts w:ascii="Consolas" w:eastAsia="Times New Roman" w:hAnsi="Consolas" w:cs="Times New Roman"/>
+          <w:color w:val="9CDCFE"/>
+          <w:sz w:val="21"/>
+          <w:szCs w:val="21"/>
+          <w:lang w:eastAsia="en-GB"/>
+        </w:rPr>
+        <w:t>user</w:t>
+      </w:r>
+      <w:r>
+        <w:rPr>
+          <w:rFonts w:ascii="Consolas" w:eastAsia="Times New Roman" w:hAnsi="Consolas" w:cs="Times New Roman"/>
+          <w:color w:val="CCCCCC"/>
+          <w:sz w:val="21"/>
+          <w:szCs w:val="21"/>
+          <w:lang w:eastAsia="en-GB"/>
+        </w:rPr>
+        <w:t xml:space="preserve"> </w:t>
+      </w:r>
+      <w:r>
+        <w:rPr>
+          <w:rFonts w:ascii="Consolas" w:eastAsia="Times New Roman" w:hAnsi="Consolas" w:cs="Times New Roman"/>
+          <w:color w:val="D4D4D4"/>
+          <w:sz w:val="21"/>
+          <w:szCs w:val="21"/>
+          <w:lang w:eastAsia="en-GB"/>
+        </w:rPr>
+        <w:t>=</w:t>
+      </w:r>
+      <w:r>
+        <w:rPr>
+          <w:rFonts w:ascii="Consolas" w:eastAsia="Times New Roman" w:hAnsi="Consolas" w:cs="Times New Roman"/>
+          <w:color w:val="CCCCCC"/>
+          <w:sz w:val="21"/>
+          <w:szCs w:val="21"/>
+          <w:lang w:eastAsia="en-GB"/>
+        </w:rPr>
+        <w:t xml:space="preserve"> request.user,</w:t>
+      </w:r>
+    </w:p>
+    <w:p>
+      <w:pPr>
+        <w:shd w:val="clear" w:color="auto" w:fill="1F1F1F"/>
+        <w:spacing w:after="0" w:line="285" w:lineRule="atLeast"/>
+        <w:rPr>
+          <w:rFonts w:ascii="Consolas" w:eastAsia="Times New Roman" w:hAnsi="Consolas" w:cs="Times New Roman"/>
+          <w:color w:val="CCCCCC"/>
+          <w:sz w:val="21"/>
+          <w:szCs w:val="21"/>
+          <w:lang w:eastAsia="en-GB"/>
+        </w:rPr>
+      </w:pPr>
+      <w:r>
+        <w:rPr>
+          <w:rFonts w:ascii="Consolas" w:eastAsia="Times New Roman" w:hAnsi="Consolas" w:cs="Times New Roman"/>
+          <w:color w:val="CCCCCC"/>
+          <w:sz w:val="21"/>
+          <w:szCs w:val="21"/>
+          <w:lang w:eastAsia="en-GB"/>
+        </w:rPr>
+        <w:t>        )</w:t>
+      </w:r>
+    </w:p>
+    <w:p>
+      <w:pPr>
+        <w:shd w:val="clear" w:color="auto" w:fill="1F1F1F"/>
+        <w:spacing w:after="0" w:line="285" w:lineRule="atLeast"/>
+        <w:rPr>
+          <w:rFonts w:ascii="Consolas" w:eastAsia="Times New Roman" w:hAnsi="Consolas" w:cs="Times New Roman"/>
+          <w:color w:val="CCCCCC"/>
+          <w:sz w:val="21"/>
+          <w:szCs w:val="21"/>
+          <w:lang w:eastAsia="en-GB"/>
+        </w:rPr>
+      </w:pPr>
+    </w:p>
+    <w:p>
+      <w:pPr>
+        <w:shd w:val="clear" w:color="auto" w:fill="1F1F1F"/>
+        <w:spacing w:after="0" w:line="285" w:lineRule="atLeast"/>
+        <w:rPr>
+          <w:rFonts w:ascii="Consolas" w:eastAsia="Times New Roman" w:hAnsi="Consolas" w:cs="Times New Roman"/>
+          <w:color w:val="CCCCCC"/>
+          <w:sz w:val="21"/>
+          <w:szCs w:val="21"/>
+          <w:lang w:eastAsia="en-GB"/>
+        </w:rPr>
+      </w:pPr>
+      <w:r>
+        <w:rPr>
+          <w:rFonts w:ascii="Consolas" w:eastAsia="Times New Roman" w:hAnsi="Consolas" w:cs="Times New Roman"/>
+          <w:color w:val="CCCCCC"/>
+          <w:sz w:val="21"/>
+          <w:szCs w:val="21"/>
+          <w:lang w:eastAsia="en-GB"/>
+        </w:rPr>
+        <w:t xml:space="preserve">        </w:t>
+      </w:r>
+      <w:r>
+        <w:rPr>
+          <w:rFonts w:ascii="Consolas" w:eastAsia="Times New Roman" w:hAnsi="Consolas" w:cs="Times New Roman"/>
+          <w:color w:val="C586C0"/>
+          <w:sz w:val="21"/>
+          <w:szCs w:val="21"/>
+          <w:lang w:eastAsia="en-GB"/>
+        </w:rPr>
+        <w:t>for</w:t>
+      </w:r>
+      <w:r>
+        <w:rPr>
+          <w:rFonts w:ascii="Consolas" w:eastAsia="Times New Roman" w:hAnsi="Consolas" w:cs="Times New Roman"/>
+          <w:color w:val="CCCCCC"/>
+          <w:sz w:val="21"/>
+          <w:szCs w:val="21"/>
+          <w:lang w:eastAsia="en-GB"/>
+        </w:rPr>
+        <w:t xml:space="preserve"> p </w:t>
+      </w:r>
+      <w:r>
+        <w:rPr>
+          <w:rFonts w:ascii="Consolas" w:eastAsia="Times New Roman" w:hAnsi="Consolas" w:cs="Times New Roman"/>
+          <w:color w:val="C586C0"/>
+          <w:sz w:val="21"/>
+          <w:szCs w:val="21"/>
+          <w:lang w:eastAsia="en-GB"/>
+        </w:rPr>
+        <w:t>in</w:t>
+      </w:r>
+      <w:r>
+        <w:rPr>
+          <w:rFonts w:ascii="Consolas" w:eastAsia="Times New Roman" w:hAnsi="Consolas" w:cs="Times New Roman"/>
+          <w:color w:val="CCCCCC"/>
+          <w:sz w:val="21"/>
+          <w:szCs w:val="21"/>
+          <w:lang w:eastAsia="en-GB"/>
+        </w:rPr>
+        <w:t xml:space="preserve"> passenger_data:</w:t>
+      </w:r>
+    </w:p>
+    <w:p>
+      <w:pPr>
+        <w:shd w:val="clear" w:color="auto" w:fill="1F1F1F"/>
+        <w:spacing w:after="0" w:line="285" w:lineRule="atLeast"/>
+        <w:rPr>
+          <w:rFonts w:ascii="Consolas" w:eastAsia="Times New Roman" w:hAnsi="Consolas" w:cs="Times New Roman"/>
+          <w:color w:val="CCCCCC"/>
+          <w:sz w:val="21"/>
+          <w:szCs w:val="21"/>
+          <w:lang w:eastAsia="en-GB"/>
+        </w:rPr>
+      </w:pPr>
+      <w:r>
+        <w:rPr>
+          <w:rFonts w:ascii="Consolas" w:eastAsia="Times New Roman" w:hAnsi="Consolas" w:cs="Times New Roman"/>
+          <w:color w:val="CCCCCC"/>
+          <w:sz w:val="21"/>
+          <w:szCs w:val="21"/>
+          <w:lang w:eastAsia="en-GB"/>
+        </w:rPr>
+        <w:t xml:space="preserve">            passenger </w:t>
+      </w:r>
+      <w:r>
+        <w:rPr>
+          <w:rFonts w:ascii="Consolas" w:eastAsia="Times New Roman" w:hAnsi="Consolas" w:cs="Times New Roman"/>
+          <w:color w:val="D4D4D4"/>
+          <w:sz w:val="21"/>
+          <w:szCs w:val="21"/>
+          <w:lang w:eastAsia="en-GB"/>
+        </w:rPr>
+        <w:t>=</w:t>
+      </w:r>
+      <w:r>
+        <w:rPr>
+          <w:rFonts w:ascii="Consolas" w:eastAsia="Times New Roman" w:hAnsi="Consolas" w:cs="Times New Roman"/>
+          <w:color w:val="CCCCCC"/>
+          <w:sz w:val="21"/>
+          <w:szCs w:val="21"/>
+          <w:lang w:eastAsia="en-GB"/>
+        </w:rPr>
+        <w:t xml:space="preserve"> Passenger.objects.create(</w:t>
+      </w:r>
+    </w:p>
+    <w:p>
+      <w:pPr>
+        <w:shd w:val="clear" w:color="auto" w:fill="1F1F1F"/>
+        <w:spacing w:after="0" w:line="285" w:lineRule="atLeast"/>
+        <w:rPr>
+          <w:rFonts w:ascii="Consolas" w:eastAsia="Times New Roman" w:hAnsi="Consolas" w:cs="Times New Roman"/>
+          <w:color w:val="CCCCCC"/>
+          <w:sz w:val="21"/>
+          <w:szCs w:val="21"/>
+          <w:lang w:eastAsia="en-GB"/>
+        </w:rPr>
+      </w:pPr>
+      <w:r>
+        <w:rPr>
+          <w:rFonts w:ascii="Consolas" w:eastAsia="Times New Roman" w:hAnsi="Consolas" w:cs="Times New Roman"/>
+          <w:color w:val="CCCCCC"/>
+          <w:sz w:val="21"/>
+          <w:szCs w:val="21"/>
+          <w:lang w:eastAsia="en-GB"/>
+        </w:rPr>
+        <w:t xml:space="preserve">                </w:t>
+      </w:r>
+      <w:r>
+        <w:rPr>
+          <w:rFonts w:ascii="Consolas" w:eastAsia="Times New Roman" w:hAnsi="Consolas" w:cs="Times New Roman"/>
+          <w:color w:val="9CDCFE"/>
+          <w:sz w:val="21"/>
+          <w:szCs w:val="21"/>
+          <w:lang w:eastAsia="en-GB"/>
+        </w:rPr>
+        <w:t>First_Name</w:t>
+      </w:r>
+      <w:r>
+        <w:rPr>
+          <w:rFonts w:ascii="Consolas" w:eastAsia="Times New Roman" w:hAnsi="Consolas" w:cs="Times New Roman"/>
+          <w:color w:val="CCCCCC"/>
+          <w:sz w:val="21"/>
+          <w:szCs w:val="21"/>
+          <w:lang w:eastAsia="en-GB"/>
+        </w:rPr>
+        <w:t xml:space="preserve"> </w:t>
+      </w:r>
+      <w:r>
+        <w:rPr>
+          <w:rFonts w:ascii="Consolas" w:eastAsia="Times New Roman" w:hAnsi="Consolas" w:cs="Times New Roman"/>
+          <w:color w:val="D4D4D4"/>
+          <w:sz w:val="21"/>
+          <w:szCs w:val="21"/>
+          <w:lang w:eastAsia="en-GB"/>
+        </w:rPr>
+        <w:t>=</w:t>
+      </w:r>
+      <w:r>
+        <w:rPr>
+          <w:rFonts w:ascii="Consolas" w:eastAsia="Times New Roman" w:hAnsi="Consolas" w:cs="Times New Roman"/>
+          <w:color w:val="CCCCCC"/>
+          <w:sz w:val="21"/>
+          <w:szCs w:val="21"/>
+          <w:lang w:eastAsia="en-GB"/>
+        </w:rPr>
+        <w:t xml:space="preserve"> p[</w:t>
+      </w:r>
+      <w:r>
+        <w:rPr>
+          <w:rFonts w:ascii="Consolas" w:eastAsia="Times New Roman" w:hAnsi="Consolas" w:cs="Times New Roman"/>
+          <w:color w:val="CE9178"/>
+          <w:sz w:val="21"/>
+          <w:szCs w:val="21"/>
+          <w:lang w:eastAsia="en-GB"/>
+        </w:rPr>
+        <w:t>'First_Name'</w:t>
+      </w:r>
+      <w:r>
+        <w:rPr>
+          <w:rFonts w:ascii="Consolas" w:eastAsia="Times New Roman" w:hAnsi="Consolas" w:cs="Times New Roman"/>
+          <w:color w:val="CCCCCC"/>
+          <w:sz w:val="21"/>
+          <w:szCs w:val="21"/>
+          <w:lang w:eastAsia="en-GB"/>
+        </w:rPr>
+        <w:t>],</w:t>
+      </w:r>
+    </w:p>
+    <w:p>
+      <w:pPr>
+        <w:shd w:val="clear" w:color="auto" w:fill="1F1F1F"/>
+        <w:spacing w:after="0" w:line="285" w:lineRule="atLeast"/>
+        <w:rPr>
+          <w:rFonts w:ascii="Consolas" w:eastAsia="Times New Roman" w:hAnsi="Consolas" w:cs="Times New Roman"/>
+          <w:color w:val="CCCCCC"/>
+          <w:sz w:val="21"/>
+          <w:szCs w:val="21"/>
+          <w:lang w:eastAsia="en-GB"/>
+        </w:rPr>
+      </w:pPr>
+      <w:r>
+        <w:rPr>
+          <w:rFonts w:ascii="Consolas" w:eastAsia="Times New Roman" w:hAnsi="Consolas" w:cs="Times New Roman"/>
+          <w:color w:val="CCCCCC"/>
+          <w:sz w:val="21"/>
+          <w:szCs w:val="21"/>
+          <w:lang w:eastAsia="en-GB"/>
+        </w:rPr>
+        <w:t xml:space="preserve">                </w:t>
+      </w:r>
+      <w:r>
+        <w:rPr>
+          <w:rFonts w:ascii="Consolas" w:eastAsia="Times New Roman" w:hAnsi="Consolas" w:cs="Times New Roman"/>
+          <w:color w:val="9CDCFE"/>
+          <w:sz w:val="21"/>
+          <w:szCs w:val="21"/>
+          <w:lang w:eastAsia="en-GB"/>
+        </w:rPr>
+        <w:t>Last_Name</w:t>
+      </w:r>
+      <w:r>
+        <w:rPr>
+          <w:rFonts w:ascii="Consolas" w:eastAsia="Times New Roman" w:hAnsi="Consolas" w:cs="Times New Roman"/>
+          <w:color w:val="CCCCCC"/>
+          <w:sz w:val="21"/>
+          <w:szCs w:val="21"/>
+          <w:lang w:eastAsia="en-GB"/>
+        </w:rPr>
+        <w:t xml:space="preserve"> </w:t>
+      </w:r>
+      <w:r>
+        <w:rPr>
+          <w:rFonts w:ascii="Consolas" w:eastAsia="Times New Roman" w:hAnsi="Consolas" w:cs="Times New Roman"/>
+          <w:color w:val="D4D4D4"/>
+          <w:sz w:val="21"/>
+          <w:szCs w:val="21"/>
+          <w:lang w:eastAsia="en-GB"/>
+        </w:rPr>
+        <w:t>=</w:t>
+      </w:r>
+      <w:r>
+        <w:rPr>
+          <w:rFonts w:ascii="Consolas" w:eastAsia="Times New Roman" w:hAnsi="Consolas" w:cs="Times New Roman"/>
+          <w:color w:val="CCCCCC"/>
+          <w:sz w:val="21"/>
+          <w:szCs w:val="21"/>
+          <w:lang w:eastAsia="en-GB"/>
+        </w:rPr>
+        <w:t xml:space="preserve"> p[</w:t>
+      </w:r>
+      <w:r>
+        <w:rPr>
+          <w:rFonts w:ascii="Consolas" w:eastAsia="Times New Roman" w:hAnsi="Consolas" w:cs="Times New Roman"/>
+          <w:color w:val="CE9178"/>
+          <w:sz w:val="21"/>
+          <w:szCs w:val="21"/>
+          <w:lang w:eastAsia="en-GB"/>
+        </w:rPr>
+        <w:t>'Last_Name'</w:t>
+      </w:r>
+      <w:r>
+        <w:rPr>
+          <w:rFonts w:ascii="Consolas" w:eastAsia="Times New Roman" w:hAnsi="Consolas" w:cs="Times New Roman"/>
+          <w:color w:val="CCCCCC"/>
+          <w:sz w:val="21"/>
+          <w:szCs w:val="21"/>
+          <w:lang w:eastAsia="en-GB"/>
+        </w:rPr>
+        <w:t>],</w:t>
+      </w:r>
+    </w:p>
+    <w:p>
+      <w:pPr>
+        <w:shd w:val="clear" w:color="auto" w:fill="1F1F1F"/>
+        <w:spacing w:after="0" w:line="285" w:lineRule="atLeast"/>
+        <w:rPr>
+          <w:rFonts w:ascii="Consolas" w:eastAsia="Times New Roman" w:hAnsi="Consolas" w:cs="Times New Roman"/>
+          <w:color w:val="CCCCCC"/>
+          <w:sz w:val="21"/>
+          <w:szCs w:val="21"/>
+          <w:lang w:eastAsia="en-GB"/>
+        </w:rPr>
+      </w:pPr>
+      <w:r>
+        <w:rPr>
+          <w:rFonts w:ascii="Consolas" w:eastAsia="Times New Roman" w:hAnsi="Consolas" w:cs="Times New Roman"/>
+          <w:color w:val="CCCCCC"/>
+          <w:sz w:val="21"/>
+          <w:szCs w:val="21"/>
+          <w:lang w:eastAsia="en-GB"/>
+        </w:rPr>
+        <w:t xml:space="preserve">                </w:t>
+      </w:r>
+      <w:r>
+        <w:rPr>
+          <w:rFonts w:ascii="Consolas" w:eastAsia="Times New Roman" w:hAnsi="Consolas" w:cs="Times New Roman"/>
+          <w:color w:val="9CDCFE"/>
+          <w:sz w:val="21"/>
+          <w:szCs w:val="21"/>
+          <w:lang w:eastAsia="en-GB"/>
+        </w:rPr>
+        <w:t>DOB</w:t>
+      </w:r>
+      <w:r>
+        <w:rPr>
+          <w:rFonts w:ascii="Consolas" w:eastAsia="Times New Roman" w:hAnsi="Consolas" w:cs="Times New Roman"/>
+          <w:color w:val="CCCCCC"/>
+          <w:sz w:val="21"/>
+          <w:szCs w:val="21"/>
+          <w:lang w:eastAsia="en-GB"/>
+        </w:rPr>
+        <w:t xml:space="preserve"> </w:t>
+      </w:r>
+      <w:r>
+        <w:rPr>
+          <w:rFonts w:ascii="Consolas" w:eastAsia="Times New Roman" w:hAnsi="Consolas" w:cs="Times New Roman"/>
+          <w:color w:val="D4D4D4"/>
+          <w:sz w:val="21"/>
+          <w:szCs w:val="21"/>
+          <w:lang w:eastAsia="en-GB"/>
+        </w:rPr>
+        <w:t>=</w:t>
+      </w:r>
+      <w:r>
+        <w:rPr>
+          <w:rFonts w:ascii="Consolas" w:eastAsia="Times New Roman" w:hAnsi="Consolas" w:cs="Times New Roman"/>
+          <w:color w:val="CCCCCC"/>
+          <w:sz w:val="21"/>
+          <w:szCs w:val="21"/>
+          <w:lang w:eastAsia="en-GB"/>
+        </w:rPr>
+        <w:t xml:space="preserve"> datetime.datetime.strptime(p[</w:t>
+      </w:r>
+      <w:r>
+        <w:rPr>
+          <w:rFonts w:ascii="Consolas" w:eastAsia="Times New Roman" w:hAnsi="Consolas" w:cs="Times New Roman"/>
+          <w:color w:val="CE9178"/>
+          <w:sz w:val="21"/>
+          <w:szCs w:val="21"/>
+          <w:lang w:eastAsia="en-GB"/>
+        </w:rPr>
+        <w:t>'DOB'</w:t>
+      </w:r>
+      <w:r>
+        <w:rPr>
+          <w:rFonts w:ascii="Consolas" w:eastAsia="Times New Roman" w:hAnsi="Consolas" w:cs="Times New Roman"/>
+          <w:color w:val="CCCCCC"/>
+          <w:sz w:val="21"/>
+          <w:szCs w:val="21"/>
+          <w:lang w:eastAsia="en-GB"/>
+        </w:rPr>
+        <w:t xml:space="preserve">], </w:t>
+      </w:r>
+      <w:r>
+        <w:rPr>
+          <w:rFonts w:ascii="Consolas" w:eastAsia="Times New Roman" w:hAnsi="Consolas" w:cs="Times New Roman"/>
+          <w:color w:val="CE9178"/>
+          <w:sz w:val="21"/>
+          <w:szCs w:val="21"/>
+          <w:lang w:eastAsia="en-GB"/>
+        </w:rPr>
+        <w:t>'%Y-%m-</w:t>
+      </w:r>
+      <w:r>
+        <w:rPr>
+          <w:rFonts w:ascii="Consolas" w:eastAsia="Times New Roman" w:hAnsi="Consolas" w:cs="Times New Roman"/>
+          <w:color w:val="569CD6"/>
+          <w:sz w:val="21"/>
+          <w:szCs w:val="21"/>
+          <w:lang w:eastAsia="en-GB"/>
+        </w:rPr>
+        <w:t>%d</w:t>
+      </w:r>
+      <w:r>
+        <w:rPr>
+          <w:rFonts w:ascii="Consolas" w:eastAsia="Times New Roman" w:hAnsi="Consolas" w:cs="Times New Roman"/>
+          <w:color w:val="CE9178"/>
+          <w:sz w:val="21"/>
+          <w:szCs w:val="21"/>
+          <w:lang w:eastAsia="en-GB"/>
+        </w:rPr>
+        <w:t>'</w:t>
+      </w:r>
+      <w:r>
+        <w:rPr>
+          <w:rFonts w:ascii="Consolas" w:eastAsia="Times New Roman" w:hAnsi="Consolas" w:cs="Times New Roman"/>
+          <w:color w:val="CCCCCC"/>
+          <w:sz w:val="21"/>
+          <w:szCs w:val="21"/>
+          <w:lang w:eastAsia="en-GB"/>
+        </w:rPr>
+        <w:t>).date(),</w:t>
+      </w:r>
+    </w:p>
+    <w:p>
+      <w:pPr>
+        <w:shd w:val="clear" w:color="auto" w:fill="1F1F1F"/>
+        <w:spacing w:after="0" w:line="285" w:lineRule="atLeast"/>
+        <w:rPr>
+          <w:rFonts w:ascii="Consolas" w:eastAsia="Times New Roman" w:hAnsi="Consolas" w:cs="Times New Roman"/>
+          <w:color w:val="CCCCCC"/>
+          <w:sz w:val="21"/>
+          <w:szCs w:val="21"/>
+          <w:lang w:eastAsia="en-GB"/>
+        </w:rPr>
+      </w:pPr>
+      <w:r>
+        <w:rPr>
+          <w:rFonts w:ascii="Consolas" w:eastAsia="Times New Roman" w:hAnsi="Consolas" w:cs="Times New Roman"/>
+          <w:color w:val="CCCCCC"/>
+          <w:sz w:val="21"/>
+          <w:szCs w:val="21"/>
+          <w:lang w:eastAsia="en-GB"/>
+        </w:rPr>
+        <w:t xml:space="preserve">                </w:t>
+      </w:r>
+      <w:r>
+        <w:rPr>
+          <w:rFonts w:ascii="Consolas" w:eastAsia="Times New Roman" w:hAnsi="Consolas" w:cs="Times New Roman"/>
+          <w:color w:val="9CDCFE"/>
+          <w:sz w:val="21"/>
+          <w:szCs w:val="21"/>
+          <w:lang w:eastAsia="en-GB"/>
+        </w:rPr>
+        <w:t>user</w:t>
+      </w:r>
+      <w:r>
+        <w:rPr>
+          <w:rFonts w:ascii="Consolas" w:eastAsia="Times New Roman" w:hAnsi="Consolas" w:cs="Times New Roman"/>
+          <w:color w:val="CCCCCC"/>
+          <w:sz w:val="21"/>
+          <w:szCs w:val="21"/>
+          <w:lang w:eastAsia="en-GB"/>
+        </w:rPr>
+        <w:t xml:space="preserve"> </w:t>
+      </w:r>
+      <w:r>
+        <w:rPr>
+          <w:rFonts w:ascii="Consolas" w:eastAsia="Times New Roman" w:hAnsi="Consolas" w:cs="Times New Roman"/>
+          <w:color w:val="D4D4D4"/>
+          <w:sz w:val="21"/>
+          <w:szCs w:val="21"/>
+          <w:lang w:eastAsia="en-GB"/>
+        </w:rPr>
+        <w:t>=</w:t>
+      </w:r>
+      <w:r>
+        <w:rPr>
+          <w:rFonts w:ascii="Consolas" w:eastAsia="Times New Roman" w:hAnsi="Consolas" w:cs="Times New Roman"/>
+          <w:color w:val="CCCCCC"/>
+          <w:sz w:val="21"/>
+          <w:szCs w:val="21"/>
+          <w:lang w:eastAsia="en-GB"/>
+        </w:rPr>
+        <w:t xml:space="preserve"> request.user,</w:t>
+      </w:r>
+    </w:p>
+    <w:p>
+      <w:pPr>
+        <w:shd w:val="clear" w:color="auto" w:fill="1F1F1F"/>
+        <w:spacing w:after="0" w:line="285" w:lineRule="atLeast"/>
+        <w:rPr>
+          <w:rFonts w:ascii="Consolas" w:eastAsia="Times New Roman" w:hAnsi="Consolas" w:cs="Times New Roman"/>
+          <w:color w:val="CCCCCC"/>
+          <w:sz w:val="21"/>
+          <w:szCs w:val="21"/>
+          <w:lang w:eastAsia="en-GB"/>
+        </w:rPr>
+      </w:pPr>
+      <w:r>
+        <w:rPr>
+          <w:rFonts w:ascii="Consolas" w:eastAsia="Times New Roman" w:hAnsi="Consolas" w:cs="Times New Roman"/>
+          <w:color w:val="CCCCCC"/>
+          <w:sz w:val="21"/>
+          <w:szCs w:val="21"/>
+          <w:lang w:eastAsia="en-GB"/>
+        </w:rPr>
+        <w:t>            )</w:t>
+      </w:r>
+    </w:p>
+    <w:p>
+      <w:pPr>
+        <w:shd w:val="clear" w:color="auto" w:fill="1F1F1F"/>
+        <w:spacing w:after="0" w:line="285" w:lineRule="atLeast"/>
+        <w:rPr>
+          <w:rFonts w:ascii="Consolas" w:eastAsia="Times New Roman" w:hAnsi="Consolas" w:cs="Times New Roman"/>
+          <w:color w:val="CCCCCC"/>
+          <w:sz w:val="21"/>
+          <w:szCs w:val="21"/>
+          <w:lang w:eastAsia="en-GB"/>
+        </w:rPr>
+      </w:pPr>
+    </w:p>
+    <w:p>
+      <w:pPr>
+        <w:shd w:val="clear" w:color="auto" w:fill="1F1F1F"/>
+        <w:spacing w:after="0" w:line="285" w:lineRule="atLeast"/>
+        <w:rPr>
+          <w:rFonts w:ascii="Consolas" w:eastAsia="Times New Roman" w:hAnsi="Consolas" w:cs="Times New Roman"/>
+          <w:color w:val="CCCCCC"/>
+          <w:sz w:val="21"/>
+          <w:szCs w:val="21"/>
+          <w:lang w:eastAsia="en-GB"/>
+        </w:rPr>
+      </w:pPr>
+      <w:r>
+        <w:rPr>
+          <w:rFonts w:ascii="Consolas" w:eastAsia="Times New Roman" w:hAnsi="Consolas" w:cs="Times New Roman"/>
+          <w:color w:val="CCCCCC"/>
+          <w:sz w:val="21"/>
+          <w:szCs w:val="21"/>
+          <w:lang w:eastAsia="en-GB"/>
+        </w:rPr>
+        <w:t>            Booking_Passenger.objects.create(</w:t>
+      </w:r>
+    </w:p>
+    <w:p>
+      <w:pPr>
+        <w:shd w:val="clear" w:color="auto" w:fill="1F1F1F"/>
+        <w:spacing w:after="0" w:line="285" w:lineRule="atLeast"/>
+        <w:rPr>
+          <w:rFonts w:ascii="Consolas" w:eastAsia="Times New Roman" w:hAnsi="Consolas" w:cs="Times New Roman"/>
+          <w:color w:val="CCCCCC"/>
+          <w:sz w:val="21"/>
+          <w:szCs w:val="21"/>
+          <w:lang w:eastAsia="en-GB"/>
+        </w:rPr>
+      </w:pPr>
+      <w:r>
+        <w:rPr>
+          <w:rFonts w:ascii="Consolas" w:eastAsia="Times New Roman" w:hAnsi="Consolas" w:cs="Times New Roman"/>
+          <w:color w:val="CCCCCC"/>
+          <w:sz w:val="21"/>
+          <w:szCs w:val="21"/>
+          <w:lang w:eastAsia="en-GB"/>
+        </w:rPr>
+        <w:t xml:space="preserve">            </w:t>
+      </w:r>
+      <w:r>
+        <w:rPr>
+          <w:rFonts w:ascii="Consolas" w:eastAsia="Times New Roman" w:hAnsi="Consolas" w:cs="Times New Roman"/>
+          <w:color w:val="9CDCFE"/>
+          <w:sz w:val="21"/>
+          <w:szCs w:val="21"/>
+          <w:lang w:eastAsia="en-GB"/>
+        </w:rPr>
+        <w:t>Booking_ID</w:t>
+      </w:r>
+      <w:r>
+        <w:rPr>
+          <w:rFonts w:ascii="Consolas" w:eastAsia="Times New Roman" w:hAnsi="Consolas" w:cs="Times New Roman"/>
+          <w:color w:val="CCCCCC"/>
+          <w:sz w:val="21"/>
+          <w:szCs w:val="21"/>
+          <w:lang w:eastAsia="en-GB"/>
+        </w:rPr>
+        <w:t xml:space="preserve"> </w:t>
+      </w:r>
+      <w:r>
+        <w:rPr>
+          <w:rFonts w:ascii="Consolas" w:eastAsia="Times New Roman" w:hAnsi="Consolas" w:cs="Times New Roman"/>
+          <w:color w:val="D4D4D4"/>
+          <w:sz w:val="21"/>
+          <w:szCs w:val="21"/>
+          <w:lang w:eastAsia="en-GB"/>
+        </w:rPr>
+        <w:t>=</w:t>
+      </w:r>
+      <w:r>
+        <w:rPr>
+          <w:rFonts w:ascii="Consolas" w:eastAsia="Times New Roman" w:hAnsi="Consolas" w:cs="Times New Roman"/>
+          <w:color w:val="CCCCCC"/>
+          <w:sz w:val="21"/>
+          <w:szCs w:val="21"/>
+          <w:lang w:eastAsia="en-GB"/>
+        </w:rPr>
+        <w:t xml:space="preserve"> booking,</w:t>
+      </w:r>
+    </w:p>
+    <w:p>
+      <w:pPr>
+        <w:shd w:val="clear" w:color="auto" w:fill="1F1F1F"/>
+        <w:spacing w:after="0" w:line="285" w:lineRule="atLeast"/>
+        <w:rPr>
+          <w:rFonts w:ascii="Consolas" w:eastAsia="Times New Roman" w:hAnsi="Consolas" w:cs="Times New Roman"/>
+          <w:color w:val="CCCCCC"/>
+          <w:sz w:val="21"/>
+          <w:szCs w:val="21"/>
+          <w:lang w:eastAsia="en-GB"/>
+        </w:rPr>
+      </w:pPr>
+      <w:r>
+        <w:rPr>
+          <w:rFonts w:ascii="Consolas" w:eastAsia="Times New Roman" w:hAnsi="Consolas" w:cs="Times New Roman"/>
+          <w:color w:val="CCCCCC"/>
+          <w:sz w:val="21"/>
+          <w:szCs w:val="21"/>
+          <w:lang w:eastAsia="en-GB"/>
+        </w:rPr>
+        <w:t xml:space="preserve">            </w:t>
+      </w:r>
+      <w:r>
+        <w:rPr>
+          <w:rFonts w:ascii="Consolas" w:eastAsia="Times New Roman" w:hAnsi="Consolas" w:cs="Times New Roman"/>
+          <w:color w:val="9CDCFE"/>
+          <w:sz w:val="21"/>
+          <w:szCs w:val="21"/>
+          <w:lang w:eastAsia="en-GB"/>
+        </w:rPr>
+        <w:t>Passenger_ID</w:t>
+      </w:r>
+      <w:r>
+        <w:rPr>
+          <w:rFonts w:ascii="Consolas" w:eastAsia="Times New Roman" w:hAnsi="Consolas" w:cs="Times New Roman"/>
+          <w:color w:val="CCCCCC"/>
+          <w:sz w:val="21"/>
+          <w:szCs w:val="21"/>
+          <w:lang w:eastAsia="en-GB"/>
+        </w:rPr>
+        <w:t xml:space="preserve"> </w:t>
+      </w:r>
+      <w:r>
+        <w:rPr>
+          <w:rFonts w:ascii="Consolas" w:eastAsia="Times New Roman" w:hAnsi="Consolas" w:cs="Times New Roman"/>
+          <w:color w:val="D4D4D4"/>
+          <w:sz w:val="21"/>
+          <w:szCs w:val="21"/>
+          <w:lang w:eastAsia="en-GB"/>
+        </w:rPr>
+        <w:t>=</w:t>
+      </w:r>
+      <w:r>
+        <w:rPr>
+          <w:rFonts w:ascii="Consolas" w:eastAsia="Times New Roman" w:hAnsi="Consolas" w:cs="Times New Roman"/>
+          <w:color w:val="CCCCCC"/>
+          <w:sz w:val="21"/>
+          <w:szCs w:val="21"/>
+          <w:lang w:eastAsia="en-GB"/>
+        </w:rPr>
+        <w:t xml:space="preserve"> passenger,</w:t>
+      </w:r>
+    </w:p>
+    <w:p>
+      <w:pPr>
+        <w:shd w:val="clear" w:color="auto" w:fill="1F1F1F"/>
+        <w:spacing w:after="0" w:line="285" w:lineRule="atLeast"/>
+        <w:rPr>
+          <w:rFonts w:ascii="Consolas" w:eastAsia="Times New Roman" w:hAnsi="Consolas" w:cs="Times New Roman"/>
+          <w:color w:val="CCCCCC"/>
+          <w:sz w:val="21"/>
+          <w:szCs w:val="21"/>
+          <w:lang w:eastAsia="en-GB"/>
+        </w:rPr>
+      </w:pPr>
+      <w:r>
+        <w:rPr>
+          <w:rFonts w:ascii="Consolas" w:eastAsia="Times New Roman" w:hAnsi="Consolas" w:cs="Times New Roman"/>
+          <w:color w:val="CCCCCC"/>
+          <w:sz w:val="21"/>
+          <w:szCs w:val="21"/>
+          <w:lang w:eastAsia="en-GB"/>
+        </w:rPr>
+        <w:t>            )</w:t>
+      </w:r>
+    </w:p>
+    <w:p>
+      <w:pPr>
+        <w:shd w:val="clear" w:color="auto" w:fill="1F1F1F"/>
+        <w:spacing w:after="0" w:line="285" w:lineRule="atLeast"/>
+        <w:rPr>
+          <w:rFonts w:ascii="Consolas" w:eastAsia="Times New Roman" w:hAnsi="Consolas" w:cs="Times New Roman"/>
+          <w:color w:val="CCCCCC"/>
+          <w:sz w:val="21"/>
+          <w:szCs w:val="21"/>
+          <w:lang w:eastAsia="en-GB"/>
+        </w:rPr>
+      </w:pPr>
+    </w:p>
+    <w:p>
+      <w:pPr>
+        <w:shd w:val="clear" w:color="auto" w:fill="1F1F1F"/>
+        <w:spacing w:after="0" w:line="285" w:lineRule="atLeast"/>
+        <w:rPr>
+          <w:rFonts w:ascii="Consolas" w:eastAsia="Times New Roman" w:hAnsi="Consolas" w:cs="Times New Roman"/>
+          <w:color w:val="CCCCCC"/>
+          <w:sz w:val="21"/>
+          <w:szCs w:val="21"/>
+          <w:lang w:eastAsia="en-GB"/>
+        </w:rPr>
+      </w:pPr>
+      <w:r>
+        <w:rPr>
+          <w:rFonts w:ascii="Consolas" w:eastAsia="Times New Roman" w:hAnsi="Consolas" w:cs="Times New Roman"/>
+          <w:color w:val="CCCCCC"/>
+          <w:sz w:val="21"/>
+          <w:szCs w:val="21"/>
+          <w:lang w:eastAsia="en-GB"/>
+        </w:rPr>
+        <w:t xml:space="preserve">        </w:t>
+      </w:r>
+      <w:r>
+        <w:rPr>
+          <w:rFonts w:ascii="Consolas" w:eastAsia="Times New Roman" w:hAnsi="Consolas" w:cs="Times New Roman"/>
+          <w:color w:val="C586C0"/>
+          <w:sz w:val="21"/>
+          <w:szCs w:val="21"/>
+          <w:lang w:eastAsia="en-GB"/>
+        </w:rPr>
+        <w:t>del</w:t>
+      </w:r>
+      <w:r>
+        <w:rPr>
+          <w:rFonts w:ascii="Consolas" w:eastAsia="Times New Roman" w:hAnsi="Consolas" w:cs="Times New Roman"/>
+          <w:color w:val="CCCCCC"/>
+          <w:sz w:val="21"/>
+          <w:szCs w:val="21"/>
+          <w:lang w:eastAsia="en-GB"/>
+        </w:rPr>
+        <w:t xml:space="preserve"> request.session[</w:t>
+      </w:r>
+      <w:r>
+        <w:rPr>
+          <w:rFonts w:ascii="Consolas" w:eastAsia="Times New Roman" w:hAnsi="Consolas" w:cs="Times New Roman"/>
+          <w:color w:val="CE9178"/>
+          <w:sz w:val="21"/>
+          <w:szCs w:val="21"/>
+          <w:lang w:eastAsia="en-GB"/>
+        </w:rPr>
+        <w:t>'passenger_data'</w:t>
+      </w:r>
+      <w:r>
+        <w:rPr>
+          <w:rFonts w:ascii="Consolas" w:eastAsia="Times New Roman" w:hAnsi="Consolas" w:cs="Times New Roman"/>
+          <w:color w:val="CCCCCC"/>
+          <w:sz w:val="21"/>
+          <w:szCs w:val="21"/>
+          <w:lang w:eastAsia="en-GB"/>
+        </w:rPr>
+        <w:t>]</w:t>
+      </w:r>
+    </w:p>
+    <w:p>
+      <w:pPr>
+        <w:shd w:val="clear" w:color="auto" w:fill="1F1F1F"/>
+        <w:spacing w:after="0" w:line="285" w:lineRule="atLeast"/>
+        <w:rPr>
+          <w:rFonts w:ascii="Consolas" w:eastAsia="Times New Roman" w:hAnsi="Consolas" w:cs="Times New Roman"/>
+          <w:color w:val="CCCCCC"/>
+          <w:sz w:val="21"/>
+          <w:szCs w:val="21"/>
+          <w:lang w:eastAsia="en-GB"/>
+        </w:rPr>
+      </w:pPr>
+      <w:r>
+        <w:rPr>
+          <w:rFonts w:ascii="Consolas" w:eastAsia="Times New Roman" w:hAnsi="Consolas" w:cs="Times New Roman"/>
+          <w:color w:val="CCCCCC"/>
+          <w:sz w:val="21"/>
+          <w:szCs w:val="21"/>
+          <w:lang w:eastAsia="en-GB"/>
+        </w:rPr>
+        <w:t xml:space="preserve">        </w:t>
+      </w:r>
+      <w:r>
+        <w:rPr>
+          <w:rFonts w:ascii="Consolas" w:eastAsia="Times New Roman" w:hAnsi="Consolas" w:cs="Times New Roman"/>
+          <w:color w:val="C586C0"/>
+          <w:sz w:val="21"/>
+          <w:szCs w:val="21"/>
+          <w:lang w:eastAsia="en-GB"/>
+        </w:rPr>
+        <w:t>del</w:t>
+      </w:r>
+      <w:r>
+        <w:rPr>
+          <w:rFonts w:ascii="Consolas" w:eastAsia="Times New Roman" w:hAnsi="Consolas" w:cs="Times New Roman"/>
+          <w:color w:val="CCCCCC"/>
+          <w:sz w:val="21"/>
+          <w:szCs w:val="21"/>
+          <w:lang w:eastAsia="en-GB"/>
+        </w:rPr>
+        <w:t xml:space="preserve"> request.session[</w:t>
+      </w:r>
+      <w:r>
+        <w:rPr>
+          <w:rFonts w:ascii="Consolas" w:eastAsia="Times New Roman" w:hAnsi="Consolas" w:cs="Times New Roman"/>
+          <w:color w:val="CE9178"/>
+          <w:sz w:val="21"/>
+          <w:szCs w:val="21"/>
+          <w:lang w:eastAsia="en-GB"/>
+        </w:rPr>
+        <w:t>'total_price'</w:t>
+      </w:r>
+      <w:r>
+        <w:rPr>
+          <w:rFonts w:ascii="Consolas" w:eastAsia="Times New Roman" w:hAnsi="Consolas" w:cs="Times New Roman"/>
+          <w:color w:val="CCCCCC"/>
+          <w:sz w:val="21"/>
+          <w:szCs w:val="21"/>
+          <w:lang w:eastAsia="en-GB"/>
+        </w:rPr>
+        <w:t>]</w:t>
+      </w:r>
+    </w:p>
+    <w:p>
+      <w:pPr>
+        <w:shd w:val="clear" w:color="auto" w:fill="1F1F1F"/>
+        <w:spacing w:after="0" w:line="285" w:lineRule="atLeast"/>
+        <w:rPr>
+          <w:rFonts w:ascii="Consolas" w:eastAsia="Times New Roman" w:hAnsi="Consolas" w:cs="Times New Roman"/>
+          <w:color w:val="CCCCCC"/>
+          <w:sz w:val="21"/>
+          <w:szCs w:val="21"/>
+          <w:lang w:eastAsia="en-GB"/>
+        </w:rPr>
+      </w:pPr>
+    </w:p>
+    <w:p>
+      <w:pPr>
+        <w:shd w:val="clear" w:color="auto" w:fill="1F1F1F"/>
+        <w:spacing w:after="0" w:line="285" w:lineRule="atLeast"/>
+        <w:rPr>
+          <w:rFonts w:ascii="Consolas" w:eastAsia="Times New Roman" w:hAnsi="Consolas" w:cs="Times New Roman"/>
+          <w:color w:val="CCCCCC"/>
+          <w:sz w:val="21"/>
+          <w:szCs w:val="21"/>
+          <w:lang w:eastAsia="en-GB"/>
+        </w:rPr>
+      </w:pPr>
+      <w:r>
+        <w:rPr>
+          <w:rFonts w:ascii="Consolas" w:eastAsia="Times New Roman" w:hAnsi="Consolas" w:cs="Times New Roman"/>
+          <w:color w:val="CCCCCC"/>
+          <w:sz w:val="21"/>
+          <w:szCs w:val="21"/>
+          <w:lang w:eastAsia="en-GB"/>
+        </w:rPr>
+        <w:t xml:space="preserve">        </w:t>
+      </w:r>
+      <w:r>
+        <w:rPr>
+          <w:rFonts w:ascii="Consolas" w:eastAsia="Times New Roman" w:hAnsi="Consolas" w:cs="Times New Roman"/>
+          <w:color w:val="C586C0"/>
+          <w:sz w:val="21"/>
+          <w:szCs w:val="21"/>
+          <w:lang w:eastAsia="en-GB"/>
+        </w:rPr>
+        <w:t>return</w:t>
+      </w:r>
+      <w:r>
+        <w:rPr>
+          <w:rFonts w:ascii="Consolas" w:eastAsia="Times New Roman" w:hAnsi="Consolas" w:cs="Times New Roman"/>
+          <w:color w:val="CCCCCC"/>
+          <w:sz w:val="21"/>
+          <w:szCs w:val="21"/>
+          <w:lang w:eastAsia="en-GB"/>
+        </w:rPr>
+        <w:t xml:space="preserve"> redirect(</w:t>
+      </w:r>
+      <w:r>
+        <w:rPr>
+          <w:rFonts w:ascii="Consolas" w:eastAsia="Times New Roman" w:hAnsi="Consolas" w:cs="Times New Roman"/>
+          <w:color w:val="CE9178"/>
+          <w:sz w:val="21"/>
+          <w:szCs w:val="21"/>
+          <w:lang w:eastAsia="en-GB"/>
+        </w:rPr>
+        <w:t>'confirmation'</w:t>
+      </w:r>
+      <w:r>
+        <w:rPr>
+          <w:rFonts w:ascii="Consolas" w:eastAsia="Times New Roman" w:hAnsi="Consolas" w:cs="Times New Roman"/>
+          <w:color w:val="CCCCCC"/>
+          <w:sz w:val="21"/>
+          <w:szCs w:val="21"/>
+          <w:lang w:eastAsia="en-GB"/>
+        </w:rPr>
+        <w:t>)</w:t>
+      </w:r>
+    </w:p>
+    <w:p>
+      <w:pPr>
+        <w:shd w:val="clear" w:color="auto" w:fill="1F1F1F"/>
+        <w:spacing w:after="0" w:line="285" w:lineRule="atLeast"/>
+        <w:rPr>
+          <w:rFonts w:ascii="Consolas" w:eastAsia="Times New Roman" w:hAnsi="Consolas" w:cs="Times New Roman"/>
+          <w:color w:val="CCCCCC"/>
+          <w:sz w:val="21"/>
+          <w:szCs w:val="21"/>
+          <w:lang w:eastAsia="en-GB"/>
+        </w:rPr>
+      </w:pPr>
+    </w:p>
+    <w:p>
+      <w:pPr>
+        <w:shd w:val="clear" w:color="auto" w:fill="1F1F1F"/>
+        <w:spacing w:after="0" w:line="285" w:lineRule="atLeast"/>
+        <w:rPr>
+          <w:rFonts w:ascii="Consolas" w:eastAsia="Times New Roman" w:hAnsi="Consolas" w:cs="Times New Roman"/>
+          <w:color w:val="CCCCCC"/>
+          <w:sz w:val="21"/>
+          <w:szCs w:val="21"/>
+          <w:lang w:eastAsia="en-GB"/>
+        </w:rPr>
+      </w:pPr>
+      <w:r>
+        <w:rPr>
+          <w:rFonts w:ascii="Consolas" w:eastAsia="Times New Roman" w:hAnsi="Consolas" w:cs="Times New Roman"/>
+          <w:color w:val="CCCCCC"/>
+          <w:sz w:val="21"/>
+          <w:szCs w:val="21"/>
+          <w:lang w:eastAsia="en-GB"/>
+        </w:rPr>
+        <w:t xml:space="preserve">    </w:t>
+      </w:r>
+      <w:r>
+        <w:rPr>
+          <w:rFonts w:ascii="Consolas" w:eastAsia="Times New Roman" w:hAnsi="Consolas" w:cs="Times New Roman"/>
+          <w:color w:val="C586C0"/>
+          <w:sz w:val="21"/>
+          <w:szCs w:val="21"/>
+          <w:lang w:eastAsia="en-GB"/>
+        </w:rPr>
+        <w:t>return</w:t>
+      </w:r>
+      <w:r>
+        <w:rPr>
+          <w:rFonts w:ascii="Consolas" w:eastAsia="Times New Roman" w:hAnsi="Consolas" w:cs="Times New Roman"/>
+          <w:color w:val="CCCCCC"/>
+          <w:sz w:val="21"/>
+          <w:szCs w:val="21"/>
+          <w:lang w:eastAsia="en-GB"/>
+        </w:rPr>
+        <w:t xml:space="preserve"> render(request, </w:t>
+      </w:r>
+      <w:r>
+        <w:rPr>
+          <w:rFonts w:ascii="Consolas" w:eastAsia="Times New Roman" w:hAnsi="Consolas" w:cs="Times New Roman"/>
+          <w:color w:val="CE9178"/>
+          <w:sz w:val="21"/>
+          <w:szCs w:val="21"/>
+          <w:lang w:eastAsia="en-GB"/>
+        </w:rPr>
+        <w:t>'payment.html'</w:t>
+      </w:r>
+      <w:r>
+        <w:rPr>
+          <w:rFonts w:ascii="Consolas" w:eastAsia="Times New Roman" w:hAnsi="Consolas" w:cs="Times New Roman"/>
+          <w:color w:val="CCCCCC"/>
+          <w:sz w:val="21"/>
+          <w:szCs w:val="21"/>
+          <w:lang w:eastAsia="en-GB"/>
+        </w:rPr>
+        <w:t>, {</w:t>
+      </w:r>
+    </w:p>
+    <w:p>
+      <w:pPr>
+        <w:shd w:val="clear" w:color="auto" w:fill="1F1F1F"/>
+        <w:spacing w:after="0" w:line="285" w:lineRule="atLeast"/>
+        <w:rPr>
+          <w:rFonts w:ascii="Consolas" w:eastAsia="Times New Roman" w:hAnsi="Consolas" w:cs="Times New Roman"/>
+          <w:color w:val="CCCCCC"/>
+          <w:sz w:val="21"/>
+          <w:szCs w:val="21"/>
+          <w:lang w:eastAsia="en-GB"/>
+        </w:rPr>
+      </w:pPr>
+      <w:r>
+        <w:rPr>
+          <w:rFonts w:ascii="Consolas" w:eastAsia="Times New Roman" w:hAnsi="Consolas" w:cs="Times New Roman"/>
+          <w:color w:val="CCCCCC"/>
+          <w:sz w:val="21"/>
+          <w:szCs w:val="21"/>
+          <w:lang w:eastAsia="en-GB"/>
+        </w:rPr>
+        <w:t xml:space="preserve">        </w:t>
+      </w:r>
+      <w:r>
+        <w:rPr>
+          <w:rFonts w:ascii="Consolas" w:eastAsia="Times New Roman" w:hAnsi="Consolas" w:cs="Times New Roman"/>
+          <w:color w:val="CE9178"/>
+          <w:sz w:val="21"/>
+          <w:szCs w:val="21"/>
+          <w:lang w:eastAsia="en-GB"/>
+        </w:rPr>
+        <w:t>'flight'</w:t>
+      </w:r>
+      <w:r>
+        <w:rPr>
+          <w:rFonts w:ascii="Consolas" w:eastAsia="Times New Roman" w:hAnsi="Consolas" w:cs="Times New Roman"/>
+          <w:color w:val="CCCCCC"/>
+          <w:sz w:val="21"/>
+          <w:szCs w:val="21"/>
+          <w:lang w:eastAsia="en-GB"/>
+        </w:rPr>
+        <w:t>: flight,</w:t>
+      </w:r>
+    </w:p>
+    <w:p>
+      <w:pPr>
+        <w:shd w:val="clear" w:color="auto" w:fill="1F1F1F"/>
+        <w:spacing w:after="0" w:line="285" w:lineRule="atLeast"/>
+        <w:rPr>
+          <w:rFonts w:ascii="Consolas" w:eastAsia="Times New Roman" w:hAnsi="Consolas" w:cs="Times New Roman"/>
+          <w:color w:val="CCCCCC"/>
+          <w:sz w:val="21"/>
+          <w:szCs w:val="21"/>
+          <w:lang w:eastAsia="en-GB"/>
+        </w:rPr>
+      </w:pPr>
+      <w:r>
+        <w:rPr>
+          <w:rFonts w:ascii="Consolas" w:eastAsia="Times New Roman" w:hAnsi="Consolas" w:cs="Times New Roman"/>
+          <w:color w:val="CCCCCC"/>
+          <w:sz w:val="21"/>
+          <w:szCs w:val="21"/>
+          <w:lang w:eastAsia="en-GB"/>
+        </w:rPr>
+        <w:t xml:space="preserve">        </w:t>
+      </w:r>
+      <w:r>
+        <w:rPr>
+          <w:rFonts w:ascii="Consolas" w:eastAsia="Times New Roman" w:hAnsi="Consolas" w:cs="Times New Roman"/>
+          <w:color w:val="CE9178"/>
+          <w:sz w:val="21"/>
+          <w:szCs w:val="21"/>
+          <w:lang w:eastAsia="en-GB"/>
+        </w:rPr>
+        <w:t>'passengers'</w:t>
+      </w:r>
+      <w:r>
+        <w:rPr>
+          <w:rFonts w:ascii="Consolas" w:eastAsia="Times New Roman" w:hAnsi="Consolas" w:cs="Times New Roman"/>
+          <w:color w:val="CCCCCC"/>
+          <w:sz w:val="21"/>
+          <w:szCs w:val="21"/>
+          <w:lang w:eastAsia="en-GB"/>
+        </w:rPr>
+        <w:t>: passengers,</w:t>
+      </w:r>
+    </w:p>
+    <w:p>
+      <w:pPr>
+        <w:shd w:val="clear" w:color="auto" w:fill="1F1F1F"/>
+        <w:spacing w:after="0" w:line="285" w:lineRule="atLeast"/>
+        <w:rPr>
+          <w:rFonts w:ascii="Consolas" w:eastAsia="Times New Roman" w:hAnsi="Consolas" w:cs="Times New Roman"/>
+          <w:color w:val="CCCCCC"/>
+          <w:sz w:val="21"/>
+          <w:szCs w:val="21"/>
+          <w:lang w:eastAsia="en-GB"/>
+        </w:rPr>
+      </w:pPr>
+      <w:r>
+        <w:rPr>
+          <w:rFonts w:ascii="Consolas" w:eastAsia="Times New Roman" w:hAnsi="Consolas" w:cs="Times New Roman"/>
+          <w:color w:val="CCCCCC"/>
+          <w:sz w:val="21"/>
+          <w:szCs w:val="21"/>
+          <w:lang w:eastAsia="en-GB"/>
+        </w:rPr>
+        <w:t xml:space="preserve">        </w:t>
+      </w:r>
+      <w:r>
+        <w:rPr>
+          <w:rFonts w:ascii="Consolas" w:eastAsia="Times New Roman" w:hAnsi="Consolas" w:cs="Times New Roman"/>
+          <w:color w:val="CE9178"/>
+          <w:sz w:val="21"/>
+          <w:szCs w:val="21"/>
+          <w:lang w:eastAsia="en-GB"/>
+        </w:rPr>
+        <w:t>'passenger_data'</w:t>
+      </w:r>
+      <w:r>
+        <w:rPr>
+          <w:rFonts w:ascii="Consolas" w:eastAsia="Times New Roman" w:hAnsi="Consolas" w:cs="Times New Roman"/>
+          <w:color w:val="CCCCCC"/>
+          <w:sz w:val="21"/>
+          <w:szCs w:val="21"/>
+          <w:lang w:eastAsia="en-GB"/>
+        </w:rPr>
+        <w:t>: passenger_data,</w:t>
+      </w:r>
+    </w:p>
+    <w:p>
+      <w:pPr>
+        <w:shd w:val="clear" w:color="auto" w:fill="1F1F1F"/>
+        <w:spacing w:after="0" w:line="285" w:lineRule="atLeast"/>
+        <w:rPr>
+          <w:rFonts w:ascii="Consolas" w:eastAsia="Times New Roman" w:hAnsi="Consolas" w:cs="Times New Roman"/>
+          <w:color w:val="CCCCCC"/>
+          <w:sz w:val="21"/>
+          <w:szCs w:val="21"/>
+          <w:lang w:eastAsia="en-GB"/>
+        </w:rPr>
+      </w:pPr>
+      <w:r>
+        <w:rPr>
+          <w:rFonts w:ascii="Consolas" w:eastAsia="Times New Roman" w:hAnsi="Consolas" w:cs="Times New Roman"/>
+          <w:color w:val="CCCCCC"/>
+          <w:sz w:val="21"/>
+          <w:szCs w:val="21"/>
+          <w:lang w:eastAsia="en-GB"/>
+        </w:rPr>
+        <w:t xml:space="preserve">        </w:t>
+      </w:r>
+      <w:r>
+        <w:rPr>
+          <w:rFonts w:ascii="Consolas" w:eastAsia="Times New Roman" w:hAnsi="Consolas" w:cs="Times New Roman"/>
+          <w:color w:val="CE9178"/>
+          <w:sz w:val="21"/>
+          <w:szCs w:val="21"/>
+          <w:lang w:eastAsia="en-GB"/>
+        </w:rPr>
+        <w:t>'total_price'</w:t>
+      </w:r>
+      <w:r>
+        <w:rPr>
+          <w:rFonts w:ascii="Consolas" w:eastAsia="Times New Roman" w:hAnsi="Consolas" w:cs="Times New Roman"/>
+          <w:color w:val="CCCCCC"/>
+          <w:sz w:val="21"/>
+          <w:szCs w:val="21"/>
+          <w:lang w:eastAsia="en-GB"/>
+        </w:rPr>
+        <w:t>: total_price,</w:t>
+      </w:r>
+    </w:p>
+    <w:p>
+      <w:pPr>
+        <w:shd w:val="clear" w:color="auto" w:fill="1F1F1F"/>
+        <w:spacing w:after="0" w:line="285" w:lineRule="atLeast"/>
+        <w:rPr>
+          <w:rFonts w:ascii="Consolas" w:eastAsia="Times New Roman" w:hAnsi="Consolas" w:cs="Times New Roman"/>
+          <w:color w:val="CCCCCC"/>
+          <w:sz w:val="21"/>
+          <w:szCs w:val="21"/>
+          <w:lang w:eastAsia="en-GB"/>
+        </w:rPr>
+      </w:pPr>
+      <w:r>
+        <w:rPr>
+          <w:rFonts w:ascii="Consolas" w:eastAsia="Times New Roman" w:hAnsi="Consolas" w:cs="Times New Roman"/>
+          <w:color w:val="CCCCCC"/>
+          <w:sz w:val="21"/>
+          <w:szCs w:val="21"/>
+          <w:lang w:eastAsia="en-GB"/>
+        </w:rPr>
+        <w:t>    })</w:t>
+      </w:r>
+    </w:p>
+    <w:p/>
     <w:p>
       <w:pPr>
         <w:pStyle w:val="Heading2"/>
-        <w:numPr>
-          <w:ilvl w:val="0"/>
-          <w:numId w:val="0"/>
-        </w:numPr>
-        <w:ind w:left="720" w:hanging="360"/>
-      </w:pPr>
-      <w:r>
-        <w:t>Back End</w:t>
-      </w:r>
-    </w:p>
-    <w:p>
-      <w:r>
-        <w:t>The back end include python using the Django framework and MySQL using CleverCloud database platform.</w:t>
-      </w:r>
-    </w:p>
-    <w:p>
-      <w:r>
-        <w:t xml:space="preserve">Django (using python) is used to handle the link between front-end and the database, reading and writing to CleverCloud, which is used to host the database using the MySQL database type. Django routes incoming requests and performs all CRUD operations for the users, booking new flights and updating/deleting existing ones. </w:t>
-      </w:r>
-      <w:r>
-        <w:t>Django becomes a useful system because of its all-in-one setup</w:t>
-      </w:r>
-      <w:r>
-        <w:t xml:space="preserve"> and because it uses the MVT architecture it follows the separation of concerns design principle making the system much easier to develop.</w:t>
-      </w:r>
-    </w:p>
-    <w:p>
-      <w:r>
-        <w:t>The database is hosted on CleverCloud</w:t>
-      </w:r>
-      <w:r>
-        <w:t xml:space="preserve"> and uses the normal MySQL queries and commands to perform the basic CRUD operations.</w:t>
+      </w:pPr>
+      <w:r>
+        <w:t>Security</w:t>
+      </w:r>
+    </w:p>
+    <w:p>
+      <w:r>
+        <w:t>Protecting user data is an essential part to any website design. Luckily Django has built-in security systems to help protect the site. One example of this is the CSFR (Cross-Site Request Forgery) protection and Django automatically generates and validates tokens which get embedded in every form. When the form gets submitted, the tokens are checked to see if they match. Any malicious site w</w:t>
+      </w:r>
+      <w:r>
+        <w:t>ill no</w:t>
+      </w:r>
+      <w:r>
+        <w:t xml:space="preserve">t know the token because it </w:t>
+      </w:r>
+      <w:r>
+        <w:t>cann</w:t>
+      </w:r>
+      <w:r>
+        <w:t xml:space="preserve">ot </w:t>
+      </w:r>
+      <w:r>
+        <w:t>r</w:t>
+      </w:r>
+      <w:r>
+        <w:t>ead the site’s cookies.</w:t>
+      </w:r>
+    </w:p>
+    <w:p>
+      <w:r>
+        <w:t xml:space="preserve">Another example is the permissions system. Django has a </w:t>
+      </w:r>
+      <w:r>
+        <w:t>built-in</w:t>
+      </w:r>
+      <w:r>
+        <w:t xml:space="preserve"> model-level permission system which is directly linked to the models.py.</w:t>
+      </w:r>
+      <w:r>
+        <w:t xml:space="preserve"> This means permissions </w:t>
+      </w:r>
+      <w:r>
+        <w:lastRenderedPageBreak/>
+        <w:t>can be given either directly or via groups, this way users can view only their own bookings and admins or “superusers” can view them all.</w:t>
+      </w:r>
+    </w:p>
+    <w:p>
+      <w:pPr>
+        <w:pStyle w:val="Heading1"/>
+      </w:pPr>
+      <w:r>
+        <w:t>Data Design</w:t>
       </w:r>
     </w:p>
     <w:p>
       <w:pPr>
         <w:pStyle w:val="Heading2"/>
-        <w:numPr>
-          <w:ilvl w:val="0"/>
-          <w:numId w:val="0"/>
-        </w:numPr>
-        <w:ind w:left="720" w:hanging="360"/>
-      </w:pPr>
-      <w:r>
-        <w:t>Security</w:t>
+      </w:pPr>
+      <w:r>
+        <w:t>Data Dictionary</w:t>
+      </w:r>
+    </w:p>
+    <w:p>
+      <w:pPr>
+        <w:keepNext/>
+      </w:pPr>
+      <w:r>
+        <w:rPr>
+          <w:noProof/>
+        </w:rPr>
+        <w:drawing>
+          <wp:inline distT="0" distB="0" distL="0" distR="0" wp14:anchorId="7DB3281E" wp14:editId="468F9AEE">
+            <wp:extent cx="5731510" cy="5557520"/>
+            <wp:effectExtent l="0" t="0" r="2540" b="5080"/>
+            <wp:docPr id="1218257911" name="Picture 2"/>
+            <wp:cNvGraphicFramePr>
+              <a:graphicFrameLocks xmlns:a="http://schemas.openxmlformats.org/drawingml/2006/main" noChangeAspect="1"/>
+            </wp:cNvGraphicFramePr>
+            <a:graphic xmlns:a="http://schemas.openxmlformats.org/drawingml/2006/main">
+              <a:graphicData uri="http://schemas.openxmlformats.org/drawingml/2006/picture">
+                <pic:pic xmlns:pic="http://schemas.openxmlformats.org/drawingml/2006/picture">
+                  <pic:nvPicPr>
+                    <pic:cNvPr id="0" name="Picture 1"/>
+                    <pic:cNvPicPr>
+                      <a:picLocks noChangeAspect="1" noChangeArrowheads="1"/>
+                    </pic:cNvPicPr>
+                  </pic:nvPicPr>
+                  <pic:blipFill>
+                    <a:blip r:embed="rId5">
+                      <a:extLst>
+                        <a:ext uri="{28A0092B-C50C-407E-A947-70E740481C1C}">
+                          <a14:useLocalDpi xmlns:a14="http://schemas.microsoft.com/office/drawing/2010/main" val="0"/>
+                        </a:ext>
+                      </a:extLst>
+                    </a:blip>
+                    <a:srcRect/>
+                    <a:stretch>
+                      <a:fillRect/>
+                    </a:stretch>
+                  </pic:blipFill>
+                  <pic:spPr bwMode="auto">
+                    <a:xfrm>
+                      <a:off x="0" y="0"/>
+                      <a:ext cx="5731510" cy="5557520"/>
+                    </a:xfrm>
+                    <a:prstGeom prst="rect">
+                      <a:avLst/>
+                    </a:prstGeom>
+                    <a:noFill/>
+                    <a:ln>
+                      <a:noFill/>
+                    </a:ln>
+                  </pic:spPr>
+                </pic:pic>
+              </a:graphicData>
+            </a:graphic>
+          </wp:inline>
+        </w:drawing>
+      </w:r>
+    </w:p>
+    <w:p>
+      <w:pPr>
+        <w:pStyle w:val="Caption"/>
+      </w:pPr>
+      <w:r>
+        <w:t xml:space="preserve">Figure </w:t>
+      </w:r>
+      <w:r>
+        <w:fldChar w:fldCharType="begin"/>
+      </w:r>
+      <w:r>
+        <w:instrText xml:space="preserve"> STYLEREF 1 \s </w:instrText>
+      </w:r>
+      <w:r>
+        <w:fldChar w:fldCharType="separate"/>
+      </w:r>
+      <w:r>
+        <w:rPr>
+          <w:noProof/>
+        </w:rPr>
+        <w:t>4</w:t>
+      </w:r>
+      <w:r>
+        <w:fldChar w:fldCharType="end"/>
+      </w:r>
+      <w:r>
+        <w:t>.</w:t>
+      </w:r>
+      <w:r>
+        <w:fldChar w:fldCharType="begin"/>
+      </w:r>
+      <w:r>
+        <w:instrText xml:space="preserve"> SEQ Figure \* ARABIC \s 1 </w:instrText>
+      </w:r>
+      <w:r>
+        <w:fldChar w:fldCharType="separate"/>
+      </w:r>
+      <w:r>
+        <w:rPr>
+          <w:noProof/>
+        </w:rPr>
+        <w:t>1</w:t>
+      </w:r>
+      <w:r>
+        <w:fldChar w:fldCharType="end"/>
+      </w:r>
+      <w:r>
+        <w:t xml:space="preserve"> - Data Dictionary</w:t>
+      </w:r>
+    </w:p>
+    <w:p>
+      <w:pPr>
+        <w:pStyle w:val="Heading2"/>
+      </w:pPr>
+      <w:r>
+        <w:lastRenderedPageBreak/>
+        <w:t>ERD Diagram</w:t>
+      </w:r>
+    </w:p>
+    <w:p>
+      <w:pPr>
+        <w:keepNext/>
+        <w:jc w:val="center"/>
+      </w:pPr>
+      <w:r>
+        <w:rPr>
+          <w:noProof/>
+        </w:rPr>
+        <w:drawing>
+          <wp:inline distT="0" distB="0" distL="0" distR="0" wp14:anchorId="58FF82F2" wp14:editId="5D4F6C35">
+            <wp:extent cx="4385733" cy="3007235"/>
+            <wp:effectExtent l="0" t="0" r="0" b="3175"/>
+            <wp:docPr id="1997383640" name="Picture 1"/>
+            <wp:cNvGraphicFramePr>
+              <a:graphicFrameLocks xmlns:a="http://schemas.openxmlformats.org/drawingml/2006/main" noChangeAspect="1"/>
+            </wp:cNvGraphicFramePr>
+            <a:graphic xmlns:a="http://schemas.openxmlformats.org/drawingml/2006/main">
+              <a:graphicData uri="http://schemas.openxmlformats.org/drawingml/2006/picture">
+                <pic:pic xmlns:pic="http://schemas.openxmlformats.org/drawingml/2006/picture">
+                  <pic:nvPicPr>
+                    <pic:cNvPr id="1997383640" name="Picture 1997383640"/>
+                    <pic:cNvPicPr/>
+                  </pic:nvPicPr>
+                  <pic:blipFill>
+                    <a:blip r:embed="rId6">
+                      <a:extLst>
+                        <a:ext uri="{28A0092B-C50C-407E-A947-70E740481C1C}">
+                          <a14:useLocalDpi xmlns:a14="http://schemas.microsoft.com/office/drawing/2010/main" val="0"/>
+                        </a:ext>
+                      </a:extLst>
+                    </a:blip>
+                    <a:stretch>
+                      <a:fillRect/>
+                    </a:stretch>
+                  </pic:blipFill>
+                  <pic:spPr>
+                    <a:xfrm>
+                      <a:off x="0" y="0"/>
+                      <a:ext cx="4385733" cy="3007235"/>
+                    </a:xfrm>
+                    <a:prstGeom prst="rect">
+                      <a:avLst/>
+                    </a:prstGeom>
+                  </pic:spPr>
+                </pic:pic>
+              </a:graphicData>
+            </a:graphic>
+          </wp:inline>
+        </w:drawing>
+      </w:r>
+    </w:p>
+    <w:p>
+      <w:pPr>
+        <w:pStyle w:val="Caption"/>
+        <w:jc w:val="center"/>
+      </w:pPr>
+      <w:r>
+        <w:t xml:space="preserve">Figure </w:t>
+      </w:r>
+      <w:r>
+        <w:fldChar w:fldCharType="begin"/>
+      </w:r>
+      <w:r>
+        <w:instrText xml:space="preserve"> STYLEREF 1 \s </w:instrText>
+      </w:r>
+      <w:r>
+        <w:fldChar w:fldCharType="separate"/>
+      </w:r>
+      <w:r>
+        <w:rPr>
+          <w:noProof/>
+        </w:rPr>
+        <w:t>4</w:t>
+      </w:r>
+      <w:r>
+        <w:fldChar w:fldCharType="end"/>
+      </w:r>
+      <w:r>
+        <w:t>.</w:t>
+      </w:r>
+      <w:r>
+        <w:fldChar w:fldCharType="begin"/>
+      </w:r>
+      <w:r>
+        <w:instrText xml:space="preserve"> SEQ Figure \* ARABIC \s 1 </w:instrText>
+      </w:r>
+      <w:r>
+        <w:fldChar w:fldCharType="separate"/>
+      </w:r>
+      <w:r>
+        <w:rPr>
+          <w:noProof/>
+        </w:rPr>
+        <w:t>2</w:t>
+      </w:r>
+      <w:r>
+        <w:fldChar w:fldCharType="end"/>
+      </w:r>
+      <w:r>
+        <w:t xml:space="preserve"> - ERD for AirDBUK</w:t>
+      </w:r>
+    </w:p>
+    <w:p>
+      <w:r>
+        <w:t>The ERD diagram above is a representation of AirDBUK’s database and how each table affects the other. However, when the decision was made to use Django’s authentication system, it made the user table redundant.</w:t>
+      </w:r>
+    </w:p>
+    <w:p>
+      <w:pPr>
+        <w:pStyle w:val="Heading2"/>
+      </w:pPr>
+      <w:r>
+        <w:t>Data Flow Diagram</w:t>
+      </w:r>
+    </w:p>
+    <w:p>
+      <w:r>
+        <w:rPr>
+          <w:noProof/>
+        </w:rPr>
+        <w:drawing>
+          <wp:inline distT="0" distB="0" distL="0" distR="0" wp14:anchorId="14E0EC6E" wp14:editId="047D2800">
+            <wp:extent cx="5731510" cy="1581150"/>
+            <wp:effectExtent l="0" t="0" r="2540" b="0"/>
+            <wp:docPr id="855976539" name="Picture 3"/>
+            <wp:cNvGraphicFramePr>
+              <a:graphicFrameLocks xmlns:a="http://schemas.openxmlformats.org/drawingml/2006/main" noChangeAspect="1"/>
+            </wp:cNvGraphicFramePr>
+            <a:graphic xmlns:a="http://schemas.openxmlformats.org/drawingml/2006/main">
+              <a:graphicData uri="http://schemas.openxmlformats.org/drawingml/2006/picture">
+                <pic:pic xmlns:pic="http://schemas.openxmlformats.org/drawingml/2006/picture">
+                  <pic:nvPicPr>
+                    <pic:cNvPr id="855976539" name="Picture 855976539"/>
+                    <pic:cNvPicPr/>
+                  </pic:nvPicPr>
+                  <pic:blipFill rotWithShape="1">
+                    <a:blip r:embed="rId7">
+                      <a:extLst>
+                        <a:ext uri="{28A0092B-C50C-407E-A947-70E740481C1C}">
+                          <a14:useLocalDpi xmlns:a14="http://schemas.microsoft.com/office/drawing/2010/main" val="0"/>
+                        </a:ext>
+                      </a:extLst>
+                    </a:blip>
+                    <a:srcRect t="16939" b="34016"/>
+                    <a:stretch>
+                      <a:fillRect/>
+                    </a:stretch>
+                  </pic:blipFill>
+                  <pic:spPr bwMode="auto">
+                    <a:xfrm>
+                      <a:off x="0" y="0"/>
+                      <a:ext cx="5731510" cy="1581150"/>
+                    </a:xfrm>
+                    <a:prstGeom prst="rect">
+                      <a:avLst/>
+                    </a:prstGeom>
+                    <a:ln>
+                      <a:noFill/>
+                    </a:ln>
+                    <a:extLst>
+                      <a:ext uri="{53640926-AAD7-44D8-BBD7-CCE9431645EC}">
+                        <a14:shadowObscured xmlns:a14="http://schemas.microsoft.com/office/drawing/2010/main"/>
+                      </a:ext>
+                    </a:extLst>
+                  </pic:spPr>
+                </pic:pic>
+              </a:graphicData>
+            </a:graphic>
+          </wp:inline>
+        </w:drawing>
       </w:r>
     </w:p>
     <w:p>
       <w:pPr>
         <w:pStyle w:val="Heading1"/>
-        <w:numPr>
-          <w:ilvl w:val="0"/>
-          <w:numId w:val="0"/>
-        </w:numPr>
-        <w:ind w:left="360" w:hanging="360"/>
-      </w:pPr>
-      <w:r>
-        <w:t>Data Design</w:t>
+      </w:pPr>
+      <w:r>
+        <w:lastRenderedPageBreak/>
+        <w:t>User Interface Design</w:t>
       </w:r>
     </w:p>
     <w:p>
       <w:pPr>
         <w:pStyle w:val="Heading2"/>
-        <w:numPr>
-          <w:ilvl w:val="0"/>
-          <w:numId w:val="0"/>
-        </w:numPr>
-        <w:ind w:left="720" w:hanging="360"/>
-      </w:pPr>
-      <w:r>
-        <w:t>Data Dictionary</w:t>
+      </w:pPr>
+      <w:r>
+        <w:t>Wireframe</w:t>
+      </w:r>
+    </w:p>
+    <w:p>
+      <w:pPr>
+        <w:keepNext/>
+      </w:pPr>
+      <w:r>
+        <w:rPr>
+          <w:noProof/>
+        </w:rPr>
+        <w:drawing>
+          <wp:inline distT="0" distB="0" distL="0" distR="0" wp14:anchorId="14980ABC" wp14:editId="567D2717">
+            <wp:extent cx="5731510" cy="3223895"/>
+            <wp:effectExtent l="0" t="0" r="2540" b="0"/>
+            <wp:docPr id="246979191" name="Picture 8"/>
+            <wp:cNvGraphicFramePr>
+              <a:graphicFrameLocks xmlns:a="http://schemas.openxmlformats.org/drawingml/2006/main" noChangeAspect="1"/>
+            </wp:cNvGraphicFramePr>
+            <a:graphic xmlns:a="http://schemas.openxmlformats.org/drawingml/2006/main">
+              <a:graphicData uri="http://schemas.openxmlformats.org/drawingml/2006/picture">
+                <pic:pic xmlns:pic="http://schemas.openxmlformats.org/drawingml/2006/picture">
+                  <pic:nvPicPr>
+                    <pic:cNvPr id="246979191" name="Picture 246979191"/>
+                    <pic:cNvPicPr/>
+                  </pic:nvPicPr>
+                  <pic:blipFill>
+                    <a:blip r:embed="rId8">
+                      <a:extLst>
+                        <a:ext uri="{28A0092B-C50C-407E-A947-70E740481C1C}">
+                          <a14:useLocalDpi xmlns:a14="http://schemas.microsoft.com/office/drawing/2010/main" val="0"/>
+                        </a:ext>
+                      </a:extLst>
+                    </a:blip>
+                    <a:stretch>
+                      <a:fillRect/>
+                    </a:stretch>
+                  </pic:blipFill>
+                  <pic:spPr>
+                    <a:xfrm>
+                      <a:off x="0" y="0"/>
+                      <a:ext cx="5731510" cy="3223895"/>
+                    </a:xfrm>
+                    <a:prstGeom prst="rect">
+                      <a:avLst/>
+                    </a:prstGeom>
+                  </pic:spPr>
+                </pic:pic>
+              </a:graphicData>
+            </a:graphic>
+          </wp:inline>
+        </w:drawing>
+      </w:r>
+    </w:p>
+    <w:p>
+      <w:pPr>
+        <w:pStyle w:val="Caption"/>
+      </w:pPr>
+      <w:r>
+        <w:t xml:space="preserve">Figure </w:t>
+      </w:r>
+      <w:r>
+        <w:fldChar w:fldCharType="begin"/>
+      </w:r>
+      <w:r>
+        <w:instrText xml:space="preserve"> STYLEREF 1 \s </w:instrText>
+      </w:r>
+      <w:r>
+        <w:fldChar w:fldCharType="separate"/>
+      </w:r>
+      <w:r>
+        <w:rPr>
+          <w:noProof/>
+        </w:rPr>
+        <w:t>5</w:t>
+      </w:r>
+      <w:r>
+        <w:fldChar w:fldCharType="end"/>
+      </w:r>
+      <w:r>
+        <w:t>.</w:t>
+      </w:r>
+      <w:r>
+        <w:fldChar w:fldCharType="begin"/>
+      </w:r>
+      <w:r>
+        <w:instrText xml:space="preserve"> SEQ Figure \* ARABIC \s 1 </w:instrText>
+      </w:r>
+      <w:r>
+        <w:fldChar w:fldCharType="separate"/>
+      </w:r>
+      <w:r>
+        <w:rPr>
+          <w:noProof/>
+        </w:rPr>
+        <w:t>1</w:t>
+      </w:r>
+      <w:r>
+        <w:fldChar w:fldCharType="end"/>
+      </w:r>
+      <w:r>
+        <w:t xml:space="preserve"> - Home Page Wireframe</w:t>
+      </w:r>
+    </w:p>
+    <w:p>
+      <w:pPr>
+        <w:keepNext/>
+      </w:pPr>
+      <w:r>
+        <w:rPr>
+          <w:noProof/>
+        </w:rPr>
+        <w:drawing>
+          <wp:inline distT="0" distB="0" distL="0" distR="0" wp14:anchorId="1E053DC0" wp14:editId="6BDC0E5E">
+            <wp:extent cx="5731510" cy="3223895"/>
+            <wp:effectExtent l="0" t="0" r="2540" b="0"/>
+            <wp:docPr id="2094895937" name="Picture 6"/>
+            <wp:cNvGraphicFramePr>
+              <a:graphicFrameLocks xmlns:a="http://schemas.openxmlformats.org/drawingml/2006/main" noChangeAspect="1"/>
+            </wp:cNvGraphicFramePr>
+            <a:graphic xmlns:a="http://schemas.openxmlformats.org/drawingml/2006/main">
+              <a:graphicData uri="http://schemas.openxmlformats.org/drawingml/2006/picture">
+                <pic:pic xmlns:pic="http://schemas.openxmlformats.org/drawingml/2006/picture">
+                  <pic:nvPicPr>
+                    <pic:cNvPr id="2094895937" name="Picture 2094895937"/>
+                    <pic:cNvPicPr/>
+                  </pic:nvPicPr>
+                  <pic:blipFill>
+                    <a:blip r:embed="rId9">
+                      <a:extLst>
+                        <a:ext uri="{28A0092B-C50C-407E-A947-70E740481C1C}">
+                          <a14:useLocalDpi xmlns:a14="http://schemas.microsoft.com/office/drawing/2010/main" val="0"/>
+                        </a:ext>
+                      </a:extLst>
+                    </a:blip>
+                    <a:stretch>
+                      <a:fillRect/>
+                    </a:stretch>
+                  </pic:blipFill>
+                  <pic:spPr>
+                    <a:xfrm>
+                      <a:off x="0" y="0"/>
+                      <a:ext cx="5731510" cy="3223895"/>
+                    </a:xfrm>
+                    <a:prstGeom prst="rect">
+                      <a:avLst/>
+                    </a:prstGeom>
+                  </pic:spPr>
+                </pic:pic>
+              </a:graphicData>
+            </a:graphic>
+          </wp:inline>
+        </w:drawing>
+      </w:r>
+    </w:p>
+    <w:p>
+      <w:pPr>
+        <w:pStyle w:val="Caption"/>
+      </w:pPr>
+      <w:r>
+        <w:t xml:space="preserve">Figure </w:t>
+      </w:r>
+      <w:r>
+        <w:fldChar w:fldCharType="begin"/>
+      </w:r>
+      <w:r>
+        <w:instrText xml:space="preserve"> STYLEREF 1 \s </w:instrText>
+      </w:r>
+      <w:r>
+        <w:fldChar w:fldCharType="separate"/>
+      </w:r>
+      <w:r>
+        <w:rPr>
+          <w:noProof/>
+        </w:rPr>
+        <w:t>5</w:t>
+      </w:r>
+      <w:r>
+        <w:fldChar w:fldCharType="end"/>
+      </w:r>
+      <w:r>
+        <w:t>.</w:t>
+      </w:r>
+      <w:r>
+        <w:fldChar w:fldCharType="begin"/>
+      </w:r>
+      <w:r>
+        <w:instrText xml:space="preserve"> SEQ Figure \* ARABIC \s 1 </w:instrText>
+      </w:r>
+      <w:r>
+        <w:fldChar w:fldCharType="separate"/>
+      </w:r>
+      <w:r>
+        <w:rPr>
+          <w:noProof/>
+        </w:rPr>
+        <w:t>2</w:t>
+      </w:r>
+      <w:r>
+        <w:fldChar w:fldCharType="end"/>
+      </w:r>
+      <w:r>
+        <w:t xml:space="preserve"> - </w:t>
+      </w:r>
+      <w:r>
+        <w:t>Flights</w:t>
+      </w:r>
+      <w:r>
+        <w:t xml:space="preserve"> Page Wireframe</w:t>
+      </w:r>
+    </w:p>
+    <w:p>
+      <w:pPr>
+        <w:keepNext/>
+      </w:pPr>
+      <w:r>
+        <w:rPr>
+          <w:noProof/>
+        </w:rPr>
+        <w:lastRenderedPageBreak/>
+        <w:drawing>
+          <wp:inline distT="0" distB="0" distL="0" distR="0" wp14:anchorId="39659680" wp14:editId="3E50FD40">
+            <wp:extent cx="5731510" cy="3223895"/>
+            <wp:effectExtent l="0" t="0" r="2540" b="0"/>
+            <wp:docPr id="1872368831" name="Picture 5"/>
+            <wp:cNvGraphicFramePr>
+              <a:graphicFrameLocks xmlns:a="http://schemas.openxmlformats.org/drawingml/2006/main" noChangeAspect="1"/>
+            </wp:cNvGraphicFramePr>
+            <a:graphic xmlns:a="http://schemas.openxmlformats.org/drawingml/2006/main">
+              <a:graphicData uri="http://schemas.openxmlformats.org/drawingml/2006/picture">
+                <pic:pic xmlns:pic="http://schemas.openxmlformats.org/drawingml/2006/picture">
+                  <pic:nvPicPr>
+                    <pic:cNvPr id="1872368831" name="Picture 1872368831"/>
+                    <pic:cNvPicPr/>
+                  </pic:nvPicPr>
+                  <pic:blipFill>
+                    <a:blip r:embed="rId10">
+                      <a:extLst>
+                        <a:ext uri="{28A0092B-C50C-407E-A947-70E740481C1C}">
+                          <a14:useLocalDpi xmlns:a14="http://schemas.microsoft.com/office/drawing/2010/main" val="0"/>
+                        </a:ext>
+                      </a:extLst>
+                    </a:blip>
+                    <a:stretch>
+                      <a:fillRect/>
+                    </a:stretch>
+                  </pic:blipFill>
+                  <pic:spPr>
+                    <a:xfrm>
+                      <a:off x="0" y="0"/>
+                      <a:ext cx="5731510" cy="3223895"/>
+                    </a:xfrm>
+                    <a:prstGeom prst="rect">
+                      <a:avLst/>
+                    </a:prstGeom>
+                  </pic:spPr>
+                </pic:pic>
+              </a:graphicData>
+            </a:graphic>
+          </wp:inline>
+        </w:drawing>
+      </w:r>
+    </w:p>
+    <w:p>
+      <w:pPr>
+        <w:pStyle w:val="Caption"/>
+      </w:pPr>
+      <w:r>
+        <w:t xml:space="preserve">Figure </w:t>
+      </w:r>
+      <w:r>
+        <w:fldChar w:fldCharType="begin"/>
+      </w:r>
+      <w:r>
+        <w:instrText xml:space="preserve"> STYLEREF 1 \s </w:instrText>
+      </w:r>
+      <w:r>
+        <w:fldChar w:fldCharType="separate"/>
+      </w:r>
+      <w:r>
+        <w:rPr>
+          <w:noProof/>
+        </w:rPr>
+        <w:t>5</w:t>
+      </w:r>
+      <w:r>
+        <w:fldChar w:fldCharType="end"/>
+      </w:r>
+      <w:r>
+        <w:t>.</w:t>
+      </w:r>
+      <w:r>
+        <w:fldChar w:fldCharType="begin"/>
+      </w:r>
+      <w:r>
+        <w:instrText xml:space="preserve"> SEQ Figure \* ARABIC \s 1 </w:instrText>
+      </w:r>
+      <w:r>
+        <w:fldChar w:fldCharType="separate"/>
+      </w:r>
+      <w:r>
+        <w:rPr>
+          <w:noProof/>
+        </w:rPr>
+        <w:t>3</w:t>
+      </w:r>
+      <w:r>
+        <w:fldChar w:fldCharType="end"/>
+      </w:r>
+      <w:r>
+        <w:t xml:space="preserve"> - </w:t>
+      </w:r>
+      <w:r>
+        <w:t>Flight Details</w:t>
+      </w:r>
+      <w:r>
+        <w:t xml:space="preserve"> Page Wireframe</w:t>
+      </w:r>
+    </w:p>
+    <w:p/>
+    <w:p>
+      <w:pPr>
+        <w:keepNext/>
+      </w:pPr>
+      <w:r>
+        <w:rPr>
+          <w:noProof/>
+        </w:rPr>
+        <w:drawing>
+          <wp:inline distT="0" distB="0" distL="0" distR="0" wp14:anchorId="66821657" wp14:editId="6CF21927">
+            <wp:extent cx="5731510" cy="3223895"/>
+            <wp:effectExtent l="0" t="0" r="2540" b="0"/>
+            <wp:docPr id="399647457" name="Picture 10"/>
+            <wp:cNvGraphicFramePr>
+              <a:graphicFrameLocks xmlns:a="http://schemas.openxmlformats.org/drawingml/2006/main" noChangeAspect="1"/>
+            </wp:cNvGraphicFramePr>
+            <a:graphic xmlns:a="http://schemas.openxmlformats.org/drawingml/2006/main">
+              <a:graphicData uri="http://schemas.openxmlformats.org/drawingml/2006/picture">
+                <pic:pic xmlns:pic="http://schemas.openxmlformats.org/drawingml/2006/picture">
+                  <pic:nvPicPr>
+                    <pic:cNvPr id="399647457" name="Picture 399647457"/>
+                    <pic:cNvPicPr/>
+                  </pic:nvPicPr>
+                  <pic:blipFill>
+                    <a:blip r:embed="rId11">
+                      <a:extLst>
+                        <a:ext uri="{28A0092B-C50C-407E-A947-70E740481C1C}">
+                          <a14:useLocalDpi xmlns:a14="http://schemas.microsoft.com/office/drawing/2010/main" val="0"/>
+                        </a:ext>
+                      </a:extLst>
+                    </a:blip>
+                    <a:stretch>
+                      <a:fillRect/>
+                    </a:stretch>
+                  </pic:blipFill>
+                  <pic:spPr>
+                    <a:xfrm>
+                      <a:off x="0" y="0"/>
+                      <a:ext cx="5731510" cy="3223895"/>
+                    </a:xfrm>
+                    <a:prstGeom prst="rect">
+                      <a:avLst/>
+                    </a:prstGeom>
+                  </pic:spPr>
+                </pic:pic>
+              </a:graphicData>
+            </a:graphic>
+          </wp:inline>
+        </w:drawing>
+      </w:r>
+    </w:p>
+    <w:p>
+      <w:pPr>
+        <w:pStyle w:val="Caption"/>
+      </w:pPr>
+      <w:r>
+        <w:t xml:space="preserve">Figure </w:t>
+      </w:r>
+      <w:r>
+        <w:fldChar w:fldCharType="begin"/>
+      </w:r>
+      <w:r>
+        <w:instrText xml:space="preserve"> STYLEREF 1 \s </w:instrText>
+      </w:r>
+      <w:r>
+        <w:fldChar w:fldCharType="separate"/>
+      </w:r>
+      <w:r>
+        <w:rPr>
+          <w:noProof/>
+        </w:rPr>
+        <w:t>5</w:t>
+      </w:r>
+      <w:r>
+        <w:fldChar w:fldCharType="end"/>
+      </w:r>
+      <w:r>
+        <w:t>.</w:t>
+      </w:r>
+      <w:r>
+        <w:fldChar w:fldCharType="begin"/>
+      </w:r>
+      <w:r>
+        <w:instrText xml:space="preserve"> SEQ Figure \* ARABIC \s 1 </w:instrText>
+      </w:r>
+      <w:r>
+        <w:fldChar w:fldCharType="separate"/>
+      </w:r>
+      <w:r>
+        <w:rPr>
+          <w:noProof/>
+        </w:rPr>
+        <w:t>4</w:t>
+      </w:r>
+      <w:r>
+        <w:fldChar w:fldCharType="end"/>
+      </w:r>
+      <w:r>
+        <w:t xml:space="preserve"> - </w:t>
+      </w:r>
+      <w:r>
+        <w:t>Passenger Details</w:t>
+      </w:r>
+      <w:r>
+        <w:t xml:space="preserve"> Page Wireframe</w:t>
+      </w:r>
+    </w:p>
+    <w:p>
+      <w:pPr>
+        <w:keepNext/>
+      </w:pPr>
+      <w:r>
+        <w:rPr>
+          <w:noProof/>
+        </w:rPr>
+        <w:lastRenderedPageBreak/>
+        <w:drawing>
+          <wp:inline distT="0" distB="0" distL="0" distR="0" wp14:anchorId="69101743" wp14:editId="09F73B03">
+            <wp:extent cx="5731510" cy="3223895"/>
+            <wp:effectExtent l="0" t="0" r="2540" b="0"/>
+            <wp:docPr id="1879193476" name="Picture 11"/>
+            <wp:cNvGraphicFramePr>
+              <a:graphicFrameLocks xmlns:a="http://schemas.openxmlformats.org/drawingml/2006/main" noChangeAspect="1"/>
+            </wp:cNvGraphicFramePr>
+            <a:graphic xmlns:a="http://schemas.openxmlformats.org/drawingml/2006/main">
+              <a:graphicData uri="http://schemas.openxmlformats.org/drawingml/2006/picture">
+                <pic:pic xmlns:pic="http://schemas.openxmlformats.org/drawingml/2006/picture">
+                  <pic:nvPicPr>
+                    <pic:cNvPr id="1879193476" name="Picture 1879193476"/>
+                    <pic:cNvPicPr/>
+                  </pic:nvPicPr>
+                  <pic:blipFill>
+                    <a:blip r:embed="rId12">
+                      <a:extLst>
+                        <a:ext uri="{28A0092B-C50C-407E-A947-70E740481C1C}">
+                          <a14:useLocalDpi xmlns:a14="http://schemas.microsoft.com/office/drawing/2010/main" val="0"/>
+                        </a:ext>
+                      </a:extLst>
+                    </a:blip>
+                    <a:stretch>
+                      <a:fillRect/>
+                    </a:stretch>
+                  </pic:blipFill>
+                  <pic:spPr>
+                    <a:xfrm>
+                      <a:off x="0" y="0"/>
+                      <a:ext cx="5731510" cy="3223895"/>
+                    </a:xfrm>
+                    <a:prstGeom prst="rect">
+                      <a:avLst/>
+                    </a:prstGeom>
+                  </pic:spPr>
+                </pic:pic>
+              </a:graphicData>
+            </a:graphic>
+          </wp:inline>
+        </w:drawing>
+      </w:r>
+    </w:p>
+    <w:p>
+      <w:pPr>
+        <w:pStyle w:val="Caption"/>
+      </w:pPr>
+      <w:r>
+        <w:t xml:space="preserve">Figure </w:t>
+      </w:r>
+      <w:r>
+        <w:fldChar w:fldCharType="begin"/>
+      </w:r>
+      <w:r>
+        <w:instrText xml:space="preserve"> STYLEREF 1 \s </w:instrText>
+      </w:r>
+      <w:r>
+        <w:fldChar w:fldCharType="separate"/>
+      </w:r>
+      <w:r>
+        <w:rPr>
+          <w:noProof/>
+        </w:rPr>
+        <w:t>5</w:t>
+      </w:r>
+      <w:r>
+        <w:fldChar w:fldCharType="end"/>
+      </w:r>
+      <w:r>
+        <w:t>.</w:t>
+      </w:r>
+      <w:r>
+        <w:fldChar w:fldCharType="begin"/>
+      </w:r>
+      <w:r>
+        <w:instrText xml:space="preserve"> SEQ Figure \* ARABIC \s 1 </w:instrText>
+      </w:r>
+      <w:r>
+        <w:fldChar w:fldCharType="separate"/>
+      </w:r>
+      <w:r>
+        <w:rPr>
+          <w:noProof/>
+        </w:rPr>
+        <w:t>5</w:t>
+      </w:r>
+      <w:r>
+        <w:fldChar w:fldCharType="end"/>
+      </w:r>
+      <w:r>
+        <w:t xml:space="preserve"> - </w:t>
+      </w:r>
+      <w:r>
+        <w:t>Payment</w:t>
+      </w:r>
+      <w:r>
+        <w:t xml:space="preserve"> </w:t>
+      </w:r>
+      <w:r>
+        <w:t xml:space="preserve"> </w:t>
+      </w:r>
+      <w:r>
+        <w:t>Page Wireframe</w:t>
+      </w:r>
+    </w:p>
+    <w:p>
+      <w:pPr>
+        <w:keepNext/>
+      </w:pPr>
+      <w:r>
+        <w:rPr>
+          <w:noProof/>
+        </w:rPr>
+        <w:drawing>
+          <wp:inline distT="0" distB="0" distL="0" distR="0" wp14:anchorId="2EC5FC5F" wp14:editId="53F65731">
+            <wp:extent cx="5731510" cy="3223895"/>
+            <wp:effectExtent l="0" t="0" r="2540" b="0"/>
+            <wp:docPr id="1165093454" name="Picture 4"/>
+            <wp:cNvGraphicFramePr>
+              <a:graphicFrameLocks xmlns:a="http://schemas.openxmlformats.org/drawingml/2006/main" noChangeAspect="1"/>
+            </wp:cNvGraphicFramePr>
+            <a:graphic xmlns:a="http://schemas.openxmlformats.org/drawingml/2006/main">
+              <a:graphicData uri="http://schemas.openxmlformats.org/drawingml/2006/picture">
+                <pic:pic xmlns:pic="http://schemas.openxmlformats.org/drawingml/2006/picture">
+                  <pic:nvPicPr>
+                    <pic:cNvPr id="1165093454" name="Picture 1165093454"/>
+                    <pic:cNvPicPr/>
+                  </pic:nvPicPr>
+                  <pic:blipFill>
+                    <a:blip r:embed="rId13">
+                      <a:extLst>
+                        <a:ext uri="{28A0092B-C50C-407E-A947-70E740481C1C}">
+                          <a14:useLocalDpi xmlns:a14="http://schemas.microsoft.com/office/drawing/2010/main" val="0"/>
+                        </a:ext>
+                      </a:extLst>
+                    </a:blip>
+                    <a:stretch>
+                      <a:fillRect/>
+                    </a:stretch>
+                  </pic:blipFill>
+                  <pic:spPr>
+                    <a:xfrm>
+                      <a:off x="0" y="0"/>
+                      <a:ext cx="5731510" cy="3223895"/>
+                    </a:xfrm>
+                    <a:prstGeom prst="rect">
+                      <a:avLst/>
+                    </a:prstGeom>
+                  </pic:spPr>
+                </pic:pic>
+              </a:graphicData>
+            </a:graphic>
+          </wp:inline>
+        </w:drawing>
+      </w:r>
+    </w:p>
+    <w:p>
+      <w:pPr>
+        <w:pStyle w:val="Caption"/>
+      </w:pPr>
+      <w:r>
+        <w:t xml:space="preserve">Figure </w:t>
+      </w:r>
+      <w:r>
+        <w:fldChar w:fldCharType="begin"/>
+      </w:r>
+      <w:r>
+        <w:instrText xml:space="preserve"> STYLEREF 1 \s </w:instrText>
+      </w:r>
+      <w:r>
+        <w:fldChar w:fldCharType="separate"/>
+      </w:r>
+      <w:r>
+        <w:rPr>
+          <w:noProof/>
+        </w:rPr>
+        <w:t>5</w:t>
+      </w:r>
+      <w:r>
+        <w:fldChar w:fldCharType="end"/>
+      </w:r>
+      <w:r>
+        <w:t>.</w:t>
+      </w:r>
+      <w:r>
+        <w:fldChar w:fldCharType="begin"/>
+      </w:r>
+      <w:r>
+        <w:instrText xml:space="preserve"> SEQ Figure \* ARABIC \s 1 </w:instrText>
+      </w:r>
+      <w:r>
+        <w:fldChar w:fldCharType="separate"/>
+      </w:r>
+      <w:r>
+        <w:rPr>
+          <w:noProof/>
+        </w:rPr>
+        <w:t>6</w:t>
+      </w:r>
+      <w:r>
+        <w:fldChar w:fldCharType="end"/>
+      </w:r>
+      <w:r>
+        <w:t xml:space="preserve"> - </w:t>
+      </w:r>
+      <w:r>
+        <w:t>Confirmation</w:t>
+      </w:r>
+      <w:r>
+        <w:t xml:space="preserve"> Page Wireframe</w:t>
+      </w:r>
+    </w:p>
+    <w:p>
+      <w:pPr>
+        <w:keepNext/>
+      </w:pPr>
+      <w:r>
+        <w:rPr>
+          <w:noProof/>
+        </w:rPr>
+        <w:lastRenderedPageBreak/>
+        <w:drawing>
+          <wp:inline distT="0" distB="0" distL="0" distR="0" wp14:anchorId="01D41040" wp14:editId="4B646DCA">
+            <wp:extent cx="5731510" cy="3223895"/>
+            <wp:effectExtent l="0" t="0" r="2540" b="0"/>
+            <wp:docPr id="604527807" name="Picture 7"/>
+            <wp:cNvGraphicFramePr>
+              <a:graphicFrameLocks xmlns:a="http://schemas.openxmlformats.org/drawingml/2006/main" noChangeAspect="1"/>
+            </wp:cNvGraphicFramePr>
+            <a:graphic xmlns:a="http://schemas.openxmlformats.org/drawingml/2006/main">
+              <a:graphicData uri="http://schemas.openxmlformats.org/drawingml/2006/picture">
+                <pic:pic xmlns:pic="http://schemas.openxmlformats.org/drawingml/2006/picture">
+                  <pic:nvPicPr>
+                    <pic:cNvPr id="604527807" name="Picture 604527807"/>
+                    <pic:cNvPicPr/>
+                  </pic:nvPicPr>
+                  <pic:blipFill>
+                    <a:blip r:embed="rId14">
+                      <a:extLst>
+                        <a:ext uri="{28A0092B-C50C-407E-A947-70E740481C1C}">
+                          <a14:useLocalDpi xmlns:a14="http://schemas.microsoft.com/office/drawing/2010/main" val="0"/>
+                        </a:ext>
+                      </a:extLst>
+                    </a:blip>
+                    <a:stretch>
+                      <a:fillRect/>
+                    </a:stretch>
+                  </pic:blipFill>
+                  <pic:spPr>
+                    <a:xfrm>
+                      <a:off x="0" y="0"/>
+                      <a:ext cx="5731510" cy="3223895"/>
+                    </a:xfrm>
+                    <a:prstGeom prst="rect">
+                      <a:avLst/>
+                    </a:prstGeom>
+                  </pic:spPr>
+                </pic:pic>
+              </a:graphicData>
+            </a:graphic>
+          </wp:inline>
+        </w:drawing>
+      </w:r>
+    </w:p>
+    <w:p>
+      <w:pPr>
+        <w:pStyle w:val="Caption"/>
+      </w:pPr>
+      <w:r>
+        <w:t xml:space="preserve">Figure </w:t>
+      </w:r>
+      <w:r>
+        <w:fldChar w:fldCharType="begin"/>
+      </w:r>
+      <w:r>
+        <w:instrText xml:space="preserve"> STYLEREF 1 \s </w:instrText>
+      </w:r>
+      <w:r>
+        <w:fldChar w:fldCharType="separate"/>
+      </w:r>
+      <w:r>
+        <w:rPr>
+          <w:noProof/>
+        </w:rPr>
+        <w:t>5</w:t>
+      </w:r>
+      <w:r>
+        <w:fldChar w:fldCharType="end"/>
+      </w:r>
+      <w:r>
+        <w:t>.</w:t>
+      </w:r>
+      <w:r>
+        <w:fldChar w:fldCharType="begin"/>
+      </w:r>
+      <w:r>
+        <w:instrText xml:space="preserve"> SEQ Figure \* ARABIC \s 1 </w:instrText>
+      </w:r>
+      <w:r>
+        <w:fldChar w:fldCharType="separate"/>
+      </w:r>
+      <w:r>
+        <w:rPr>
+          <w:noProof/>
+        </w:rPr>
+        <w:t>7</w:t>
+      </w:r>
+      <w:r>
+        <w:fldChar w:fldCharType="end"/>
+      </w:r>
+      <w:r>
+        <w:t xml:space="preserve"> - </w:t>
+      </w:r>
+      <w:r>
+        <w:t>Destinations</w:t>
+      </w:r>
+      <w:r>
+        <w:t xml:space="preserve"> Page Wireframe</w:t>
+      </w:r>
+    </w:p>
+    <w:p>
+      <w:pPr>
+        <w:keepNext/>
+      </w:pPr>
+      <w:r>
+        <w:rPr>
+          <w:noProof/>
+        </w:rPr>
+        <w:drawing>
+          <wp:inline distT="0" distB="0" distL="0" distR="0" wp14:anchorId="475DEA9F" wp14:editId="5E7E332B">
+            <wp:extent cx="5731510" cy="3223895"/>
+            <wp:effectExtent l="0" t="0" r="2540" b="0"/>
+            <wp:docPr id="1222706569" name="Picture 9"/>
+            <wp:cNvGraphicFramePr>
+              <a:graphicFrameLocks xmlns:a="http://schemas.openxmlformats.org/drawingml/2006/main" noChangeAspect="1"/>
+            </wp:cNvGraphicFramePr>
+            <a:graphic xmlns:a="http://schemas.openxmlformats.org/drawingml/2006/main">
+              <a:graphicData uri="http://schemas.openxmlformats.org/drawingml/2006/picture">
+                <pic:pic xmlns:pic="http://schemas.openxmlformats.org/drawingml/2006/picture">
+                  <pic:nvPicPr>
+                    <pic:cNvPr id="1222706569" name="Picture 1222706569"/>
+                    <pic:cNvPicPr/>
+                  </pic:nvPicPr>
+                  <pic:blipFill>
+                    <a:blip r:embed="rId15">
+                      <a:extLst>
+                        <a:ext uri="{28A0092B-C50C-407E-A947-70E740481C1C}">
+                          <a14:useLocalDpi xmlns:a14="http://schemas.microsoft.com/office/drawing/2010/main" val="0"/>
+                        </a:ext>
+                      </a:extLst>
+                    </a:blip>
+                    <a:stretch>
+                      <a:fillRect/>
+                    </a:stretch>
+                  </pic:blipFill>
+                  <pic:spPr>
+                    <a:xfrm>
+                      <a:off x="0" y="0"/>
+                      <a:ext cx="5731510" cy="3223895"/>
+                    </a:xfrm>
+                    <a:prstGeom prst="rect">
+                      <a:avLst/>
+                    </a:prstGeom>
+                  </pic:spPr>
+                </pic:pic>
+              </a:graphicData>
+            </a:graphic>
+          </wp:inline>
+        </w:drawing>
+      </w:r>
+    </w:p>
+    <w:p>
+      <w:pPr>
+        <w:pStyle w:val="Caption"/>
+      </w:pPr>
+      <w:r>
+        <w:t xml:space="preserve">Figure </w:t>
+      </w:r>
+      <w:r>
+        <w:fldChar w:fldCharType="begin"/>
+      </w:r>
+      <w:r>
+        <w:instrText xml:space="preserve"> STYLEREF 1 \s </w:instrText>
+      </w:r>
+      <w:r>
+        <w:fldChar w:fldCharType="separate"/>
+      </w:r>
+      <w:r>
+        <w:rPr>
+          <w:noProof/>
+        </w:rPr>
+        <w:t>5</w:t>
+      </w:r>
+      <w:r>
+        <w:fldChar w:fldCharType="end"/>
+      </w:r>
+      <w:r>
+        <w:t>.</w:t>
+      </w:r>
+      <w:r>
+        <w:fldChar w:fldCharType="begin"/>
+      </w:r>
+      <w:r>
+        <w:instrText xml:space="preserve"> SEQ Figure \* ARABIC \s 1 </w:instrText>
+      </w:r>
+      <w:r>
+        <w:fldChar w:fldCharType="separate"/>
+      </w:r>
+      <w:r>
+        <w:rPr>
+          <w:noProof/>
+        </w:rPr>
+        <w:t>8</w:t>
+      </w:r>
+      <w:r>
+        <w:fldChar w:fldCharType="end"/>
+      </w:r>
+      <w:r>
+        <w:t xml:space="preserve"> - </w:t>
+      </w:r>
+      <w:r>
+        <w:t xml:space="preserve">Login </w:t>
+      </w:r>
+      <w:r>
+        <w:t>Page Wireframe</w:t>
+      </w:r>
+    </w:p>
+    <w:p>
+      <w:pPr>
+        <w:keepNext/>
+      </w:pPr>
+      <w:r>
+        <w:rPr>
+          <w:noProof/>
+        </w:rPr>
+        <w:lastRenderedPageBreak/>
+        <w:drawing>
+          <wp:inline distT="0" distB="0" distL="0" distR="0" wp14:anchorId="0F963580" wp14:editId="4D7F35FE">
+            <wp:extent cx="5731510" cy="3223895"/>
+            <wp:effectExtent l="0" t="0" r="2540" b="0"/>
+            <wp:docPr id="633942348" name="Picture 12"/>
+            <wp:cNvGraphicFramePr>
+              <a:graphicFrameLocks xmlns:a="http://schemas.openxmlformats.org/drawingml/2006/main" noChangeAspect="1"/>
+            </wp:cNvGraphicFramePr>
+            <a:graphic xmlns:a="http://schemas.openxmlformats.org/drawingml/2006/main">
+              <a:graphicData uri="http://schemas.openxmlformats.org/drawingml/2006/picture">
+                <pic:pic xmlns:pic="http://schemas.openxmlformats.org/drawingml/2006/picture">
+                  <pic:nvPicPr>
+                    <pic:cNvPr id="633942348" name="Picture 633942348"/>
+                    <pic:cNvPicPr/>
+                  </pic:nvPicPr>
+                  <pic:blipFill>
+                    <a:blip r:embed="rId16">
+                      <a:extLst>
+                        <a:ext uri="{28A0092B-C50C-407E-A947-70E740481C1C}">
+                          <a14:useLocalDpi xmlns:a14="http://schemas.microsoft.com/office/drawing/2010/main" val="0"/>
+                        </a:ext>
+                      </a:extLst>
+                    </a:blip>
+                    <a:stretch>
+                      <a:fillRect/>
+                    </a:stretch>
+                  </pic:blipFill>
+                  <pic:spPr>
+                    <a:xfrm>
+                      <a:off x="0" y="0"/>
+                      <a:ext cx="5731510" cy="3223895"/>
+                    </a:xfrm>
+                    <a:prstGeom prst="rect">
+                      <a:avLst/>
+                    </a:prstGeom>
+                  </pic:spPr>
+                </pic:pic>
+              </a:graphicData>
+            </a:graphic>
+          </wp:inline>
+        </w:drawing>
+      </w:r>
+    </w:p>
+    <w:p>
+      <w:pPr>
+        <w:pStyle w:val="Caption"/>
+      </w:pPr>
+      <w:r>
+        <w:t xml:space="preserve">Figure </w:t>
+      </w:r>
+      <w:r>
+        <w:fldChar w:fldCharType="begin"/>
+      </w:r>
+      <w:r>
+        <w:instrText xml:space="preserve"> STYLEREF 1 \s </w:instrText>
+      </w:r>
+      <w:r>
+        <w:fldChar w:fldCharType="separate"/>
+      </w:r>
+      <w:r>
+        <w:rPr>
+          <w:noProof/>
+        </w:rPr>
+        <w:t>5</w:t>
+      </w:r>
+      <w:r>
+        <w:fldChar w:fldCharType="end"/>
+      </w:r>
+      <w:r>
+        <w:t>.</w:t>
+      </w:r>
+      <w:r>
+        <w:fldChar w:fldCharType="begin"/>
+      </w:r>
+      <w:r>
+        <w:instrText xml:space="preserve"> SEQ Figure \* ARABIC \s 1 </w:instrText>
+      </w:r>
+      <w:r>
+        <w:fldChar w:fldCharType="separate"/>
+      </w:r>
+      <w:r>
+        <w:rPr>
+          <w:noProof/>
+        </w:rPr>
+        <w:t>9</w:t>
+      </w:r>
+      <w:r>
+        <w:fldChar w:fldCharType="end"/>
+      </w:r>
+      <w:r>
+        <w:t xml:space="preserve"> - </w:t>
+      </w:r>
+      <w:r>
+        <w:t>User Dashboard</w:t>
+      </w:r>
+      <w:r>
+        <w:t xml:space="preserve"> Page Wireframe</w:t>
+      </w:r>
+    </w:p>
+    <w:p>
+      <w:pPr>
+        <w:keepNext/>
+      </w:pPr>
+      <w:r>
+        <w:rPr>
+          <w:noProof/>
+        </w:rPr>
+        <w:drawing>
+          <wp:inline distT="0" distB="0" distL="0" distR="0" wp14:anchorId="5E88AD2C" wp14:editId="162B2A49">
+            <wp:extent cx="5731510" cy="3223895"/>
+            <wp:effectExtent l="0" t="0" r="2540" b="0"/>
+            <wp:docPr id="28421400" name="Picture 3"/>
+            <wp:cNvGraphicFramePr>
+              <a:graphicFrameLocks xmlns:a="http://schemas.openxmlformats.org/drawingml/2006/main" noChangeAspect="1"/>
+            </wp:cNvGraphicFramePr>
+            <a:graphic xmlns:a="http://schemas.openxmlformats.org/drawingml/2006/main">
+              <a:graphicData uri="http://schemas.openxmlformats.org/drawingml/2006/picture">
+                <pic:pic xmlns:pic="http://schemas.openxmlformats.org/drawingml/2006/picture">
+                  <pic:nvPicPr>
+                    <pic:cNvPr id="28421400" name="Picture 28421400"/>
+                    <pic:cNvPicPr/>
+                  </pic:nvPicPr>
+                  <pic:blipFill>
+                    <a:blip r:embed="rId17">
+                      <a:extLst>
+                        <a:ext uri="{28A0092B-C50C-407E-A947-70E740481C1C}">
+                          <a14:useLocalDpi xmlns:a14="http://schemas.microsoft.com/office/drawing/2010/main" val="0"/>
+                        </a:ext>
+                      </a:extLst>
+                    </a:blip>
+                    <a:stretch>
+                      <a:fillRect/>
+                    </a:stretch>
+                  </pic:blipFill>
+                  <pic:spPr>
+                    <a:xfrm>
+                      <a:off x="0" y="0"/>
+                      <a:ext cx="5731510" cy="3223895"/>
+                    </a:xfrm>
+                    <a:prstGeom prst="rect">
+                      <a:avLst/>
+                    </a:prstGeom>
+                  </pic:spPr>
+                </pic:pic>
+              </a:graphicData>
+            </a:graphic>
+          </wp:inline>
+        </w:drawing>
+      </w:r>
+    </w:p>
+    <w:p>
+      <w:pPr>
+        <w:pStyle w:val="Caption"/>
+      </w:pPr>
+      <w:r>
+        <w:t xml:space="preserve">Figure </w:t>
+      </w:r>
+      <w:r>
+        <w:fldChar w:fldCharType="begin"/>
+      </w:r>
+      <w:r>
+        <w:instrText xml:space="preserve"> STYLEREF 1 \s </w:instrText>
+      </w:r>
+      <w:r>
+        <w:fldChar w:fldCharType="separate"/>
+      </w:r>
+      <w:r>
+        <w:rPr>
+          <w:noProof/>
+        </w:rPr>
+        <w:t>5</w:t>
+      </w:r>
+      <w:r>
+        <w:fldChar w:fldCharType="end"/>
+      </w:r>
+      <w:r>
+        <w:t>.</w:t>
+      </w:r>
+      <w:r>
+        <w:fldChar w:fldCharType="begin"/>
+      </w:r>
+      <w:r>
+        <w:instrText xml:space="preserve"> SEQ Figure \* ARABIC \s 1 </w:instrText>
+      </w:r>
+      <w:r>
+        <w:fldChar w:fldCharType="separate"/>
+      </w:r>
+      <w:r>
+        <w:rPr>
+          <w:noProof/>
+        </w:rPr>
+        <w:t>10</w:t>
+      </w:r>
+      <w:r>
+        <w:fldChar w:fldCharType="end"/>
+      </w:r>
+      <w:r>
+        <w:t xml:space="preserve"> - </w:t>
+      </w:r>
+      <w:r>
+        <w:t>Admin Dashboard</w:t>
+      </w:r>
+      <w:r>
+        <w:t xml:space="preserve"> Page Wireframe</w:t>
       </w:r>
     </w:p>
     <w:p>
       <w:pPr>
         <w:pStyle w:val="Heading2"/>
-        <w:numPr>
-          <w:ilvl w:val="0"/>
-          <w:numId w:val="0"/>
-        </w:numPr>
-        <w:ind w:left="720" w:hanging="360"/>
-      </w:pPr>
-      <w:r>
-        <w:t>ERD Diagram</w:t>
-      </w:r>
-    </w:p>
-    <w:p>
-      <w:pPr>
-        <w:pStyle w:val="Heading2"/>
-        <w:numPr>
-          <w:ilvl w:val="0"/>
-          <w:numId w:val="0"/>
-        </w:numPr>
-        <w:ind w:left="720" w:hanging="360"/>
-      </w:pPr>
-      <w:r>
-        <w:t>Data Flow Diagram</w:t>
-      </w:r>
-    </w:p>
-    <w:p>
-      <w:pPr>
-        <w:pStyle w:val="Heading1"/>
-        <w:numPr>
-          <w:ilvl w:val="0"/>
-          <w:numId w:val="0"/>
-        </w:numPr>
-        <w:ind w:left="360" w:hanging="360"/>
-      </w:pPr>
-      <w:r>
-        <w:t>User Interface Design</w:t>
-      </w:r>
-    </w:p>
-    <w:p>
-      <w:pPr>
-        <w:pStyle w:val="Heading2"/>
-        <w:numPr>
-          <w:ilvl w:val="0"/>
-          <w:numId w:val="0"/>
-        </w:numPr>
-        <w:ind w:left="720" w:hanging="360"/>
-      </w:pPr>
-      <w:r>
-        <w:t>Wireframe</w:t>
-      </w:r>
-    </w:p>
-    <w:p>
-      <w:pPr>
-        <w:pStyle w:val="Heading2"/>
-        <w:numPr>
-          <w:ilvl w:val="0"/>
-          <w:numId w:val="0"/>
-        </w:numPr>
-        <w:ind w:left="720" w:hanging="360"/>
       </w:pPr>
       <w:r>
         <w:t>Mood Board</w:t>
       </w:r>
     </w:p>
     <w:p>
-      <w:pPr>
-        <w:pStyle w:val="Heading2"/>
-        <w:numPr>
-          <w:ilvl w:val="0"/>
-          <w:numId w:val="0"/>
-        </w:numPr>
-        <w:ind w:left="720" w:hanging="360"/>
-      </w:pPr>
-      <w:r>
-        <w:t>Style Tile</w:t>
-      </w:r>
-      <w:r>
-        <w:tab/>
-      </w:r>
-    </w:p>
-    <w:p>
-      <w:pPr>
-        <w:pStyle w:val="Heading2"/>
-        <w:numPr>
-          <w:ilvl w:val="0"/>
-          <w:numId w:val="0"/>
-        </w:numPr>
-        <w:ind w:left="720" w:hanging="360"/>
-      </w:pPr>
-      <w:r>
-        <w:t>Accessibility</w:t>
-      </w:r>
-    </w:p>
-    <w:p>
-      <w:pPr>
-        <w:pStyle w:val="Heading1"/>
-        <w:numPr>
-          <w:ilvl w:val="0"/>
-          <w:numId w:val="0"/>
-        </w:numPr>
-        <w:ind w:left="360" w:hanging="360"/>
-      </w:pPr>
-      <w:r>
-        <w:t>References</w:t>
+      <w:r>
+        <w:rPr>
+          <w:noProof/>
+        </w:rPr>
+        <mc:AlternateContent>
+          <mc:Choice Requires="wps">
+            <w:drawing>
+              <wp:anchor distT="0" distB="0" distL="114300" distR="114300" simplePos="0" relativeHeight="251659264" behindDoc="0" locked="0" layoutInCell="1" allowOverlap="1" wp14:anchorId="12E0FE8D" wp14:editId="0DBFC253">
+                <wp:simplePos x="0" y="0"/>
+                <wp:positionH relativeFrom="column">
+                  <wp:posOffset>19050</wp:posOffset>
+                </wp:positionH>
+                <wp:positionV relativeFrom="paragraph">
+                  <wp:posOffset>217170</wp:posOffset>
+                </wp:positionV>
+                <wp:extent cx="977900" cy="387350"/>
+                <wp:effectExtent l="0" t="0" r="0" b="0"/>
+                <wp:wrapNone/>
+                <wp:docPr id="1656020530" name="Rectangle: Rounded Corners 1"/>
+                <wp:cNvGraphicFramePr/>
+                <a:graphic xmlns:a="http://schemas.openxmlformats.org/drawingml/2006/main">
+                  <a:graphicData uri="http://schemas.microsoft.com/office/word/2010/wordprocessingShape">
+                    <wps:wsp>
+                      <wps:cNvSpPr/>
+                      <wps:spPr>
+                        <a:xfrm>
+                          <a:off x="0" y="0"/>
+                          <a:ext cx="977900" cy="387350"/>
+                        </a:xfrm>
+                        <a:prstGeom prst="roundRect">
+                          <a:avLst/>
+                        </a:prstGeom>
+                        <a:solidFill>
+                          <a:srgbClr val="1D446D"/>
+                        </a:solidFill>
+                        <a:ln>
+                          <a:noFill/>
+                        </a:ln>
+                      </wps:spPr>
+                      <wps:style>
+                        <a:lnRef idx="2">
+                          <a:schemeClr val="accent1">
+                            <a:shade val="15000"/>
+                          </a:schemeClr>
+                        </a:lnRef>
+                        <a:fillRef idx="1">
+                          <a:schemeClr val="accent1"/>
+                        </a:fillRef>
+                        <a:effectRef idx="0">
+                          <a:schemeClr val="accent1"/>
+                        </a:effectRef>
+                        <a:fontRef idx="minor">
+                          <a:schemeClr val="lt1"/>
+                        </a:fontRef>
+                      </wps:style>
+                      <wps:txbx>
+                        <w:txbxContent>
+                          <w:p>
+                            <w:pPr>
+                              <w:jc w:val="center"/>
+                            </w:pPr>
+                            <w:r>
+                              <w:t>#</w:t>
+                            </w:r>
+                            <w:r>
+                              <w:t>1d446d</w:t>
+                            </w:r>
+                          </w:p>
+                        </w:txbxContent>
+                      </wps:txbx>
+                      <wps:bodyPr rot="0" spcFirstLastPara="0" vertOverflow="overflow" horzOverflow="overflow" vert="horz" wrap="square" lIns="91440" tIns="45720" rIns="91440" bIns="45720" numCol="1" spcCol="0" rtlCol="0" fromWordArt="0" anchor="ctr" anchorCtr="0" forceAA="0" compatLnSpc="1">
+                        <a:prstTxWarp prst="textNoShape">
+                          <a:avLst/>
+                        </a:prstTxWarp>
+                        <a:noAutofit/>
+                      </wps:bodyPr>
+                    </wps:wsp>
+                  </a:graphicData>
+                </a:graphic>
+                <wp14:sizeRelH relativeFrom="margin">
+                  <wp14:pctWidth>0</wp14:pctWidth>
+                </wp14:sizeRelH>
+              </wp:anchor>
+            </w:drawing>
+          </mc:Choice>
+          <mc:Fallback>
+            <w:pict>
+              <v:roundrect w14:anchorId="12E0FE8D" id="Rectangle: Rounded Corners 1" o:spid="_x0000_s1026" style="position:absolute;margin-left:1.5pt;margin-top:17.1pt;width:77pt;height:30.5pt;z-index:251659264;visibility:visible;mso-wrap-style:square;mso-width-percent:0;mso-wrap-distance-left:9pt;mso-wrap-distance-top:0;mso-wrap-distance-right:9pt;mso-wrap-distance-bottom:0;mso-position-horizontal:absolute;mso-position-horizontal-relative:text;mso-position-vertical:absolute;mso-position-vertical-relative:text;mso-width-percent:0;mso-width-relative:margin;v-text-anchor:middle" arcsize="10923f" o:gfxdata="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" fillcolor="#1d446d" stroked="f" strokeweight="1pt">
+                <v:stroke joinstyle="miter"/>
+                <v:textbox>
+                  <w:txbxContent>
+                    <w:p>
+                      <w:pPr>
+                        <w:jc w:val="center"/>
+                      </w:pPr>
+                      <w:r>
+                        <w:t>#</w:t>
+                      </w:r>
+                      <w:r>
+                        <w:t>1d446d</w:t>
+                      </w:r>
+                    </w:p>
+                  </w:txbxContent>
+                </v:textbox>
+              </v:roundrect>
+            </w:pict>
+          </mc:Fallback>
+        </mc:AlternateContent>
+      </w:r>
+      <w:r>
+        <w:t>Company Colour:</w:t>
+      </w:r>
+    </w:p>
+    <w:p/>
+    <w:p>
+      <w:r>
+        <w:rPr>
+          <w:noProof/>
+        </w:rPr>
+        <mc:AlternateContent>
+          <mc:Choice Requires="wps">
+            <w:drawing>
+              <wp:anchor distT="0" distB="0" distL="114300" distR="114300" simplePos="0" relativeHeight="251665408" behindDoc="0" locked="0" layoutInCell="1" allowOverlap="1" wp14:anchorId="330CE1BB" wp14:editId="08731E09">
+                <wp:simplePos x="0" y="0"/>
+                <wp:positionH relativeFrom="column">
+                  <wp:posOffset>2133600</wp:posOffset>
+                </wp:positionH>
+                <wp:positionV relativeFrom="paragraph">
+                  <wp:posOffset>254635</wp:posOffset>
+                </wp:positionV>
+                <wp:extent cx="977900" cy="387350"/>
+                <wp:effectExtent l="0" t="0" r="0" b="0"/>
+                <wp:wrapNone/>
+                <wp:docPr id="596074497" name="Rectangle: Rounded Corners 1"/>
+                <wp:cNvGraphicFramePr/>
+                <a:graphic xmlns:a="http://schemas.openxmlformats.org/drawingml/2006/main">
+                  <a:graphicData uri="http://schemas.microsoft.com/office/word/2010/wordprocessingShape">
+                    <wps:wsp>
+                      <wps:cNvSpPr/>
+                      <wps:spPr>
+                        <a:xfrm>
+                          <a:off x="0" y="0"/>
+                          <a:ext cx="977900" cy="387350"/>
+                        </a:xfrm>
+                        <a:prstGeom prst="roundRect">
+                          <a:avLst/>
+                        </a:prstGeom>
+                        <a:solidFill>
+                          <a:srgbClr val="265284"/>
+                        </a:solidFill>
+                        <a:ln>
+                          <a:noFill/>
+                        </a:ln>
+                      </wps:spPr>
+                      <wps:style>
+                        <a:lnRef idx="2">
+                          <a:schemeClr val="accent1">
+                            <a:shade val="15000"/>
+                          </a:schemeClr>
+                        </a:lnRef>
+                        <a:fillRef idx="1">
+                          <a:schemeClr val="accent1"/>
+                        </a:fillRef>
+                        <a:effectRef idx="0">
+                          <a:schemeClr val="accent1"/>
+                        </a:effectRef>
+                        <a:fontRef idx="minor">
+                          <a:schemeClr val="lt1"/>
+                        </a:fontRef>
+                      </wps:style>
+                      <wps:txbx>
+                        <w:txbxContent>
+                          <w:p>
+                            <w:pPr>
+                              <w:jc w:val="center"/>
+                            </w:pPr>
+                            <w:r>
+                              <w:t>#265284</w:t>
+                            </w:r>
+                          </w:p>
+                        </w:txbxContent>
+                      </wps:txbx>
+                      <wps:bodyPr rot="0" spcFirstLastPara="0" vertOverflow="overflow" horzOverflow="overflow" vert="horz" wrap="square" lIns="91440" tIns="45720" rIns="91440" bIns="45720" numCol="1" spcCol="0" rtlCol="0" fromWordArt="0" anchor="ctr" anchorCtr="0" forceAA="0" compatLnSpc="1">
+                        <a:prstTxWarp prst="textNoShape">
+                          <a:avLst/>
+                        </a:prstTxWarp>
+                        <a:noAutofit/>
+                      </wps:bodyPr>
+                    </wps:wsp>
+                  </a:graphicData>
+                </a:graphic>
+                <wp14:sizeRelH relativeFrom="margin">
+                  <wp14:pctWidth>0</wp14:pctWidth>
+                </wp14:sizeRelH>
+              </wp:anchor>
+            </w:drawing>
+          </mc:Choice>
+          <mc:Fallback>
+            <w:pict>
+              <v:roundrect w14:anchorId="330CE1BB" id="_x0000_s1027" style="position:absolute;margin-left:168pt;margin-top:20.05pt;width:77pt;height:30.5pt;z-index:251665408;visibility:visible;mso-wrap-style:square;mso-width-percent:0;mso-wrap-distance-left:9pt;mso-wrap-distance-top:0;mso-wrap-distance-right:9pt;mso-wrap-distance-bottom:0;mso-position-horizontal:absolute;mso-position-horizontal-relative:text;mso-position-vertical:absolute;mso-position-vertical-relative:text;mso-width-percent:0;mso-width-relative:margin;v-text-anchor:middle" arcsize="10923f" o:gfxdata="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" fillcolor="#265284" stroked="f" strokeweight="1pt">
+                <v:stroke joinstyle="miter"/>
+                <v:textbox>
+                  <w:txbxContent>
+                    <w:p>
+                      <w:pPr>
+                        <w:jc w:val="center"/>
+                      </w:pPr>
+                      <w:r>
+                        <w:t>#265284</w:t>
+                      </w:r>
+                    </w:p>
+                  </w:txbxContent>
+                </v:textbox>
+              </v:roundrect>
+            </w:pict>
+          </mc:Fallback>
+        </mc:AlternateContent>
+      </w:r>
+      <w:r>
+        <w:rPr>
+          <w:noProof/>
+        </w:rPr>
+        <mc:AlternateContent>
+          <mc:Choice Requires="wps">
+            <w:drawing>
+              <wp:anchor distT="0" distB="0" distL="114300" distR="114300" simplePos="0" relativeHeight="251663360" behindDoc="0" locked="0" layoutInCell="1" allowOverlap="1" wp14:anchorId="0FF37149" wp14:editId="270FFD00">
+                <wp:simplePos x="0" y="0"/>
+                <wp:positionH relativeFrom="margin">
+                  <wp:posOffset>1079500</wp:posOffset>
+                </wp:positionH>
+                <wp:positionV relativeFrom="paragraph">
+                  <wp:posOffset>254635</wp:posOffset>
+                </wp:positionV>
+                <wp:extent cx="977900" cy="387350"/>
+                <wp:effectExtent l="0" t="0" r="12700" b="12700"/>
+                <wp:wrapNone/>
+                <wp:docPr id="1806604131" name="Rectangle: Rounded Corners 1"/>
+                <wp:cNvGraphicFramePr/>
+                <a:graphic xmlns:a="http://schemas.openxmlformats.org/drawingml/2006/main">
+                  <a:graphicData uri="http://schemas.microsoft.com/office/word/2010/wordprocessingShape">
+                    <wps:wsp>
+                      <wps:cNvSpPr/>
+                      <wps:spPr>
+                        <a:xfrm>
+                          <a:off x="0" y="0"/>
+                          <a:ext cx="977900" cy="387350"/>
+                        </a:xfrm>
+                        <a:prstGeom prst="roundRect">
+                          <a:avLst/>
+                        </a:prstGeom>
+                        <a:solidFill>
+                          <a:srgbClr val="F4F4F4"/>
+                        </a:solidFill>
+                        <a:ln>
+                          <a:solidFill>
+                            <a:schemeClr val="tx1"/>
+                          </a:solidFill>
+                        </a:ln>
+                      </wps:spPr>
+                      <wps:style>
+                        <a:lnRef idx="2">
+                          <a:schemeClr val="accent1">
+                            <a:shade val="15000"/>
+                          </a:schemeClr>
+                        </a:lnRef>
+                        <a:fillRef idx="1">
+                          <a:schemeClr val="accent1"/>
+                        </a:fillRef>
+                        <a:effectRef idx="0">
+                          <a:schemeClr val="accent1"/>
+                        </a:effectRef>
+                        <a:fontRef idx="minor">
+                          <a:schemeClr val="lt1"/>
+                        </a:fontRef>
+                      </wps:style>
+                      <wps:txbx>
+                        <w:txbxContent>
+                          <w:p>
+                            <w:pPr>
+                              <w:jc w:val="center"/>
+                              <w:rPr>
+                                <w:color w:val="0D0D0D" w:themeColor="text1" w:themeTint="F2"/>
+                              </w:rPr>
+                            </w:pPr>
+                            <w:r>
+                              <w:rPr>
+                                <w:color w:val="0D0D0D" w:themeColor="text1" w:themeTint="F2"/>
+                              </w:rPr>
+                              <w:t>#f</w:t>
+                            </w:r>
+                            <w:r>
+                              <w:rPr>
+                                <w:color w:val="0D0D0D" w:themeColor="text1" w:themeTint="F2"/>
+                              </w:rPr>
+                              <w:t>4f4f4</w:t>
+                            </w:r>
+                          </w:p>
+                        </w:txbxContent>
+                      </wps:txbx>
+                      <wps:bodyPr rot="0" spcFirstLastPara="0" vertOverflow="overflow" horzOverflow="overflow" vert="horz" wrap="square" lIns="91440" tIns="45720" rIns="91440" bIns="45720" numCol="1" spcCol="0" rtlCol="0" fromWordArt="0" anchor="ctr" anchorCtr="0" forceAA="0" compatLnSpc="1">
+                        <a:prstTxWarp prst="textNoShape">
+                          <a:avLst/>
+                        </a:prstTxWarp>
+                        <a:noAutofit/>
+                      </wps:bodyPr>
+                    </wps:wsp>
+                  </a:graphicData>
+                </a:graphic>
+                <wp14:sizeRelH relativeFrom="margin">
+                  <wp14:pctWidth>0</wp14:pctWidth>
+                </wp14:sizeRelH>
+              </wp:anchor>
+            </w:drawing>
+          </mc:Choice>
+          <mc:Fallback>
+            <w:pict>
+              <v:roundrect w14:anchorId="0FF37149" id="_x0000_s1028" style="position:absolute;margin-left:85pt;margin-top:20.05pt;width:77pt;height:30.5pt;z-index:251663360;visibility:visible;mso-wrap-style:square;mso-width-percent:0;mso-wrap-distance-left:9pt;mso-wrap-distance-top:0;mso-wrap-distance-right:9pt;mso-wrap-distance-bottom:0;mso-position-horizontal:absolute;mso-position-horizontal-relative:margin;mso-position-vertical:absolute;mso-position-vertical-relative:text;mso-width-percent:0;mso-width-relative:margin;v-text-anchor:middle" arcsize="10923f" o:gfxdata="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" fillcolor="#f4f4f4" strokecolor="black [3213]" strokeweight="1pt">
+                <v:stroke joinstyle="miter"/>
+                <v:textbox>
+                  <w:txbxContent>
+                    <w:p>
+                      <w:pPr>
+                        <w:jc w:val="center"/>
+                        <w:rPr>
+                          <w:color w:val="0D0D0D" w:themeColor="text1" w:themeTint="F2"/>
+                        </w:rPr>
+                      </w:pPr>
+                      <w:r>
+                        <w:rPr>
+                          <w:color w:val="0D0D0D" w:themeColor="text1" w:themeTint="F2"/>
+                        </w:rPr>
+                        <w:t>#f</w:t>
+                      </w:r>
+                      <w:r>
+                        <w:rPr>
+                          <w:color w:val="0D0D0D" w:themeColor="text1" w:themeTint="F2"/>
+                        </w:rPr>
+                        <w:t>4f4f4</w:t>
+                      </w:r>
+                    </w:p>
+                  </w:txbxContent>
+                </v:textbox>
+                <w10:wrap anchorx="margin"/>
+              </v:roundrect>
+            </w:pict>
+          </mc:Fallback>
+        </mc:AlternateContent>
+      </w:r>
+      <w:r>
+        <w:rPr>
+          <w:noProof/>
+        </w:rPr>
+        <mc:AlternateContent>
+          <mc:Choice Requires="wps">
+            <w:drawing>
+              <wp:anchor distT="0" distB="0" distL="114300" distR="114300" simplePos="0" relativeHeight="251661312" behindDoc="0" locked="0" layoutInCell="1" allowOverlap="1" wp14:anchorId="2070A5FE" wp14:editId="0D7BCE77">
+                <wp:simplePos x="0" y="0"/>
+                <wp:positionH relativeFrom="margin">
+                  <wp:align>left</wp:align>
+                </wp:positionH>
+                <wp:positionV relativeFrom="paragraph">
+                  <wp:posOffset>241935</wp:posOffset>
+                </wp:positionV>
+                <wp:extent cx="977900" cy="387350"/>
+                <wp:effectExtent l="0" t="0" r="12700" b="12700"/>
+                <wp:wrapNone/>
+                <wp:docPr id="219621873" name="Rectangle: Rounded Corners 1"/>
+                <wp:cNvGraphicFramePr/>
+                <a:graphic xmlns:a="http://schemas.openxmlformats.org/drawingml/2006/main">
+                  <a:graphicData uri="http://schemas.microsoft.com/office/word/2010/wordprocessingShape">
+                    <wps:wsp>
+                      <wps:cNvSpPr/>
+                      <wps:spPr>
+                        <a:xfrm>
+                          <a:off x="0" y="0"/>
+                          <a:ext cx="977900" cy="387350"/>
+                        </a:xfrm>
+                        <a:prstGeom prst="roundRect">
+                          <a:avLst/>
+                        </a:prstGeom>
+                        <a:solidFill>
+                          <a:schemeClr val="bg1"/>
+                        </a:solidFill>
+                        <a:ln>
+                          <a:solidFill>
+                            <a:schemeClr val="tx1"/>
+                          </a:solidFill>
+                        </a:ln>
+                      </wps:spPr>
+                      <wps:style>
+                        <a:lnRef idx="2">
+                          <a:schemeClr val="accent1">
+                            <a:shade val="15000"/>
+                          </a:schemeClr>
+                        </a:lnRef>
+                        <a:fillRef idx="1">
+                          <a:schemeClr val="accent1"/>
+                        </a:fillRef>
+                        <a:effectRef idx="0">
+                          <a:schemeClr val="accent1"/>
+                        </a:effectRef>
+                        <a:fontRef idx="minor">
+                          <a:schemeClr val="lt1"/>
+                        </a:fontRef>
+                      </wps:style>
+                      <wps:txbx>
+                        <w:txbxContent>
+                          <w:p>
+                            <w:pPr>
+                              <w:jc w:val="center"/>
+                              <w:rPr>
+                                <w:color w:val="0D0D0D" w:themeColor="text1" w:themeTint="F2"/>
+                              </w:rPr>
+                            </w:pPr>
+                            <w:r>
+                              <w:rPr>
+                                <w:color w:val="0D0D0D" w:themeColor="text1" w:themeTint="F2"/>
+                              </w:rPr>
+                              <w:t>#</w:t>
+                            </w:r>
+                            <w:r>
+                              <w:rPr>
+                                <w:color w:val="0D0D0D" w:themeColor="text1" w:themeTint="F2"/>
+                              </w:rPr>
+                              <w:t>ffwfwffff</w:t>
+                            </w:r>
+                          </w:p>
+                        </w:txbxContent>
+                      </wps:txbx>
+                      <wps:bodyPr rot="0" spcFirstLastPara="0" vertOverflow="overflow" horzOverflow="overflow" vert="horz" wrap="square" lIns="91440" tIns="45720" rIns="91440" bIns="45720" numCol="1" spcCol="0" rtlCol="0" fromWordArt="0" anchor="ctr" anchorCtr="0" forceAA="0" compatLnSpc="1">
+                        <a:prstTxWarp prst="textNoShape">
+                          <a:avLst/>
+                        </a:prstTxWarp>
+                        <a:noAutofit/>
+                      </wps:bodyPr>
+                    </wps:wsp>
+                  </a:graphicData>
+                </a:graphic>
+                <wp14:sizeRelH relativeFrom="margin">
+                  <wp14:pctWidth>0</wp14:pctWidth>
+                </wp14:sizeRelH>
+              </wp:anchor>
+            </w:drawing>
+          </mc:Choice>
+          <mc:Fallback>
+            <w:pict>
+              <v:roundrect w14:anchorId="2070A5FE" id="_x0000_s1029" style="position:absolute;margin-left:0;margin-top:19.05pt;width:77pt;height:30.5pt;z-index:251661312;visibility:visible;mso-wrap-style:square;mso-width-percent:0;mso-wrap-distance-left:9pt;mso-wrap-distance-top:0;mso-wrap-distance-right:9pt;mso-wrap-distance-bottom:0;mso-position-horizontal:left;mso-position-horizontal-relative:margin;mso-position-vertical:absolute;mso-position-vertical-relative:text;mso-width-percent:0;mso-width-relative:margin;v-text-anchor:middle" arcsize="10923f" o:gfxdata="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" fillcolor="white [3212]" strokecolor="black [3213]" strokeweight="1pt">
+                <v:stroke joinstyle="miter"/>
+                <v:textbox>
+                  <w:txbxContent>
+                    <w:p>
+                      <w:pPr>
+                        <w:jc w:val="center"/>
+                        <w:rPr>
+                          <w:color w:val="0D0D0D" w:themeColor="text1" w:themeTint="F2"/>
+                        </w:rPr>
+                      </w:pPr>
+                      <w:r>
+                        <w:rPr>
+                          <w:color w:val="0D0D0D" w:themeColor="text1" w:themeTint="F2"/>
+                        </w:rPr>
+                        <w:t>#</w:t>
+                      </w:r>
+                      <w:r>
+                        <w:rPr>
+                          <w:color w:val="0D0D0D" w:themeColor="text1" w:themeTint="F2"/>
+                        </w:rPr>
+                        <w:t>ffwfwffff</w:t>
+                      </w:r>
+                    </w:p>
+                  </w:txbxContent>
+                </v:textbox>
+                <w10:wrap anchorx="margin"/>
+              </v:roundrect>
+            </w:pict>
+          </mc:Fallback>
+        </mc:AlternateContent>
+      </w:r>
+      <w:r>
+        <w:t>Other Colours:</w:t>
       </w:r>
     </w:p>
     <w:p/>
@@ -450,13 +4453,352 @@
 <file path=word/numbering.xml><?xml version="1.0" encoding="utf-8"?>
 <w:numbering xmlns:wpc="http://schemas.microsoft.com/office/word/2010/wordprocessingCanvas" xmlns:cx="http://schemas.microsoft.com/office/drawing/2014/chartex" xmlns:cx1="http://schemas.microsoft.com/office/drawing/2015/9/8/chartex" xmlns:cx2="http://schemas.microsoft.com/office/drawing/2015/10/21/chartex" xmlns:cx3="http://schemas.microsoft.com/office/drawing/2016/5/9/chartex" xmlns:cx4="http://schemas.microsoft.com/office/drawing/2016/5/10/chartex" xmlns:cx5="http://schemas.microsoft.com/office/drawing/2016/5/11/chartex" xmlns:cx6="http://schemas.microsoft.com/office/drawing/2016/5/12/chartex" xmlns:cx7="http://schemas.microsoft.com/office/drawing/2016/5/13/chartex" xmlns:cx8="http://schemas.microsoft.com/office/drawing/2016/5/14/chartex" xmlns:mc="http://schemas.openxmlformats.org/markup-compatibility/2006" xmlns:aink="http://schemas.microsoft.com/office/drawing/2016/ink" xmlns:am3d="http://schemas.microsoft.com/office/drawing/2017/model3d" xmlns:o="urn:schemas-microsoft-com:office:office" xmlns:oel="http://schemas.microsoft.com/office/2019/extlst" xmlns:r="http://schemas.openxmlformats.org/officeDocument/2006/relationships" xmlns:m="http://schemas.openxmlformats.org/officeDocument/2006/math" xmlns:v="urn:schemas-microsoft-com:vml" xmlns:wp14="http://schemas.microsoft.com/office/word/2010/wordprocessingDrawing" xmlns:wp="http://schemas.openxmlformats.org/drawingml/2006/wordprocessingDrawing" xmlns:w10="urn:schemas-microsoft-com:office:word" xmlns:w="http://schemas.openxmlformats.org/wordprocessingml/2006/main" xmlns:w14="http://schemas.microsoft.com/office/word/2010/wordml" xmlns:w15="http://schemas.microsoft.com/office/word/2012/wordml" xmlns:w16cex="http://schemas.microsoft.com/office/word/2018/wordml/cex" xmlns:w16cid="http://schemas.microsoft.com/office/word/2016/wordml/cid" xmlns:w16="http://schemas.microsoft.com/office/word/2018/wordml" xmlns:w16du="http://schemas.microsoft.com/office/word/2023/wordml/word16du" xmlns:w16sdtdh="http://schemas.microsoft.com/office/word/2020/wordml/sdtdatahash" xmlns:w16sdtfl="http://schemas.microsoft.com/office/word/2024/wordml/sdtformatlock" xmlns:w16se="http://schemas.microsoft.com/office/word/2015/wordml/symex" xmlns:wpg="http://schemas.microsoft.com/office/word/2010/wordprocessingGroup" xmlns:wpi="http://schemas.microsoft.com/office/word/2010/wordprocessingInk" xmlns:wne="http://schemas.microsoft.com/office/word/2006/wordml" xmlns:wps="http://schemas.microsoft.com/office/word/2010/wordprocessingShape" mc:Ignorable="w14 w15 w16se w16cid w16 w16cex w16sdtdh w16sdtfl w16du wp14">
   <w:abstractNum w:abstractNumId="0" w15:restartNumberingAfterBreak="0">
+    <w:nsid w:val="16282CB3"/>
+    <w:multiLevelType w:val="hybridMultilevel"/>
+    <w:tmpl w:val="F0D84BE2"/>
+    <w:lvl w:ilvl="0" w:tplc="2698FD16">
+      <w:numFmt w:val="bullet"/>
+      <w:lvlText w:val="-"/>
+      <w:lvlJc w:val="left"/>
+      <w:pPr>
+        <w:ind w:left="720" w:hanging="360"/>
+      </w:pPr>
+      <w:rPr>
+        <w:rFonts w:ascii="Aptos" w:eastAsiaTheme="minorEastAsia" w:hAnsi="Aptos" w:cstheme="minorBidi" w:hint="default"/>
+      </w:rPr>
+    </w:lvl>
+    <w:lvl w:ilvl="1" w:tplc="08090003" w:tentative="1">
+      <w:start w:val="1"/>
+      <w:numFmt w:val="bullet"/>
+      <w:lvlText w:val="o"/>
+      <w:lvlJc w:val="left"/>
+      <w:pPr>
+        <w:ind w:left="1440" w:hanging="360"/>
+      </w:pPr>
+      <w:rPr>
+        <w:rFonts w:ascii="Courier New" w:hAnsi="Courier New" w:cs="Courier New" w:hint="default"/>
+      </w:rPr>
+    </w:lvl>
+    <w:lvl w:ilvl="2" w:tplc="08090005" w:tentative="1">
+      <w:start w:val="1"/>
+      <w:numFmt w:val="bullet"/>
+      <w:lvlText w:val=""/>
+      <w:lvlJc w:val="left"/>
+      <w:pPr>
+        <w:ind w:left="2160" w:hanging="360"/>
+      </w:pPr>
+      <w:rPr>
+        <w:rFonts w:ascii="Wingdings" w:hAnsi="Wingdings" w:hint="default"/>
+      </w:rPr>
+    </w:lvl>
+    <w:lvl w:ilvl="3" w:tplc="08090001" w:tentative="1">
+      <w:start w:val="1"/>
+      <w:numFmt w:val="bullet"/>
+      <w:lvlText w:val=""/>
+      <w:lvlJc w:val="left"/>
+      <w:pPr>
+        <w:ind w:left="2880" w:hanging="360"/>
+      </w:pPr>
+      <w:rPr>
+        <w:rFonts w:ascii="Symbol" w:hAnsi="Symbol" w:hint="default"/>
+      </w:rPr>
+    </w:lvl>
+    <w:lvl w:ilvl="4" w:tplc="08090003" w:tentative="1">
+      <w:start w:val="1"/>
+      <w:numFmt w:val="bullet"/>
+      <w:lvlText w:val="o"/>
+      <w:lvlJc w:val="left"/>
+      <w:pPr>
+        <w:ind w:left="3600" w:hanging="360"/>
+      </w:pPr>
+      <w:rPr>
+        <w:rFonts w:ascii="Courier New" w:hAnsi="Courier New" w:cs="Courier New" w:hint="default"/>
+      </w:rPr>
+    </w:lvl>
+    <w:lvl w:ilvl="5" w:tplc="08090005" w:tentative="1">
+      <w:start w:val="1"/>
+      <w:numFmt w:val="bullet"/>
+      <w:lvlText w:val=""/>
+      <w:lvlJc w:val="left"/>
+      <w:pPr>
+        <w:ind w:left="4320" w:hanging="360"/>
+      </w:pPr>
+      <w:rPr>
+        <w:rFonts w:ascii="Wingdings" w:hAnsi="Wingdings" w:hint="default"/>
+      </w:rPr>
+    </w:lvl>
+    <w:lvl w:ilvl="6" w:tplc="08090001" w:tentative="1">
+      <w:start w:val="1"/>
+      <w:numFmt w:val="bullet"/>
+      <w:lvlText w:val=""/>
+      <w:lvlJc w:val="left"/>
+      <w:pPr>
+        <w:ind w:left="5040" w:hanging="360"/>
+      </w:pPr>
+      <w:rPr>
+        <w:rFonts w:ascii="Symbol" w:hAnsi="Symbol" w:hint="default"/>
+      </w:rPr>
+    </w:lvl>
+    <w:lvl w:ilvl="7" w:tplc="08090003" w:tentative="1">
+      <w:start w:val="1"/>
+      <w:numFmt w:val="bullet"/>
+      <w:lvlText w:val="o"/>
+      <w:lvlJc w:val="left"/>
+      <w:pPr>
+        <w:ind w:left="5760" w:hanging="360"/>
+      </w:pPr>
+      <w:rPr>
+        <w:rFonts w:ascii="Courier New" w:hAnsi="Courier New" w:cs="Courier New" w:hint="default"/>
+      </w:rPr>
+    </w:lvl>
+    <w:lvl w:ilvl="8" w:tplc="08090005" w:tentative="1">
+      <w:start w:val="1"/>
+      <w:numFmt w:val="bullet"/>
+      <w:lvlText w:val=""/>
+      <w:lvlJc w:val="left"/>
+      <w:pPr>
+        <w:ind w:left="6480" w:hanging="360"/>
+      </w:pPr>
+      <w:rPr>
+        <w:rFonts w:ascii="Wingdings" w:hAnsi="Wingdings" w:hint="default"/>
+      </w:rPr>
+    </w:lvl>
+  </w:abstractNum>
+  <w:abstractNum w:abstractNumId="1" w15:restartNumberingAfterBreak="0">
+    <w:nsid w:val="18274771"/>
+    <w:multiLevelType w:val="multilevel"/>
+    <w:tmpl w:val="502E6A84"/>
+    <w:lvl w:ilvl="0">
+      <w:start w:val="1"/>
+      <w:numFmt w:val="decimal"/>
+      <w:pStyle w:val="Heading1"/>
+      <w:lvlText w:val="%1"/>
+      <w:lvlJc w:val="left"/>
+      <w:pPr>
+        <w:ind w:left="360" w:hanging="360"/>
+      </w:pPr>
+      <w:rPr>
+        <w:rFonts w:hint="default"/>
+      </w:rPr>
+    </w:lvl>
+    <w:lvl w:ilvl="1">
+      <w:start w:val="1"/>
+      <w:numFmt w:val="decimal"/>
+      <w:pStyle w:val="Heading2"/>
+      <w:lvlText w:val="%1.%2"/>
+      <w:lvlJc w:val="left"/>
+      <w:pPr>
+        <w:ind w:left="792" w:hanging="432"/>
+      </w:pPr>
+      <w:rPr>
+        <w:rFonts w:hint="default"/>
+      </w:rPr>
+    </w:lvl>
+    <w:lvl w:ilvl="2">
+      <w:start w:val="1"/>
+      <w:numFmt w:val="decimal"/>
+      <w:lvlText w:val="%1.%2.%3"/>
+      <w:lvlJc w:val="left"/>
+      <w:pPr>
+        <w:ind w:left="1224" w:hanging="504"/>
+      </w:pPr>
+      <w:rPr>
+        <w:rFonts w:hint="default"/>
+      </w:rPr>
+    </w:lvl>
+    <w:lvl w:ilvl="3">
+      <w:start w:val="1"/>
+      <w:numFmt w:val="decimal"/>
+      <w:lvlText w:val="%1.%2.%3.%4."/>
+      <w:lvlJc w:val="left"/>
+      <w:pPr>
+        <w:ind w:left="1728" w:hanging="648"/>
+      </w:pPr>
+      <w:rPr>
+        <w:rFonts w:hint="default"/>
+      </w:rPr>
+    </w:lvl>
+    <w:lvl w:ilvl="4">
+      <w:start w:val="1"/>
+      <w:numFmt w:val="decimal"/>
+      <w:lvlText w:val="%1.%2.%3.%4.%5."/>
+      <w:lvlJc w:val="left"/>
+      <w:pPr>
+        <w:ind w:left="2232" w:hanging="792"/>
+      </w:pPr>
+      <w:rPr>
+        <w:rFonts w:hint="default"/>
+      </w:rPr>
+    </w:lvl>
+    <w:lvl w:ilvl="5">
+      <w:start w:val="1"/>
+      <w:numFmt w:val="decimal"/>
+      <w:lvlText w:val="%1.%2.%3.%4.%5.%6."/>
+      <w:lvlJc w:val="left"/>
+      <w:pPr>
+        <w:ind w:left="2736" w:hanging="936"/>
+      </w:pPr>
+      <w:rPr>
+        <w:rFonts w:hint="default"/>
+      </w:rPr>
+    </w:lvl>
+    <w:lvl w:ilvl="6">
+      <w:start w:val="1"/>
+      <w:numFmt w:val="decimal"/>
+      <w:lvlText w:val="%1.%2.%3.%4.%5.%6.%7."/>
+      <w:lvlJc w:val="left"/>
+      <w:pPr>
+        <w:ind w:left="3240" w:hanging="1080"/>
+      </w:pPr>
+      <w:rPr>
+        <w:rFonts w:hint="default"/>
+      </w:rPr>
+    </w:lvl>
+    <w:lvl w:ilvl="7">
+      <w:start w:val="1"/>
+      <w:numFmt w:val="decimal"/>
+      <w:lvlText w:val="%1.%2.%3.%4.%5.%6.%7.%8."/>
+      <w:lvlJc w:val="left"/>
+      <w:pPr>
+        <w:ind w:left="3744" w:hanging="1224"/>
+      </w:pPr>
+      <w:rPr>
+        <w:rFonts w:hint="default"/>
+      </w:rPr>
+    </w:lvl>
+    <w:lvl w:ilvl="8">
+      <w:start w:val="1"/>
+      <w:numFmt w:val="decimal"/>
+      <w:lvlText w:val="%1.%2.%3.%4.%5.%6.%7.%8.%9."/>
+      <w:lvlJc w:val="left"/>
+      <w:pPr>
+        <w:ind w:left="4320" w:hanging="1440"/>
+      </w:pPr>
+      <w:rPr>
+        <w:rFonts w:hint="default"/>
+      </w:rPr>
+    </w:lvl>
+  </w:abstractNum>
+  <w:abstractNum w:abstractNumId="2" w15:restartNumberingAfterBreak="0">
+    <w:nsid w:val="1D487D1F"/>
+    <w:multiLevelType w:val="multilevel"/>
+    <w:tmpl w:val="A0A2F8D0"/>
+    <w:lvl w:ilvl="0">
+      <w:start w:val="1"/>
+      <w:numFmt w:val="decimal"/>
+      <w:lvlText w:val="%1"/>
+      <w:lvlJc w:val="left"/>
+      <w:pPr>
+        <w:ind w:left="360" w:hanging="360"/>
+      </w:pPr>
+      <w:rPr>
+        <w:rFonts w:hint="default"/>
+      </w:rPr>
+    </w:lvl>
+    <w:lvl w:ilvl="1">
+      <w:start w:val="1"/>
+      <w:numFmt w:val="decimal"/>
+      <w:lvlText w:val="%1.%2"/>
+      <w:lvlJc w:val="left"/>
+      <w:pPr>
+        <w:ind w:left="792" w:hanging="432"/>
+      </w:pPr>
+      <w:rPr>
+        <w:rFonts w:hint="default"/>
+      </w:rPr>
+    </w:lvl>
+    <w:lvl w:ilvl="2">
+      <w:start w:val="1"/>
+      <w:numFmt w:val="decimal"/>
+      <w:lvlText w:val="%1.%2.%3"/>
+      <w:lvlJc w:val="left"/>
+      <w:pPr>
+        <w:ind w:left="1224" w:hanging="504"/>
+      </w:pPr>
+      <w:rPr>
+        <w:rFonts w:hint="default"/>
+      </w:rPr>
+    </w:lvl>
+    <w:lvl w:ilvl="3">
+      <w:start w:val="1"/>
+      <w:numFmt w:val="decimal"/>
+      <w:lvlText w:val="%1.%2.%3.%4."/>
+      <w:lvlJc w:val="left"/>
+      <w:pPr>
+        <w:ind w:left="1728" w:hanging="648"/>
+      </w:pPr>
+      <w:rPr>
+        <w:rFonts w:hint="default"/>
+      </w:rPr>
+    </w:lvl>
+    <w:lvl w:ilvl="4">
+      <w:start w:val="1"/>
+      <w:numFmt w:val="decimal"/>
+      <w:lvlText w:val="%1.%2.%3.%4.%5."/>
+      <w:lvlJc w:val="left"/>
+      <w:pPr>
+        <w:ind w:left="2232" w:hanging="792"/>
+      </w:pPr>
+      <w:rPr>
+        <w:rFonts w:hint="default"/>
+      </w:rPr>
+    </w:lvl>
+    <w:lvl w:ilvl="5">
+      <w:start w:val="1"/>
+      <w:numFmt w:val="decimal"/>
+      <w:lvlText w:val="%1.%2.%3.%4.%5.%6."/>
+      <w:lvlJc w:val="left"/>
+      <w:pPr>
+        <w:ind w:left="2736" w:hanging="936"/>
+      </w:pPr>
+      <w:rPr>
+        <w:rFonts w:hint="default"/>
+      </w:rPr>
+    </w:lvl>
+    <w:lvl w:ilvl="6">
+      <w:start w:val="1"/>
+      <w:numFmt w:val="decimal"/>
+      <w:lvlText w:val="%1.%2.%3.%4.%5.%6.%7."/>
+      <w:lvlJc w:val="left"/>
+      <w:pPr>
+        <w:ind w:left="3240" w:hanging="1080"/>
+      </w:pPr>
+      <w:rPr>
+        <w:rFonts w:hint="default"/>
+      </w:rPr>
+    </w:lvl>
+    <w:lvl w:ilvl="7">
+      <w:start w:val="1"/>
+      <w:numFmt w:val="decimal"/>
+      <w:lvlText w:val="%1.%2.%3.%4.%5.%6.%7.%8."/>
+      <w:lvlJc w:val="left"/>
+      <w:pPr>
+        <w:ind w:left="3744" w:hanging="1224"/>
+      </w:pPr>
+      <w:rPr>
+        <w:rFonts w:hint="default"/>
+      </w:rPr>
+    </w:lvl>
+    <w:lvl w:ilvl="8">
+      <w:start w:val="1"/>
+      <w:numFmt w:val="decimal"/>
+      <w:lvlText w:val="%1.%2.%3.%4.%5.%6.%7.%8.%9."/>
+      <w:lvlJc w:val="left"/>
+      <w:pPr>
+        <w:ind w:left="4320" w:hanging="1440"/>
+      </w:pPr>
+      <w:rPr>
+        <w:rFonts w:hint="default"/>
+      </w:rPr>
+    </w:lvl>
+  </w:abstractNum>
+  <w:abstractNum w:abstractNumId="3" w15:restartNumberingAfterBreak="0">
     <w:nsid w:val="305608C0"/>
     <w:multiLevelType w:val="multilevel"/>
-    <w:tmpl w:val="ED8462D6"/>
+    <w:tmpl w:val="CCDCC5EE"/>
     <w:lvl w:ilvl="0">
       <w:start w:val="1"/>
       <w:numFmt w:val="none"/>
-      <w:pStyle w:val="Heading1"/>
       <w:lvlText w:val="%1"/>
       <w:lvlJc w:val="left"/>
       <w:pPr>
@@ -469,7 +4811,6 @@
     <w:lvl w:ilvl="1">
       <w:start w:val="1"/>
       <w:numFmt w:val="none"/>
-      <w:pStyle w:val="Heading2"/>
       <w:lvlText w:val="%2"/>
       <w:lvlJc w:val="left"/>
       <w:pPr>
@@ -565,11 +4906,237 @@
       </w:rPr>
     </w:lvl>
   </w:abstractNum>
+  <w:abstractNum w:abstractNumId="4" w15:restartNumberingAfterBreak="0">
+    <w:nsid w:val="3786493B"/>
+    <w:multiLevelType w:val="multilevel"/>
+    <w:tmpl w:val="418E53CC"/>
+    <w:lvl w:ilvl="0">
+      <w:start w:val="1"/>
+      <w:numFmt w:val="decimal"/>
+      <w:lvlText w:val="%1"/>
+      <w:lvlJc w:val="left"/>
+      <w:pPr>
+        <w:ind w:left="360" w:hanging="360"/>
+      </w:pPr>
+      <w:rPr>
+        <w:rFonts w:hint="default"/>
+      </w:rPr>
+    </w:lvl>
+    <w:lvl w:ilvl="1">
+      <w:start w:val="1"/>
+      <w:numFmt w:val="decimal"/>
+      <w:lvlText w:val="%1.%2"/>
+      <w:lvlJc w:val="left"/>
+      <w:pPr>
+        <w:ind w:left="792" w:hanging="432"/>
+      </w:pPr>
+      <w:rPr>
+        <w:rFonts w:hint="default"/>
+      </w:rPr>
+    </w:lvl>
+    <w:lvl w:ilvl="2">
+      <w:start w:val="1"/>
+      <w:numFmt w:val="decimal"/>
+      <w:lvlText w:val="%1.%2.%3"/>
+      <w:lvlJc w:val="left"/>
+      <w:pPr>
+        <w:ind w:left="1224" w:hanging="504"/>
+      </w:pPr>
+      <w:rPr>
+        <w:rFonts w:hint="default"/>
+      </w:rPr>
+    </w:lvl>
+    <w:lvl w:ilvl="3">
+      <w:start w:val="1"/>
+      <w:numFmt w:val="decimal"/>
+      <w:lvlText w:val="%1.%2.%3.%4."/>
+      <w:lvlJc w:val="left"/>
+      <w:pPr>
+        <w:ind w:left="1728" w:hanging="648"/>
+      </w:pPr>
+      <w:rPr>
+        <w:rFonts w:hint="default"/>
+      </w:rPr>
+    </w:lvl>
+    <w:lvl w:ilvl="4">
+      <w:start w:val="1"/>
+      <w:numFmt w:val="decimal"/>
+      <w:lvlText w:val="%1.%2.%3.%4.%5."/>
+      <w:lvlJc w:val="left"/>
+      <w:pPr>
+        <w:ind w:left="2232" w:hanging="792"/>
+      </w:pPr>
+      <w:rPr>
+        <w:rFonts w:hint="default"/>
+      </w:rPr>
+    </w:lvl>
+    <w:lvl w:ilvl="5">
+      <w:start w:val="1"/>
+      <w:numFmt w:val="decimal"/>
+      <w:lvlText w:val="%1.%2.%3.%4.%5.%6."/>
+      <w:lvlJc w:val="left"/>
+      <w:pPr>
+        <w:ind w:left="2736" w:hanging="936"/>
+      </w:pPr>
+      <w:rPr>
+        <w:rFonts w:hint="default"/>
+      </w:rPr>
+    </w:lvl>
+    <w:lvl w:ilvl="6">
+      <w:start w:val="1"/>
+      <w:numFmt w:val="decimal"/>
+      <w:lvlText w:val="%1.%2.%3.%4.%5.%6.%7."/>
+      <w:lvlJc w:val="left"/>
+      <w:pPr>
+        <w:ind w:left="3240" w:hanging="1080"/>
+      </w:pPr>
+      <w:rPr>
+        <w:rFonts w:hint="default"/>
+      </w:rPr>
+    </w:lvl>
+    <w:lvl w:ilvl="7">
+      <w:start w:val="1"/>
+      <w:numFmt w:val="decimal"/>
+      <w:lvlText w:val="%1.%2.%3.%4.%5.%6.%7.%8."/>
+      <w:lvlJc w:val="left"/>
+      <w:pPr>
+        <w:ind w:left="3744" w:hanging="1224"/>
+      </w:pPr>
+      <w:rPr>
+        <w:rFonts w:hint="default"/>
+      </w:rPr>
+    </w:lvl>
+    <w:lvl w:ilvl="8">
+      <w:start w:val="1"/>
+      <w:numFmt w:val="decimal"/>
+      <w:lvlText w:val="%1.%2.%3.%4.%5.%6.%7.%8.%9."/>
+      <w:lvlJc w:val="left"/>
+      <w:pPr>
+        <w:ind w:left="4320" w:hanging="1440"/>
+      </w:pPr>
+      <w:rPr>
+        <w:rFonts w:hint="default"/>
+      </w:rPr>
+    </w:lvl>
+  </w:abstractNum>
+  <w:abstractNum w:abstractNumId="5" w15:restartNumberingAfterBreak="0">
+    <w:nsid w:val="7C4F3900"/>
+    <w:multiLevelType w:val="multilevel"/>
+    <w:tmpl w:val="519E7738"/>
+    <w:lvl w:ilvl="0">
+      <w:start w:val="1"/>
+      <w:numFmt w:val="decimal"/>
+      <w:lvlText w:val="%1"/>
+      <w:lvlJc w:val="left"/>
+      <w:pPr>
+        <w:ind w:left="360" w:hanging="360"/>
+      </w:pPr>
+      <w:rPr>
+        <w:rFonts w:hint="default"/>
+      </w:rPr>
+    </w:lvl>
+    <w:lvl w:ilvl="1">
+      <w:start w:val="1"/>
+      <w:numFmt w:val="decimal"/>
+      <w:lvlText w:val="%1.%2"/>
+      <w:lvlJc w:val="left"/>
+      <w:pPr>
+        <w:ind w:left="720" w:hanging="360"/>
+      </w:pPr>
+      <w:rPr>
+        <w:rFonts w:hint="default"/>
+      </w:rPr>
+    </w:lvl>
+    <w:lvl w:ilvl="2">
+      <w:start w:val="1"/>
+      <w:numFmt w:val="decimal"/>
+      <w:lvlText w:val="%1.%2.%3"/>
+      <w:lvlJc w:val="left"/>
+      <w:pPr>
+        <w:ind w:left="1080" w:hanging="360"/>
+      </w:pPr>
+      <w:rPr>
+        <w:rFonts w:hint="default"/>
+      </w:rPr>
+    </w:lvl>
+    <w:lvl w:ilvl="3">
+      <w:start w:val="1"/>
+      <w:numFmt w:val="decimal"/>
+      <w:lvlText w:val="(%4)"/>
+      <w:lvlJc w:val="left"/>
+      <w:pPr>
+        <w:ind w:left="1440" w:hanging="360"/>
+      </w:pPr>
+      <w:rPr>
+        <w:rFonts w:hint="default"/>
+      </w:rPr>
+    </w:lvl>
+    <w:lvl w:ilvl="4">
+      <w:start w:val="1"/>
+      <w:numFmt w:val="lowerLetter"/>
+      <w:lvlText w:val="(%5)"/>
+      <w:lvlJc w:val="left"/>
+      <w:pPr>
+        <w:ind w:left="1800" w:hanging="360"/>
+      </w:pPr>
+      <w:rPr>
+        <w:rFonts w:hint="default"/>
+      </w:rPr>
+    </w:lvl>
+    <w:lvl w:ilvl="5">
+      <w:start w:val="1"/>
+      <w:numFmt w:val="lowerRoman"/>
+      <w:lvlText w:val="(%6)"/>
+      <w:lvlJc w:val="left"/>
+      <w:pPr>
+        <w:ind w:left="2160" w:hanging="360"/>
+      </w:pPr>
+      <w:rPr>
+        <w:rFonts w:hint="default"/>
+      </w:rPr>
+    </w:lvl>
+    <w:lvl w:ilvl="6">
+      <w:start w:val="1"/>
+      <w:numFmt w:val="decimal"/>
+      <w:lvlText w:val="%7."/>
+      <w:lvlJc w:val="left"/>
+      <w:pPr>
+        <w:ind w:left="2520" w:hanging="360"/>
+      </w:pPr>
+      <w:rPr>
+        <w:rFonts w:hint="default"/>
+      </w:rPr>
+    </w:lvl>
+    <w:lvl w:ilvl="7">
+      <w:start w:val="1"/>
+      <w:numFmt w:val="lowerLetter"/>
+      <w:lvlText w:val="%8."/>
+      <w:lvlJc w:val="left"/>
+      <w:pPr>
+        <w:ind w:left="2880" w:hanging="360"/>
+      </w:pPr>
+      <w:rPr>
+        <w:rFonts w:hint="default"/>
+      </w:rPr>
+    </w:lvl>
+    <w:lvl w:ilvl="8">
+      <w:start w:val="1"/>
+      <w:numFmt w:val="lowerRoman"/>
+      <w:lvlText w:val="%9."/>
+      <w:lvlJc w:val="left"/>
+      <w:pPr>
+        <w:ind w:left="3240" w:hanging="360"/>
+      </w:pPr>
+      <w:rPr>
+        <w:rFonts w:hint="default"/>
+      </w:rPr>
+    </w:lvl>
+  </w:abstractNum>
   <w:num w:numId="1" w16cid:durableId="218978244">
-    <w:abstractNumId w:val="0"/>
+    <w:abstractNumId w:val="3"/>
   </w:num>
   <w:num w:numId="2" w16cid:durableId="1993561623">
-    <w:abstractNumId w:val="0"/>
+    <w:abstractNumId w:val="3"/>
     <w:lvlOverride w:ilvl="0">
       <w:startOverride w:val="1"/>
     </w:lvlOverride>
@@ -597,6 +5164,21 @@
     <w:lvlOverride w:ilvl="8">
       <w:startOverride w:val="1"/>
     </w:lvlOverride>
+  </w:num>
+  <w:num w:numId="3" w16cid:durableId="753629002">
+    <w:abstractNumId w:val="0"/>
+  </w:num>
+  <w:num w:numId="4" w16cid:durableId="642391238">
+    <w:abstractNumId w:val="5"/>
+  </w:num>
+  <w:num w:numId="5" w16cid:durableId="1982736140">
+    <w:abstractNumId w:val="4"/>
+  </w:num>
+  <w:num w:numId="6" w16cid:durableId="1894536141">
+    <w:abstractNumId w:val="2"/>
+  </w:num>
+  <w:num w:numId="7" w16cid:durableId="414858828">
+    <w:abstractNumId w:val="1"/>
   </w:num>
 </w:numbering>
 </file>
@@ -1007,12 +5589,12 @@
     <w:link w:val="Heading1Char"/>
     <w:uiPriority w:val="9"/>
     <w:qFormat/>
-    <w:rsid w:val="003C7D10"/>
+    <w:rsid w:val="005C5E32"/>
     <w:pPr>
       <w:keepNext/>
       <w:keepLines/>
       <w:numPr>
-        <w:numId w:val="1"/>
+        <w:numId w:val="7"/>
       </w:numPr>
       <w:spacing w:before="240" w:after="0"/>
       <w:outlineLvl w:val="0"/>
@@ -1038,7 +5620,7 @@
       <w:keepLines/>
       <w:numPr>
         <w:ilvl w:val="1"/>
-        <w:numId w:val="1"/>
+        <w:numId w:val="7"/>
       </w:numPr>
       <w:spacing w:before="40" w:after="0"/>
       <w:outlineLvl w:val="1"/>
@@ -1106,7 +5688,7 @@
     <w:basedOn w:val="DefaultParagraphFont"/>
     <w:link w:val="Heading1"/>
     <w:uiPriority w:val="9"/>
-    <w:rsid w:val="003C7D10"/>
+    <w:rsid w:val="005C5E32"/>
     <w:rPr>
       <w:rFonts w:asciiTheme="majorHAnsi" w:eastAsiaTheme="majorEastAsia" w:hAnsiTheme="majorHAnsi" w:cstheme="majorBidi"/>
       <w:color w:val="0F4761" w:themeColor="accent1" w:themeShade="BF"/>
@@ -1136,6 +5718,36 @@
     <w:rPr>
       <w:rFonts w:asciiTheme="majorHAnsi" w:eastAsiaTheme="majorEastAsia" w:hAnsiTheme="majorHAnsi" w:cstheme="majorBidi"/>
       <w:color w:val="0A2F40" w:themeColor="accent1" w:themeShade="7F"/>
+    </w:rPr>
+  </w:style>
+  <w:style w:type="paragraph" w:styleId="ListParagraph">
+    <w:name w:val="List Paragraph"/>
+    <w:basedOn w:val="Normal"/>
+    <w:uiPriority w:val="34"/>
+    <w:qFormat/>
+    <w:rsid w:val="00D735BD"/>
+    <w:pPr>
+      <w:ind w:left="720"/>
+      <w:contextualSpacing/>
+    </w:pPr>
+  </w:style>
+  <w:style w:type="paragraph" w:styleId="Caption">
+    <w:name w:val="caption"/>
+    <w:basedOn w:val="Normal"/>
+    <w:next w:val="Normal"/>
+    <w:uiPriority w:val="35"/>
+    <w:unhideWhenUsed/>
+    <w:qFormat/>
+    <w:rsid w:val="00F35271"/>
+    <w:pPr>
+      <w:spacing w:after="200" w:line="240" w:lineRule="auto"/>
+    </w:pPr>
+    <w:rPr>
+      <w:i/>
+      <w:iCs/>
+      <w:color w:val="0E2841" w:themeColor="text2"/>
+      <w:sz w:val="18"/>
+      <w:szCs w:val="18"/>
     </w:rPr>
   </w:style>
 </w:styles>

--- a/Documentation/Design.docx
+++ b/Documentation/Design.docx
@@ -2,249 +2,2397 @@
 <file path=word/document.xml><?xml version="1.0" encoding="utf-8"?>
 <w:document xmlns:wpc="http://schemas.microsoft.com/office/word/2010/wordprocessingCanvas" xmlns:cx="http://schemas.microsoft.com/office/drawing/2014/chartex" xmlns:cx1="http://schemas.microsoft.com/office/drawing/2015/9/8/chartex" xmlns:cx2="http://schemas.microsoft.com/office/drawing/2015/10/21/chartex" xmlns:cx3="http://schemas.microsoft.com/office/drawing/2016/5/9/chartex" xmlns:cx4="http://schemas.microsoft.com/office/drawing/2016/5/10/chartex" xmlns:cx5="http://schemas.microsoft.com/office/drawing/2016/5/11/chartex" xmlns:cx6="http://schemas.microsoft.com/office/drawing/2016/5/12/chartex" xmlns:cx7="http://schemas.microsoft.com/office/drawing/2016/5/13/chartex" xmlns:cx8="http://schemas.microsoft.com/office/drawing/2016/5/14/chartex" xmlns:mc="http://schemas.openxmlformats.org/markup-compatibility/2006" xmlns:aink="http://schemas.microsoft.com/office/drawing/2016/ink" xmlns:am3d="http://schemas.microsoft.com/office/drawing/2017/model3d" xmlns:o="urn:schemas-microsoft-com:office:office" xmlns:oel="http://schemas.microsoft.com/office/2019/extlst" xmlns:r="http://schemas.openxmlformats.org/officeDocument/2006/relationships" xmlns:m="http://schemas.openxmlformats.org/officeDocument/2006/math" xmlns:v="urn:schemas-microsoft-com:vml" xmlns:wp14="http://schemas.microsoft.com/office/word/2010/wordprocessingDrawing" xmlns:wp="http://schemas.openxmlformats.org/drawingml/2006/wordprocessingDrawing" xmlns:w10="urn:schemas-microsoft-com:office:word" xmlns:w="http://schemas.openxmlformats.org/wordprocessingml/2006/main" xmlns:w14="http://schemas.microsoft.com/office/word/2010/wordml" xmlns:w15="http://schemas.microsoft.com/office/word/2012/wordml" xmlns:w16cex="http://schemas.microsoft.com/office/word/2018/wordml/cex" xmlns:w16cid="http://schemas.microsoft.com/office/word/2016/wordml/cid" xmlns:w16="http://schemas.microsoft.com/office/word/2018/wordml" xmlns:w16du="http://schemas.microsoft.com/office/word/2023/wordml/word16du" xmlns:w16sdtdh="http://schemas.microsoft.com/office/word/2020/wordml/sdtdatahash" xmlns:w16sdtfl="http://schemas.microsoft.com/office/word/2024/wordml/sdtformatlock" xmlns:w16se="http://schemas.microsoft.com/office/word/2015/wordml/symex" xmlns:wpg="http://schemas.microsoft.com/office/word/2010/wordprocessingGroup" xmlns:wpi="http://schemas.microsoft.com/office/word/2010/wordprocessingInk" xmlns:wne="http://schemas.microsoft.com/office/word/2006/wordml" xmlns:wps="http://schemas.microsoft.com/office/word/2010/wordprocessingShape" mc:Ignorable="w14 w15 w16se w16cid w16 w16cex w16sdtdh w16sdtfl w16du wp14">
   <w:body>
-    <w:p/>
-    <w:p/>
-    <w:p/>
-    <w:p/>
-    <w:p/>
-    <w:p/>
-    <w:p/>
-    <w:p/>
-    <w:p/>
-    <w:p/>
-    <w:p/>
-    <w:p/>
-    <w:p/>
-    <w:p/>
-    <w:p/>
-    <w:p/>
-    <w:p/>
-    <w:p/>
-    <w:p/>
-    <w:p/>
-    <w:p/>
-    <w:p/>
-    <w:p/>
-    <w:p/>
-    <w:p/>
-    <w:p/>
-    <w:p/>
-    <w:p/>
+    <w:p>
+      <w:pPr>
+        <w:rPr>
+          <w:rFonts w:ascii="Times New Roman" w:hAnsi="Times New Roman" w:cs="Times New Roman"/>
+        </w:rPr>
+      </w:pPr>
+    </w:p>
+    <w:sdt>
+      <w:sdtPr>
+        <w:rPr>
+          <w:rFonts w:ascii="Times New Roman" w:eastAsiaTheme="minorEastAsia" w:hAnsi="Times New Roman" w:cs="Times New Roman"/>
+          <w:color w:val="auto"/>
+          <w:sz w:val="24"/>
+          <w:szCs w:val="24"/>
+          <w:lang w:val="en-GB" w:eastAsia="ja-JP"/>
+        </w:rPr>
+        <w:id w:val="1534066125"/>
+        <w:docPartObj>
+          <w:docPartGallery w:val="Table of Contents"/>
+          <w:docPartUnique/>
+        </w:docPartObj>
+      </w:sdtPr>
+      <w:sdtEndPr>
+        <w:rPr>
+          <w:b/>
+          <w:bCs/>
+          <w:noProof/>
+        </w:rPr>
+      </w:sdtEndPr>
+      <w:sdtContent>
+        <w:p>
+          <w:pPr>
+            <w:pStyle w:val="TOCHeading"/>
+            <w:rPr>
+              <w:rFonts w:ascii="Times New Roman" w:hAnsi="Times New Roman" w:cs="Times New Roman"/>
+            </w:rPr>
+          </w:pPr>
+          <w:r>
+            <w:rPr>
+              <w:rFonts w:ascii="Times New Roman" w:hAnsi="Times New Roman" w:cs="Times New Roman"/>
+            </w:rPr>
+            <w:t>Contents</w:t>
+          </w:r>
+        </w:p>
+        <w:p>
+          <w:pPr>
+            <w:pStyle w:val="TOC1"/>
+            <w:tabs>
+              <w:tab w:val="left" w:pos="480"/>
+              <w:tab w:val="right" w:leader="dot" w:pos="9016"/>
+            </w:tabs>
+            <w:rPr>
+              <w:rFonts w:ascii="Times New Roman" w:hAnsi="Times New Roman" w:cs="Times New Roman"/>
+              <w:noProof/>
+            </w:rPr>
+          </w:pPr>
+          <w:r>
+            <w:rPr>
+              <w:rFonts w:ascii="Times New Roman" w:hAnsi="Times New Roman" w:cs="Times New Roman"/>
+            </w:rPr>
+            <w:fldChar w:fldCharType="begin"/>
+          </w:r>
+          <w:r>
+            <w:rPr>
+              <w:rFonts w:ascii="Times New Roman" w:hAnsi="Times New Roman" w:cs="Times New Roman"/>
+            </w:rPr>
+            <w:instrText xml:space="preserve"> TOC \o "1-3" \h \z \u </w:instrText>
+          </w:r>
+          <w:r>
+            <w:rPr>
+              <w:rFonts w:ascii="Times New Roman" w:hAnsi="Times New Roman" w:cs="Times New Roman"/>
+            </w:rPr>
+            <w:fldChar w:fldCharType="separate"/>
+          </w:r>
+          <w:hyperlink w:anchor="_Toc225435922" w:history="1">
+            <w:r>
+              <w:rPr>
+                <w:rStyle w:val="Hyperlink"/>
+                <w:rFonts w:ascii="Times New Roman" w:hAnsi="Times New Roman" w:cs="Times New Roman"/>
+                <w:noProof/>
+              </w:rPr>
+              <w:t>1</w:t>
+            </w:r>
+            <w:r>
+              <w:rPr>
+                <w:rFonts w:ascii="Times New Roman" w:hAnsi="Times New Roman" w:cs="Times New Roman"/>
+                <w:noProof/>
+              </w:rPr>
+              <w:tab/>
+            </w:r>
+            <w:r>
+              <w:rPr>
+                <w:rStyle w:val="Hyperlink"/>
+                <w:rFonts w:ascii="Times New Roman" w:hAnsi="Times New Roman" w:cs="Times New Roman"/>
+                <w:noProof/>
+              </w:rPr>
+              <w:t>Introduction</w:t>
+            </w:r>
+            <w:r>
+              <w:rPr>
+                <w:rFonts w:ascii="Times New Roman" w:hAnsi="Times New Roman" w:cs="Times New Roman"/>
+                <w:noProof/>
+                <w:webHidden/>
+              </w:rPr>
+              <w:tab/>
+            </w:r>
+            <w:r>
+              <w:rPr>
+                <w:rFonts w:ascii="Times New Roman" w:hAnsi="Times New Roman" w:cs="Times New Roman"/>
+                <w:noProof/>
+                <w:webHidden/>
+              </w:rPr>
+              <w:fldChar w:fldCharType="begin"/>
+            </w:r>
+            <w:r>
+              <w:rPr>
+                <w:rFonts w:ascii="Times New Roman" w:hAnsi="Times New Roman" w:cs="Times New Roman"/>
+                <w:noProof/>
+                <w:webHidden/>
+              </w:rPr>
+              <w:instrText xml:space="preserve"> PAGEREF _Toc225435922 \h </w:instrText>
+            </w:r>
+            <w:r>
+              <w:rPr>
+                <w:rFonts w:ascii="Times New Roman" w:hAnsi="Times New Roman" w:cs="Times New Roman"/>
+                <w:noProof/>
+                <w:webHidden/>
+              </w:rPr>
+            </w:r>
+            <w:r>
+              <w:rPr>
+                <w:rFonts w:ascii="Times New Roman" w:hAnsi="Times New Roman" w:cs="Times New Roman"/>
+                <w:noProof/>
+                <w:webHidden/>
+              </w:rPr>
+              <w:fldChar w:fldCharType="separate"/>
+            </w:r>
+            <w:r>
+              <w:rPr>
+                <w:rFonts w:ascii="Times New Roman" w:hAnsi="Times New Roman" w:cs="Times New Roman"/>
+                <w:noProof/>
+                <w:webHidden/>
+              </w:rPr>
+              <w:t>2</w:t>
+            </w:r>
+            <w:r>
+              <w:rPr>
+                <w:rFonts w:ascii="Times New Roman" w:hAnsi="Times New Roman" w:cs="Times New Roman"/>
+                <w:noProof/>
+                <w:webHidden/>
+              </w:rPr>
+              <w:fldChar w:fldCharType="end"/>
+            </w:r>
+          </w:hyperlink>
+        </w:p>
+        <w:p>
+          <w:pPr>
+            <w:pStyle w:val="TOC2"/>
+            <w:tabs>
+              <w:tab w:val="left" w:pos="960"/>
+              <w:tab w:val="right" w:leader="dot" w:pos="9016"/>
+            </w:tabs>
+            <w:rPr>
+              <w:rFonts w:ascii="Times New Roman" w:hAnsi="Times New Roman" w:cs="Times New Roman"/>
+              <w:noProof/>
+            </w:rPr>
+          </w:pPr>
+          <w:hyperlink w:anchor="_Toc225435923" w:history="1">
+            <w:r>
+              <w:rPr>
+                <w:rStyle w:val="Hyperlink"/>
+                <w:rFonts w:ascii="Times New Roman" w:hAnsi="Times New Roman" w:cs="Times New Roman"/>
+                <w:noProof/>
+              </w:rPr>
+              <w:t>1.1</w:t>
+            </w:r>
+            <w:r>
+              <w:rPr>
+                <w:rFonts w:ascii="Times New Roman" w:hAnsi="Times New Roman" w:cs="Times New Roman"/>
+                <w:noProof/>
+              </w:rPr>
+              <w:tab/>
+            </w:r>
+            <w:r>
+              <w:rPr>
+                <w:rStyle w:val="Hyperlink"/>
+                <w:rFonts w:ascii="Times New Roman" w:hAnsi="Times New Roman" w:cs="Times New Roman"/>
+                <w:noProof/>
+              </w:rPr>
+              <w:t>Purpose</w:t>
+            </w:r>
+            <w:r>
+              <w:rPr>
+                <w:rFonts w:ascii="Times New Roman" w:hAnsi="Times New Roman" w:cs="Times New Roman"/>
+                <w:noProof/>
+                <w:webHidden/>
+              </w:rPr>
+              <w:tab/>
+            </w:r>
+            <w:r>
+              <w:rPr>
+                <w:rFonts w:ascii="Times New Roman" w:hAnsi="Times New Roman" w:cs="Times New Roman"/>
+                <w:noProof/>
+                <w:webHidden/>
+              </w:rPr>
+              <w:fldChar w:fldCharType="begin"/>
+            </w:r>
+            <w:r>
+              <w:rPr>
+                <w:rFonts w:ascii="Times New Roman" w:hAnsi="Times New Roman" w:cs="Times New Roman"/>
+                <w:noProof/>
+                <w:webHidden/>
+              </w:rPr>
+              <w:instrText xml:space="preserve"> PAGEREF _Toc225435923 \h </w:instrText>
+            </w:r>
+            <w:r>
+              <w:rPr>
+                <w:rFonts w:ascii="Times New Roman" w:hAnsi="Times New Roman" w:cs="Times New Roman"/>
+                <w:noProof/>
+                <w:webHidden/>
+              </w:rPr>
+            </w:r>
+            <w:r>
+              <w:rPr>
+                <w:rFonts w:ascii="Times New Roman" w:hAnsi="Times New Roman" w:cs="Times New Roman"/>
+                <w:noProof/>
+                <w:webHidden/>
+              </w:rPr>
+              <w:fldChar w:fldCharType="separate"/>
+            </w:r>
+            <w:r>
+              <w:rPr>
+                <w:rFonts w:ascii="Times New Roman" w:hAnsi="Times New Roman" w:cs="Times New Roman"/>
+                <w:noProof/>
+                <w:webHidden/>
+              </w:rPr>
+              <w:t>2</w:t>
+            </w:r>
+            <w:r>
+              <w:rPr>
+                <w:rFonts w:ascii="Times New Roman" w:hAnsi="Times New Roman" w:cs="Times New Roman"/>
+                <w:noProof/>
+                <w:webHidden/>
+              </w:rPr>
+              <w:fldChar w:fldCharType="end"/>
+            </w:r>
+          </w:hyperlink>
+        </w:p>
+        <w:p>
+          <w:pPr>
+            <w:pStyle w:val="TOC2"/>
+            <w:tabs>
+              <w:tab w:val="left" w:pos="960"/>
+              <w:tab w:val="right" w:leader="dot" w:pos="9016"/>
+            </w:tabs>
+            <w:rPr>
+              <w:rFonts w:ascii="Times New Roman" w:hAnsi="Times New Roman" w:cs="Times New Roman"/>
+              <w:noProof/>
+            </w:rPr>
+          </w:pPr>
+          <w:hyperlink w:anchor="_Toc225435924" w:history="1">
+            <w:r>
+              <w:rPr>
+                <w:rStyle w:val="Hyperlink"/>
+                <w:rFonts w:ascii="Times New Roman" w:hAnsi="Times New Roman" w:cs="Times New Roman"/>
+                <w:noProof/>
+              </w:rPr>
+              <w:t>1.2</w:t>
+            </w:r>
+            <w:r>
+              <w:rPr>
+                <w:rFonts w:ascii="Times New Roman" w:hAnsi="Times New Roman" w:cs="Times New Roman"/>
+                <w:noProof/>
+              </w:rPr>
+              <w:tab/>
+            </w:r>
+            <w:r>
+              <w:rPr>
+                <w:rStyle w:val="Hyperlink"/>
+                <w:rFonts w:ascii="Times New Roman" w:hAnsi="Times New Roman" w:cs="Times New Roman"/>
+                <w:noProof/>
+              </w:rPr>
+              <w:t>Target Audience</w:t>
+            </w:r>
+            <w:r>
+              <w:rPr>
+                <w:rFonts w:ascii="Times New Roman" w:hAnsi="Times New Roman" w:cs="Times New Roman"/>
+                <w:noProof/>
+                <w:webHidden/>
+              </w:rPr>
+              <w:tab/>
+            </w:r>
+            <w:r>
+              <w:rPr>
+                <w:rFonts w:ascii="Times New Roman" w:hAnsi="Times New Roman" w:cs="Times New Roman"/>
+                <w:noProof/>
+                <w:webHidden/>
+              </w:rPr>
+              <w:fldChar w:fldCharType="begin"/>
+            </w:r>
+            <w:r>
+              <w:rPr>
+                <w:rFonts w:ascii="Times New Roman" w:hAnsi="Times New Roman" w:cs="Times New Roman"/>
+                <w:noProof/>
+                <w:webHidden/>
+              </w:rPr>
+              <w:instrText xml:space="preserve"> PAGEREF _Toc225435924 \h </w:instrText>
+            </w:r>
+            <w:r>
+              <w:rPr>
+                <w:rFonts w:ascii="Times New Roman" w:hAnsi="Times New Roman" w:cs="Times New Roman"/>
+                <w:noProof/>
+                <w:webHidden/>
+              </w:rPr>
+            </w:r>
+            <w:r>
+              <w:rPr>
+                <w:rFonts w:ascii="Times New Roman" w:hAnsi="Times New Roman" w:cs="Times New Roman"/>
+                <w:noProof/>
+                <w:webHidden/>
+              </w:rPr>
+              <w:fldChar w:fldCharType="separate"/>
+            </w:r>
+            <w:r>
+              <w:rPr>
+                <w:rFonts w:ascii="Times New Roman" w:hAnsi="Times New Roman" w:cs="Times New Roman"/>
+                <w:noProof/>
+                <w:webHidden/>
+              </w:rPr>
+              <w:t>2</w:t>
+            </w:r>
+            <w:r>
+              <w:rPr>
+                <w:rFonts w:ascii="Times New Roman" w:hAnsi="Times New Roman" w:cs="Times New Roman"/>
+                <w:noProof/>
+                <w:webHidden/>
+              </w:rPr>
+              <w:fldChar w:fldCharType="end"/>
+            </w:r>
+          </w:hyperlink>
+        </w:p>
+        <w:p>
+          <w:pPr>
+            <w:pStyle w:val="TOC1"/>
+            <w:tabs>
+              <w:tab w:val="left" w:pos="480"/>
+              <w:tab w:val="right" w:leader="dot" w:pos="9016"/>
+            </w:tabs>
+            <w:rPr>
+              <w:rFonts w:ascii="Times New Roman" w:hAnsi="Times New Roman" w:cs="Times New Roman"/>
+              <w:noProof/>
+            </w:rPr>
+          </w:pPr>
+          <w:hyperlink w:anchor="_Toc225435925" w:history="1">
+            <w:r>
+              <w:rPr>
+                <w:rStyle w:val="Hyperlink"/>
+                <w:rFonts w:ascii="Times New Roman" w:hAnsi="Times New Roman" w:cs="Times New Roman"/>
+                <w:noProof/>
+              </w:rPr>
+              <w:t>2</w:t>
+            </w:r>
+            <w:r>
+              <w:rPr>
+                <w:rFonts w:ascii="Times New Roman" w:hAnsi="Times New Roman" w:cs="Times New Roman"/>
+                <w:noProof/>
+              </w:rPr>
+              <w:tab/>
+            </w:r>
+            <w:r>
+              <w:rPr>
+                <w:rStyle w:val="Hyperlink"/>
+                <w:rFonts w:ascii="Times New Roman" w:hAnsi="Times New Roman" w:cs="Times New Roman"/>
+                <w:noProof/>
+              </w:rPr>
+              <w:t>System Overview</w:t>
+            </w:r>
+            <w:r>
+              <w:rPr>
+                <w:rFonts w:ascii="Times New Roman" w:hAnsi="Times New Roman" w:cs="Times New Roman"/>
+                <w:noProof/>
+                <w:webHidden/>
+              </w:rPr>
+              <w:tab/>
+            </w:r>
+            <w:r>
+              <w:rPr>
+                <w:rFonts w:ascii="Times New Roman" w:hAnsi="Times New Roman" w:cs="Times New Roman"/>
+                <w:noProof/>
+                <w:webHidden/>
+              </w:rPr>
+              <w:fldChar w:fldCharType="begin"/>
+            </w:r>
+            <w:r>
+              <w:rPr>
+                <w:rFonts w:ascii="Times New Roman" w:hAnsi="Times New Roman" w:cs="Times New Roman"/>
+                <w:noProof/>
+                <w:webHidden/>
+              </w:rPr>
+              <w:instrText xml:space="preserve"> PAGEREF _Toc225435925 \h </w:instrText>
+            </w:r>
+            <w:r>
+              <w:rPr>
+                <w:rFonts w:ascii="Times New Roman" w:hAnsi="Times New Roman" w:cs="Times New Roman"/>
+                <w:noProof/>
+                <w:webHidden/>
+              </w:rPr>
+            </w:r>
+            <w:r>
+              <w:rPr>
+                <w:rFonts w:ascii="Times New Roman" w:hAnsi="Times New Roman" w:cs="Times New Roman"/>
+                <w:noProof/>
+                <w:webHidden/>
+              </w:rPr>
+              <w:fldChar w:fldCharType="separate"/>
+            </w:r>
+            <w:r>
+              <w:rPr>
+                <w:rFonts w:ascii="Times New Roman" w:hAnsi="Times New Roman" w:cs="Times New Roman"/>
+                <w:noProof/>
+                <w:webHidden/>
+              </w:rPr>
+              <w:t>2</w:t>
+            </w:r>
+            <w:r>
+              <w:rPr>
+                <w:rFonts w:ascii="Times New Roman" w:hAnsi="Times New Roman" w:cs="Times New Roman"/>
+                <w:noProof/>
+                <w:webHidden/>
+              </w:rPr>
+              <w:fldChar w:fldCharType="end"/>
+            </w:r>
+          </w:hyperlink>
+        </w:p>
+        <w:p>
+          <w:pPr>
+            <w:pStyle w:val="TOC2"/>
+            <w:tabs>
+              <w:tab w:val="left" w:pos="960"/>
+              <w:tab w:val="right" w:leader="dot" w:pos="9016"/>
+            </w:tabs>
+            <w:rPr>
+              <w:rFonts w:ascii="Times New Roman" w:hAnsi="Times New Roman" w:cs="Times New Roman"/>
+              <w:noProof/>
+            </w:rPr>
+          </w:pPr>
+          <w:hyperlink w:anchor="_Toc225435926" w:history="1">
+            <w:r>
+              <w:rPr>
+                <w:rStyle w:val="Hyperlink"/>
+                <w:rFonts w:ascii="Times New Roman" w:hAnsi="Times New Roman" w:cs="Times New Roman"/>
+                <w:noProof/>
+              </w:rPr>
+              <w:t>2.1</w:t>
+            </w:r>
+            <w:r>
+              <w:rPr>
+                <w:rFonts w:ascii="Times New Roman" w:hAnsi="Times New Roman" w:cs="Times New Roman"/>
+                <w:noProof/>
+              </w:rPr>
+              <w:tab/>
+            </w:r>
+            <w:r>
+              <w:rPr>
+                <w:rStyle w:val="Hyperlink"/>
+                <w:rFonts w:ascii="Times New Roman" w:hAnsi="Times New Roman" w:cs="Times New Roman"/>
+                <w:noProof/>
+              </w:rPr>
+              <w:t>General Overview</w:t>
+            </w:r>
+            <w:r>
+              <w:rPr>
+                <w:rFonts w:ascii="Times New Roman" w:hAnsi="Times New Roman" w:cs="Times New Roman"/>
+                <w:noProof/>
+                <w:webHidden/>
+              </w:rPr>
+              <w:tab/>
+            </w:r>
+            <w:r>
+              <w:rPr>
+                <w:rFonts w:ascii="Times New Roman" w:hAnsi="Times New Roman" w:cs="Times New Roman"/>
+                <w:noProof/>
+                <w:webHidden/>
+              </w:rPr>
+              <w:fldChar w:fldCharType="begin"/>
+            </w:r>
+            <w:r>
+              <w:rPr>
+                <w:rFonts w:ascii="Times New Roman" w:hAnsi="Times New Roman" w:cs="Times New Roman"/>
+                <w:noProof/>
+                <w:webHidden/>
+              </w:rPr>
+              <w:instrText xml:space="preserve"> PAGEREF _Toc225435926 \h </w:instrText>
+            </w:r>
+            <w:r>
+              <w:rPr>
+                <w:rFonts w:ascii="Times New Roman" w:hAnsi="Times New Roman" w:cs="Times New Roman"/>
+                <w:noProof/>
+                <w:webHidden/>
+              </w:rPr>
+            </w:r>
+            <w:r>
+              <w:rPr>
+                <w:rFonts w:ascii="Times New Roman" w:hAnsi="Times New Roman" w:cs="Times New Roman"/>
+                <w:noProof/>
+                <w:webHidden/>
+              </w:rPr>
+              <w:fldChar w:fldCharType="separate"/>
+            </w:r>
+            <w:r>
+              <w:rPr>
+                <w:rFonts w:ascii="Times New Roman" w:hAnsi="Times New Roman" w:cs="Times New Roman"/>
+                <w:noProof/>
+                <w:webHidden/>
+              </w:rPr>
+              <w:t>2</w:t>
+            </w:r>
+            <w:r>
+              <w:rPr>
+                <w:rFonts w:ascii="Times New Roman" w:hAnsi="Times New Roman" w:cs="Times New Roman"/>
+                <w:noProof/>
+                <w:webHidden/>
+              </w:rPr>
+              <w:fldChar w:fldCharType="end"/>
+            </w:r>
+          </w:hyperlink>
+        </w:p>
+        <w:p>
+          <w:pPr>
+            <w:pStyle w:val="TOC2"/>
+            <w:tabs>
+              <w:tab w:val="left" w:pos="960"/>
+              <w:tab w:val="right" w:leader="dot" w:pos="9016"/>
+            </w:tabs>
+            <w:rPr>
+              <w:rFonts w:ascii="Times New Roman" w:hAnsi="Times New Roman" w:cs="Times New Roman"/>
+              <w:noProof/>
+            </w:rPr>
+          </w:pPr>
+          <w:hyperlink w:anchor="_Toc225435927" w:history="1">
+            <w:r>
+              <w:rPr>
+                <w:rStyle w:val="Hyperlink"/>
+                <w:rFonts w:ascii="Times New Roman" w:hAnsi="Times New Roman" w:cs="Times New Roman"/>
+                <w:noProof/>
+              </w:rPr>
+              <w:t>2.2</w:t>
+            </w:r>
+            <w:r>
+              <w:rPr>
+                <w:rFonts w:ascii="Times New Roman" w:hAnsi="Times New Roman" w:cs="Times New Roman"/>
+                <w:noProof/>
+              </w:rPr>
+              <w:tab/>
+            </w:r>
+            <w:r>
+              <w:rPr>
+                <w:rStyle w:val="Hyperlink"/>
+                <w:rFonts w:ascii="Times New Roman" w:hAnsi="Times New Roman" w:cs="Times New Roman"/>
+                <w:noProof/>
+              </w:rPr>
+              <w:t>Architectural Strategies</w:t>
+            </w:r>
+            <w:r>
+              <w:rPr>
+                <w:rFonts w:ascii="Times New Roman" w:hAnsi="Times New Roman" w:cs="Times New Roman"/>
+                <w:noProof/>
+                <w:webHidden/>
+              </w:rPr>
+              <w:tab/>
+            </w:r>
+            <w:r>
+              <w:rPr>
+                <w:rFonts w:ascii="Times New Roman" w:hAnsi="Times New Roman" w:cs="Times New Roman"/>
+                <w:noProof/>
+                <w:webHidden/>
+              </w:rPr>
+              <w:fldChar w:fldCharType="begin"/>
+            </w:r>
+            <w:r>
+              <w:rPr>
+                <w:rFonts w:ascii="Times New Roman" w:hAnsi="Times New Roman" w:cs="Times New Roman"/>
+                <w:noProof/>
+                <w:webHidden/>
+              </w:rPr>
+              <w:instrText xml:space="preserve"> PAGEREF _Toc225435927 \h </w:instrText>
+            </w:r>
+            <w:r>
+              <w:rPr>
+                <w:rFonts w:ascii="Times New Roman" w:hAnsi="Times New Roman" w:cs="Times New Roman"/>
+                <w:noProof/>
+                <w:webHidden/>
+              </w:rPr>
+            </w:r>
+            <w:r>
+              <w:rPr>
+                <w:rFonts w:ascii="Times New Roman" w:hAnsi="Times New Roman" w:cs="Times New Roman"/>
+                <w:noProof/>
+                <w:webHidden/>
+              </w:rPr>
+              <w:fldChar w:fldCharType="separate"/>
+            </w:r>
+            <w:r>
+              <w:rPr>
+                <w:rFonts w:ascii="Times New Roman" w:hAnsi="Times New Roman" w:cs="Times New Roman"/>
+                <w:noProof/>
+                <w:webHidden/>
+              </w:rPr>
+              <w:t>2</w:t>
+            </w:r>
+            <w:r>
+              <w:rPr>
+                <w:rFonts w:ascii="Times New Roman" w:hAnsi="Times New Roman" w:cs="Times New Roman"/>
+                <w:noProof/>
+                <w:webHidden/>
+              </w:rPr>
+              <w:fldChar w:fldCharType="end"/>
+            </w:r>
+          </w:hyperlink>
+        </w:p>
+        <w:p>
+          <w:pPr>
+            <w:pStyle w:val="TOC1"/>
+            <w:tabs>
+              <w:tab w:val="left" w:pos="480"/>
+              <w:tab w:val="right" w:leader="dot" w:pos="9016"/>
+            </w:tabs>
+            <w:rPr>
+              <w:rFonts w:ascii="Times New Roman" w:hAnsi="Times New Roman" w:cs="Times New Roman"/>
+              <w:noProof/>
+            </w:rPr>
+          </w:pPr>
+          <w:hyperlink w:anchor="_Toc225435928" w:history="1">
+            <w:r>
+              <w:rPr>
+                <w:rStyle w:val="Hyperlink"/>
+                <w:rFonts w:ascii="Times New Roman" w:hAnsi="Times New Roman" w:cs="Times New Roman"/>
+                <w:noProof/>
+              </w:rPr>
+              <w:t>3</w:t>
+            </w:r>
+            <w:r>
+              <w:rPr>
+                <w:rFonts w:ascii="Times New Roman" w:hAnsi="Times New Roman" w:cs="Times New Roman"/>
+                <w:noProof/>
+              </w:rPr>
+              <w:tab/>
+            </w:r>
+            <w:r>
+              <w:rPr>
+                <w:rStyle w:val="Hyperlink"/>
+                <w:rFonts w:ascii="Times New Roman" w:hAnsi="Times New Roman" w:cs="Times New Roman"/>
+                <w:noProof/>
+              </w:rPr>
+              <w:t>System Architecture</w:t>
+            </w:r>
+            <w:r>
+              <w:rPr>
+                <w:rFonts w:ascii="Times New Roman" w:hAnsi="Times New Roman" w:cs="Times New Roman"/>
+                <w:noProof/>
+                <w:webHidden/>
+              </w:rPr>
+              <w:tab/>
+            </w:r>
+            <w:r>
+              <w:rPr>
+                <w:rFonts w:ascii="Times New Roman" w:hAnsi="Times New Roman" w:cs="Times New Roman"/>
+                <w:noProof/>
+                <w:webHidden/>
+              </w:rPr>
+              <w:fldChar w:fldCharType="begin"/>
+            </w:r>
+            <w:r>
+              <w:rPr>
+                <w:rFonts w:ascii="Times New Roman" w:hAnsi="Times New Roman" w:cs="Times New Roman"/>
+                <w:noProof/>
+                <w:webHidden/>
+              </w:rPr>
+              <w:instrText xml:space="preserve"> PAGEREF _Toc225435928 \h </w:instrText>
+            </w:r>
+            <w:r>
+              <w:rPr>
+                <w:rFonts w:ascii="Times New Roman" w:hAnsi="Times New Roman" w:cs="Times New Roman"/>
+                <w:noProof/>
+                <w:webHidden/>
+              </w:rPr>
+            </w:r>
+            <w:r>
+              <w:rPr>
+                <w:rFonts w:ascii="Times New Roman" w:hAnsi="Times New Roman" w:cs="Times New Roman"/>
+                <w:noProof/>
+                <w:webHidden/>
+              </w:rPr>
+              <w:fldChar w:fldCharType="separate"/>
+            </w:r>
+            <w:r>
+              <w:rPr>
+                <w:rFonts w:ascii="Times New Roman" w:hAnsi="Times New Roman" w:cs="Times New Roman"/>
+                <w:noProof/>
+                <w:webHidden/>
+              </w:rPr>
+              <w:t>2</w:t>
+            </w:r>
+            <w:r>
+              <w:rPr>
+                <w:rFonts w:ascii="Times New Roman" w:hAnsi="Times New Roman" w:cs="Times New Roman"/>
+                <w:noProof/>
+                <w:webHidden/>
+              </w:rPr>
+              <w:fldChar w:fldCharType="end"/>
+            </w:r>
+          </w:hyperlink>
+        </w:p>
+        <w:p>
+          <w:pPr>
+            <w:pStyle w:val="TOC2"/>
+            <w:tabs>
+              <w:tab w:val="left" w:pos="960"/>
+              <w:tab w:val="right" w:leader="dot" w:pos="9016"/>
+            </w:tabs>
+            <w:rPr>
+              <w:rFonts w:ascii="Times New Roman" w:hAnsi="Times New Roman" w:cs="Times New Roman"/>
+              <w:noProof/>
+            </w:rPr>
+          </w:pPr>
+          <w:hyperlink w:anchor="_Toc225435929" w:history="1">
+            <w:r>
+              <w:rPr>
+                <w:rStyle w:val="Hyperlink"/>
+                <w:rFonts w:ascii="Times New Roman" w:hAnsi="Times New Roman" w:cs="Times New Roman"/>
+                <w:noProof/>
+              </w:rPr>
+              <w:t>3.1</w:t>
+            </w:r>
+            <w:r>
+              <w:rPr>
+                <w:rFonts w:ascii="Times New Roman" w:hAnsi="Times New Roman" w:cs="Times New Roman"/>
+                <w:noProof/>
+              </w:rPr>
+              <w:tab/>
+            </w:r>
+            <w:r>
+              <w:rPr>
+                <w:rStyle w:val="Hyperlink"/>
+                <w:rFonts w:ascii="Times New Roman" w:hAnsi="Times New Roman" w:cs="Times New Roman"/>
+                <w:noProof/>
+              </w:rPr>
+              <w:t>Front End</w:t>
+            </w:r>
+            <w:r>
+              <w:rPr>
+                <w:rFonts w:ascii="Times New Roman" w:hAnsi="Times New Roman" w:cs="Times New Roman"/>
+                <w:noProof/>
+                <w:webHidden/>
+              </w:rPr>
+              <w:tab/>
+            </w:r>
+            <w:r>
+              <w:rPr>
+                <w:rFonts w:ascii="Times New Roman" w:hAnsi="Times New Roman" w:cs="Times New Roman"/>
+                <w:noProof/>
+                <w:webHidden/>
+              </w:rPr>
+              <w:fldChar w:fldCharType="begin"/>
+            </w:r>
+            <w:r>
+              <w:rPr>
+                <w:rFonts w:ascii="Times New Roman" w:hAnsi="Times New Roman" w:cs="Times New Roman"/>
+                <w:noProof/>
+                <w:webHidden/>
+              </w:rPr>
+              <w:instrText xml:space="preserve"> PAGEREF _Toc225435929 \h </w:instrText>
+            </w:r>
+            <w:r>
+              <w:rPr>
+                <w:rFonts w:ascii="Times New Roman" w:hAnsi="Times New Roman" w:cs="Times New Roman"/>
+                <w:noProof/>
+                <w:webHidden/>
+              </w:rPr>
+            </w:r>
+            <w:r>
+              <w:rPr>
+                <w:rFonts w:ascii="Times New Roman" w:hAnsi="Times New Roman" w:cs="Times New Roman"/>
+                <w:noProof/>
+                <w:webHidden/>
+              </w:rPr>
+              <w:fldChar w:fldCharType="separate"/>
+            </w:r>
+            <w:r>
+              <w:rPr>
+                <w:rFonts w:ascii="Times New Roman" w:hAnsi="Times New Roman" w:cs="Times New Roman"/>
+                <w:noProof/>
+                <w:webHidden/>
+              </w:rPr>
+              <w:t>2</w:t>
+            </w:r>
+            <w:r>
+              <w:rPr>
+                <w:rFonts w:ascii="Times New Roman" w:hAnsi="Times New Roman" w:cs="Times New Roman"/>
+                <w:noProof/>
+                <w:webHidden/>
+              </w:rPr>
+              <w:fldChar w:fldCharType="end"/>
+            </w:r>
+          </w:hyperlink>
+        </w:p>
+        <w:p>
+          <w:pPr>
+            <w:pStyle w:val="TOC2"/>
+            <w:tabs>
+              <w:tab w:val="left" w:pos="960"/>
+              <w:tab w:val="right" w:leader="dot" w:pos="9016"/>
+            </w:tabs>
+            <w:rPr>
+              <w:rFonts w:ascii="Times New Roman" w:hAnsi="Times New Roman" w:cs="Times New Roman"/>
+              <w:noProof/>
+            </w:rPr>
+          </w:pPr>
+          <w:hyperlink w:anchor="_Toc225435930" w:history="1">
+            <w:r>
+              <w:rPr>
+                <w:rStyle w:val="Hyperlink"/>
+                <w:rFonts w:ascii="Times New Roman" w:hAnsi="Times New Roman" w:cs="Times New Roman"/>
+                <w:noProof/>
+              </w:rPr>
+              <w:t>3.2</w:t>
+            </w:r>
+            <w:r>
+              <w:rPr>
+                <w:rFonts w:ascii="Times New Roman" w:hAnsi="Times New Roman" w:cs="Times New Roman"/>
+                <w:noProof/>
+              </w:rPr>
+              <w:tab/>
+            </w:r>
+            <w:r>
+              <w:rPr>
+                <w:rStyle w:val="Hyperlink"/>
+                <w:rFonts w:ascii="Times New Roman" w:hAnsi="Times New Roman" w:cs="Times New Roman"/>
+                <w:noProof/>
+              </w:rPr>
+              <w:t>Back End</w:t>
+            </w:r>
+            <w:r>
+              <w:rPr>
+                <w:rFonts w:ascii="Times New Roman" w:hAnsi="Times New Roman" w:cs="Times New Roman"/>
+                <w:noProof/>
+                <w:webHidden/>
+              </w:rPr>
+              <w:tab/>
+            </w:r>
+            <w:r>
+              <w:rPr>
+                <w:rFonts w:ascii="Times New Roman" w:hAnsi="Times New Roman" w:cs="Times New Roman"/>
+                <w:noProof/>
+                <w:webHidden/>
+              </w:rPr>
+              <w:fldChar w:fldCharType="begin"/>
+            </w:r>
+            <w:r>
+              <w:rPr>
+                <w:rFonts w:ascii="Times New Roman" w:hAnsi="Times New Roman" w:cs="Times New Roman"/>
+                <w:noProof/>
+                <w:webHidden/>
+              </w:rPr>
+              <w:instrText xml:space="preserve"> PAGEREF _Toc225435930 \h </w:instrText>
+            </w:r>
+            <w:r>
+              <w:rPr>
+                <w:rFonts w:ascii="Times New Roman" w:hAnsi="Times New Roman" w:cs="Times New Roman"/>
+                <w:noProof/>
+                <w:webHidden/>
+              </w:rPr>
+            </w:r>
+            <w:r>
+              <w:rPr>
+                <w:rFonts w:ascii="Times New Roman" w:hAnsi="Times New Roman" w:cs="Times New Roman"/>
+                <w:noProof/>
+                <w:webHidden/>
+              </w:rPr>
+              <w:fldChar w:fldCharType="separate"/>
+            </w:r>
+            <w:r>
+              <w:rPr>
+                <w:rFonts w:ascii="Times New Roman" w:hAnsi="Times New Roman" w:cs="Times New Roman"/>
+                <w:noProof/>
+                <w:webHidden/>
+              </w:rPr>
+              <w:t>3</w:t>
+            </w:r>
+            <w:r>
+              <w:rPr>
+                <w:rFonts w:ascii="Times New Roman" w:hAnsi="Times New Roman" w:cs="Times New Roman"/>
+                <w:noProof/>
+                <w:webHidden/>
+              </w:rPr>
+              <w:fldChar w:fldCharType="end"/>
+            </w:r>
+          </w:hyperlink>
+        </w:p>
+        <w:p>
+          <w:pPr>
+            <w:pStyle w:val="TOC2"/>
+            <w:tabs>
+              <w:tab w:val="left" w:pos="960"/>
+              <w:tab w:val="right" w:leader="dot" w:pos="9016"/>
+            </w:tabs>
+            <w:rPr>
+              <w:rFonts w:ascii="Times New Roman" w:hAnsi="Times New Roman" w:cs="Times New Roman"/>
+              <w:noProof/>
+            </w:rPr>
+          </w:pPr>
+          <w:hyperlink w:anchor="_Toc225435931" w:history="1">
+            <w:r>
+              <w:rPr>
+                <w:rStyle w:val="Hyperlink"/>
+                <w:rFonts w:ascii="Times New Roman" w:hAnsi="Times New Roman" w:cs="Times New Roman"/>
+                <w:noProof/>
+              </w:rPr>
+              <w:t>3.3</w:t>
+            </w:r>
+            <w:r>
+              <w:rPr>
+                <w:rFonts w:ascii="Times New Roman" w:hAnsi="Times New Roman" w:cs="Times New Roman"/>
+                <w:noProof/>
+              </w:rPr>
+              <w:tab/>
+            </w:r>
+            <w:r>
+              <w:rPr>
+                <w:rStyle w:val="Hyperlink"/>
+                <w:rFonts w:ascii="Times New Roman" w:hAnsi="Times New Roman" w:cs="Times New Roman"/>
+                <w:noProof/>
+              </w:rPr>
+              <w:t>View</w:t>
+            </w:r>
+            <w:r>
+              <w:rPr>
+                <w:rFonts w:ascii="Times New Roman" w:hAnsi="Times New Roman" w:cs="Times New Roman"/>
+                <w:noProof/>
+                <w:webHidden/>
+              </w:rPr>
+              <w:tab/>
+            </w:r>
+            <w:r>
+              <w:rPr>
+                <w:rFonts w:ascii="Times New Roman" w:hAnsi="Times New Roman" w:cs="Times New Roman"/>
+                <w:noProof/>
+                <w:webHidden/>
+              </w:rPr>
+              <w:fldChar w:fldCharType="begin"/>
+            </w:r>
+            <w:r>
+              <w:rPr>
+                <w:rFonts w:ascii="Times New Roman" w:hAnsi="Times New Roman" w:cs="Times New Roman"/>
+                <w:noProof/>
+                <w:webHidden/>
+              </w:rPr>
+              <w:instrText xml:space="preserve"> PAGEREF _Toc225435931 \h </w:instrText>
+            </w:r>
+            <w:r>
+              <w:rPr>
+                <w:rFonts w:ascii="Times New Roman" w:hAnsi="Times New Roman" w:cs="Times New Roman"/>
+                <w:noProof/>
+                <w:webHidden/>
+              </w:rPr>
+            </w:r>
+            <w:r>
+              <w:rPr>
+                <w:rFonts w:ascii="Times New Roman" w:hAnsi="Times New Roman" w:cs="Times New Roman"/>
+                <w:noProof/>
+                <w:webHidden/>
+              </w:rPr>
+              <w:fldChar w:fldCharType="separate"/>
+            </w:r>
+            <w:r>
+              <w:rPr>
+                <w:rFonts w:ascii="Times New Roman" w:hAnsi="Times New Roman" w:cs="Times New Roman"/>
+                <w:noProof/>
+                <w:webHidden/>
+              </w:rPr>
+              <w:t>3</w:t>
+            </w:r>
+            <w:r>
+              <w:rPr>
+                <w:rFonts w:ascii="Times New Roman" w:hAnsi="Times New Roman" w:cs="Times New Roman"/>
+                <w:noProof/>
+                <w:webHidden/>
+              </w:rPr>
+              <w:fldChar w:fldCharType="end"/>
+            </w:r>
+          </w:hyperlink>
+        </w:p>
+        <w:p>
+          <w:pPr>
+            <w:pStyle w:val="TOC2"/>
+            <w:tabs>
+              <w:tab w:val="left" w:pos="960"/>
+              <w:tab w:val="right" w:leader="dot" w:pos="9016"/>
+            </w:tabs>
+            <w:rPr>
+              <w:rFonts w:ascii="Times New Roman" w:hAnsi="Times New Roman" w:cs="Times New Roman"/>
+              <w:noProof/>
+            </w:rPr>
+          </w:pPr>
+          <w:hyperlink w:anchor="_Toc225435932" w:history="1">
+            <w:r>
+              <w:rPr>
+                <w:rStyle w:val="Hyperlink"/>
+                <w:rFonts w:ascii="Times New Roman" w:hAnsi="Times New Roman" w:cs="Times New Roman"/>
+                <w:noProof/>
+              </w:rPr>
+              <w:t>3.4</w:t>
+            </w:r>
+            <w:r>
+              <w:rPr>
+                <w:rFonts w:ascii="Times New Roman" w:hAnsi="Times New Roman" w:cs="Times New Roman"/>
+                <w:noProof/>
+              </w:rPr>
+              <w:tab/>
+            </w:r>
+            <w:r>
+              <w:rPr>
+                <w:rStyle w:val="Hyperlink"/>
+                <w:rFonts w:ascii="Times New Roman" w:hAnsi="Times New Roman" w:cs="Times New Roman"/>
+                <w:noProof/>
+              </w:rPr>
+              <w:t>Security</w:t>
+            </w:r>
+            <w:r>
+              <w:rPr>
+                <w:rFonts w:ascii="Times New Roman" w:hAnsi="Times New Roman" w:cs="Times New Roman"/>
+                <w:noProof/>
+                <w:webHidden/>
+              </w:rPr>
+              <w:tab/>
+            </w:r>
+            <w:r>
+              <w:rPr>
+                <w:rFonts w:ascii="Times New Roman" w:hAnsi="Times New Roman" w:cs="Times New Roman"/>
+                <w:noProof/>
+                <w:webHidden/>
+              </w:rPr>
+              <w:fldChar w:fldCharType="begin"/>
+            </w:r>
+            <w:r>
+              <w:rPr>
+                <w:rFonts w:ascii="Times New Roman" w:hAnsi="Times New Roman" w:cs="Times New Roman"/>
+                <w:noProof/>
+                <w:webHidden/>
+              </w:rPr>
+              <w:instrText xml:space="preserve"> PAGEREF _Toc225435932 \h </w:instrText>
+            </w:r>
+            <w:r>
+              <w:rPr>
+                <w:rFonts w:ascii="Times New Roman" w:hAnsi="Times New Roman" w:cs="Times New Roman"/>
+                <w:noProof/>
+                <w:webHidden/>
+              </w:rPr>
+            </w:r>
+            <w:r>
+              <w:rPr>
+                <w:rFonts w:ascii="Times New Roman" w:hAnsi="Times New Roman" w:cs="Times New Roman"/>
+                <w:noProof/>
+                <w:webHidden/>
+              </w:rPr>
+              <w:fldChar w:fldCharType="separate"/>
+            </w:r>
+            <w:r>
+              <w:rPr>
+                <w:rFonts w:ascii="Times New Roman" w:hAnsi="Times New Roman" w:cs="Times New Roman"/>
+                <w:noProof/>
+                <w:webHidden/>
+              </w:rPr>
+              <w:t>4</w:t>
+            </w:r>
+            <w:r>
+              <w:rPr>
+                <w:rFonts w:ascii="Times New Roman" w:hAnsi="Times New Roman" w:cs="Times New Roman"/>
+                <w:noProof/>
+                <w:webHidden/>
+              </w:rPr>
+              <w:fldChar w:fldCharType="end"/>
+            </w:r>
+          </w:hyperlink>
+        </w:p>
+        <w:p>
+          <w:pPr>
+            <w:pStyle w:val="TOC1"/>
+            <w:tabs>
+              <w:tab w:val="left" w:pos="480"/>
+              <w:tab w:val="right" w:leader="dot" w:pos="9016"/>
+            </w:tabs>
+            <w:rPr>
+              <w:rFonts w:ascii="Times New Roman" w:hAnsi="Times New Roman" w:cs="Times New Roman"/>
+              <w:noProof/>
+            </w:rPr>
+          </w:pPr>
+          <w:hyperlink w:anchor="_Toc225435933" w:history="1">
+            <w:r>
+              <w:rPr>
+                <w:rStyle w:val="Hyperlink"/>
+                <w:rFonts w:ascii="Times New Roman" w:hAnsi="Times New Roman" w:cs="Times New Roman"/>
+                <w:noProof/>
+              </w:rPr>
+              <w:t>4</w:t>
+            </w:r>
+            <w:r>
+              <w:rPr>
+                <w:rFonts w:ascii="Times New Roman" w:hAnsi="Times New Roman" w:cs="Times New Roman"/>
+                <w:noProof/>
+              </w:rPr>
+              <w:tab/>
+            </w:r>
+            <w:r>
+              <w:rPr>
+                <w:rStyle w:val="Hyperlink"/>
+                <w:rFonts w:ascii="Times New Roman" w:hAnsi="Times New Roman" w:cs="Times New Roman"/>
+                <w:noProof/>
+              </w:rPr>
+              <w:t>Data Design</w:t>
+            </w:r>
+            <w:r>
+              <w:rPr>
+                <w:rFonts w:ascii="Times New Roman" w:hAnsi="Times New Roman" w:cs="Times New Roman"/>
+                <w:noProof/>
+                <w:webHidden/>
+              </w:rPr>
+              <w:tab/>
+            </w:r>
+            <w:r>
+              <w:rPr>
+                <w:rFonts w:ascii="Times New Roman" w:hAnsi="Times New Roman" w:cs="Times New Roman"/>
+                <w:noProof/>
+                <w:webHidden/>
+              </w:rPr>
+              <w:fldChar w:fldCharType="begin"/>
+            </w:r>
+            <w:r>
+              <w:rPr>
+                <w:rFonts w:ascii="Times New Roman" w:hAnsi="Times New Roman" w:cs="Times New Roman"/>
+                <w:noProof/>
+                <w:webHidden/>
+              </w:rPr>
+              <w:instrText xml:space="preserve"> PAGEREF _Toc225435933 \h </w:instrText>
+            </w:r>
+            <w:r>
+              <w:rPr>
+                <w:rFonts w:ascii="Times New Roman" w:hAnsi="Times New Roman" w:cs="Times New Roman"/>
+                <w:noProof/>
+                <w:webHidden/>
+              </w:rPr>
+            </w:r>
+            <w:r>
+              <w:rPr>
+                <w:rFonts w:ascii="Times New Roman" w:hAnsi="Times New Roman" w:cs="Times New Roman"/>
+                <w:noProof/>
+                <w:webHidden/>
+              </w:rPr>
+              <w:fldChar w:fldCharType="separate"/>
+            </w:r>
+            <w:r>
+              <w:rPr>
+                <w:rFonts w:ascii="Times New Roman" w:hAnsi="Times New Roman" w:cs="Times New Roman"/>
+                <w:noProof/>
+                <w:webHidden/>
+              </w:rPr>
+              <w:t>5</w:t>
+            </w:r>
+            <w:r>
+              <w:rPr>
+                <w:rFonts w:ascii="Times New Roman" w:hAnsi="Times New Roman" w:cs="Times New Roman"/>
+                <w:noProof/>
+                <w:webHidden/>
+              </w:rPr>
+              <w:fldChar w:fldCharType="end"/>
+            </w:r>
+          </w:hyperlink>
+        </w:p>
+        <w:p>
+          <w:pPr>
+            <w:pStyle w:val="TOC2"/>
+            <w:tabs>
+              <w:tab w:val="left" w:pos="960"/>
+              <w:tab w:val="right" w:leader="dot" w:pos="9016"/>
+            </w:tabs>
+            <w:rPr>
+              <w:rFonts w:ascii="Times New Roman" w:hAnsi="Times New Roman" w:cs="Times New Roman"/>
+              <w:noProof/>
+            </w:rPr>
+          </w:pPr>
+          <w:hyperlink w:anchor="_Toc225435934" w:history="1">
+            <w:r>
+              <w:rPr>
+                <w:rStyle w:val="Hyperlink"/>
+                <w:rFonts w:ascii="Times New Roman" w:hAnsi="Times New Roman" w:cs="Times New Roman"/>
+                <w:noProof/>
+              </w:rPr>
+              <w:t>4.1</w:t>
+            </w:r>
+            <w:r>
+              <w:rPr>
+                <w:rFonts w:ascii="Times New Roman" w:hAnsi="Times New Roman" w:cs="Times New Roman"/>
+                <w:noProof/>
+              </w:rPr>
+              <w:tab/>
+            </w:r>
+            <w:r>
+              <w:rPr>
+                <w:rStyle w:val="Hyperlink"/>
+                <w:rFonts w:ascii="Times New Roman" w:hAnsi="Times New Roman" w:cs="Times New Roman"/>
+                <w:noProof/>
+              </w:rPr>
+              <w:t>Data Dictionary</w:t>
+            </w:r>
+            <w:r>
+              <w:rPr>
+                <w:rFonts w:ascii="Times New Roman" w:hAnsi="Times New Roman" w:cs="Times New Roman"/>
+                <w:noProof/>
+                <w:webHidden/>
+              </w:rPr>
+              <w:tab/>
+            </w:r>
+            <w:r>
+              <w:rPr>
+                <w:rFonts w:ascii="Times New Roman" w:hAnsi="Times New Roman" w:cs="Times New Roman"/>
+                <w:noProof/>
+                <w:webHidden/>
+              </w:rPr>
+              <w:fldChar w:fldCharType="begin"/>
+            </w:r>
+            <w:r>
+              <w:rPr>
+                <w:rFonts w:ascii="Times New Roman" w:hAnsi="Times New Roman" w:cs="Times New Roman"/>
+                <w:noProof/>
+                <w:webHidden/>
+              </w:rPr>
+              <w:instrText xml:space="preserve"> PAGEREF _Toc225435934 \h </w:instrText>
+            </w:r>
+            <w:r>
+              <w:rPr>
+                <w:rFonts w:ascii="Times New Roman" w:hAnsi="Times New Roman" w:cs="Times New Roman"/>
+                <w:noProof/>
+                <w:webHidden/>
+              </w:rPr>
+            </w:r>
+            <w:r>
+              <w:rPr>
+                <w:rFonts w:ascii="Times New Roman" w:hAnsi="Times New Roman" w:cs="Times New Roman"/>
+                <w:noProof/>
+                <w:webHidden/>
+              </w:rPr>
+              <w:fldChar w:fldCharType="separate"/>
+            </w:r>
+            <w:r>
+              <w:rPr>
+                <w:rFonts w:ascii="Times New Roman" w:hAnsi="Times New Roman" w:cs="Times New Roman"/>
+                <w:noProof/>
+                <w:webHidden/>
+              </w:rPr>
+              <w:t>5</w:t>
+            </w:r>
+            <w:r>
+              <w:rPr>
+                <w:rFonts w:ascii="Times New Roman" w:hAnsi="Times New Roman" w:cs="Times New Roman"/>
+                <w:noProof/>
+                <w:webHidden/>
+              </w:rPr>
+              <w:fldChar w:fldCharType="end"/>
+            </w:r>
+          </w:hyperlink>
+        </w:p>
+        <w:p>
+          <w:pPr>
+            <w:pStyle w:val="TOC2"/>
+            <w:tabs>
+              <w:tab w:val="left" w:pos="960"/>
+              <w:tab w:val="right" w:leader="dot" w:pos="9016"/>
+            </w:tabs>
+            <w:rPr>
+              <w:rFonts w:ascii="Times New Roman" w:hAnsi="Times New Roman" w:cs="Times New Roman"/>
+              <w:noProof/>
+            </w:rPr>
+          </w:pPr>
+          <w:hyperlink w:anchor="_Toc225435935" w:history="1">
+            <w:r>
+              <w:rPr>
+                <w:rStyle w:val="Hyperlink"/>
+                <w:rFonts w:ascii="Times New Roman" w:hAnsi="Times New Roman" w:cs="Times New Roman"/>
+                <w:noProof/>
+              </w:rPr>
+              <w:t>4.2</w:t>
+            </w:r>
+            <w:r>
+              <w:rPr>
+                <w:rFonts w:ascii="Times New Roman" w:hAnsi="Times New Roman" w:cs="Times New Roman"/>
+                <w:noProof/>
+              </w:rPr>
+              <w:tab/>
+            </w:r>
+            <w:r>
+              <w:rPr>
+                <w:rStyle w:val="Hyperlink"/>
+                <w:rFonts w:ascii="Times New Roman" w:hAnsi="Times New Roman" w:cs="Times New Roman"/>
+                <w:noProof/>
+              </w:rPr>
+              <w:t>ERD Diagram</w:t>
+            </w:r>
+            <w:r>
+              <w:rPr>
+                <w:rFonts w:ascii="Times New Roman" w:hAnsi="Times New Roman" w:cs="Times New Roman"/>
+                <w:noProof/>
+                <w:webHidden/>
+              </w:rPr>
+              <w:tab/>
+            </w:r>
+            <w:r>
+              <w:rPr>
+                <w:rFonts w:ascii="Times New Roman" w:hAnsi="Times New Roman" w:cs="Times New Roman"/>
+                <w:noProof/>
+                <w:webHidden/>
+              </w:rPr>
+              <w:fldChar w:fldCharType="begin"/>
+            </w:r>
+            <w:r>
+              <w:rPr>
+                <w:rFonts w:ascii="Times New Roman" w:hAnsi="Times New Roman" w:cs="Times New Roman"/>
+                <w:noProof/>
+                <w:webHidden/>
+              </w:rPr>
+              <w:instrText xml:space="preserve"> PAGEREF _Toc225435935 \h </w:instrText>
+            </w:r>
+            <w:r>
+              <w:rPr>
+                <w:rFonts w:ascii="Times New Roman" w:hAnsi="Times New Roman" w:cs="Times New Roman"/>
+                <w:noProof/>
+                <w:webHidden/>
+              </w:rPr>
+            </w:r>
+            <w:r>
+              <w:rPr>
+                <w:rFonts w:ascii="Times New Roman" w:hAnsi="Times New Roman" w:cs="Times New Roman"/>
+                <w:noProof/>
+                <w:webHidden/>
+              </w:rPr>
+              <w:fldChar w:fldCharType="separate"/>
+            </w:r>
+            <w:r>
+              <w:rPr>
+                <w:rFonts w:ascii="Times New Roman" w:hAnsi="Times New Roman" w:cs="Times New Roman"/>
+                <w:noProof/>
+                <w:webHidden/>
+              </w:rPr>
+              <w:t>6</w:t>
+            </w:r>
+            <w:r>
+              <w:rPr>
+                <w:rFonts w:ascii="Times New Roman" w:hAnsi="Times New Roman" w:cs="Times New Roman"/>
+                <w:noProof/>
+                <w:webHidden/>
+              </w:rPr>
+              <w:fldChar w:fldCharType="end"/>
+            </w:r>
+          </w:hyperlink>
+        </w:p>
+        <w:p>
+          <w:pPr>
+            <w:pStyle w:val="TOC2"/>
+            <w:tabs>
+              <w:tab w:val="left" w:pos="960"/>
+              <w:tab w:val="right" w:leader="dot" w:pos="9016"/>
+            </w:tabs>
+            <w:rPr>
+              <w:rFonts w:ascii="Times New Roman" w:hAnsi="Times New Roman" w:cs="Times New Roman"/>
+              <w:noProof/>
+            </w:rPr>
+          </w:pPr>
+          <w:hyperlink w:anchor="_Toc225435936" w:history="1">
+            <w:r>
+              <w:rPr>
+                <w:rStyle w:val="Hyperlink"/>
+                <w:rFonts w:ascii="Times New Roman" w:hAnsi="Times New Roman" w:cs="Times New Roman"/>
+                <w:noProof/>
+              </w:rPr>
+              <w:t>4.3</w:t>
+            </w:r>
+            <w:r>
+              <w:rPr>
+                <w:rFonts w:ascii="Times New Roman" w:hAnsi="Times New Roman" w:cs="Times New Roman"/>
+                <w:noProof/>
+              </w:rPr>
+              <w:tab/>
+            </w:r>
+            <w:r>
+              <w:rPr>
+                <w:rStyle w:val="Hyperlink"/>
+                <w:rFonts w:ascii="Times New Roman" w:hAnsi="Times New Roman" w:cs="Times New Roman"/>
+                <w:noProof/>
+              </w:rPr>
+              <w:t>Data Flow Diagram</w:t>
+            </w:r>
+            <w:r>
+              <w:rPr>
+                <w:rFonts w:ascii="Times New Roman" w:hAnsi="Times New Roman" w:cs="Times New Roman"/>
+                <w:noProof/>
+                <w:webHidden/>
+              </w:rPr>
+              <w:tab/>
+            </w:r>
+            <w:r>
+              <w:rPr>
+                <w:rFonts w:ascii="Times New Roman" w:hAnsi="Times New Roman" w:cs="Times New Roman"/>
+                <w:noProof/>
+                <w:webHidden/>
+              </w:rPr>
+              <w:fldChar w:fldCharType="begin"/>
+            </w:r>
+            <w:r>
+              <w:rPr>
+                <w:rFonts w:ascii="Times New Roman" w:hAnsi="Times New Roman" w:cs="Times New Roman"/>
+                <w:noProof/>
+                <w:webHidden/>
+              </w:rPr>
+              <w:instrText xml:space="preserve"> PAGEREF _Toc225435936 \h </w:instrText>
+            </w:r>
+            <w:r>
+              <w:rPr>
+                <w:rFonts w:ascii="Times New Roman" w:hAnsi="Times New Roman" w:cs="Times New Roman"/>
+                <w:noProof/>
+                <w:webHidden/>
+              </w:rPr>
+            </w:r>
+            <w:r>
+              <w:rPr>
+                <w:rFonts w:ascii="Times New Roman" w:hAnsi="Times New Roman" w:cs="Times New Roman"/>
+                <w:noProof/>
+                <w:webHidden/>
+              </w:rPr>
+              <w:fldChar w:fldCharType="separate"/>
+            </w:r>
+            <w:r>
+              <w:rPr>
+                <w:rFonts w:ascii="Times New Roman" w:hAnsi="Times New Roman" w:cs="Times New Roman"/>
+                <w:noProof/>
+                <w:webHidden/>
+              </w:rPr>
+              <w:t>6</w:t>
+            </w:r>
+            <w:r>
+              <w:rPr>
+                <w:rFonts w:ascii="Times New Roman" w:hAnsi="Times New Roman" w:cs="Times New Roman"/>
+                <w:noProof/>
+                <w:webHidden/>
+              </w:rPr>
+              <w:fldChar w:fldCharType="end"/>
+            </w:r>
+          </w:hyperlink>
+        </w:p>
+        <w:p>
+          <w:pPr>
+            <w:pStyle w:val="TOC1"/>
+            <w:tabs>
+              <w:tab w:val="left" w:pos="480"/>
+              <w:tab w:val="right" w:leader="dot" w:pos="9016"/>
+            </w:tabs>
+            <w:rPr>
+              <w:rFonts w:ascii="Times New Roman" w:hAnsi="Times New Roman" w:cs="Times New Roman"/>
+              <w:noProof/>
+            </w:rPr>
+          </w:pPr>
+          <w:hyperlink w:anchor="_Toc225435937" w:history="1">
+            <w:r>
+              <w:rPr>
+                <w:rStyle w:val="Hyperlink"/>
+                <w:rFonts w:ascii="Times New Roman" w:hAnsi="Times New Roman" w:cs="Times New Roman"/>
+                <w:noProof/>
+              </w:rPr>
+              <w:t>5</w:t>
+            </w:r>
+            <w:r>
+              <w:rPr>
+                <w:rFonts w:ascii="Times New Roman" w:hAnsi="Times New Roman" w:cs="Times New Roman"/>
+                <w:noProof/>
+              </w:rPr>
+              <w:tab/>
+            </w:r>
+            <w:r>
+              <w:rPr>
+                <w:rStyle w:val="Hyperlink"/>
+                <w:rFonts w:ascii="Times New Roman" w:hAnsi="Times New Roman" w:cs="Times New Roman"/>
+                <w:noProof/>
+              </w:rPr>
+              <w:t>User Interface Design</w:t>
+            </w:r>
+            <w:r>
+              <w:rPr>
+                <w:rFonts w:ascii="Times New Roman" w:hAnsi="Times New Roman" w:cs="Times New Roman"/>
+                <w:noProof/>
+                <w:webHidden/>
+              </w:rPr>
+              <w:tab/>
+            </w:r>
+            <w:r>
+              <w:rPr>
+                <w:rFonts w:ascii="Times New Roman" w:hAnsi="Times New Roman" w:cs="Times New Roman"/>
+                <w:noProof/>
+                <w:webHidden/>
+              </w:rPr>
+              <w:fldChar w:fldCharType="begin"/>
+            </w:r>
+            <w:r>
+              <w:rPr>
+                <w:rFonts w:ascii="Times New Roman" w:hAnsi="Times New Roman" w:cs="Times New Roman"/>
+                <w:noProof/>
+                <w:webHidden/>
+              </w:rPr>
+              <w:instrText xml:space="preserve"> PAGEREF _Toc225435937 \h </w:instrText>
+            </w:r>
+            <w:r>
+              <w:rPr>
+                <w:rFonts w:ascii="Times New Roman" w:hAnsi="Times New Roman" w:cs="Times New Roman"/>
+                <w:noProof/>
+                <w:webHidden/>
+              </w:rPr>
+            </w:r>
+            <w:r>
+              <w:rPr>
+                <w:rFonts w:ascii="Times New Roman" w:hAnsi="Times New Roman" w:cs="Times New Roman"/>
+                <w:noProof/>
+                <w:webHidden/>
+              </w:rPr>
+              <w:fldChar w:fldCharType="separate"/>
+            </w:r>
+            <w:r>
+              <w:rPr>
+                <w:rFonts w:ascii="Times New Roman" w:hAnsi="Times New Roman" w:cs="Times New Roman"/>
+                <w:noProof/>
+                <w:webHidden/>
+              </w:rPr>
+              <w:t>7</w:t>
+            </w:r>
+            <w:r>
+              <w:rPr>
+                <w:rFonts w:ascii="Times New Roman" w:hAnsi="Times New Roman" w:cs="Times New Roman"/>
+                <w:noProof/>
+                <w:webHidden/>
+              </w:rPr>
+              <w:fldChar w:fldCharType="end"/>
+            </w:r>
+          </w:hyperlink>
+        </w:p>
+        <w:p>
+          <w:pPr>
+            <w:pStyle w:val="TOC2"/>
+            <w:tabs>
+              <w:tab w:val="left" w:pos="960"/>
+              <w:tab w:val="right" w:leader="dot" w:pos="9016"/>
+            </w:tabs>
+            <w:rPr>
+              <w:rFonts w:ascii="Times New Roman" w:hAnsi="Times New Roman" w:cs="Times New Roman"/>
+              <w:noProof/>
+            </w:rPr>
+          </w:pPr>
+          <w:hyperlink w:anchor="_Toc225435938" w:history="1">
+            <w:r>
+              <w:rPr>
+                <w:rStyle w:val="Hyperlink"/>
+                <w:rFonts w:ascii="Times New Roman" w:hAnsi="Times New Roman" w:cs="Times New Roman"/>
+                <w:noProof/>
+              </w:rPr>
+              <w:t>5.1</w:t>
+            </w:r>
+            <w:r>
+              <w:rPr>
+                <w:rFonts w:ascii="Times New Roman" w:hAnsi="Times New Roman" w:cs="Times New Roman"/>
+                <w:noProof/>
+              </w:rPr>
+              <w:tab/>
+            </w:r>
+            <w:r>
+              <w:rPr>
+                <w:rStyle w:val="Hyperlink"/>
+                <w:rFonts w:ascii="Times New Roman" w:hAnsi="Times New Roman" w:cs="Times New Roman"/>
+                <w:noProof/>
+              </w:rPr>
+              <w:t>Wireframe</w:t>
+            </w:r>
+            <w:r>
+              <w:rPr>
+                <w:rFonts w:ascii="Times New Roman" w:hAnsi="Times New Roman" w:cs="Times New Roman"/>
+                <w:noProof/>
+                <w:webHidden/>
+              </w:rPr>
+              <w:tab/>
+            </w:r>
+            <w:r>
+              <w:rPr>
+                <w:rFonts w:ascii="Times New Roman" w:hAnsi="Times New Roman" w:cs="Times New Roman"/>
+                <w:noProof/>
+                <w:webHidden/>
+              </w:rPr>
+              <w:fldChar w:fldCharType="begin"/>
+            </w:r>
+            <w:r>
+              <w:rPr>
+                <w:rFonts w:ascii="Times New Roman" w:hAnsi="Times New Roman" w:cs="Times New Roman"/>
+                <w:noProof/>
+                <w:webHidden/>
+              </w:rPr>
+              <w:instrText xml:space="preserve"> PAGEREF _Toc225435938 \h </w:instrText>
+            </w:r>
+            <w:r>
+              <w:rPr>
+                <w:rFonts w:ascii="Times New Roman" w:hAnsi="Times New Roman" w:cs="Times New Roman"/>
+                <w:noProof/>
+                <w:webHidden/>
+              </w:rPr>
+            </w:r>
+            <w:r>
+              <w:rPr>
+                <w:rFonts w:ascii="Times New Roman" w:hAnsi="Times New Roman" w:cs="Times New Roman"/>
+                <w:noProof/>
+                <w:webHidden/>
+              </w:rPr>
+              <w:fldChar w:fldCharType="separate"/>
+            </w:r>
+            <w:r>
+              <w:rPr>
+                <w:rFonts w:ascii="Times New Roman" w:hAnsi="Times New Roman" w:cs="Times New Roman"/>
+                <w:noProof/>
+                <w:webHidden/>
+              </w:rPr>
+              <w:t>7</w:t>
+            </w:r>
+            <w:r>
+              <w:rPr>
+                <w:rFonts w:ascii="Times New Roman" w:hAnsi="Times New Roman" w:cs="Times New Roman"/>
+                <w:noProof/>
+                <w:webHidden/>
+              </w:rPr>
+              <w:fldChar w:fldCharType="end"/>
+            </w:r>
+          </w:hyperlink>
+        </w:p>
+        <w:p>
+          <w:pPr>
+            <w:pStyle w:val="TOC2"/>
+            <w:tabs>
+              <w:tab w:val="left" w:pos="960"/>
+              <w:tab w:val="right" w:leader="dot" w:pos="9016"/>
+            </w:tabs>
+            <w:rPr>
+              <w:rFonts w:ascii="Times New Roman" w:hAnsi="Times New Roman" w:cs="Times New Roman"/>
+              <w:noProof/>
+            </w:rPr>
+          </w:pPr>
+          <w:hyperlink w:anchor="_Toc225435939" w:history="1">
+            <w:r>
+              <w:rPr>
+                <w:rStyle w:val="Hyperlink"/>
+                <w:rFonts w:ascii="Times New Roman" w:hAnsi="Times New Roman" w:cs="Times New Roman"/>
+                <w:noProof/>
+              </w:rPr>
+              <w:t>5.2</w:t>
+            </w:r>
+            <w:r>
+              <w:rPr>
+                <w:rFonts w:ascii="Times New Roman" w:hAnsi="Times New Roman" w:cs="Times New Roman"/>
+                <w:noProof/>
+              </w:rPr>
+              <w:tab/>
+            </w:r>
+            <w:r>
+              <w:rPr>
+                <w:rStyle w:val="Hyperlink"/>
+                <w:rFonts w:ascii="Times New Roman" w:hAnsi="Times New Roman" w:cs="Times New Roman"/>
+                <w:noProof/>
+              </w:rPr>
+              <w:t>Mood Board</w:t>
+            </w:r>
+            <w:r>
+              <w:rPr>
+                <w:rFonts w:ascii="Times New Roman" w:hAnsi="Times New Roman" w:cs="Times New Roman"/>
+                <w:noProof/>
+                <w:webHidden/>
+              </w:rPr>
+              <w:tab/>
+            </w:r>
+            <w:r>
+              <w:rPr>
+                <w:rFonts w:ascii="Times New Roman" w:hAnsi="Times New Roman" w:cs="Times New Roman"/>
+                <w:noProof/>
+                <w:webHidden/>
+              </w:rPr>
+              <w:fldChar w:fldCharType="begin"/>
+            </w:r>
+            <w:r>
+              <w:rPr>
+                <w:rFonts w:ascii="Times New Roman" w:hAnsi="Times New Roman" w:cs="Times New Roman"/>
+                <w:noProof/>
+                <w:webHidden/>
+              </w:rPr>
+              <w:instrText xml:space="preserve"> PAGEREF _Toc225435939 \h </w:instrText>
+            </w:r>
+            <w:r>
+              <w:rPr>
+                <w:rFonts w:ascii="Times New Roman" w:hAnsi="Times New Roman" w:cs="Times New Roman"/>
+                <w:noProof/>
+                <w:webHidden/>
+              </w:rPr>
+            </w:r>
+            <w:r>
+              <w:rPr>
+                <w:rFonts w:ascii="Times New Roman" w:hAnsi="Times New Roman" w:cs="Times New Roman"/>
+                <w:noProof/>
+                <w:webHidden/>
+              </w:rPr>
+              <w:fldChar w:fldCharType="separate"/>
+            </w:r>
+            <w:r>
+              <w:rPr>
+                <w:rFonts w:ascii="Times New Roman" w:hAnsi="Times New Roman" w:cs="Times New Roman"/>
+                <w:noProof/>
+                <w:webHidden/>
+              </w:rPr>
+              <w:t>11</w:t>
+            </w:r>
+            <w:r>
+              <w:rPr>
+                <w:rFonts w:ascii="Times New Roman" w:hAnsi="Times New Roman" w:cs="Times New Roman"/>
+                <w:noProof/>
+                <w:webHidden/>
+              </w:rPr>
+              <w:fldChar w:fldCharType="end"/>
+            </w:r>
+          </w:hyperlink>
+        </w:p>
+        <w:p>
+          <w:pPr>
+            <w:rPr>
+              <w:rFonts w:ascii="Times New Roman" w:hAnsi="Times New Roman" w:cs="Times New Roman"/>
+            </w:rPr>
+          </w:pPr>
+          <w:r>
+            <w:rPr>
+              <w:rFonts w:ascii="Times New Roman" w:hAnsi="Times New Roman" w:cs="Times New Roman"/>
+              <w:b/>
+              <w:bCs/>
+              <w:noProof/>
+            </w:rPr>
+            <w:fldChar w:fldCharType="end"/>
+          </w:r>
+        </w:p>
+      </w:sdtContent>
+    </w:sdt>
+    <w:p>
+      <w:pPr>
+        <w:rPr>
+          <w:rFonts w:ascii="Times New Roman" w:hAnsi="Times New Roman" w:cs="Times New Roman"/>
+        </w:rPr>
+      </w:pPr>
+    </w:p>
+    <w:p>
+      <w:pPr>
+        <w:rPr>
+          <w:rFonts w:ascii="Times New Roman" w:hAnsi="Times New Roman" w:cs="Times New Roman"/>
+        </w:rPr>
+      </w:pPr>
+    </w:p>
+    <w:p>
+      <w:pPr>
+        <w:rPr>
+          <w:rFonts w:ascii="Times New Roman" w:hAnsi="Times New Roman" w:cs="Times New Roman"/>
+        </w:rPr>
+      </w:pPr>
+    </w:p>
+    <w:p>
+      <w:pPr>
+        <w:rPr>
+          <w:rFonts w:ascii="Times New Roman" w:hAnsi="Times New Roman" w:cs="Times New Roman"/>
+        </w:rPr>
+      </w:pPr>
+    </w:p>
+    <w:p>
+      <w:pPr>
+        <w:rPr>
+          <w:rFonts w:ascii="Times New Roman" w:hAnsi="Times New Roman" w:cs="Times New Roman"/>
+        </w:rPr>
+      </w:pPr>
+    </w:p>
+    <w:p>
+      <w:pPr>
+        <w:rPr>
+          <w:rFonts w:ascii="Times New Roman" w:hAnsi="Times New Roman" w:cs="Times New Roman"/>
+        </w:rPr>
+      </w:pPr>
+    </w:p>
+    <w:p>
+      <w:pPr>
+        <w:rPr>
+          <w:rFonts w:ascii="Times New Roman" w:hAnsi="Times New Roman" w:cs="Times New Roman"/>
+        </w:rPr>
+      </w:pPr>
+    </w:p>
+    <w:p>
+      <w:pPr>
+        <w:rPr>
+          <w:rFonts w:ascii="Times New Roman" w:hAnsi="Times New Roman" w:cs="Times New Roman"/>
+        </w:rPr>
+      </w:pPr>
+    </w:p>
+    <w:p>
+      <w:pPr>
+        <w:rPr>
+          <w:rFonts w:ascii="Times New Roman" w:hAnsi="Times New Roman" w:cs="Times New Roman"/>
+        </w:rPr>
+      </w:pPr>
+    </w:p>
     <w:p>
       <w:pPr>
         <w:pStyle w:val="Heading1"/>
-      </w:pPr>
-      <w:r>
+        <w:rPr>
+          <w:rFonts w:ascii="Times New Roman" w:hAnsi="Times New Roman" w:cs="Times New Roman"/>
+        </w:rPr>
+      </w:pPr>
+      <w:bookmarkStart w:id="0" w:name="_Toc225435922"/>
+      <w:r>
+        <w:rPr>
+          <w:rFonts w:ascii="Times New Roman" w:hAnsi="Times New Roman" w:cs="Times New Roman"/>
+        </w:rPr>
         <w:lastRenderedPageBreak/>
         <w:t>Introduction</w:t>
       </w:r>
+      <w:bookmarkEnd w:id="0"/>
     </w:p>
     <w:p>
       <w:pPr>
         <w:pStyle w:val="Heading2"/>
-      </w:pPr>
-      <w:r>
+        <w:rPr>
+          <w:rFonts w:ascii="Times New Roman" w:hAnsi="Times New Roman" w:cs="Times New Roman"/>
+        </w:rPr>
+      </w:pPr>
+      <w:bookmarkStart w:id="1" w:name="_Toc225435923"/>
+      <w:r>
+        <w:rPr>
+          <w:rFonts w:ascii="Times New Roman" w:hAnsi="Times New Roman" w:cs="Times New Roman"/>
+        </w:rPr>
         <w:t>Purpose</w:t>
       </w:r>
-    </w:p>
-    <w:p>
-      <w:r>
+      <w:bookmarkEnd w:id="1"/>
+    </w:p>
+    <w:p>
+      <w:pPr>
+        <w:rPr>
+          <w:rFonts w:ascii="Times New Roman" w:hAnsi="Times New Roman" w:cs="Times New Roman"/>
+        </w:rPr>
+      </w:pPr>
+      <w:r>
+        <w:rPr>
+          <w:rFonts w:ascii="Times New Roman" w:hAnsi="Times New Roman" w:cs="Times New Roman"/>
+        </w:rPr>
         <w:t xml:space="preserve">The purpose of the design document is to discuss the </w:t>
       </w:r>
       <w:r>
-        <w:t xml:space="preserve">structure of the AirDBUK site. It will look at both the front and back-end technologies with the frameworks, along with any user interface visual designs. </w:t>
-      </w:r>
-      <w:r>
+        <w:rPr>
+          <w:rFonts w:ascii="Times New Roman" w:hAnsi="Times New Roman" w:cs="Times New Roman"/>
+        </w:rPr>
+        <w:t xml:space="preserve">structure of the </w:t>
+      </w:r>
+      <w:proofErr w:type="spellStart"/>
+      <w:r>
+        <w:rPr>
+          <w:rFonts w:ascii="Times New Roman" w:hAnsi="Times New Roman" w:cs="Times New Roman"/>
+        </w:rPr>
+        <w:t>AirDBUK</w:t>
+      </w:r>
+      <w:proofErr w:type="spellEnd"/>
+      <w:r>
+        <w:rPr>
+          <w:rFonts w:ascii="Times New Roman" w:hAnsi="Times New Roman" w:cs="Times New Roman"/>
+        </w:rPr>
+        <w:t xml:space="preserve"> site. It will look at both the front and back-end technologies with the frameworks, along with any user interface visual designs. </w:t>
+      </w:r>
+      <w:r>
+        <w:rPr>
+          <w:rFonts w:ascii="Times New Roman" w:hAnsi="Times New Roman" w:cs="Times New Roman"/>
+        </w:rPr>
         <w:t xml:space="preserve">It will explain how the system will be built to meet the requirements outlined in the requirements specification. </w:t>
       </w:r>
     </w:p>
     <w:p>
       <w:pPr>
         <w:pStyle w:val="Heading2"/>
-      </w:pPr>
-      <w:r>
+        <w:rPr>
+          <w:rFonts w:ascii="Times New Roman" w:hAnsi="Times New Roman" w:cs="Times New Roman"/>
+        </w:rPr>
+      </w:pPr>
+      <w:bookmarkStart w:id="2" w:name="_Toc225435924"/>
+      <w:r>
+        <w:rPr>
+          <w:rFonts w:ascii="Times New Roman" w:hAnsi="Times New Roman" w:cs="Times New Roman"/>
+        </w:rPr>
         <w:t>Target Audience</w:t>
       </w:r>
-    </w:p>
-    <w:p>
-      <w:r>
-        <w:t xml:space="preserve">The attended audience for the AirDBUK site </w:t>
-      </w:r>
-      <w:r>
+      <w:bookmarkEnd w:id="2"/>
+    </w:p>
+    <w:p>
+      <w:pPr>
+        <w:rPr>
+          <w:rFonts w:ascii="Times New Roman" w:hAnsi="Times New Roman" w:cs="Times New Roman"/>
+        </w:rPr>
+      </w:pPr>
+      <w:r>
+        <w:rPr>
+          <w:rFonts w:ascii="Times New Roman" w:hAnsi="Times New Roman" w:cs="Times New Roman"/>
+        </w:rPr>
+        <w:t xml:space="preserve">The attended audience for the </w:t>
+      </w:r>
+      <w:proofErr w:type="spellStart"/>
+      <w:r>
+        <w:rPr>
+          <w:rFonts w:ascii="Times New Roman" w:hAnsi="Times New Roman" w:cs="Times New Roman"/>
+        </w:rPr>
+        <w:t>AirDBUK</w:t>
+      </w:r>
+      <w:proofErr w:type="spellEnd"/>
+      <w:r>
+        <w:rPr>
+          <w:rFonts w:ascii="Times New Roman" w:hAnsi="Times New Roman" w:cs="Times New Roman"/>
+        </w:rPr>
+        <w:t xml:space="preserve"> site </w:t>
+      </w:r>
+      <w:r>
+        <w:rPr>
+          <w:rFonts w:ascii="Times New Roman" w:hAnsi="Times New Roman" w:cs="Times New Roman"/>
+        </w:rPr>
         <w:t>is</w:t>
       </w:r>
       <w:r>
+        <w:rPr>
+          <w:rFonts w:ascii="Times New Roman" w:hAnsi="Times New Roman" w:cs="Times New Roman"/>
+        </w:rPr>
         <w:t xml:space="preserve"> any users who would be looking to travel across the UK, and any admins behind the design of the site or set up to manage the system.</w:t>
       </w:r>
     </w:p>
     <w:p>
       <w:pPr>
         <w:pStyle w:val="Heading1"/>
-      </w:pPr>
-      <w:r>
+        <w:rPr>
+          <w:rFonts w:ascii="Times New Roman" w:hAnsi="Times New Roman" w:cs="Times New Roman"/>
+        </w:rPr>
+      </w:pPr>
+      <w:bookmarkStart w:id="3" w:name="_Toc225435925"/>
+      <w:r>
+        <w:rPr>
+          <w:rFonts w:ascii="Times New Roman" w:hAnsi="Times New Roman" w:cs="Times New Roman"/>
+        </w:rPr>
         <w:t>System Overview</w:t>
       </w:r>
+      <w:bookmarkEnd w:id="3"/>
     </w:p>
     <w:p>
       <w:pPr>
         <w:pStyle w:val="Heading2"/>
-      </w:pPr>
-      <w:r>
+        <w:rPr>
+          <w:rFonts w:ascii="Times New Roman" w:hAnsi="Times New Roman" w:cs="Times New Roman"/>
+        </w:rPr>
+      </w:pPr>
+      <w:bookmarkStart w:id="4" w:name="_Toc225435926"/>
+      <w:r>
+        <w:rPr>
+          <w:rFonts w:ascii="Times New Roman" w:hAnsi="Times New Roman" w:cs="Times New Roman"/>
+        </w:rPr>
         <w:t>General Overview</w:t>
       </w:r>
-    </w:p>
-    <w:p>
-      <w:r>
+      <w:bookmarkEnd w:id="4"/>
+    </w:p>
+    <w:p>
+      <w:pPr>
+        <w:rPr>
+          <w:rFonts w:ascii="Times New Roman" w:hAnsi="Times New Roman" w:cs="Times New Roman"/>
+        </w:rPr>
+      </w:pPr>
+      <w:r>
+        <w:rPr>
+          <w:rFonts w:ascii="Times New Roman" w:hAnsi="Times New Roman" w:cs="Times New Roman"/>
+        </w:rPr>
         <w:t>There are three major system components, these being the web client, Django and the database.</w:t>
       </w:r>
       <w:r>
+        <w:rPr>
+          <w:rFonts w:ascii="Times New Roman" w:hAnsi="Times New Roman" w:cs="Times New Roman"/>
+        </w:rPr>
         <w:t xml:space="preserve"> The web client provides the user interface, meaning users can interact with the system as designed and is responsible for displaying flights for the users to book. Collecting the user </w:t>
       </w:r>
       <w:r>
+        <w:rPr>
+          <w:rFonts w:ascii="Times New Roman" w:hAnsi="Times New Roman" w:cs="Times New Roman"/>
+        </w:rPr>
         <w:t>inputs,</w:t>
       </w:r>
       <w:r>
+        <w:rPr>
+          <w:rFonts w:ascii="Times New Roman" w:hAnsi="Times New Roman" w:cs="Times New Roman"/>
+        </w:rPr>
         <w:t xml:space="preserve"> it sends the requests to the Django application.</w:t>
       </w:r>
       <w:r>
+        <w:rPr>
+          <w:rFonts w:ascii="Times New Roman" w:hAnsi="Times New Roman" w:cs="Times New Roman"/>
+        </w:rPr>
         <w:t xml:space="preserve"> Django is then responsible for handling the backend data processing.  </w:t>
       </w:r>
       <w:r>
-        <w:t xml:space="preserve">The database held in CleverCloud stores all persistent data, such </w:t>
-      </w:r>
-      <w:r>
+        <w:rPr>
+          <w:rFonts w:ascii="Times New Roman" w:hAnsi="Times New Roman" w:cs="Times New Roman"/>
+        </w:rPr>
+        <w:t xml:space="preserve">The database held in </w:t>
+      </w:r>
+      <w:proofErr w:type="spellStart"/>
+      <w:r>
+        <w:rPr>
+          <w:rFonts w:ascii="Times New Roman" w:hAnsi="Times New Roman" w:cs="Times New Roman"/>
+        </w:rPr>
+        <w:t>CleverCloud</w:t>
+      </w:r>
+      <w:proofErr w:type="spellEnd"/>
+      <w:r>
+        <w:rPr>
+          <w:rFonts w:ascii="Times New Roman" w:hAnsi="Times New Roman" w:cs="Times New Roman"/>
+        </w:rPr>
+        <w:t xml:space="preserve"> stores all persistent data, such </w:t>
+      </w:r>
+      <w:r>
+        <w:rPr>
+          <w:rFonts w:ascii="Times New Roman" w:hAnsi="Times New Roman" w:cs="Times New Roman"/>
+        </w:rPr>
         <w:t>a</w:t>
       </w:r>
       <w:r>
+        <w:rPr>
+          <w:rFonts w:ascii="Times New Roman" w:hAnsi="Times New Roman" w:cs="Times New Roman"/>
+        </w:rPr>
         <w:t xml:space="preserve">s the </w:t>
       </w:r>
       <w:r>
+        <w:rPr>
+          <w:rFonts w:ascii="Times New Roman" w:hAnsi="Times New Roman" w:cs="Times New Roman"/>
+        </w:rPr>
         <w:t>users’</w:t>
       </w:r>
       <w:r>
+        <w:rPr>
+          <w:rFonts w:ascii="Times New Roman" w:hAnsi="Times New Roman" w:cs="Times New Roman"/>
+        </w:rPr>
         <w:t xml:space="preserve"> bookings and the flights available to book, which also enforces data integrity using keys and constraints. </w:t>
       </w:r>
     </w:p>
-    <w:p/>
+    <w:p>
+      <w:pPr>
+        <w:rPr>
+          <w:rFonts w:ascii="Times New Roman" w:hAnsi="Times New Roman" w:cs="Times New Roman"/>
+        </w:rPr>
+      </w:pPr>
+    </w:p>
     <w:p>
       <w:pPr>
         <w:pStyle w:val="Heading2"/>
-      </w:pPr>
-      <w:r>
+        <w:rPr>
+          <w:rFonts w:ascii="Times New Roman" w:hAnsi="Times New Roman" w:cs="Times New Roman"/>
+        </w:rPr>
+      </w:pPr>
+      <w:bookmarkStart w:id="5" w:name="_Toc225435927"/>
+      <w:r>
+        <w:rPr>
+          <w:rFonts w:ascii="Times New Roman" w:hAnsi="Times New Roman" w:cs="Times New Roman"/>
+        </w:rPr>
         <w:t>Architectural Strategies</w:t>
       </w:r>
-    </w:p>
-    <w:p>
-      <w:r>
-        <w:t xml:space="preserve">The AirDBUK application uses a layered architecture, organising the system into distinct layers. Each layer of the system has a specific responsibility and communicates with the </w:t>
-      </w:r>
-      <w:r>
+      <w:bookmarkEnd w:id="5"/>
+    </w:p>
+    <w:p>
+      <w:pPr>
+        <w:rPr>
+          <w:rFonts w:ascii="Times New Roman" w:hAnsi="Times New Roman" w:cs="Times New Roman"/>
+        </w:rPr>
+      </w:pPr>
+      <w:r>
+        <w:rPr>
+          <w:rFonts w:ascii="Times New Roman" w:hAnsi="Times New Roman" w:cs="Times New Roman"/>
+        </w:rPr>
+        <w:t xml:space="preserve">The </w:t>
+      </w:r>
+      <w:proofErr w:type="spellStart"/>
+      <w:r>
+        <w:rPr>
+          <w:rFonts w:ascii="Times New Roman" w:hAnsi="Times New Roman" w:cs="Times New Roman"/>
+        </w:rPr>
+        <w:t>AirDBUK</w:t>
+      </w:r>
+      <w:proofErr w:type="spellEnd"/>
+      <w:r>
+        <w:rPr>
+          <w:rFonts w:ascii="Times New Roman" w:hAnsi="Times New Roman" w:cs="Times New Roman"/>
+        </w:rPr>
+        <w:t xml:space="preserve"> application uses a layered architecture, organising the system into distinct layers. Each layer of the system has a specific responsibility and communicates with the </w:t>
+      </w:r>
+      <w:r>
+        <w:rPr>
+          <w:rFonts w:ascii="Times New Roman" w:hAnsi="Times New Roman" w:cs="Times New Roman"/>
+        </w:rPr>
         <w:t>other</w:t>
       </w:r>
       <w:r>
+        <w:rPr>
+          <w:rFonts w:ascii="Times New Roman" w:hAnsi="Times New Roman" w:cs="Times New Roman"/>
+        </w:rPr>
         <w:t xml:space="preserve"> layers</w:t>
       </w:r>
       <w:r>
+        <w:rPr>
+          <w:rFonts w:ascii="Times New Roman" w:hAnsi="Times New Roman" w:cs="Times New Roman"/>
+        </w:rPr>
         <w:t xml:space="preserve">. </w:t>
       </w:r>
     </w:p>
     <w:p>
-      <w:r>
+      <w:pPr>
+        <w:rPr>
+          <w:rFonts w:ascii="Times New Roman" w:hAnsi="Times New Roman" w:cs="Times New Roman"/>
+        </w:rPr>
+      </w:pPr>
+      <w:r>
+        <w:rPr>
+          <w:rFonts w:ascii="Times New Roman" w:hAnsi="Times New Roman" w:cs="Times New Roman"/>
+        </w:rPr>
         <w:t>Django used an MVT (Models-Views-Templates) architecture where models control data management; views control business logic and template which controls the user interface or the HTML.</w:t>
       </w:r>
     </w:p>
     <w:p>
-      <w:r>
+      <w:pPr>
+        <w:rPr>
+          <w:rFonts w:ascii="Times New Roman" w:hAnsi="Times New Roman" w:cs="Times New Roman"/>
+        </w:rPr>
+      </w:pPr>
+      <w:r>
+        <w:rPr>
+          <w:rFonts w:ascii="Times New Roman" w:hAnsi="Times New Roman" w:cs="Times New Roman"/>
+        </w:rPr>
         <w:t xml:space="preserve">This architecture works well for me, allowing myself to work on one specific layer without causing too many issues to the other layers. </w:t>
       </w:r>
     </w:p>
     <w:p>
       <w:pPr>
         <w:pStyle w:val="Heading1"/>
-      </w:pPr>
-      <w:r>
+        <w:rPr>
+          <w:rFonts w:ascii="Times New Roman" w:hAnsi="Times New Roman" w:cs="Times New Roman"/>
+        </w:rPr>
+      </w:pPr>
+      <w:bookmarkStart w:id="6" w:name="_Toc225435928"/>
+      <w:r>
+        <w:rPr>
+          <w:rFonts w:ascii="Times New Roman" w:hAnsi="Times New Roman" w:cs="Times New Roman"/>
+        </w:rPr>
         <w:t>System Architecture</w:t>
       </w:r>
-    </w:p>
-    <w:p/>
+      <w:bookmarkEnd w:id="6"/>
+    </w:p>
+    <w:p>
+      <w:pPr>
+        <w:rPr>
+          <w:rFonts w:ascii="Times New Roman" w:hAnsi="Times New Roman" w:cs="Times New Roman"/>
+        </w:rPr>
+      </w:pPr>
+    </w:p>
     <w:p>
       <w:pPr>
         <w:pStyle w:val="Heading2"/>
-      </w:pPr>
-      <w:r>
+        <w:rPr>
+          <w:rFonts w:ascii="Times New Roman" w:hAnsi="Times New Roman" w:cs="Times New Roman"/>
+        </w:rPr>
+      </w:pPr>
+      <w:bookmarkStart w:id="7" w:name="_Toc225435929"/>
+      <w:r>
+        <w:rPr>
+          <w:rFonts w:ascii="Times New Roman" w:hAnsi="Times New Roman" w:cs="Times New Roman"/>
+        </w:rPr>
         <w:t>Front End</w:t>
       </w:r>
-    </w:p>
-    <w:p>
-      <w:r>
-        <w:t xml:space="preserve">With HTML providing the main structure for AirDBUK, the basic HTML semantics get implemented. </w:t>
-      </w:r>
-      <w:r>
-        <w:t xml:space="preserve">It is used to create the “template” files or the “template/authenticate” for the users. CSS and bootstrap are used within the “static” file to create the layout, </w:t>
-      </w:r>
-      <w:r>
+      <w:bookmarkEnd w:id="7"/>
+    </w:p>
+    <w:p>
+      <w:pPr>
+        <w:rPr>
+          <w:rFonts w:ascii="Times New Roman" w:hAnsi="Times New Roman" w:cs="Times New Roman"/>
+        </w:rPr>
+      </w:pPr>
+      <w:r>
+        <w:rPr>
+          <w:rFonts w:ascii="Times New Roman" w:hAnsi="Times New Roman" w:cs="Times New Roman"/>
+        </w:rPr>
+        <w:t xml:space="preserve">With HTML providing the main structure for </w:t>
+      </w:r>
+      <w:proofErr w:type="spellStart"/>
+      <w:r>
+        <w:rPr>
+          <w:rFonts w:ascii="Times New Roman" w:hAnsi="Times New Roman" w:cs="Times New Roman"/>
+        </w:rPr>
+        <w:t>AirDBUK</w:t>
+      </w:r>
+      <w:proofErr w:type="spellEnd"/>
+      <w:r>
+        <w:rPr>
+          <w:rFonts w:ascii="Times New Roman" w:hAnsi="Times New Roman" w:cs="Times New Roman"/>
+        </w:rPr>
+        <w:t xml:space="preserve">, the basic HTML semantics get implemented. </w:t>
+      </w:r>
+      <w:r>
+        <w:rPr>
+          <w:rFonts w:ascii="Times New Roman" w:hAnsi="Times New Roman" w:cs="Times New Roman"/>
+        </w:rPr>
+        <w:t xml:space="preserve">It is used to create the “template” files or the “template/authenticate” for the users. CSS and bootstrap are used within the “static” file to create the layout, aesthetic and </w:t>
+      </w:r>
+      <w:r>
+        <w:rPr>
+          <w:rFonts w:ascii="Times New Roman" w:hAnsi="Times New Roman" w:cs="Times New Roman"/>
+        </w:rPr>
+        <w:t xml:space="preserve">overall </w:t>
+      </w:r>
+      <w:r>
+        <w:rPr>
+          <w:rFonts w:ascii="Times New Roman" w:hAnsi="Times New Roman" w:cs="Times New Roman"/>
+        </w:rPr>
+        <w:t>design of the user interface.</w:t>
+      </w:r>
+      <w:r>
+        <w:rPr>
+          <w:rFonts w:ascii="Times New Roman" w:hAnsi="Times New Roman" w:cs="Times New Roman"/>
+        </w:rPr>
+        <w:t xml:space="preserve"> This includes the colour, font families, size of elements, spacing and transitions.</w:t>
+      </w:r>
+      <w:r>
+        <w:rPr>
+          <w:rFonts w:ascii="Times New Roman" w:hAnsi="Times New Roman" w:cs="Times New Roman"/>
+        </w:rPr>
+        <w:t xml:space="preserve"> </w:t>
+      </w:r>
+      <w:r>
+        <w:rPr>
+          <w:rFonts w:ascii="Times New Roman" w:hAnsi="Times New Roman" w:cs="Times New Roman"/>
+        </w:rPr>
+        <w:t>JavaScript is also used to handle certain forms, buttons and how some pages are viewed.</w:t>
+      </w:r>
+    </w:p>
+    <w:p>
+      <w:pPr>
+        <w:rPr>
+          <w:rFonts w:ascii="Times New Roman" w:hAnsi="Times New Roman" w:cs="Times New Roman"/>
+        </w:rPr>
+      </w:pPr>
+      <w:r>
+        <w:rPr>
+          <w:rFonts w:ascii="Times New Roman" w:hAnsi="Times New Roman" w:cs="Times New Roman"/>
+        </w:rPr>
         <w:lastRenderedPageBreak/>
-        <w:t xml:space="preserve">aesthetic and </w:t>
-      </w:r>
-      <w:r>
-        <w:t xml:space="preserve">overall </w:t>
-      </w:r>
-      <w:r>
-        <w:t>design of the user interface.</w:t>
-      </w:r>
-      <w:r>
-        <w:t xml:space="preserve"> This includes the colour, font families, size of elements, spacing and transitions.</w:t>
-      </w:r>
-      <w:r>
-        <w:t xml:space="preserve"> </w:t>
-      </w:r>
-      <w:r>
-        <w:t>JavaScript is also used to handle certain forms, buttons and how some pages are viewed.</w:t>
-      </w:r>
-    </w:p>
-    <w:p>
-      <w:r>
         <w:t xml:space="preserve">Bootstraps framework has made this design of this application a lot easier, however it is not fully bootstrap. There is an equal balance between the custom </w:t>
       </w:r>
       <w:r>
+        <w:rPr>
+          <w:rFonts w:ascii="Times New Roman" w:hAnsi="Times New Roman" w:cs="Times New Roman"/>
+        </w:rPr>
         <w:t>CSS</w:t>
       </w:r>
       <w:r>
+        <w:rPr>
+          <w:rFonts w:ascii="Times New Roman" w:hAnsi="Times New Roman" w:cs="Times New Roman"/>
+        </w:rPr>
         <w:t xml:space="preserve"> and bootstrap, as unfortunately bootstrap can be a bit limited. </w:t>
       </w:r>
     </w:p>
     <w:p>
       <w:pPr>
         <w:pStyle w:val="Heading2"/>
-      </w:pPr>
-      <w:r>
+        <w:rPr>
+          <w:rFonts w:ascii="Times New Roman" w:hAnsi="Times New Roman" w:cs="Times New Roman"/>
+        </w:rPr>
+      </w:pPr>
+      <w:bookmarkStart w:id="8" w:name="_Toc225435930"/>
+      <w:r>
+        <w:rPr>
+          <w:rFonts w:ascii="Times New Roman" w:hAnsi="Times New Roman" w:cs="Times New Roman"/>
+        </w:rPr>
         <w:t>Back End</w:t>
       </w:r>
-    </w:p>
-    <w:p>
-      <w:r>
-        <w:t>The back end include python using the Django framework and MySQL using CleverCloud database platform.</w:t>
-      </w:r>
-    </w:p>
-    <w:p>
-      <w:r>
-        <w:t xml:space="preserve">Django (using python) is used to handle the link between front-end and the database, reading and writing to CleverCloud, which is used to host the database using the MySQL database type. Django routes incoming requests and performs all CRUD operations for the users, booking new flights and updating/deleting existing ones. </w:t>
-      </w:r>
-      <w:r>
+      <w:bookmarkEnd w:id="8"/>
+    </w:p>
+    <w:p>
+      <w:pPr>
+        <w:rPr>
+          <w:rFonts w:ascii="Times New Roman" w:hAnsi="Times New Roman" w:cs="Times New Roman"/>
+        </w:rPr>
+      </w:pPr>
+      <w:r>
+        <w:rPr>
+          <w:rFonts w:ascii="Times New Roman" w:hAnsi="Times New Roman" w:cs="Times New Roman"/>
+        </w:rPr>
+        <w:t xml:space="preserve">The back end include python using the Django framework and MySQL using </w:t>
+      </w:r>
+      <w:proofErr w:type="spellStart"/>
+      <w:r>
+        <w:rPr>
+          <w:rFonts w:ascii="Times New Roman" w:hAnsi="Times New Roman" w:cs="Times New Roman"/>
+        </w:rPr>
+        <w:t>CleverCloud</w:t>
+      </w:r>
+      <w:proofErr w:type="spellEnd"/>
+      <w:r>
+        <w:rPr>
+          <w:rFonts w:ascii="Times New Roman" w:hAnsi="Times New Roman" w:cs="Times New Roman"/>
+        </w:rPr>
+        <w:t xml:space="preserve"> database platform.</w:t>
+      </w:r>
+    </w:p>
+    <w:p>
+      <w:pPr>
+        <w:rPr>
+          <w:rFonts w:ascii="Times New Roman" w:hAnsi="Times New Roman" w:cs="Times New Roman"/>
+        </w:rPr>
+      </w:pPr>
+      <w:r>
+        <w:rPr>
+          <w:rFonts w:ascii="Times New Roman" w:hAnsi="Times New Roman" w:cs="Times New Roman"/>
+        </w:rPr>
+        <w:t xml:space="preserve">Django (using python) is used to handle the link between front-end and the database, reading and writing to </w:t>
+      </w:r>
+      <w:proofErr w:type="spellStart"/>
+      <w:r>
+        <w:rPr>
+          <w:rFonts w:ascii="Times New Roman" w:hAnsi="Times New Roman" w:cs="Times New Roman"/>
+        </w:rPr>
+        <w:t>CleverCloud</w:t>
+      </w:r>
+      <w:proofErr w:type="spellEnd"/>
+      <w:r>
+        <w:rPr>
+          <w:rFonts w:ascii="Times New Roman" w:hAnsi="Times New Roman" w:cs="Times New Roman"/>
+        </w:rPr>
+        <w:t xml:space="preserve">, which is used to host the database using the MySQL database type. Django routes incoming requests and performs all CRUD operations for the users, booking new flights and updating/deleting existing ones. </w:t>
+      </w:r>
+      <w:r>
+        <w:rPr>
+          <w:rFonts w:ascii="Times New Roman" w:hAnsi="Times New Roman" w:cs="Times New Roman"/>
+        </w:rPr>
         <w:t>Django becomes a useful system because of its all-in-one setup</w:t>
       </w:r>
       <w:r>
+        <w:rPr>
+          <w:rFonts w:ascii="Times New Roman" w:hAnsi="Times New Roman" w:cs="Times New Roman"/>
+        </w:rPr>
         <w:t xml:space="preserve"> and because it uses the MVT architecture it follows the separation of concerns design principle making the system much easier to develop.</w:t>
       </w:r>
     </w:p>
     <w:p>
-      <w:r>
-        <w:t>The database is hosted on CleverCloud</w:t>
-      </w:r>
-      <w:r>
+      <w:pPr>
+        <w:rPr>
+          <w:rFonts w:ascii="Times New Roman" w:hAnsi="Times New Roman" w:cs="Times New Roman"/>
+        </w:rPr>
+      </w:pPr>
+      <w:r>
+        <w:rPr>
+          <w:rFonts w:ascii="Times New Roman" w:hAnsi="Times New Roman" w:cs="Times New Roman"/>
+        </w:rPr>
+        <w:t xml:space="preserve">The database is hosted on </w:t>
+      </w:r>
+      <w:proofErr w:type="spellStart"/>
+      <w:r>
+        <w:rPr>
+          <w:rFonts w:ascii="Times New Roman" w:hAnsi="Times New Roman" w:cs="Times New Roman"/>
+        </w:rPr>
+        <w:t>CleverCloud</w:t>
+      </w:r>
+      <w:proofErr w:type="spellEnd"/>
+      <w:r>
+        <w:rPr>
+          <w:rFonts w:ascii="Times New Roman" w:hAnsi="Times New Roman" w:cs="Times New Roman"/>
+        </w:rPr>
         <w:t xml:space="preserve"> and uses the normal MySQL queries and commands to perform the basic CRUD operations.</w:t>
       </w:r>
       <w:r>
+        <w:rPr>
+          <w:rFonts w:ascii="Times New Roman" w:hAnsi="Times New Roman" w:cs="Times New Roman"/>
+        </w:rPr>
         <w:t xml:space="preserve"> The SQL statements that are used include:</w:t>
       </w:r>
     </w:p>
@@ -255,8 +2403,14 @@
           <w:ilvl w:val="0"/>
           <w:numId w:val="3"/>
         </w:numPr>
-      </w:pPr>
-      <w:r>
+        <w:rPr>
+          <w:rFonts w:ascii="Times New Roman" w:hAnsi="Times New Roman" w:cs="Times New Roman"/>
+        </w:rPr>
+      </w:pPr>
+      <w:r>
+        <w:rPr>
+          <w:rFonts w:ascii="Times New Roman" w:hAnsi="Times New Roman" w:cs="Times New Roman"/>
+        </w:rPr>
         <w:t>SELECT (filtering flights, airports)</w:t>
       </w:r>
     </w:p>
@@ -267,8 +2421,14 @@
           <w:ilvl w:val="0"/>
           <w:numId w:val="3"/>
         </w:numPr>
-      </w:pPr>
-      <w:r>
+        <w:rPr>
+          <w:rFonts w:ascii="Times New Roman" w:hAnsi="Times New Roman" w:cs="Times New Roman"/>
+        </w:rPr>
+      </w:pPr>
+      <w:r>
+        <w:rPr>
+          <w:rFonts w:ascii="Times New Roman" w:hAnsi="Times New Roman" w:cs="Times New Roman"/>
+        </w:rPr>
         <w:t>GET (get_object_or_404 for flights)</w:t>
       </w:r>
     </w:p>
@@ -279,9 +2439,29 @@
           <w:ilvl w:val="0"/>
           <w:numId w:val="3"/>
         </w:numPr>
-      </w:pPr>
-      <w:r>
-        <w:t>INSERT (booking, passenger, booking_passenger)</w:t>
+        <w:rPr>
+          <w:rFonts w:ascii="Times New Roman" w:hAnsi="Times New Roman" w:cs="Times New Roman"/>
+        </w:rPr>
+      </w:pPr>
+      <w:r>
+        <w:rPr>
+          <w:rFonts w:ascii="Times New Roman" w:hAnsi="Times New Roman" w:cs="Times New Roman"/>
+        </w:rPr>
+        <w:t xml:space="preserve">INSERT (booking, passenger, </w:t>
+      </w:r>
+      <w:proofErr w:type="spellStart"/>
+      <w:r>
+        <w:rPr>
+          <w:rFonts w:ascii="Times New Roman" w:hAnsi="Times New Roman" w:cs="Times New Roman"/>
+        </w:rPr>
+        <w:t>booking_passenger</w:t>
+      </w:r>
+      <w:proofErr w:type="spellEnd"/>
+      <w:r>
+        <w:rPr>
+          <w:rFonts w:ascii="Times New Roman" w:hAnsi="Times New Roman" w:cs="Times New Roman"/>
+        </w:rPr>
+        <w:t>)</w:t>
       </w:r>
     </w:p>
     <w:p>
@@ -291,8 +2471,14 @@
           <w:ilvl w:val="0"/>
           <w:numId w:val="3"/>
         </w:numPr>
-      </w:pPr>
-      <w:r>
+        <w:rPr>
+          <w:rFonts w:ascii="Times New Roman" w:hAnsi="Times New Roman" w:cs="Times New Roman"/>
+        </w:rPr>
+      </w:pPr>
+      <w:r>
+        <w:rPr>
+          <w:rFonts w:ascii="Times New Roman" w:hAnsi="Times New Roman" w:cs="Times New Roman"/>
+        </w:rPr>
         <w:t>DISTINCT (available dates for the calendar)</w:t>
       </w:r>
     </w:p>
@@ -303,8 +2489,14 @@
           <w:ilvl w:val="0"/>
           <w:numId w:val="3"/>
         </w:numPr>
-      </w:pPr>
-      <w:r>
+        <w:rPr>
+          <w:rFonts w:ascii="Times New Roman" w:hAnsi="Times New Roman" w:cs="Times New Roman"/>
+        </w:rPr>
+      </w:pPr>
+      <w:r>
+        <w:rPr>
+          <w:rFonts w:ascii="Times New Roman" w:hAnsi="Times New Roman" w:cs="Times New Roman"/>
+        </w:rPr>
         <w:t>AUTHENTICATE (login / register)</w:t>
       </w:r>
     </w:p>
@@ -315,8 +2507,14 @@
           <w:ilvl w:val="0"/>
           <w:numId w:val="3"/>
         </w:numPr>
-      </w:pPr>
-      <w:r>
+        <w:rPr>
+          <w:rFonts w:ascii="Times New Roman" w:hAnsi="Times New Roman" w:cs="Times New Roman"/>
+        </w:rPr>
+      </w:pPr>
+      <w:r>
+        <w:rPr>
+          <w:rFonts w:ascii="Times New Roman" w:hAnsi="Times New Roman" w:cs="Times New Roman"/>
+        </w:rPr>
         <w:t>DELETE (session data after payment)</w:t>
       </w:r>
     </w:p>
@@ -327,8 +2525,14 @@
           <w:ilvl w:val="0"/>
           <w:numId w:val="3"/>
         </w:numPr>
-      </w:pPr>
-      <w:r>
+        <w:rPr>
+          <w:rFonts w:ascii="Times New Roman" w:hAnsi="Times New Roman" w:cs="Times New Roman"/>
+        </w:rPr>
+      </w:pPr>
+      <w:r>
+        <w:rPr>
+          <w:rFonts w:ascii="Times New Roman" w:hAnsi="Times New Roman" w:cs="Times New Roman"/>
+        </w:rPr>
         <w:t>UPDATE (booking status, passenger details, total price, flight status)</w:t>
       </w:r>
     </w:p>
@@ -339,27 +2543,55 @@
           <w:ilvl w:val="0"/>
           <w:numId w:val="3"/>
         </w:numPr>
-      </w:pPr>
-      <w:r>
+        <w:rPr>
+          <w:rFonts w:ascii="Times New Roman" w:hAnsi="Times New Roman" w:cs="Times New Roman"/>
+        </w:rPr>
+      </w:pPr>
+      <w:r>
+        <w:rPr>
+          <w:rFonts w:ascii="Times New Roman" w:hAnsi="Times New Roman" w:cs="Times New Roman"/>
+        </w:rPr>
         <w:t>ORDER BY</w:t>
       </w:r>
     </w:p>
     <w:p>
       <w:pPr>
         <w:pStyle w:val="Heading2"/>
-      </w:pPr>
-      <w:r>
+        <w:rPr>
+          <w:rFonts w:ascii="Times New Roman" w:hAnsi="Times New Roman" w:cs="Times New Roman"/>
+        </w:rPr>
+      </w:pPr>
+      <w:bookmarkStart w:id="9" w:name="_Toc225435931"/>
+      <w:r>
+        <w:rPr>
+          <w:rFonts w:ascii="Times New Roman" w:hAnsi="Times New Roman" w:cs="Times New Roman"/>
+        </w:rPr>
         <w:t>View</w:t>
       </w:r>
-    </w:p>
-    <w:p>
-      <w:r>
+      <w:bookmarkEnd w:id="9"/>
+    </w:p>
+    <w:p>
+      <w:pPr>
+        <w:rPr>
+          <w:rFonts w:ascii="Times New Roman" w:hAnsi="Times New Roman" w:cs="Times New Roman"/>
+        </w:rPr>
+      </w:pPr>
+      <w:r>
+        <w:rPr>
+          <w:rFonts w:ascii="Times New Roman" w:hAnsi="Times New Roman" w:cs="Times New Roman"/>
+        </w:rPr>
         <w:t>Multiple views are created to allow the site to function and display the correct information on each page. Below is an example of the payment page view, with what is required to display the passenger</w:t>
       </w:r>
       <w:r>
+        <w:rPr>
+          <w:rFonts w:ascii="Times New Roman" w:hAnsi="Times New Roman" w:cs="Times New Roman"/>
+        </w:rPr>
         <w:t xml:space="preserve"> and flight details and to input into the booking table. </w:t>
       </w:r>
       <w:r>
+        <w:rPr>
+          <w:rFonts w:ascii="Times New Roman" w:hAnsi="Times New Roman" w:cs="Times New Roman"/>
+        </w:rPr>
         <w:t xml:space="preserve"> </w:t>
       </w:r>
     </w:p>
@@ -368,16 +2600,16 @@
         <w:shd w:val="clear" w:color="auto" w:fill="1F1F1F"/>
         <w:spacing w:after="0" w:line="285" w:lineRule="atLeast"/>
         <w:rPr>
-          <w:rFonts w:ascii="Consolas" w:eastAsia="Times New Roman" w:hAnsi="Consolas" w:cs="Times New Roman"/>
-          <w:color w:val="CCCCCC"/>
-          <w:sz w:val="21"/>
-          <w:szCs w:val="21"/>
-          <w:lang w:eastAsia="en-GB"/>
-        </w:rPr>
-      </w:pPr>
-      <w:r>
-        <w:rPr>
-          <w:rFonts w:ascii="Consolas" w:eastAsia="Times New Roman" w:hAnsi="Consolas" w:cs="Times New Roman"/>
+          <w:rFonts w:ascii="Times New Roman" w:eastAsia="Times New Roman" w:hAnsi="Times New Roman" w:cs="Times New Roman"/>
+          <w:color w:val="CCCCCC"/>
+          <w:sz w:val="21"/>
+          <w:szCs w:val="21"/>
+          <w:lang w:eastAsia="en-GB"/>
+        </w:rPr>
+      </w:pPr>
+      <w:r>
+        <w:rPr>
+          <w:rFonts w:ascii="Times New Roman" w:eastAsia="Times New Roman" w:hAnsi="Times New Roman" w:cs="Times New Roman"/>
           <w:color w:val="569CD6"/>
           <w:sz w:val="21"/>
           <w:szCs w:val="21"/>
@@ -387,7 +2619,7 @@
       </w:r>
       <w:r>
         <w:rPr>
-          <w:rFonts w:ascii="Consolas" w:eastAsia="Times New Roman" w:hAnsi="Consolas" w:cs="Times New Roman"/>
+          <w:rFonts w:ascii="Times New Roman" w:eastAsia="Times New Roman" w:hAnsi="Times New Roman" w:cs="Times New Roman"/>
           <w:color w:val="CCCCCC"/>
           <w:sz w:val="21"/>
           <w:szCs w:val="21"/>
@@ -397,7 +2629,7 @@
       </w:r>
       <w:r>
         <w:rPr>
-          <w:rFonts w:ascii="Consolas" w:eastAsia="Times New Roman" w:hAnsi="Consolas" w:cs="Times New Roman"/>
+          <w:rFonts w:ascii="Times New Roman" w:eastAsia="Times New Roman" w:hAnsi="Times New Roman" w:cs="Times New Roman"/>
           <w:color w:val="DCDCAA"/>
           <w:sz w:val="21"/>
           <w:szCs w:val="21"/>
@@ -407,7 +2639,7 @@
       </w:r>
       <w:r>
         <w:rPr>
-          <w:rFonts w:ascii="Consolas" w:eastAsia="Times New Roman" w:hAnsi="Consolas" w:cs="Times New Roman"/>
+          <w:rFonts w:ascii="Times New Roman" w:eastAsia="Times New Roman" w:hAnsi="Times New Roman" w:cs="Times New Roman"/>
           <w:color w:val="CCCCCC"/>
           <w:sz w:val="21"/>
           <w:szCs w:val="21"/>
@@ -417,7 +2649,7 @@
       </w:r>
       <w:r>
         <w:rPr>
-          <w:rFonts w:ascii="Consolas" w:eastAsia="Times New Roman" w:hAnsi="Consolas" w:cs="Times New Roman"/>
+          <w:rFonts w:ascii="Times New Roman" w:eastAsia="Times New Roman" w:hAnsi="Times New Roman" w:cs="Times New Roman"/>
           <w:color w:val="9CDCFE"/>
           <w:sz w:val="21"/>
           <w:szCs w:val="21"/>
@@ -427,7 +2659,7 @@
       </w:r>
       <w:r>
         <w:rPr>
-          <w:rFonts w:ascii="Consolas" w:eastAsia="Times New Roman" w:hAnsi="Consolas" w:cs="Times New Roman"/>
+          <w:rFonts w:ascii="Times New Roman" w:eastAsia="Times New Roman" w:hAnsi="Times New Roman" w:cs="Times New Roman"/>
           <w:color w:val="CCCCCC"/>
           <w:sz w:val="21"/>
           <w:szCs w:val="21"/>
@@ -441,26 +2673,48 @@
         <w:shd w:val="clear" w:color="auto" w:fill="1F1F1F"/>
         <w:spacing w:after="0" w:line="285" w:lineRule="atLeast"/>
         <w:rPr>
-          <w:rFonts w:ascii="Consolas" w:eastAsia="Times New Roman" w:hAnsi="Consolas" w:cs="Times New Roman"/>
-          <w:color w:val="CCCCCC"/>
-          <w:sz w:val="21"/>
-          <w:szCs w:val="21"/>
-          <w:lang w:eastAsia="en-GB"/>
-        </w:rPr>
-      </w:pPr>
-      <w:r>
-        <w:rPr>
-          <w:rFonts w:ascii="Consolas" w:eastAsia="Times New Roman" w:hAnsi="Consolas" w:cs="Times New Roman"/>
-          <w:color w:val="CCCCCC"/>
-          <w:sz w:val="21"/>
-          <w:szCs w:val="21"/>
-          <w:lang w:eastAsia="en-GB"/>
-        </w:rPr>
-        <w:t xml:space="preserve">    flight_id </w:t>
-      </w:r>
-      <w:r>
-        <w:rPr>
-          <w:rFonts w:ascii="Consolas" w:eastAsia="Times New Roman" w:hAnsi="Consolas" w:cs="Times New Roman"/>
+          <w:rFonts w:ascii="Times New Roman" w:eastAsia="Times New Roman" w:hAnsi="Times New Roman" w:cs="Times New Roman"/>
+          <w:color w:val="CCCCCC"/>
+          <w:sz w:val="21"/>
+          <w:szCs w:val="21"/>
+          <w:lang w:eastAsia="en-GB"/>
+        </w:rPr>
+      </w:pPr>
+      <w:r>
+        <w:rPr>
+          <w:rFonts w:ascii="Times New Roman" w:eastAsia="Times New Roman" w:hAnsi="Times New Roman" w:cs="Times New Roman"/>
+          <w:color w:val="CCCCCC"/>
+          <w:sz w:val="21"/>
+          <w:szCs w:val="21"/>
+          <w:lang w:eastAsia="en-GB"/>
+        </w:rPr>
+        <w:t xml:space="preserve">    </w:t>
+      </w:r>
+      <w:proofErr w:type="spellStart"/>
+      <w:r>
+        <w:rPr>
+          <w:rFonts w:ascii="Times New Roman" w:eastAsia="Times New Roman" w:hAnsi="Times New Roman" w:cs="Times New Roman"/>
+          <w:color w:val="CCCCCC"/>
+          <w:sz w:val="21"/>
+          <w:szCs w:val="21"/>
+          <w:lang w:eastAsia="en-GB"/>
+        </w:rPr>
+        <w:t>flight_id</w:t>
+      </w:r>
+      <w:proofErr w:type="spellEnd"/>
+      <w:r>
+        <w:rPr>
+          <w:rFonts w:ascii="Times New Roman" w:eastAsia="Times New Roman" w:hAnsi="Times New Roman" w:cs="Times New Roman"/>
+          <w:color w:val="CCCCCC"/>
+          <w:sz w:val="21"/>
+          <w:szCs w:val="21"/>
+          <w:lang w:eastAsia="en-GB"/>
+        </w:rPr>
+        <w:t xml:space="preserve"> </w:t>
+      </w:r>
+      <w:r>
+        <w:rPr>
+          <w:rFonts w:ascii="Times New Roman" w:eastAsia="Times New Roman" w:hAnsi="Times New Roman" w:cs="Times New Roman"/>
           <w:color w:val="D4D4D4"/>
           <w:sz w:val="21"/>
           <w:szCs w:val="21"/>
@@ -470,27 +2724,71 @@
       </w:r>
       <w:r>
         <w:rPr>
-          <w:rFonts w:ascii="Consolas" w:eastAsia="Times New Roman" w:hAnsi="Consolas" w:cs="Times New Roman"/>
-          <w:color w:val="CCCCCC"/>
-          <w:sz w:val="21"/>
-          <w:szCs w:val="21"/>
-          <w:lang w:eastAsia="en-GB"/>
-        </w:rPr>
-        <w:t xml:space="preserve"> request.GET.get(</w:t>
-      </w:r>
-      <w:r>
-        <w:rPr>
-          <w:rFonts w:ascii="Consolas" w:eastAsia="Times New Roman" w:hAnsi="Consolas" w:cs="Times New Roman"/>
+          <w:rFonts w:ascii="Times New Roman" w:eastAsia="Times New Roman" w:hAnsi="Times New Roman" w:cs="Times New Roman"/>
+          <w:color w:val="CCCCCC"/>
+          <w:sz w:val="21"/>
+          <w:szCs w:val="21"/>
+          <w:lang w:eastAsia="en-GB"/>
+        </w:rPr>
+        <w:t xml:space="preserve"> </w:t>
+      </w:r>
+      <w:proofErr w:type="spellStart"/>
+      <w:r>
+        <w:rPr>
+          <w:rFonts w:ascii="Times New Roman" w:eastAsia="Times New Roman" w:hAnsi="Times New Roman" w:cs="Times New Roman"/>
+          <w:color w:val="CCCCCC"/>
+          <w:sz w:val="21"/>
+          <w:szCs w:val="21"/>
+          <w:lang w:eastAsia="en-GB"/>
+        </w:rPr>
+        <w:t>request.GET.get</w:t>
+      </w:r>
+      <w:proofErr w:type="spellEnd"/>
+      <w:r>
+        <w:rPr>
+          <w:rFonts w:ascii="Times New Roman" w:eastAsia="Times New Roman" w:hAnsi="Times New Roman" w:cs="Times New Roman"/>
+          <w:color w:val="CCCCCC"/>
+          <w:sz w:val="21"/>
+          <w:szCs w:val="21"/>
+          <w:lang w:eastAsia="en-GB"/>
+        </w:rPr>
+        <w:t>(</w:t>
+      </w:r>
+      <w:r>
+        <w:rPr>
+          <w:rFonts w:ascii="Times New Roman" w:eastAsia="Times New Roman" w:hAnsi="Times New Roman" w:cs="Times New Roman"/>
           <w:color w:val="CE9178"/>
           <w:sz w:val="21"/>
           <w:szCs w:val="21"/>
           <w:lang w:eastAsia="en-GB"/>
         </w:rPr>
-        <w:t>'flight_id'</w:t>
-      </w:r>
-      <w:r>
-        <w:rPr>
-          <w:rFonts w:ascii="Consolas" w:eastAsia="Times New Roman" w:hAnsi="Consolas" w:cs="Times New Roman"/>
+        <w:t>'</w:t>
+      </w:r>
+      <w:proofErr w:type="spellStart"/>
+      <w:r>
+        <w:rPr>
+          <w:rFonts w:ascii="Times New Roman" w:eastAsia="Times New Roman" w:hAnsi="Times New Roman" w:cs="Times New Roman"/>
+          <w:color w:val="CE9178"/>
+          <w:sz w:val="21"/>
+          <w:szCs w:val="21"/>
+          <w:lang w:eastAsia="en-GB"/>
+        </w:rPr>
+        <w:t>flight_id</w:t>
+      </w:r>
+      <w:proofErr w:type="spellEnd"/>
+      <w:r>
+        <w:rPr>
+          <w:rFonts w:ascii="Times New Roman" w:eastAsia="Times New Roman" w:hAnsi="Times New Roman" w:cs="Times New Roman"/>
+          <w:color w:val="CE9178"/>
+          <w:sz w:val="21"/>
+          <w:szCs w:val="21"/>
+          <w:lang w:eastAsia="en-GB"/>
+        </w:rPr>
+        <w:t>'</w:t>
+      </w:r>
+      <w:r>
+        <w:rPr>
+          <w:rFonts w:ascii="Times New Roman" w:eastAsia="Times New Roman" w:hAnsi="Times New Roman" w:cs="Times New Roman"/>
           <w:color w:val="CCCCCC"/>
           <w:sz w:val="21"/>
           <w:szCs w:val="21"/>
@@ -504,16 +2802,16 @@
         <w:shd w:val="clear" w:color="auto" w:fill="1F1F1F"/>
         <w:spacing w:after="0" w:line="285" w:lineRule="atLeast"/>
         <w:rPr>
-          <w:rFonts w:ascii="Consolas" w:eastAsia="Times New Roman" w:hAnsi="Consolas" w:cs="Times New Roman"/>
-          <w:color w:val="CCCCCC"/>
-          <w:sz w:val="21"/>
-          <w:szCs w:val="21"/>
-          <w:lang w:eastAsia="en-GB"/>
-        </w:rPr>
-      </w:pPr>
-      <w:r>
-        <w:rPr>
-          <w:rFonts w:ascii="Consolas" w:eastAsia="Times New Roman" w:hAnsi="Consolas" w:cs="Times New Roman"/>
+          <w:rFonts w:ascii="Times New Roman" w:eastAsia="Times New Roman" w:hAnsi="Times New Roman" w:cs="Times New Roman"/>
+          <w:color w:val="CCCCCC"/>
+          <w:sz w:val="21"/>
+          <w:szCs w:val="21"/>
+          <w:lang w:eastAsia="en-GB"/>
+        </w:rPr>
+      </w:pPr>
+      <w:r>
+        <w:rPr>
+          <w:rFonts w:ascii="Times New Roman" w:eastAsia="Times New Roman" w:hAnsi="Times New Roman" w:cs="Times New Roman"/>
           <w:color w:val="CCCCCC"/>
           <w:sz w:val="21"/>
           <w:szCs w:val="21"/>
@@ -523,7 +2821,7 @@
       </w:r>
       <w:r>
         <w:rPr>
-          <w:rFonts w:ascii="Consolas" w:eastAsia="Times New Roman" w:hAnsi="Consolas" w:cs="Times New Roman"/>
+          <w:rFonts w:ascii="Times New Roman" w:eastAsia="Times New Roman" w:hAnsi="Times New Roman" w:cs="Times New Roman"/>
           <w:color w:val="D4D4D4"/>
           <w:sz w:val="21"/>
           <w:szCs w:val="21"/>
@@ -533,7 +2831,7 @@
       </w:r>
       <w:r>
         <w:rPr>
-          <w:rFonts w:ascii="Consolas" w:eastAsia="Times New Roman" w:hAnsi="Consolas" w:cs="Times New Roman"/>
+          <w:rFonts w:ascii="Times New Roman" w:eastAsia="Times New Roman" w:hAnsi="Times New Roman" w:cs="Times New Roman"/>
           <w:color w:val="CCCCCC"/>
           <w:sz w:val="21"/>
           <w:szCs w:val="21"/>
@@ -541,9 +2839,10 @@
         </w:rPr>
         <w:t xml:space="preserve"> </w:t>
       </w:r>
-      <w:r>
-        <w:rPr>
-          <w:rFonts w:ascii="Consolas" w:eastAsia="Times New Roman" w:hAnsi="Consolas" w:cs="Times New Roman"/>
+      <w:proofErr w:type="gramStart"/>
+      <w:r>
+        <w:rPr>
+          <w:rFonts w:ascii="Times New Roman" w:eastAsia="Times New Roman" w:hAnsi="Times New Roman" w:cs="Times New Roman"/>
           <w:color w:val="4EC9B0"/>
           <w:sz w:val="21"/>
           <w:szCs w:val="21"/>
@@ -553,17 +2852,40 @@
       </w:r>
       <w:r>
         <w:rPr>
-          <w:rFonts w:ascii="Consolas" w:eastAsia="Times New Roman" w:hAnsi="Consolas" w:cs="Times New Roman"/>
-          <w:color w:val="CCCCCC"/>
-          <w:sz w:val="21"/>
-          <w:szCs w:val="21"/>
-          <w:lang w:eastAsia="en-GB"/>
-        </w:rPr>
-        <w:t>(request.GET.get(</w:t>
-      </w:r>
-      <w:r>
-        <w:rPr>
-          <w:rFonts w:ascii="Consolas" w:eastAsia="Times New Roman" w:hAnsi="Consolas" w:cs="Times New Roman"/>
+          <w:rFonts w:ascii="Times New Roman" w:eastAsia="Times New Roman" w:hAnsi="Times New Roman" w:cs="Times New Roman"/>
+          <w:color w:val="CCCCCC"/>
+          <w:sz w:val="21"/>
+          <w:szCs w:val="21"/>
+          <w:lang w:eastAsia="en-GB"/>
+        </w:rPr>
+        <w:t>(</w:t>
+      </w:r>
+      <w:proofErr w:type="spellStart"/>
+      <w:r>
+        <w:rPr>
+          <w:rFonts w:ascii="Times New Roman" w:eastAsia="Times New Roman" w:hAnsi="Times New Roman" w:cs="Times New Roman"/>
+          <w:color w:val="CCCCCC"/>
+          <w:sz w:val="21"/>
+          <w:szCs w:val="21"/>
+          <w:lang w:eastAsia="en-GB"/>
+        </w:rPr>
+        <w:t>request.GET.get</w:t>
+      </w:r>
+      <w:proofErr w:type="spellEnd"/>
+      <w:r>
+        <w:rPr>
+          <w:rFonts w:ascii="Times New Roman" w:eastAsia="Times New Roman" w:hAnsi="Times New Roman" w:cs="Times New Roman"/>
+          <w:color w:val="CCCCCC"/>
+          <w:sz w:val="21"/>
+          <w:szCs w:val="21"/>
+          <w:lang w:eastAsia="en-GB"/>
+        </w:rPr>
+        <w:t>(</w:t>
+      </w:r>
+      <w:proofErr w:type="gramEnd"/>
+      <w:r>
+        <w:rPr>
+          <w:rFonts w:ascii="Times New Roman" w:eastAsia="Times New Roman" w:hAnsi="Times New Roman" w:cs="Times New Roman"/>
           <w:color w:val="CE9178"/>
           <w:sz w:val="21"/>
           <w:szCs w:val="21"/>
@@ -573,7 +2895,7 @@
       </w:r>
       <w:r>
         <w:rPr>
-          <w:rFonts w:ascii="Consolas" w:eastAsia="Times New Roman" w:hAnsi="Consolas" w:cs="Times New Roman"/>
+          <w:rFonts w:ascii="Times New Roman" w:eastAsia="Times New Roman" w:hAnsi="Times New Roman" w:cs="Times New Roman"/>
           <w:color w:val="CCCCCC"/>
           <w:sz w:val="21"/>
           <w:szCs w:val="21"/>
@@ -583,7 +2905,7 @@
       </w:r>
       <w:r>
         <w:rPr>
-          <w:rFonts w:ascii="Consolas" w:eastAsia="Times New Roman" w:hAnsi="Consolas" w:cs="Times New Roman"/>
+          <w:rFonts w:ascii="Times New Roman" w:eastAsia="Times New Roman" w:hAnsi="Times New Roman" w:cs="Times New Roman"/>
           <w:color w:val="B5CEA8"/>
           <w:sz w:val="21"/>
           <w:szCs w:val="21"/>
@@ -593,7 +2915,7 @@
       </w:r>
       <w:r>
         <w:rPr>
-          <w:rFonts w:ascii="Consolas" w:eastAsia="Times New Roman" w:hAnsi="Consolas" w:cs="Times New Roman"/>
+          <w:rFonts w:ascii="Times New Roman" w:eastAsia="Times New Roman" w:hAnsi="Times New Roman" w:cs="Times New Roman"/>
           <w:color w:val="CCCCCC"/>
           <w:sz w:val="21"/>
           <w:szCs w:val="21"/>
@@ -607,7 +2929,7 @@
         <w:shd w:val="clear" w:color="auto" w:fill="1F1F1F"/>
         <w:spacing w:after="0" w:line="285" w:lineRule="atLeast"/>
         <w:rPr>
-          <w:rFonts w:ascii="Consolas" w:eastAsia="Times New Roman" w:hAnsi="Consolas" w:cs="Times New Roman"/>
+          <w:rFonts w:ascii="Times New Roman" w:eastAsia="Times New Roman" w:hAnsi="Times New Roman" w:cs="Times New Roman"/>
           <w:color w:val="CCCCCC"/>
           <w:sz w:val="21"/>
           <w:szCs w:val="21"/>
@@ -620,26 +2942,48 @@
         <w:shd w:val="clear" w:color="auto" w:fill="1F1F1F"/>
         <w:spacing w:after="0" w:line="285" w:lineRule="atLeast"/>
         <w:rPr>
-          <w:rFonts w:ascii="Consolas" w:eastAsia="Times New Roman" w:hAnsi="Consolas" w:cs="Times New Roman"/>
-          <w:color w:val="CCCCCC"/>
-          <w:sz w:val="21"/>
-          <w:szCs w:val="21"/>
-          <w:lang w:eastAsia="en-GB"/>
-        </w:rPr>
-      </w:pPr>
-      <w:r>
-        <w:rPr>
-          <w:rFonts w:ascii="Consolas" w:eastAsia="Times New Roman" w:hAnsi="Consolas" w:cs="Times New Roman"/>
-          <w:color w:val="CCCCCC"/>
-          <w:sz w:val="21"/>
-          <w:szCs w:val="21"/>
-          <w:lang w:eastAsia="en-GB"/>
-        </w:rPr>
-        <w:t xml:space="preserve">    passenger_data </w:t>
-      </w:r>
-      <w:r>
-        <w:rPr>
-          <w:rFonts w:ascii="Consolas" w:eastAsia="Times New Roman" w:hAnsi="Consolas" w:cs="Times New Roman"/>
+          <w:rFonts w:ascii="Times New Roman" w:eastAsia="Times New Roman" w:hAnsi="Times New Roman" w:cs="Times New Roman"/>
+          <w:color w:val="CCCCCC"/>
+          <w:sz w:val="21"/>
+          <w:szCs w:val="21"/>
+          <w:lang w:eastAsia="en-GB"/>
+        </w:rPr>
+      </w:pPr>
+      <w:r>
+        <w:rPr>
+          <w:rFonts w:ascii="Times New Roman" w:eastAsia="Times New Roman" w:hAnsi="Times New Roman" w:cs="Times New Roman"/>
+          <w:color w:val="CCCCCC"/>
+          <w:sz w:val="21"/>
+          <w:szCs w:val="21"/>
+          <w:lang w:eastAsia="en-GB"/>
+        </w:rPr>
+        <w:t xml:space="preserve">    </w:t>
+      </w:r>
+      <w:proofErr w:type="spellStart"/>
+      <w:r>
+        <w:rPr>
+          <w:rFonts w:ascii="Times New Roman" w:eastAsia="Times New Roman" w:hAnsi="Times New Roman" w:cs="Times New Roman"/>
+          <w:color w:val="CCCCCC"/>
+          <w:sz w:val="21"/>
+          <w:szCs w:val="21"/>
+          <w:lang w:eastAsia="en-GB"/>
+        </w:rPr>
+        <w:t>passenger_data</w:t>
+      </w:r>
+      <w:proofErr w:type="spellEnd"/>
+      <w:r>
+        <w:rPr>
+          <w:rFonts w:ascii="Times New Roman" w:eastAsia="Times New Roman" w:hAnsi="Times New Roman" w:cs="Times New Roman"/>
+          <w:color w:val="CCCCCC"/>
+          <w:sz w:val="21"/>
+          <w:szCs w:val="21"/>
+          <w:lang w:eastAsia="en-GB"/>
+        </w:rPr>
+        <w:t xml:space="preserve"> </w:t>
+      </w:r>
+      <w:r>
+        <w:rPr>
+          <w:rFonts w:ascii="Times New Roman" w:eastAsia="Times New Roman" w:hAnsi="Times New Roman" w:cs="Times New Roman"/>
           <w:color w:val="D4D4D4"/>
           <w:sz w:val="21"/>
           <w:szCs w:val="21"/>
@@ -649,27 +2993,71 @@
       </w:r>
       <w:r>
         <w:rPr>
-          <w:rFonts w:ascii="Consolas" w:eastAsia="Times New Roman" w:hAnsi="Consolas" w:cs="Times New Roman"/>
-          <w:color w:val="CCCCCC"/>
-          <w:sz w:val="21"/>
-          <w:szCs w:val="21"/>
-          <w:lang w:eastAsia="en-GB"/>
-        </w:rPr>
-        <w:t xml:space="preserve"> request.session.get(</w:t>
-      </w:r>
-      <w:r>
-        <w:rPr>
-          <w:rFonts w:ascii="Consolas" w:eastAsia="Times New Roman" w:hAnsi="Consolas" w:cs="Times New Roman"/>
+          <w:rFonts w:ascii="Times New Roman" w:eastAsia="Times New Roman" w:hAnsi="Times New Roman" w:cs="Times New Roman"/>
+          <w:color w:val="CCCCCC"/>
+          <w:sz w:val="21"/>
+          <w:szCs w:val="21"/>
+          <w:lang w:eastAsia="en-GB"/>
+        </w:rPr>
+        <w:t xml:space="preserve"> </w:t>
+      </w:r>
+      <w:proofErr w:type="spellStart"/>
+      <w:r>
+        <w:rPr>
+          <w:rFonts w:ascii="Times New Roman" w:eastAsia="Times New Roman" w:hAnsi="Times New Roman" w:cs="Times New Roman"/>
+          <w:color w:val="CCCCCC"/>
+          <w:sz w:val="21"/>
+          <w:szCs w:val="21"/>
+          <w:lang w:eastAsia="en-GB"/>
+        </w:rPr>
+        <w:t>request.session.get</w:t>
+      </w:r>
+      <w:proofErr w:type="spellEnd"/>
+      <w:r>
+        <w:rPr>
+          <w:rFonts w:ascii="Times New Roman" w:eastAsia="Times New Roman" w:hAnsi="Times New Roman" w:cs="Times New Roman"/>
+          <w:color w:val="CCCCCC"/>
+          <w:sz w:val="21"/>
+          <w:szCs w:val="21"/>
+          <w:lang w:eastAsia="en-GB"/>
+        </w:rPr>
+        <w:t>(</w:t>
+      </w:r>
+      <w:r>
+        <w:rPr>
+          <w:rFonts w:ascii="Times New Roman" w:eastAsia="Times New Roman" w:hAnsi="Times New Roman" w:cs="Times New Roman"/>
           <w:color w:val="CE9178"/>
           <w:sz w:val="21"/>
           <w:szCs w:val="21"/>
           <w:lang w:eastAsia="en-GB"/>
         </w:rPr>
-        <w:t>'passenger_data'</w:t>
-      </w:r>
-      <w:r>
-        <w:rPr>
-          <w:rFonts w:ascii="Consolas" w:eastAsia="Times New Roman" w:hAnsi="Consolas" w:cs="Times New Roman"/>
+        <w:t>'</w:t>
+      </w:r>
+      <w:proofErr w:type="spellStart"/>
+      <w:r>
+        <w:rPr>
+          <w:rFonts w:ascii="Times New Roman" w:eastAsia="Times New Roman" w:hAnsi="Times New Roman" w:cs="Times New Roman"/>
+          <w:color w:val="CE9178"/>
+          <w:sz w:val="21"/>
+          <w:szCs w:val="21"/>
+          <w:lang w:eastAsia="en-GB"/>
+        </w:rPr>
+        <w:t>passenger_data</w:t>
+      </w:r>
+      <w:proofErr w:type="spellEnd"/>
+      <w:r>
+        <w:rPr>
+          <w:rFonts w:ascii="Times New Roman" w:eastAsia="Times New Roman" w:hAnsi="Times New Roman" w:cs="Times New Roman"/>
+          <w:color w:val="CE9178"/>
+          <w:sz w:val="21"/>
+          <w:szCs w:val="21"/>
+          <w:lang w:eastAsia="en-GB"/>
+        </w:rPr>
+        <w:t>'</w:t>
+      </w:r>
+      <w:r>
+        <w:rPr>
+          <w:rFonts w:ascii="Times New Roman" w:eastAsia="Times New Roman" w:hAnsi="Times New Roman" w:cs="Times New Roman"/>
           <w:color w:val="CCCCCC"/>
           <w:sz w:val="21"/>
           <w:szCs w:val="21"/>
@@ -683,16 +3071,16 @@
         <w:shd w:val="clear" w:color="auto" w:fill="1F1F1F"/>
         <w:spacing w:after="0" w:line="285" w:lineRule="atLeast"/>
         <w:rPr>
-          <w:rFonts w:ascii="Consolas" w:eastAsia="Times New Roman" w:hAnsi="Consolas" w:cs="Times New Roman"/>
-          <w:color w:val="CCCCCC"/>
-          <w:sz w:val="21"/>
-          <w:szCs w:val="21"/>
-          <w:lang w:eastAsia="en-GB"/>
-        </w:rPr>
-      </w:pPr>
-      <w:r>
-        <w:rPr>
-          <w:rFonts w:ascii="Consolas" w:eastAsia="Times New Roman" w:hAnsi="Consolas" w:cs="Times New Roman"/>
+          <w:rFonts w:ascii="Times New Roman" w:eastAsia="Times New Roman" w:hAnsi="Times New Roman" w:cs="Times New Roman"/>
+          <w:color w:val="CCCCCC"/>
+          <w:sz w:val="21"/>
+          <w:szCs w:val="21"/>
+          <w:lang w:eastAsia="en-GB"/>
+        </w:rPr>
+      </w:pPr>
+      <w:r>
+        <w:rPr>
+          <w:rFonts w:ascii="Times New Roman" w:eastAsia="Times New Roman" w:hAnsi="Times New Roman" w:cs="Times New Roman"/>
           <w:color w:val="CCCCCC"/>
           <w:sz w:val="21"/>
           <w:szCs w:val="21"/>
@@ -706,26 +3094,48 @@
         <w:shd w:val="clear" w:color="auto" w:fill="1F1F1F"/>
         <w:spacing w:after="0" w:line="285" w:lineRule="atLeast"/>
         <w:rPr>
-          <w:rFonts w:ascii="Consolas" w:eastAsia="Times New Roman" w:hAnsi="Consolas" w:cs="Times New Roman"/>
-          <w:color w:val="CCCCCC"/>
-          <w:sz w:val="21"/>
-          <w:szCs w:val="21"/>
-          <w:lang w:eastAsia="en-GB"/>
-        </w:rPr>
-      </w:pPr>
-      <w:r>
-        <w:rPr>
-          <w:rFonts w:ascii="Consolas" w:eastAsia="Times New Roman" w:hAnsi="Consolas" w:cs="Times New Roman"/>
-          <w:color w:val="CCCCCC"/>
-          <w:sz w:val="21"/>
-          <w:szCs w:val="21"/>
-          <w:lang w:eastAsia="en-GB"/>
-        </w:rPr>
-        <w:t xml:space="preserve">    total_price </w:t>
-      </w:r>
-      <w:r>
-        <w:rPr>
-          <w:rFonts w:ascii="Consolas" w:eastAsia="Times New Roman" w:hAnsi="Consolas" w:cs="Times New Roman"/>
+          <w:rFonts w:ascii="Times New Roman" w:eastAsia="Times New Roman" w:hAnsi="Times New Roman" w:cs="Times New Roman"/>
+          <w:color w:val="CCCCCC"/>
+          <w:sz w:val="21"/>
+          <w:szCs w:val="21"/>
+          <w:lang w:eastAsia="en-GB"/>
+        </w:rPr>
+      </w:pPr>
+      <w:r>
+        <w:rPr>
+          <w:rFonts w:ascii="Times New Roman" w:eastAsia="Times New Roman" w:hAnsi="Times New Roman" w:cs="Times New Roman"/>
+          <w:color w:val="CCCCCC"/>
+          <w:sz w:val="21"/>
+          <w:szCs w:val="21"/>
+          <w:lang w:eastAsia="en-GB"/>
+        </w:rPr>
+        <w:t xml:space="preserve">    </w:t>
+      </w:r>
+      <w:proofErr w:type="spellStart"/>
+      <w:r>
+        <w:rPr>
+          <w:rFonts w:ascii="Times New Roman" w:eastAsia="Times New Roman" w:hAnsi="Times New Roman" w:cs="Times New Roman"/>
+          <w:color w:val="CCCCCC"/>
+          <w:sz w:val="21"/>
+          <w:szCs w:val="21"/>
+          <w:lang w:eastAsia="en-GB"/>
+        </w:rPr>
+        <w:t>total_price</w:t>
+      </w:r>
+      <w:proofErr w:type="spellEnd"/>
+      <w:r>
+        <w:rPr>
+          <w:rFonts w:ascii="Times New Roman" w:eastAsia="Times New Roman" w:hAnsi="Times New Roman" w:cs="Times New Roman"/>
+          <w:color w:val="CCCCCC"/>
+          <w:sz w:val="21"/>
+          <w:szCs w:val="21"/>
+          <w:lang w:eastAsia="en-GB"/>
+        </w:rPr>
+        <w:t xml:space="preserve"> </w:t>
+      </w:r>
+      <w:r>
+        <w:rPr>
+          <w:rFonts w:ascii="Times New Roman" w:eastAsia="Times New Roman" w:hAnsi="Times New Roman" w:cs="Times New Roman"/>
           <w:color w:val="D4D4D4"/>
           <w:sz w:val="21"/>
           <w:szCs w:val="21"/>
@@ -735,27 +3145,71 @@
       </w:r>
       <w:r>
         <w:rPr>
-          <w:rFonts w:ascii="Consolas" w:eastAsia="Times New Roman" w:hAnsi="Consolas" w:cs="Times New Roman"/>
-          <w:color w:val="CCCCCC"/>
-          <w:sz w:val="21"/>
-          <w:szCs w:val="21"/>
-          <w:lang w:eastAsia="en-GB"/>
-        </w:rPr>
-        <w:t xml:space="preserve"> request.session.get(</w:t>
-      </w:r>
-      <w:r>
-        <w:rPr>
-          <w:rFonts w:ascii="Consolas" w:eastAsia="Times New Roman" w:hAnsi="Consolas" w:cs="Times New Roman"/>
+          <w:rFonts w:ascii="Times New Roman" w:eastAsia="Times New Roman" w:hAnsi="Times New Roman" w:cs="Times New Roman"/>
+          <w:color w:val="CCCCCC"/>
+          <w:sz w:val="21"/>
+          <w:szCs w:val="21"/>
+          <w:lang w:eastAsia="en-GB"/>
+        </w:rPr>
+        <w:t xml:space="preserve"> </w:t>
+      </w:r>
+      <w:proofErr w:type="spellStart"/>
+      <w:r>
+        <w:rPr>
+          <w:rFonts w:ascii="Times New Roman" w:eastAsia="Times New Roman" w:hAnsi="Times New Roman" w:cs="Times New Roman"/>
+          <w:color w:val="CCCCCC"/>
+          <w:sz w:val="21"/>
+          <w:szCs w:val="21"/>
+          <w:lang w:eastAsia="en-GB"/>
+        </w:rPr>
+        <w:t>request.session.get</w:t>
+      </w:r>
+      <w:proofErr w:type="spellEnd"/>
+      <w:r>
+        <w:rPr>
+          <w:rFonts w:ascii="Times New Roman" w:eastAsia="Times New Roman" w:hAnsi="Times New Roman" w:cs="Times New Roman"/>
+          <w:color w:val="CCCCCC"/>
+          <w:sz w:val="21"/>
+          <w:szCs w:val="21"/>
+          <w:lang w:eastAsia="en-GB"/>
+        </w:rPr>
+        <w:t>(</w:t>
+      </w:r>
+      <w:r>
+        <w:rPr>
+          <w:rFonts w:ascii="Times New Roman" w:eastAsia="Times New Roman" w:hAnsi="Times New Roman" w:cs="Times New Roman"/>
           <w:color w:val="CE9178"/>
           <w:sz w:val="21"/>
           <w:szCs w:val="21"/>
           <w:lang w:eastAsia="en-GB"/>
         </w:rPr>
-        <w:t>'total_price'</w:t>
-      </w:r>
-      <w:r>
-        <w:rPr>
-          <w:rFonts w:ascii="Consolas" w:eastAsia="Times New Roman" w:hAnsi="Consolas" w:cs="Times New Roman"/>
+        <w:t>'</w:t>
+      </w:r>
+      <w:proofErr w:type="spellStart"/>
+      <w:r>
+        <w:rPr>
+          <w:rFonts w:ascii="Times New Roman" w:eastAsia="Times New Roman" w:hAnsi="Times New Roman" w:cs="Times New Roman"/>
+          <w:color w:val="CE9178"/>
+          <w:sz w:val="21"/>
+          <w:szCs w:val="21"/>
+          <w:lang w:eastAsia="en-GB"/>
+        </w:rPr>
+        <w:t>total_price</w:t>
+      </w:r>
+      <w:proofErr w:type="spellEnd"/>
+      <w:r>
+        <w:rPr>
+          <w:rFonts w:ascii="Times New Roman" w:eastAsia="Times New Roman" w:hAnsi="Times New Roman" w:cs="Times New Roman"/>
+          <w:color w:val="CE9178"/>
+          <w:sz w:val="21"/>
+          <w:szCs w:val="21"/>
+          <w:lang w:eastAsia="en-GB"/>
+        </w:rPr>
+        <w:t>'</w:t>
+      </w:r>
+      <w:r>
+        <w:rPr>
+          <w:rFonts w:ascii="Times New Roman" w:eastAsia="Times New Roman" w:hAnsi="Times New Roman" w:cs="Times New Roman"/>
           <w:color w:val="CCCCCC"/>
           <w:sz w:val="21"/>
           <w:szCs w:val="21"/>
@@ -769,27 +3223,26 @@
         <w:shd w:val="clear" w:color="auto" w:fill="1F1F1F"/>
         <w:spacing w:after="0" w:line="285" w:lineRule="atLeast"/>
         <w:rPr>
-          <w:rFonts w:ascii="Consolas" w:eastAsia="Times New Roman" w:hAnsi="Consolas" w:cs="Times New Roman"/>
-          <w:color w:val="CCCCCC"/>
-          <w:sz w:val="21"/>
-          <w:szCs w:val="21"/>
-          <w:lang w:eastAsia="en-GB"/>
-        </w:rPr>
-      </w:pPr>
-      <w:r>
-        <w:rPr>
-          <w:rFonts w:ascii="Consolas" w:eastAsia="Times New Roman" w:hAnsi="Consolas" w:cs="Times New Roman"/>
-          <w:color w:val="CCCCCC"/>
-          <w:sz w:val="21"/>
-          <w:szCs w:val="21"/>
-          <w:lang w:eastAsia="en-GB"/>
-        </w:rPr>
-        <w:lastRenderedPageBreak/>
+          <w:rFonts w:ascii="Times New Roman" w:eastAsia="Times New Roman" w:hAnsi="Times New Roman" w:cs="Times New Roman"/>
+          <w:color w:val="CCCCCC"/>
+          <w:sz w:val="21"/>
+          <w:szCs w:val="21"/>
+          <w:lang w:eastAsia="en-GB"/>
+        </w:rPr>
+      </w:pPr>
+      <w:r>
+        <w:rPr>
+          <w:rFonts w:ascii="Times New Roman" w:eastAsia="Times New Roman" w:hAnsi="Times New Roman" w:cs="Times New Roman"/>
+          <w:color w:val="CCCCCC"/>
+          <w:sz w:val="21"/>
+          <w:szCs w:val="21"/>
+          <w:lang w:eastAsia="en-GB"/>
+        </w:rPr>
         <w:t xml:space="preserve">    flight </w:t>
       </w:r>
       <w:r>
         <w:rPr>
-          <w:rFonts w:ascii="Consolas" w:eastAsia="Times New Roman" w:hAnsi="Consolas" w:cs="Times New Roman"/>
+          <w:rFonts w:ascii="Times New Roman" w:eastAsia="Times New Roman" w:hAnsi="Times New Roman" w:cs="Times New Roman"/>
           <w:color w:val="D4D4D4"/>
           <w:sz w:val="21"/>
           <w:szCs w:val="21"/>
@@ -799,7 +3252,7 @@
       </w:r>
       <w:r>
         <w:rPr>
-          <w:rFonts w:ascii="Consolas" w:eastAsia="Times New Roman" w:hAnsi="Consolas" w:cs="Times New Roman"/>
+          <w:rFonts w:ascii="Times New Roman" w:eastAsia="Times New Roman" w:hAnsi="Times New Roman" w:cs="Times New Roman"/>
           <w:color w:val="CCCCCC"/>
           <w:sz w:val="21"/>
           <w:szCs w:val="21"/>
@@ -809,7 +3262,7 @@
       </w:r>
       <w:r>
         <w:rPr>
-          <w:rFonts w:ascii="Consolas" w:eastAsia="Times New Roman" w:hAnsi="Consolas" w:cs="Times New Roman"/>
+          <w:rFonts w:ascii="Times New Roman" w:eastAsia="Times New Roman" w:hAnsi="Times New Roman" w:cs="Times New Roman"/>
           <w:color w:val="9CDCFE"/>
           <w:sz w:val="21"/>
           <w:szCs w:val="21"/>
@@ -819,7 +3272,7 @@
       </w:r>
       <w:r>
         <w:rPr>
-          <w:rFonts w:ascii="Consolas" w:eastAsia="Times New Roman" w:hAnsi="Consolas" w:cs="Times New Roman"/>
+          <w:rFonts w:ascii="Times New Roman" w:eastAsia="Times New Roman" w:hAnsi="Times New Roman" w:cs="Times New Roman"/>
           <w:color w:val="D4D4D4"/>
           <w:sz w:val="21"/>
           <w:szCs w:val="21"/>
@@ -827,15 +3280,27 @@
         </w:rPr>
         <w:t>=</w:t>
       </w:r>
-      <w:r>
-        <w:rPr>
-          <w:rFonts w:ascii="Consolas" w:eastAsia="Times New Roman" w:hAnsi="Consolas" w:cs="Times New Roman"/>
-          <w:color w:val="CCCCCC"/>
-          <w:sz w:val="21"/>
-          <w:szCs w:val="21"/>
-          <w:lang w:eastAsia="en-GB"/>
-        </w:rPr>
-        <w:t>flight_id)</w:t>
+      <w:proofErr w:type="spellStart"/>
+      <w:r>
+        <w:rPr>
+          <w:rFonts w:ascii="Times New Roman" w:eastAsia="Times New Roman" w:hAnsi="Times New Roman" w:cs="Times New Roman"/>
+          <w:color w:val="CCCCCC"/>
+          <w:sz w:val="21"/>
+          <w:szCs w:val="21"/>
+          <w:lang w:eastAsia="en-GB"/>
+        </w:rPr>
+        <w:t>flight_id</w:t>
+      </w:r>
+      <w:proofErr w:type="spellEnd"/>
+      <w:r>
+        <w:rPr>
+          <w:rFonts w:ascii="Times New Roman" w:eastAsia="Times New Roman" w:hAnsi="Times New Roman" w:cs="Times New Roman"/>
+          <w:color w:val="CCCCCC"/>
+          <w:sz w:val="21"/>
+          <w:szCs w:val="21"/>
+          <w:lang w:eastAsia="en-GB"/>
+        </w:rPr>
+        <w:t>)</w:t>
       </w:r>
     </w:p>
     <w:p>
@@ -843,7 +3308,7 @@
         <w:shd w:val="clear" w:color="auto" w:fill="1F1F1F"/>
         <w:spacing w:after="0" w:line="285" w:lineRule="atLeast"/>
         <w:rPr>
-          <w:rFonts w:ascii="Consolas" w:eastAsia="Times New Roman" w:hAnsi="Consolas" w:cs="Times New Roman"/>
+          <w:rFonts w:ascii="Times New Roman" w:eastAsia="Times New Roman" w:hAnsi="Times New Roman" w:cs="Times New Roman"/>
           <w:color w:val="CCCCCC"/>
           <w:sz w:val="21"/>
           <w:szCs w:val="21"/>
@@ -856,16 +3321,16 @@
         <w:shd w:val="clear" w:color="auto" w:fill="1F1F1F"/>
         <w:spacing w:after="0" w:line="285" w:lineRule="atLeast"/>
         <w:rPr>
-          <w:rFonts w:ascii="Consolas" w:eastAsia="Times New Roman" w:hAnsi="Consolas" w:cs="Times New Roman"/>
-          <w:color w:val="CCCCCC"/>
-          <w:sz w:val="21"/>
-          <w:szCs w:val="21"/>
-          <w:lang w:eastAsia="en-GB"/>
-        </w:rPr>
-      </w:pPr>
-      <w:r>
-        <w:rPr>
-          <w:rFonts w:ascii="Consolas" w:eastAsia="Times New Roman" w:hAnsi="Consolas" w:cs="Times New Roman"/>
+          <w:rFonts w:ascii="Times New Roman" w:eastAsia="Times New Roman" w:hAnsi="Times New Roman" w:cs="Times New Roman"/>
+          <w:color w:val="CCCCCC"/>
+          <w:sz w:val="21"/>
+          <w:szCs w:val="21"/>
+          <w:lang w:eastAsia="en-GB"/>
+        </w:rPr>
+      </w:pPr>
+      <w:r>
+        <w:rPr>
+          <w:rFonts w:ascii="Times New Roman" w:eastAsia="Times New Roman" w:hAnsi="Times New Roman" w:cs="Times New Roman"/>
           <w:color w:val="CCCCCC"/>
           <w:sz w:val="21"/>
           <w:szCs w:val="21"/>
@@ -875,7 +3340,7 @@
       </w:r>
       <w:r>
         <w:rPr>
-          <w:rFonts w:ascii="Consolas" w:eastAsia="Times New Roman" w:hAnsi="Consolas" w:cs="Times New Roman"/>
+          <w:rFonts w:ascii="Times New Roman" w:eastAsia="Times New Roman" w:hAnsi="Times New Roman" w:cs="Times New Roman"/>
           <w:color w:val="C586C0"/>
           <w:sz w:val="21"/>
           <w:szCs w:val="21"/>
@@ -885,17 +3350,41 @@
       </w:r>
       <w:r>
         <w:rPr>
-          <w:rFonts w:ascii="Consolas" w:eastAsia="Times New Roman" w:hAnsi="Consolas" w:cs="Times New Roman"/>
-          <w:color w:val="CCCCCC"/>
-          <w:sz w:val="21"/>
-          <w:szCs w:val="21"/>
-          <w:lang w:eastAsia="en-GB"/>
-        </w:rPr>
-        <w:t xml:space="preserve"> request.method </w:t>
-      </w:r>
-      <w:r>
-        <w:rPr>
-          <w:rFonts w:ascii="Consolas" w:eastAsia="Times New Roman" w:hAnsi="Consolas" w:cs="Times New Roman"/>
+          <w:rFonts w:ascii="Times New Roman" w:eastAsia="Times New Roman" w:hAnsi="Times New Roman" w:cs="Times New Roman"/>
+          <w:color w:val="CCCCCC"/>
+          <w:sz w:val="21"/>
+          <w:szCs w:val="21"/>
+          <w:lang w:eastAsia="en-GB"/>
+        </w:rPr>
+        <w:t xml:space="preserve"> </w:t>
+      </w:r>
+      <w:proofErr w:type="spellStart"/>
+      <w:proofErr w:type="gramStart"/>
+      <w:r>
+        <w:rPr>
+          <w:rFonts w:ascii="Times New Roman" w:eastAsia="Times New Roman" w:hAnsi="Times New Roman" w:cs="Times New Roman"/>
+          <w:color w:val="CCCCCC"/>
+          <w:sz w:val="21"/>
+          <w:szCs w:val="21"/>
+          <w:lang w:eastAsia="en-GB"/>
+        </w:rPr>
+        <w:t>request.method</w:t>
+      </w:r>
+      <w:proofErr w:type="spellEnd"/>
+      <w:proofErr w:type="gramEnd"/>
+      <w:r>
+        <w:rPr>
+          <w:rFonts w:ascii="Times New Roman" w:eastAsia="Times New Roman" w:hAnsi="Times New Roman" w:cs="Times New Roman"/>
+          <w:color w:val="CCCCCC"/>
+          <w:sz w:val="21"/>
+          <w:szCs w:val="21"/>
+          <w:lang w:eastAsia="en-GB"/>
+        </w:rPr>
+        <w:t xml:space="preserve"> </w:t>
+      </w:r>
+      <w:r>
+        <w:rPr>
+          <w:rFonts w:ascii="Times New Roman" w:eastAsia="Times New Roman" w:hAnsi="Times New Roman" w:cs="Times New Roman"/>
           <w:color w:val="D4D4D4"/>
           <w:sz w:val="21"/>
           <w:szCs w:val="21"/>
@@ -905,7 +3394,7 @@
       </w:r>
       <w:r>
         <w:rPr>
-          <w:rFonts w:ascii="Consolas" w:eastAsia="Times New Roman" w:hAnsi="Consolas" w:cs="Times New Roman"/>
+          <w:rFonts w:ascii="Times New Roman" w:eastAsia="Times New Roman" w:hAnsi="Times New Roman" w:cs="Times New Roman"/>
           <w:color w:val="CCCCCC"/>
           <w:sz w:val="21"/>
           <w:szCs w:val="21"/>
@@ -915,7 +3404,7 @@
       </w:r>
       <w:r>
         <w:rPr>
-          <w:rFonts w:ascii="Consolas" w:eastAsia="Times New Roman" w:hAnsi="Consolas" w:cs="Times New Roman"/>
+          <w:rFonts w:ascii="Times New Roman" w:eastAsia="Times New Roman" w:hAnsi="Times New Roman" w:cs="Times New Roman"/>
           <w:color w:val="CE9178"/>
           <w:sz w:val="21"/>
           <w:szCs w:val="21"/>
@@ -925,7 +3414,7 @@
       </w:r>
       <w:r>
         <w:rPr>
-          <w:rFonts w:ascii="Consolas" w:eastAsia="Times New Roman" w:hAnsi="Consolas" w:cs="Times New Roman"/>
+          <w:rFonts w:ascii="Times New Roman" w:eastAsia="Times New Roman" w:hAnsi="Times New Roman" w:cs="Times New Roman"/>
           <w:color w:val="CCCCCC"/>
           <w:sz w:val="21"/>
           <w:szCs w:val="21"/>
@@ -939,16 +3428,16 @@
         <w:shd w:val="clear" w:color="auto" w:fill="1F1F1F"/>
         <w:spacing w:after="0" w:line="285" w:lineRule="atLeast"/>
         <w:rPr>
-          <w:rFonts w:ascii="Consolas" w:eastAsia="Times New Roman" w:hAnsi="Consolas" w:cs="Times New Roman"/>
-          <w:color w:val="CCCCCC"/>
-          <w:sz w:val="21"/>
-          <w:szCs w:val="21"/>
-          <w:lang w:eastAsia="en-GB"/>
-        </w:rPr>
-      </w:pPr>
-      <w:r>
-        <w:rPr>
-          <w:rFonts w:ascii="Consolas" w:eastAsia="Times New Roman" w:hAnsi="Consolas" w:cs="Times New Roman"/>
+          <w:rFonts w:ascii="Times New Roman" w:eastAsia="Times New Roman" w:hAnsi="Times New Roman" w:cs="Times New Roman"/>
+          <w:color w:val="CCCCCC"/>
+          <w:sz w:val="21"/>
+          <w:szCs w:val="21"/>
+          <w:lang w:eastAsia="en-GB"/>
+        </w:rPr>
+      </w:pPr>
+      <w:r>
+        <w:rPr>
+          <w:rFonts w:ascii="Times New Roman" w:eastAsia="Times New Roman" w:hAnsi="Times New Roman" w:cs="Times New Roman"/>
           <w:color w:val="CCCCCC"/>
           <w:sz w:val="21"/>
           <w:szCs w:val="21"/>
@@ -958,7 +3447,7 @@
       </w:r>
       <w:r>
         <w:rPr>
-          <w:rFonts w:ascii="Consolas" w:eastAsia="Times New Roman" w:hAnsi="Consolas" w:cs="Times New Roman"/>
+          <w:rFonts w:ascii="Times New Roman" w:eastAsia="Times New Roman" w:hAnsi="Times New Roman" w:cs="Times New Roman"/>
           <w:color w:val="D4D4D4"/>
           <w:sz w:val="21"/>
           <w:szCs w:val="21"/>
@@ -968,13 +3457,37 @@
       </w:r>
       <w:r>
         <w:rPr>
-          <w:rFonts w:ascii="Consolas" w:eastAsia="Times New Roman" w:hAnsi="Consolas" w:cs="Times New Roman"/>
-          <w:color w:val="CCCCCC"/>
-          <w:sz w:val="21"/>
-          <w:szCs w:val="21"/>
-          <w:lang w:eastAsia="en-GB"/>
-        </w:rPr>
-        <w:t xml:space="preserve"> Booking.objects.create(</w:t>
+          <w:rFonts w:ascii="Times New Roman" w:eastAsia="Times New Roman" w:hAnsi="Times New Roman" w:cs="Times New Roman"/>
+          <w:color w:val="CCCCCC"/>
+          <w:sz w:val="21"/>
+          <w:szCs w:val="21"/>
+          <w:lang w:eastAsia="en-GB"/>
+        </w:rPr>
+        <w:t xml:space="preserve"> </w:t>
+      </w:r>
+      <w:proofErr w:type="spellStart"/>
+      <w:proofErr w:type="gramStart"/>
+      <w:r>
+        <w:rPr>
+          <w:rFonts w:ascii="Times New Roman" w:eastAsia="Times New Roman" w:hAnsi="Times New Roman" w:cs="Times New Roman"/>
+          <w:color w:val="CCCCCC"/>
+          <w:sz w:val="21"/>
+          <w:szCs w:val="21"/>
+          <w:lang w:eastAsia="en-GB"/>
+        </w:rPr>
+        <w:t>Booking.objects.create</w:t>
+      </w:r>
+      <w:proofErr w:type="spellEnd"/>
+      <w:proofErr w:type="gramEnd"/>
+      <w:r>
+        <w:rPr>
+          <w:rFonts w:ascii="Times New Roman" w:eastAsia="Times New Roman" w:hAnsi="Times New Roman" w:cs="Times New Roman"/>
+          <w:color w:val="CCCCCC"/>
+          <w:sz w:val="21"/>
+          <w:szCs w:val="21"/>
+          <w:lang w:eastAsia="en-GB"/>
+        </w:rPr>
+        <w:t>(</w:t>
       </w:r>
     </w:p>
     <w:p>
@@ -982,16 +3495,16 @@
         <w:shd w:val="clear" w:color="auto" w:fill="1F1F1F"/>
         <w:spacing w:after="0" w:line="285" w:lineRule="atLeast"/>
         <w:rPr>
-          <w:rFonts w:ascii="Consolas" w:eastAsia="Times New Roman" w:hAnsi="Consolas" w:cs="Times New Roman"/>
-          <w:color w:val="CCCCCC"/>
-          <w:sz w:val="21"/>
-          <w:szCs w:val="21"/>
-          <w:lang w:eastAsia="en-GB"/>
-        </w:rPr>
-      </w:pPr>
-      <w:r>
-        <w:rPr>
-          <w:rFonts w:ascii="Consolas" w:eastAsia="Times New Roman" w:hAnsi="Consolas" w:cs="Times New Roman"/>
+          <w:rFonts w:ascii="Times New Roman" w:eastAsia="Times New Roman" w:hAnsi="Times New Roman" w:cs="Times New Roman"/>
+          <w:color w:val="CCCCCC"/>
+          <w:sz w:val="21"/>
+          <w:szCs w:val="21"/>
+          <w:lang w:eastAsia="en-GB"/>
+        </w:rPr>
+      </w:pPr>
+      <w:r>
+        <w:rPr>
+          <w:rFonts w:ascii="Times New Roman" w:eastAsia="Times New Roman" w:hAnsi="Times New Roman" w:cs="Times New Roman"/>
           <w:color w:val="CCCCCC"/>
           <w:sz w:val="21"/>
           <w:szCs w:val="21"/>
@@ -999,9 +3512,10 @@
         </w:rPr>
         <w:t xml:space="preserve">            </w:t>
       </w:r>
-      <w:r>
-        <w:rPr>
-          <w:rFonts w:ascii="Consolas" w:eastAsia="Times New Roman" w:hAnsi="Consolas" w:cs="Times New Roman"/>
+      <w:proofErr w:type="spellStart"/>
+      <w:r>
+        <w:rPr>
+          <w:rFonts w:ascii="Times New Roman" w:eastAsia="Times New Roman" w:hAnsi="Times New Roman" w:cs="Times New Roman"/>
           <w:color w:val="9CDCFE"/>
           <w:sz w:val="21"/>
           <w:szCs w:val="21"/>
@@ -1009,9 +3523,10 @@
         </w:rPr>
         <w:t>Booking_Date</w:t>
       </w:r>
-      <w:r>
-        <w:rPr>
-          <w:rFonts w:ascii="Consolas" w:eastAsia="Times New Roman" w:hAnsi="Consolas" w:cs="Times New Roman"/>
+      <w:proofErr w:type="spellEnd"/>
+      <w:r>
+        <w:rPr>
+          <w:rFonts w:ascii="Times New Roman" w:eastAsia="Times New Roman" w:hAnsi="Times New Roman" w:cs="Times New Roman"/>
           <w:color w:val="CCCCCC"/>
           <w:sz w:val="21"/>
           <w:szCs w:val="21"/>
@@ -1021,7 +3536,7 @@
       </w:r>
       <w:r>
         <w:rPr>
-          <w:rFonts w:ascii="Consolas" w:eastAsia="Times New Roman" w:hAnsi="Consolas" w:cs="Times New Roman"/>
+          <w:rFonts w:ascii="Times New Roman" w:eastAsia="Times New Roman" w:hAnsi="Times New Roman" w:cs="Times New Roman"/>
           <w:color w:val="D4D4D4"/>
           <w:sz w:val="21"/>
           <w:szCs w:val="21"/>
@@ -1031,13 +3546,47 @@
       </w:r>
       <w:r>
         <w:rPr>
-          <w:rFonts w:ascii="Consolas" w:eastAsia="Times New Roman" w:hAnsi="Consolas" w:cs="Times New Roman"/>
-          <w:color w:val="CCCCCC"/>
-          <w:sz w:val="21"/>
-          <w:szCs w:val="21"/>
-          <w:lang w:eastAsia="en-GB"/>
-        </w:rPr>
-        <w:t xml:space="preserve"> timezone.now(),</w:t>
+          <w:rFonts w:ascii="Times New Roman" w:eastAsia="Times New Roman" w:hAnsi="Times New Roman" w:cs="Times New Roman"/>
+          <w:color w:val="CCCCCC"/>
+          <w:sz w:val="21"/>
+          <w:szCs w:val="21"/>
+          <w:lang w:eastAsia="en-GB"/>
+        </w:rPr>
+        <w:t xml:space="preserve"> </w:t>
+      </w:r>
+      <w:proofErr w:type="spellStart"/>
+      <w:proofErr w:type="gramStart"/>
+      <w:r>
+        <w:rPr>
+          <w:rFonts w:ascii="Times New Roman" w:eastAsia="Times New Roman" w:hAnsi="Times New Roman" w:cs="Times New Roman"/>
+          <w:color w:val="CCCCCC"/>
+          <w:sz w:val="21"/>
+          <w:szCs w:val="21"/>
+          <w:lang w:eastAsia="en-GB"/>
+        </w:rPr>
+        <w:t>timezone.now</w:t>
+      </w:r>
+      <w:proofErr w:type="spellEnd"/>
+      <w:r>
+        <w:rPr>
+          <w:rFonts w:ascii="Times New Roman" w:eastAsia="Times New Roman" w:hAnsi="Times New Roman" w:cs="Times New Roman"/>
+          <w:color w:val="CCCCCC"/>
+          <w:sz w:val="21"/>
+          <w:szCs w:val="21"/>
+          <w:lang w:eastAsia="en-GB"/>
+        </w:rPr>
+        <w:t>(</w:t>
+      </w:r>
+      <w:proofErr w:type="gramEnd"/>
+      <w:r>
+        <w:rPr>
+          <w:rFonts w:ascii="Times New Roman" w:eastAsia="Times New Roman" w:hAnsi="Times New Roman" w:cs="Times New Roman"/>
+          <w:color w:val="CCCCCC"/>
+          <w:sz w:val="21"/>
+          <w:szCs w:val="21"/>
+          <w:lang w:eastAsia="en-GB"/>
+        </w:rPr>
+        <w:t>),</w:t>
       </w:r>
     </w:p>
     <w:p>
@@ -1045,16 +3594,16 @@
         <w:shd w:val="clear" w:color="auto" w:fill="1F1F1F"/>
         <w:spacing w:after="0" w:line="285" w:lineRule="atLeast"/>
         <w:rPr>
-          <w:rFonts w:ascii="Consolas" w:eastAsia="Times New Roman" w:hAnsi="Consolas" w:cs="Times New Roman"/>
-          <w:color w:val="CCCCCC"/>
-          <w:sz w:val="21"/>
-          <w:szCs w:val="21"/>
-          <w:lang w:eastAsia="en-GB"/>
-        </w:rPr>
-      </w:pPr>
-      <w:r>
-        <w:rPr>
-          <w:rFonts w:ascii="Consolas" w:eastAsia="Times New Roman" w:hAnsi="Consolas" w:cs="Times New Roman"/>
+          <w:rFonts w:ascii="Times New Roman" w:eastAsia="Times New Roman" w:hAnsi="Times New Roman" w:cs="Times New Roman"/>
+          <w:color w:val="CCCCCC"/>
+          <w:sz w:val="21"/>
+          <w:szCs w:val="21"/>
+          <w:lang w:eastAsia="en-GB"/>
+        </w:rPr>
+      </w:pPr>
+      <w:r>
+        <w:rPr>
+          <w:rFonts w:ascii="Times New Roman" w:eastAsia="Times New Roman" w:hAnsi="Times New Roman" w:cs="Times New Roman"/>
           <w:color w:val="CCCCCC"/>
           <w:sz w:val="21"/>
           <w:szCs w:val="21"/>
@@ -1064,7 +3613,7 @@
       </w:r>
       <w:r>
         <w:rPr>
-          <w:rFonts w:ascii="Consolas" w:eastAsia="Times New Roman" w:hAnsi="Consolas" w:cs="Times New Roman"/>
+          <w:rFonts w:ascii="Times New Roman" w:eastAsia="Times New Roman" w:hAnsi="Times New Roman" w:cs="Times New Roman"/>
           <w:color w:val="9CDCFE"/>
           <w:sz w:val="21"/>
           <w:szCs w:val="21"/>
@@ -1074,7 +3623,7 @@
       </w:r>
       <w:r>
         <w:rPr>
-          <w:rFonts w:ascii="Consolas" w:eastAsia="Times New Roman" w:hAnsi="Consolas" w:cs="Times New Roman"/>
+          <w:rFonts w:ascii="Times New Roman" w:eastAsia="Times New Roman" w:hAnsi="Times New Roman" w:cs="Times New Roman"/>
           <w:color w:val="CCCCCC"/>
           <w:sz w:val="21"/>
           <w:szCs w:val="21"/>
@@ -1084,7 +3633,7 @@
       </w:r>
       <w:r>
         <w:rPr>
-          <w:rFonts w:ascii="Consolas" w:eastAsia="Times New Roman" w:hAnsi="Consolas" w:cs="Times New Roman"/>
+          <w:rFonts w:ascii="Times New Roman" w:eastAsia="Times New Roman" w:hAnsi="Times New Roman" w:cs="Times New Roman"/>
           <w:color w:val="D4D4D4"/>
           <w:sz w:val="21"/>
           <w:szCs w:val="21"/>
@@ -1094,7 +3643,7 @@
       </w:r>
       <w:r>
         <w:rPr>
-          <w:rFonts w:ascii="Consolas" w:eastAsia="Times New Roman" w:hAnsi="Consolas" w:cs="Times New Roman"/>
+          <w:rFonts w:ascii="Times New Roman" w:eastAsia="Times New Roman" w:hAnsi="Times New Roman" w:cs="Times New Roman"/>
           <w:color w:val="CCCCCC"/>
           <w:sz w:val="21"/>
           <w:szCs w:val="21"/>
@@ -1104,7 +3653,7 @@
       </w:r>
       <w:r>
         <w:rPr>
-          <w:rFonts w:ascii="Consolas" w:eastAsia="Times New Roman" w:hAnsi="Consolas" w:cs="Times New Roman"/>
+          <w:rFonts w:ascii="Times New Roman" w:eastAsia="Times New Roman" w:hAnsi="Times New Roman" w:cs="Times New Roman"/>
           <w:color w:val="CE9178"/>
           <w:sz w:val="21"/>
           <w:szCs w:val="21"/>
@@ -1114,7 +3663,7 @@
       </w:r>
       <w:r>
         <w:rPr>
-          <w:rFonts w:ascii="Consolas" w:eastAsia="Times New Roman" w:hAnsi="Consolas" w:cs="Times New Roman"/>
+          <w:rFonts w:ascii="Times New Roman" w:eastAsia="Times New Roman" w:hAnsi="Times New Roman" w:cs="Times New Roman"/>
           <w:color w:val="CCCCCC"/>
           <w:sz w:val="21"/>
           <w:szCs w:val="21"/>
@@ -1128,16 +3677,16 @@
         <w:shd w:val="clear" w:color="auto" w:fill="1F1F1F"/>
         <w:spacing w:after="0" w:line="285" w:lineRule="atLeast"/>
         <w:rPr>
-          <w:rFonts w:ascii="Consolas" w:eastAsia="Times New Roman" w:hAnsi="Consolas" w:cs="Times New Roman"/>
-          <w:color w:val="CCCCCC"/>
-          <w:sz w:val="21"/>
-          <w:szCs w:val="21"/>
-          <w:lang w:eastAsia="en-GB"/>
-        </w:rPr>
-      </w:pPr>
-      <w:r>
-        <w:rPr>
-          <w:rFonts w:ascii="Consolas" w:eastAsia="Times New Roman" w:hAnsi="Consolas" w:cs="Times New Roman"/>
+          <w:rFonts w:ascii="Times New Roman" w:eastAsia="Times New Roman" w:hAnsi="Times New Roman" w:cs="Times New Roman"/>
+          <w:color w:val="CCCCCC"/>
+          <w:sz w:val="21"/>
+          <w:szCs w:val="21"/>
+          <w:lang w:eastAsia="en-GB"/>
+        </w:rPr>
+      </w:pPr>
+      <w:r>
+        <w:rPr>
+          <w:rFonts w:ascii="Times New Roman" w:eastAsia="Times New Roman" w:hAnsi="Times New Roman" w:cs="Times New Roman"/>
           <w:color w:val="CCCCCC"/>
           <w:sz w:val="21"/>
           <w:szCs w:val="21"/>
@@ -1145,9 +3694,10 @@
         </w:rPr>
         <w:t xml:space="preserve">            </w:t>
       </w:r>
-      <w:r>
-        <w:rPr>
-          <w:rFonts w:ascii="Consolas" w:eastAsia="Times New Roman" w:hAnsi="Consolas" w:cs="Times New Roman"/>
+      <w:proofErr w:type="spellStart"/>
+      <w:r>
+        <w:rPr>
+          <w:rFonts w:ascii="Times New Roman" w:eastAsia="Times New Roman" w:hAnsi="Times New Roman" w:cs="Times New Roman"/>
           <w:color w:val="9CDCFE"/>
           <w:sz w:val="21"/>
           <w:szCs w:val="21"/>
@@ -1155,9 +3705,10 @@
         </w:rPr>
         <w:t>Total_Price</w:t>
       </w:r>
-      <w:r>
-        <w:rPr>
-          <w:rFonts w:ascii="Consolas" w:eastAsia="Times New Roman" w:hAnsi="Consolas" w:cs="Times New Roman"/>
+      <w:proofErr w:type="spellEnd"/>
+      <w:r>
+        <w:rPr>
+          <w:rFonts w:ascii="Times New Roman" w:eastAsia="Times New Roman" w:hAnsi="Times New Roman" w:cs="Times New Roman"/>
           <w:color w:val="CCCCCC"/>
           <w:sz w:val="21"/>
           <w:szCs w:val="21"/>
@@ -1167,7 +3718,7 @@
       </w:r>
       <w:r>
         <w:rPr>
-          <w:rFonts w:ascii="Consolas" w:eastAsia="Times New Roman" w:hAnsi="Consolas" w:cs="Times New Roman"/>
+          <w:rFonts w:ascii="Times New Roman" w:eastAsia="Times New Roman" w:hAnsi="Times New Roman" w:cs="Times New Roman"/>
           <w:color w:val="D4D4D4"/>
           <w:sz w:val="21"/>
           <w:szCs w:val="21"/>
@@ -1177,13 +3728,35 @@
       </w:r>
       <w:r>
         <w:rPr>
-          <w:rFonts w:ascii="Consolas" w:eastAsia="Times New Roman" w:hAnsi="Consolas" w:cs="Times New Roman"/>
-          <w:color w:val="CCCCCC"/>
-          <w:sz w:val="21"/>
-          <w:szCs w:val="21"/>
-          <w:lang w:eastAsia="en-GB"/>
-        </w:rPr>
-        <w:t xml:space="preserve"> Decimal(total_price),</w:t>
+          <w:rFonts w:ascii="Times New Roman" w:eastAsia="Times New Roman" w:hAnsi="Times New Roman" w:cs="Times New Roman"/>
+          <w:color w:val="CCCCCC"/>
+          <w:sz w:val="21"/>
+          <w:szCs w:val="21"/>
+          <w:lang w:eastAsia="en-GB"/>
+        </w:rPr>
+        <w:t xml:space="preserve"> Decimal(</w:t>
+      </w:r>
+      <w:proofErr w:type="spellStart"/>
+      <w:r>
+        <w:rPr>
+          <w:rFonts w:ascii="Times New Roman" w:eastAsia="Times New Roman" w:hAnsi="Times New Roman" w:cs="Times New Roman"/>
+          <w:color w:val="CCCCCC"/>
+          <w:sz w:val="21"/>
+          <w:szCs w:val="21"/>
+          <w:lang w:eastAsia="en-GB"/>
+        </w:rPr>
+        <w:t>total_price</w:t>
+      </w:r>
+      <w:proofErr w:type="spellEnd"/>
+      <w:r>
+        <w:rPr>
+          <w:rFonts w:ascii="Times New Roman" w:eastAsia="Times New Roman" w:hAnsi="Times New Roman" w:cs="Times New Roman"/>
+          <w:color w:val="CCCCCC"/>
+          <w:sz w:val="21"/>
+          <w:szCs w:val="21"/>
+          <w:lang w:eastAsia="en-GB"/>
+        </w:rPr>
+        <w:t>),</w:t>
       </w:r>
     </w:p>
     <w:p>
@@ -1191,16 +3764,16 @@
         <w:shd w:val="clear" w:color="auto" w:fill="1F1F1F"/>
         <w:spacing w:after="0" w:line="285" w:lineRule="atLeast"/>
         <w:rPr>
-          <w:rFonts w:ascii="Consolas" w:eastAsia="Times New Roman" w:hAnsi="Consolas" w:cs="Times New Roman"/>
-          <w:color w:val="CCCCCC"/>
-          <w:sz w:val="21"/>
-          <w:szCs w:val="21"/>
-          <w:lang w:eastAsia="en-GB"/>
-        </w:rPr>
-      </w:pPr>
-      <w:r>
-        <w:rPr>
-          <w:rFonts w:ascii="Consolas" w:eastAsia="Times New Roman" w:hAnsi="Consolas" w:cs="Times New Roman"/>
+          <w:rFonts w:ascii="Times New Roman" w:eastAsia="Times New Roman" w:hAnsi="Times New Roman" w:cs="Times New Roman"/>
+          <w:color w:val="CCCCCC"/>
+          <w:sz w:val="21"/>
+          <w:szCs w:val="21"/>
+          <w:lang w:eastAsia="en-GB"/>
+        </w:rPr>
+      </w:pPr>
+      <w:r>
+        <w:rPr>
+          <w:rFonts w:ascii="Times New Roman" w:eastAsia="Times New Roman" w:hAnsi="Times New Roman" w:cs="Times New Roman"/>
           <w:color w:val="CCCCCC"/>
           <w:sz w:val="21"/>
           <w:szCs w:val="21"/>
@@ -1208,9 +3781,10 @@
         </w:rPr>
         <w:t xml:space="preserve">            </w:t>
       </w:r>
-      <w:r>
-        <w:rPr>
-          <w:rFonts w:ascii="Consolas" w:eastAsia="Times New Roman" w:hAnsi="Consolas" w:cs="Times New Roman"/>
+      <w:proofErr w:type="spellStart"/>
+      <w:r>
+        <w:rPr>
+          <w:rFonts w:ascii="Times New Roman" w:eastAsia="Times New Roman" w:hAnsi="Times New Roman" w:cs="Times New Roman"/>
           <w:color w:val="9CDCFE"/>
           <w:sz w:val="21"/>
           <w:szCs w:val="21"/>
@@ -1218,9 +3792,10 @@
         </w:rPr>
         <w:t>Flight_ID</w:t>
       </w:r>
-      <w:r>
-        <w:rPr>
-          <w:rFonts w:ascii="Consolas" w:eastAsia="Times New Roman" w:hAnsi="Consolas" w:cs="Times New Roman"/>
+      <w:proofErr w:type="spellEnd"/>
+      <w:r>
+        <w:rPr>
+          <w:rFonts w:ascii="Times New Roman" w:eastAsia="Times New Roman" w:hAnsi="Times New Roman" w:cs="Times New Roman"/>
           <w:color w:val="CCCCCC"/>
           <w:sz w:val="21"/>
           <w:szCs w:val="21"/>
@@ -1230,7 +3805,7 @@
       </w:r>
       <w:r>
         <w:rPr>
-          <w:rFonts w:ascii="Consolas" w:eastAsia="Times New Roman" w:hAnsi="Consolas" w:cs="Times New Roman"/>
+          <w:rFonts w:ascii="Times New Roman" w:eastAsia="Times New Roman" w:hAnsi="Times New Roman" w:cs="Times New Roman"/>
           <w:color w:val="D4D4D4"/>
           <w:sz w:val="21"/>
           <w:szCs w:val="21"/>
@@ -1240,7 +3815,7 @@
       </w:r>
       <w:r>
         <w:rPr>
-          <w:rFonts w:ascii="Consolas" w:eastAsia="Times New Roman" w:hAnsi="Consolas" w:cs="Times New Roman"/>
+          <w:rFonts w:ascii="Times New Roman" w:eastAsia="Times New Roman" w:hAnsi="Times New Roman" w:cs="Times New Roman"/>
           <w:color w:val="CCCCCC"/>
           <w:sz w:val="21"/>
           <w:szCs w:val="21"/>
@@ -1254,16 +3829,16 @@
         <w:shd w:val="clear" w:color="auto" w:fill="1F1F1F"/>
         <w:spacing w:after="0" w:line="285" w:lineRule="atLeast"/>
         <w:rPr>
-          <w:rFonts w:ascii="Consolas" w:eastAsia="Times New Roman" w:hAnsi="Consolas" w:cs="Times New Roman"/>
-          <w:color w:val="CCCCCC"/>
-          <w:sz w:val="21"/>
-          <w:szCs w:val="21"/>
-          <w:lang w:eastAsia="en-GB"/>
-        </w:rPr>
-      </w:pPr>
-      <w:r>
-        <w:rPr>
-          <w:rFonts w:ascii="Consolas" w:eastAsia="Times New Roman" w:hAnsi="Consolas" w:cs="Times New Roman"/>
+          <w:rFonts w:ascii="Times New Roman" w:eastAsia="Times New Roman" w:hAnsi="Times New Roman" w:cs="Times New Roman"/>
+          <w:color w:val="CCCCCC"/>
+          <w:sz w:val="21"/>
+          <w:szCs w:val="21"/>
+          <w:lang w:eastAsia="en-GB"/>
+        </w:rPr>
+      </w:pPr>
+      <w:r>
+        <w:rPr>
+          <w:rFonts w:ascii="Times New Roman" w:eastAsia="Times New Roman" w:hAnsi="Times New Roman" w:cs="Times New Roman"/>
           <w:color w:val="CCCCCC"/>
           <w:sz w:val="21"/>
           <w:szCs w:val="21"/>
@@ -1273,7 +3848,7 @@
       </w:r>
       <w:r>
         <w:rPr>
-          <w:rFonts w:ascii="Consolas" w:eastAsia="Times New Roman" w:hAnsi="Consolas" w:cs="Times New Roman"/>
+          <w:rFonts w:ascii="Times New Roman" w:eastAsia="Times New Roman" w:hAnsi="Times New Roman" w:cs="Times New Roman"/>
           <w:color w:val="9CDCFE"/>
           <w:sz w:val="21"/>
           <w:szCs w:val="21"/>
@@ -1283,7 +3858,7 @@
       </w:r>
       <w:r>
         <w:rPr>
-          <w:rFonts w:ascii="Consolas" w:eastAsia="Times New Roman" w:hAnsi="Consolas" w:cs="Times New Roman"/>
+          <w:rFonts w:ascii="Times New Roman" w:eastAsia="Times New Roman" w:hAnsi="Times New Roman" w:cs="Times New Roman"/>
           <w:color w:val="CCCCCC"/>
           <w:sz w:val="21"/>
           <w:szCs w:val="21"/>
@@ -1293,7 +3868,7 @@
       </w:r>
       <w:r>
         <w:rPr>
-          <w:rFonts w:ascii="Consolas" w:eastAsia="Times New Roman" w:hAnsi="Consolas" w:cs="Times New Roman"/>
+          <w:rFonts w:ascii="Times New Roman" w:eastAsia="Times New Roman" w:hAnsi="Times New Roman" w:cs="Times New Roman"/>
           <w:color w:val="D4D4D4"/>
           <w:sz w:val="21"/>
           <w:szCs w:val="21"/>
@@ -1303,13 +3878,35 @@
       </w:r>
       <w:r>
         <w:rPr>
-          <w:rFonts w:ascii="Consolas" w:eastAsia="Times New Roman" w:hAnsi="Consolas" w:cs="Times New Roman"/>
-          <w:color w:val="CCCCCC"/>
-          <w:sz w:val="21"/>
-          <w:szCs w:val="21"/>
-          <w:lang w:eastAsia="en-GB"/>
-        </w:rPr>
-        <w:t xml:space="preserve"> request.user,</w:t>
+          <w:rFonts w:ascii="Times New Roman" w:eastAsia="Times New Roman" w:hAnsi="Times New Roman" w:cs="Times New Roman"/>
+          <w:color w:val="CCCCCC"/>
+          <w:sz w:val="21"/>
+          <w:szCs w:val="21"/>
+          <w:lang w:eastAsia="en-GB"/>
+        </w:rPr>
+        <w:t xml:space="preserve"> </w:t>
+      </w:r>
+      <w:proofErr w:type="spellStart"/>
+      <w:r>
+        <w:rPr>
+          <w:rFonts w:ascii="Times New Roman" w:eastAsia="Times New Roman" w:hAnsi="Times New Roman" w:cs="Times New Roman"/>
+          <w:color w:val="CCCCCC"/>
+          <w:sz w:val="21"/>
+          <w:szCs w:val="21"/>
+          <w:lang w:eastAsia="en-GB"/>
+        </w:rPr>
+        <w:t>request.user</w:t>
+      </w:r>
+      <w:proofErr w:type="spellEnd"/>
+      <w:r>
+        <w:rPr>
+          <w:rFonts w:ascii="Times New Roman" w:eastAsia="Times New Roman" w:hAnsi="Times New Roman" w:cs="Times New Roman"/>
+          <w:color w:val="CCCCCC"/>
+          <w:sz w:val="21"/>
+          <w:szCs w:val="21"/>
+          <w:lang w:eastAsia="en-GB"/>
+        </w:rPr>
+        <w:t>,</w:t>
       </w:r>
     </w:p>
     <w:p>
@@ -1317,21 +3914,22 @@
         <w:shd w:val="clear" w:color="auto" w:fill="1F1F1F"/>
         <w:spacing w:after="0" w:line="285" w:lineRule="atLeast"/>
         <w:rPr>
-          <w:rFonts w:ascii="Consolas" w:eastAsia="Times New Roman" w:hAnsi="Consolas" w:cs="Times New Roman"/>
-          <w:color w:val="CCCCCC"/>
-          <w:sz w:val="21"/>
-          <w:szCs w:val="21"/>
-          <w:lang w:eastAsia="en-GB"/>
-        </w:rPr>
-      </w:pPr>
-      <w:r>
-        <w:rPr>
-          <w:rFonts w:ascii="Consolas" w:eastAsia="Times New Roman" w:hAnsi="Consolas" w:cs="Times New Roman"/>
-          <w:color w:val="CCCCCC"/>
-          <w:sz w:val="21"/>
-          <w:szCs w:val="21"/>
-          <w:lang w:eastAsia="en-GB"/>
-        </w:rPr>
+          <w:rFonts w:ascii="Times New Roman" w:eastAsia="Times New Roman" w:hAnsi="Times New Roman" w:cs="Times New Roman"/>
+          <w:color w:val="CCCCCC"/>
+          <w:sz w:val="21"/>
+          <w:szCs w:val="21"/>
+          <w:lang w:eastAsia="en-GB"/>
+        </w:rPr>
+      </w:pPr>
+      <w:r>
+        <w:rPr>
+          <w:rFonts w:ascii="Times New Roman" w:eastAsia="Times New Roman" w:hAnsi="Times New Roman" w:cs="Times New Roman"/>
+          <w:color w:val="CCCCCC"/>
+          <w:sz w:val="21"/>
+          <w:szCs w:val="21"/>
+          <w:lang w:eastAsia="en-GB"/>
+        </w:rPr>
+        <w:lastRenderedPageBreak/>
         <w:t>        )</w:t>
       </w:r>
     </w:p>
@@ -1340,7 +3938,7 @@
         <w:shd w:val="clear" w:color="auto" w:fill="1F1F1F"/>
         <w:spacing w:after="0" w:line="285" w:lineRule="atLeast"/>
         <w:rPr>
-          <w:rFonts w:ascii="Consolas" w:eastAsia="Times New Roman" w:hAnsi="Consolas" w:cs="Times New Roman"/>
+          <w:rFonts w:ascii="Times New Roman" w:eastAsia="Times New Roman" w:hAnsi="Times New Roman" w:cs="Times New Roman"/>
           <w:color w:val="CCCCCC"/>
           <w:sz w:val="21"/>
           <w:szCs w:val="21"/>
@@ -1353,16 +3951,16 @@
         <w:shd w:val="clear" w:color="auto" w:fill="1F1F1F"/>
         <w:spacing w:after="0" w:line="285" w:lineRule="atLeast"/>
         <w:rPr>
-          <w:rFonts w:ascii="Consolas" w:eastAsia="Times New Roman" w:hAnsi="Consolas" w:cs="Times New Roman"/>
-          <w:color w:val="CCCCCC"/>
-          <w:sz w:val="21"/>
-          <w:szCs w:val="21"/>
-          <w:lang w:eastAsia="en-GB"/>
-        </w:rPr>
-      </w:pPr>
-      <w:r>
-        <w:rPr>
-          <w:rFonts w:ascii="Consolas" w:eastAsia="Times New Roman" w:hAnsi="Consolas" w:cs="Times New Roman"/>
+          <w:rFonts w:ascii="Times New Roman" w:eastAsia="Times New Roman" w:hAnsi="Times New Roman" w:cs="Times New Roman"/>
+          <w:color w:val="CCCCCC"/>
+          <w:sz w:val="21"/>
+          <w:szCs w:val="21"/>
+          <w:lang w:eastAsia="en-GB"/>
+        </w:rPr>
+      </w:pPr>
+      <w:r>
+        <w:rPr>
+          <w:rFonts w:ascii="Times New Roman" w:eastAsia="Times New Roman" w:hAnsi="Times New Roman" w:cs="Times New Roman"/>
           <w:color w:val="CCCCCC"/>
           <w:sz w:val="21"/>
           <w:szCs w:val="21"/>
@@ -1372,7 +3970,7 @@
       </w:r>
       <w:r>
         <w:rPr>
-          <w:rFonts w:ascii="Consolas" w:eastAsia="Times New Roman" w:hAnsi="Consolas" w:cs="Times New Roman"/>
+          <w:rFonts w:ascii="Times New Roman" w:eastAsia="Times New Roman" w:hAnsi="Times New Roman" w:cs="Times New Roman"/>
           <w:color w:val="C586C0"/>
           <w:sz w:val="21"/>
           <w:szCs w:val="21"/>
@@ -1382,7 +3980,7 @@
       </w:r>
       <w:r>
         <w:rPr>
-          <w:rFonts w:ascii="Consolas" w:eastAsia="Times New Roman" w:hAnsi="Consolas" w:cs="Times New Roman"/>
+          <w:rFonts w:ascii="Times New Roman" w:eastAsia="Times New Roman" w:hAnsi="Times New Roman" w:cs="Times New Roman"/>
           <w:color w:val="CCCCCC"/>
           <w:sz w:val="21"/>
           <w:szCs w:val="21"/>
@@ -1392,7 +3990,7 @@
       </w:r>
       <w:r>
         <w:rPr>
-          <w:rFonts w:ascii="Consolas" w:eastAsia="Times New Roman" w:hAnsi="Consolas" w:cs="Times New Roman"/>
+          <w:rFonts w:ascii="Times New Roman" w:eastAsia="Times New Roman" w:hAnsi="Times New Roman" w:cs="Times New Roman"/>
           <w:color w:val="C586C0"/>
           <w:sz w:val="21"/>
           <w:szCs w:val="21"/>
@@ -1402,13 +4000,35 @@
       </w:r>
       <w:r>
         <w:rPr>
-          <w:rFonts w:ascii="Consolas" w:eastAsia="Times New Roman" w:hAnsi="Consolas" w:cs="Times New Roman"/>
-          <w:color w:val="CCCCCC"/>
-          <w:sz w:val="21"/>
-          <w:szCs w:val="21"/>
-          <w:lang w:eastAsia="en-GB"/>
-        </w:rPr>
-        <w:t xml:space="preserve"> passenger_data:</w:t>
+          <w:rFonts w:ascii="Times New Roman" w:eastAsia="Times New Roman" w:hAnsi="Times New Roman" w:cs="Times New Roman"/>
+          <w:color w:val="CCCCCC"/>
+          <w:sz w:val="21"/>
+          <w:szCs w:val="21"/>
+          <w:lang w:eastAsia="en-GB"/>
+        </w:rPr>
+        <w:t xml:space="preserve"> </w:t>
+      </w:r>
+      <w:proofErr w:type="spellStart"/>
+      <w:r>
+        <w:rPr>
+          <w:rFonts w:ascii="Times New Roman" w:eastAsia="Times New Roman" w:hAnsi="Times New Roman" w:cs="Times New Roman"/>
+          <w:color w:val="CCCCCC"/>
+          <w:sz w:val="21"/>
+          <w:szCs w:val="21"/>
+          <w:lang w:eastAsia="en-GB"/>
+        </w:rPr>
+        <w:t>passenger_data</w:t>
+      </w:r>
+      <w:proofErr w:type="spellEnd"/>
+      <w:r>
+        <w:rPr>
+          <w:rFonts w:ascii="Times New Roman" w:eastAsia="Times New Roman" w:hAnsi="Times New Roman" w:cs="Times New Roman"/>
+          <w:color w:val="CCCCCC"/>
+          <w:sz w:val="21"/>
+          <w:szCs w:val="21"/>
+          <w:lang w:eastAsia="en-GB"/>
+        </w:rPr>
+        <w:t>:</w:t>
       </w:r>
     </w:p>
     <w:p>
@@ -1416,16 +4036,16 @@
         <w:shd w:val="clear" w:color="auto" w:fill="1F1F1F"/>
         <w:spacing w:after="0" w:line="285" w:lineRule="atLeast"/>
         <w:rPr>
-          <w:rFonts w:ascii="Consolas" w:eastAsia="Times New Roman" w:hAnsi="Consolas" w:cs="Times New Roman"/>
-          <w:color w:val="CCCCCC"/>
-          <w:sz w:val="21"/>
-          <w:szCs w:val="21"/>
-          <w:lang w:eastAsia="en-GB"/>
-        </w:rPr>
-      </w:pPr>
-      <w:r>
-        <w:rPr>
-          <w:rFonts w:ascii="Consolas" w:eastAsia="Times New Roman" w:hAnsi="Consolas" w:cs="Times New Roman"/>
+          <w:rFonts w:ascii="Times New Roman" w:eastAsia="Times New Roman" w:hAnsi="Times New Roman" w:cs="Times New Roman"/>
+          <w:color w:val="CCCCCC"/>
+          <w:sz w:val="21"/>
+          <w:szCs w:val="21"/>
+          <w:lang w:eastAsia="en-GB"/>
+        </w:rPr>
+      </w:pPr>
+      <w:r>
+        <w:rPr>
+          <w:rFonts w:ascii="Times New Roman" w:eastAsia="Times New Roman" w:hAnsi="Times New Roman" w:cs="Times New Roman"/>
           <w:color w:val="CCCCCC"/>
           <w:sz w:val="21"/>
           <w:szCs w:val="21"/>
@@ -1435,7 +4055,7 @@
       </w:r>
       <w:r>
         <w:rPr>
-          <w:rFonts w:ascii="Consolas" w:eastAsia="Times New Roman" w:hAnsi="Consolas" w:cs="Times New Roman"/>
+          <w:rFonts w:ascii="Times New Roman" w:eastAsia="Times New Roman" w:hAnsi="Times New Roman" w:cs="Times New Roman"/>
           <w:color w:val="D4D4D4"/>
           <w:sz w:val="21"/>
           <w:szCs w:val="21"/>
@@ -1445,13 +4065,37 @@
       </w:r>
       <w:r>
         <w:rPr>
-          <w:rFonts w:ascii="Consolas" w:eastAsia="Times New Roman" w:hAnsi="Consolas" w:cs="Times New Roman"/>
-          <w:color w:val="CCCCCC"/>
-          <w:sz w:val="21"/>
-          <w:szCs w:val="21"/>
-          <w:lang w:eastAsia="en-GB"/>
-        </w:rPr>
-        <w:t xml:space="preserve"> Passenger.objects.create(</w:t>
+          <w:rFonts w:ascii="Times New Roman" w:eastAsia="Times New Roman" w:hAnsi="Times New Roman" w:cs="Times New Roman"/>
+          <w:color w:val="CCCCCC"/>
+          <w:sz w:val="21"/>
+          <w:szCs w:val="21"/>
+          <w:lang w:eastAsia="en-GB"/>
+        </w:rPr>
+        <w:t xml:space="preserve"> </w:t>
+      </w:r>
+      <w:proofErr w:type="spellStart"/>
+      <w:proofErr w:type="gramStart"/>
+      <w:r>
+        <w:rPr>
+          <w:rFonts w:ascii="Times New Roman" w:eastAsia="Times New Roman" w:hAnsi="Times New Roman" w:cs="Times New Roman"/>
+          <w:color w:val="CCCCCC"/>
+          <w:sz w:val="21"/>
+          <w:szCs w:val="21"/>
+          <w:lang w:eastAsia="en-GB"/>
+        </w:rPr>
+        <w:t>Passenger.objects.create</w:t>
+      </w:r>
+      <w:proofErr w:type="spellEnd"/>
+      <w:proofErr w:type="gramEnd"/>
+      <w:r>
+        <w:rPr>
+          <w:rFonts w:ascii="Times New Roman" w:eastAsia="Times New Roman" w:hAnsi="Times New Roman" w:cs="Times New Roman"/>
+          <w:color w:val="CCCCCC"/>
+          <w:sz w:val="21"/>
+          <w:szCs w:val="21"/>
+          <w:lang w:eastAsia="en-GB"/>
+        </w:rPr>
+        <w:t>(</w:t>
       </w:r>
     </w:p>
     <w:p>
@@ -1459,16 +4103,16 @@
         <w:shd w:val="clear" w:color="auto" w:fill="1F1F1F"/>
         <w:spacing w:after="0" w:line="285" w:lineRule="atLeast"/>
         <w:rPr>
-          <w:rFonts w:ascii="Consolas" w:eastAsia="Times New Roman" w:hAnsi="Consolas" w:cs="Times New Roman"/>
-          <w:color w:val="CCCCCC"/>
-          <w:sz w:val="21"/>
-          <w:szCs w:val="21"/>
-          <w:lang w:eastAsia="en-GB"/>
-        </w:rPr>
-      </w:pPr>
-      <w:r>
-        <w:rPr>
-          <w:rFonts w:ascii="Consolas" w:eastAsia="Times New Roman" w:hAnsi="Consolas" w:cs="Times New Roman"/>
+          <w:rFonts w:ascii="Times New Roman" w:eastAsia="Times New Roman" w:hAnsi="Times New Roman" w:cs="Times New Roman"/>
+          <w:color w:val="CCCCCC"/>
+          <w:sz w:val="21"/>
+          <w:szCs w:val="21"/>
+          <w:lang w:eastAsia="en-GB"/>
+        </w:rPr>
+      </w:pPr>
+      <w:r>
+        <w:rPr>
+          <w:rFonts w:ascii="Times New Roman" w:eastAsia="Times New Roman" w:hAnsi="Times New Roman" w:cs="Times New Roman"/>
           <w:color w:val="CCCCCC"/>
           <w:sz w:val="21"/>
           <w:szCs w:val="21"/>
@@ -1476,9 +4120,10 @@
         </w:rPr>
         <w:t xml:space="preserve">                </w:t>
       </w:r>
-      <w:r>
-        <w:rPr>
-          <w:rFonts w:ascii="Consolas" w:eastAsia="Times New Roman" w:hAnsi="Consolas" w:cs="Times New Roman"/>
+      <w:proofErr w:type="spellStart"/>
+      <w:r>
+        <w:rPr>
+          <w:rFonts w:ascii="Times New Roman" w:eastAsia="Times New Roman" w:hAnsi="Times New Roman" w:cs="Times New Roman"/>
           <w:color w:val="9CDCFE"/>
           <w:sz w:val="21"/>
           <w:szCs w:val="21"/>
@@ -1486,9 +4131,10 @@
         </w:rPr>
         <w:t>First_Name</w:t>
       </w:r>
-      <w:r>
-        <w:rPr>
-          <w:rFonts w:ascii="Consolas" w:eastAsia="Times New Roman" w:hAnsi="Consolas" w:cs="Times New Roman"/>
+      <w:proofErr w:type="spellEnd"/>
+      <w:r>
+        <w:rPr>
+          <w:rFonts w:ascii="Times New Roman" w:eastAsia="Times New Roman" w:hAnsi="Times New Roman" w:cs="Times New Roman"/>
           <w:color w:val="CCCCCC"/>
           <w:sz w:val="21"/>
           <w:szCs w:val="21"/>
@@ -1498,7 +4144,7 @@
       </w:r>
       <w:r>
         <w:rPr>
-          <w:rFonts w:ascii="Consolas" w:eastAsia="Times New Roman" w:hAnsi="Consolas" w:cs="Times New Roman"/>
+          <w:rFonts w:ascii="Times New Roman" w:eastAsia="Times New Roman" w:hAnsi="Times New Roman" w:cs="Times New Roman"/>
           <w:color w:val="D4D4D4"/>
           <w:sz w:val="21"/>
           <w:szCs w:val="21"/>
@@ -1508,7 +4154,7 @@
       </w:r>
       <w:r>
         <w:rPr>
-          <w:rFonts w:ascii="Consolas" w:eastAsia="Times New Roman" w:hAnsi="Consolas" w:cs="Times New Roman"/>
+          <w:rFonts w:ascii="Times New Roman" w:eastAsia="Times New Roman" w:hAnsi="Times New Roman" w:cs="Times New Roman"/>
           <w:color w:val="CCCCCC"/>
           <w:sz w:val="21"/>
           <w:szCs w:val="21"/>
@@ -1518,17 +4164,39 @@
       </w:r>
       <w:r>
         <w:rPr>
-          <w:rFonts w:ascii="Consolas" w:eastAsia="Times New Roman" w:hAnsi="Consolas" w:cs="Times New Roman"/>
+          <w:rFonts w:ascii="Times New Roman" w:eastAsia="Times New Roman" w:hAnsi="Times New Roman" w:cs="Times New Roman"/>
           <w:color w:val="CE9178"/>
           <w:sz w:val="21"/>
           <w:szCs w:val="21"/>
           <w:lang w:eastAsia="en-GB"/>
         </w:rPr>
-        <w:t>'First_Name'</w:t>
-      </w:r>
-      <w:r>
-        <w:rPr>
-          <w:rFonts w:ascii="Consolas" w:eastAsia="Times New Roman" w:hAnsi="Consolas" w:cs="Times New Roman"/>
+        <w:t>'</w:t>
+      </w:r>
+      <w:proofErr w:type="spellStart"/>
+      <w:r>
+        <w:rPr>
+          <w:rFonts w:ascii="Times New Roman" w:eastAsia="Times New Roman" w:hAnsi="Times New Roman" w:cs="Times New Roman"/>
+          <w:color w:val="CE9178"/>
+          <w:sz w:val="21"/>
+          <w:szCs w:val="21"/>
+          <w:lang w:eastAsia="en-GB"/>
+        </w:rPr>
+        <w:t>First_Name</w:t>
+      </w:r>
+      <w:proofErr w:type="spellEnd"/>
+      <w:r>
+        <w:rPr>
+          <w:rFonts w:ascii="Times New Roman" w:eastAsia="Times New Roman" w:hAnsi="Times New Roman" w:cs="Times New Roman"/>
+          <w:color w:val="CE9178"/>
+          <w:sz w:val="21"/>
+          <w:szCs w:val="21"/>
+          <w:lang w:eastAsia="en-GB"/>
+        </w:rPr>
+        <w:t>'</w:t>
+      </w:r>
+      <w:r>
+        <w:rPr>
+          <w:rFonts w:ascii="Times New Roman" w:eastAsia="Times New Roman" w:hAnsi="Times New Roman" w:cs="Times New Roman"/>
           <w:color w:val="CCCCCC"/>
           <w:sz w:val="21"/>
           <w:szCs w:val="21"/>
@@ -1542,16 +4210,16 @@
         <w:shd w:val="clear" w:color="auto" w:fill="1F1F1F"/>
         <w:spacing w:after="0" w:line="285" w:lineRule="atLeast"/>
         <w:rPr>
-          <w:rFonts w:ascii="Consolas" w:eastAsia="Times New Roman" w:hAnsi="Consolas" w:cs="Times New Roman"/>
-          <w:color w:val="CCCCCC"/>
-          <w:sz w:val="21"/>
-          <w:szCs w:val="21"/>
-          <w:lang w:eastAsia="en-GB"/>
-        </w:rPr>
-      </w:pPr>
-      <w:r>
-        <w:rPr>
-          <w:rFonts w:ascii="Consolas" w:eastAsia="Times New Roman" w:hAnsi="Consolas" w:cs="Times New Roman"/>
+          <w:rFonts w:ascii="Times New Roman" w:eastAsia="Times New Roman" w:hAnsi="Times New Roman" w:cs="Times New Roman"/>
+          <w:color w:val="CCCCCC"/>
+          <w:sz w:val="21"/>
+          <w:szCs w:val="21"/>
+          <w:lang w:eastAsia="en-GB"/>
+        </w:rPr>
+      </w:pPr>
+      <w:r>
+        <w:rPr>
+          <w:rFonts w:ascii="Times New Roman" w:eastAsia="Times New Roman" w:hAnsi="Times New Roman" w:cs="Times New Roman"/>
           <w:color w:val="CCCCCC"/>
           <w:sz w:val="21"/>
           <w:szCs w:val="21"/>
@@ -1559,9 +4227,10 @@
         </w:rPr>
         <w:t xml:space="preserve">                </w:t>
       </w:r>
-      <w:r>
-        <w:rPr>
-          <w:rFonts w:ascii="Consolas" w:eastAsia="Times New Roman" w:hAnsi="Consolas" w:cs="Times New Roman"/>
+      <w:proofErr w:type="spellStart"/>
+      <w:r>
+        <w:rPr>
+          <w:rFonts w:ascii="Times New Roman" w:eastAsia="Times New Roman" w:hAnsi="Times New Roman" w:cs="Times New Roman"/>
           <w:color w:val="9CDCFE"/>
           <w:sz w:val="21"/>
           <w:szCs w:val="21"/>
@@ -1569,9 +4238,10 @@
         </w:rPr>
         <w:t>Last_Name</w:t>
       </w:r>
-      <w:r>
-        <w:rPr>
-          <w:rFonts w:ascii="Consolas" w:eastAsia="Times New Roman" w:hAnsi="Consolas" w:cs="Times New Roman"/>
+      <w:proofErr w:type="spellEnd"/>
+      <w:r>
+        <w:rPr>
+          <w:rFonts w:ascii="Times New Roman" w:eastAsia="Times New Roman" w:hAnsi="Times New Roman" w:cs="Times New Roman"/>
           <w:color w:val="CCCCCC"/>
           <w:sz w:val="21"/>
           <w:szCs w:val="21"/>
@@ -1581,7 +4251,7 @@
       </w:r>
       <w:r>
         <w:rPr>
-          <w:rFonts w:ascii="Consolas" w:eastAsia="Times New Roman" w:hAnsi="Consolas" w:cs="Times New Roman"/>
+          <w:rFonts w:ascii="Times New Roman" w:eastAsia="Times New Roman" w:hAnsi="Times New Roman" w:cs="Times New Roman"/>
           <w:color w:val="D4D4D4"/>
           <w:sz w:val="21"/>
           <w:szCs w:val="21"/>
@@ -1591,7 +4261,7 @@
       </w:r>
       <w:r>
         <w:rPr>
-          <w:rFonts w:ascii="Consolas" w:eastAsia="Times New Roman" w:hAnsi="Consolas" w:cs="Times New Roman"/>
+          <w:rFonts w:ascii="Times New Roman" w:eastAsia="Times New Roman" w:hAnsi="Times New Roman" w:cs="Times New Roman"/>
           <w:color w:val="CCCCCC"/>
           <w:sz w:val="21"/>
           <w:szCs w:val="21"/>
@@ -1601,17 +4271,39 @@
       </w:r>
       <w:r>
         <w:rPr>
-          <w:rFonts w:ascii="Consolas" w:eastAsia="Times New Roman" w:hAnsi="Consolas" w:cs="Times New Roman"/>
+          <w:rFonts w:ascii="Times New Roman" w:eastAsia="Times New Roman" w:hAnsi="Times New Roman" w:cs="Times New Roman"/>
           <w:color w:val="CE9178"/>
           <w:sz w:val="21"/>
           <w:szCs w:val="21"/>
           <w:lang w:eastAsia="en-GB"/>
         </w:rPr>
-        <w:t>'Last_Name'</w:t>
-      </w:r>
-      <w:r>
-        <w:rPr>
-          <w:rFonts w:ascii="Consolas" w:eastAsia="Times New Roman" w:hAnsi="Consolas" w:cs="Times New Roman"/>
+        <w:t>'</w:t>
+      </w:r>
+      <w:proofErr w:type="spellStart"/>
+      <w:r>
+        <w:rPr>
+          <w:rFonts w:ascii="Times New Roman" w:eastAsia="Times New Roman" w:hAnsi="Times New Roman" w:cs="Times New Roman"/>
+          <w:color w:val="CE9178"/>
+          <w:sz w:val="21"/>
+          <w:szCs w:val="21"/>
+          <w:lang w:eastAsia="en-GB"/>
+        </w:rPr>
+        <w:t>Last_Name</w:t>
+      </w:r>
+      <w:proofErr w:type="spellEnd"/>
+      <w:r>
+        <w:rPr>
+          <w:rFonts w:ascii="Times New Roman" w:eastAsia="Times New Roman" w:hAnsi="Times New Roman" w:cs="Times New Roman"/>
+          <w:color w:val="CE9178"/>
+          <w:sz w:val="21"/>
+          <w:szCs w:val="21"/>
+          <w:lang w:eastAsia="en-GB"/>
+        </w:rPr>
+        <w:t>'</w:t>
+      </w:r>
+      <w:r>
+        <w:rPr>
+          <w:rFonts w:ascii="Times New Roman" w:eastAsia="Times New Roman" w:hAnsi="Times New Roman" w:cs="Times New Roman"/>
           <w:color w:val="CCCCCC"/>
           <w:sz w:val="21"/>
           <w:szCs w:val="21"/>
@@ -1625,16 +4317,16 @@
         <w:shd w:val="clear" w:color="auto" w:fill="1F1F1F"/>
         <w:spacing w:after="0" w:line="285" w:lineRule="atLeast"/>
         <w:rPr>
-          <w:rFonts w:ascii="Consolas" w:eastAsia="Times New Roman" w:hAnsi="Consolas" w:cs="Times New Roman"/>
-          <w:color w:val="CCCCCC"/>
-          <w:sz w:val="21"/>
-          <w:szCs w:val="21"/>
-          <w:lang w:eastAsia="en-GB"/>
-        </w:rPr>
-      </w:pPr>
-      <w:r>
-        <w:rPr>
-          <w:rFonts w:ascii="Consolas" w:eastAsia="Times New Roman" w:hAnsi="Consolas" w:cs="Times New Roman"/>
+          <w:rFonts w:ascii="Times New Roman" w:eastAsia="Times New Roman" w:hAnsi="Times New Roman" w:cs="Times New Roman"/>
+          <w:color w:val="CCCCCC"/>
+          <w:sz w:val="21"/>
+          <w:szCs w:val="21"/>
+          <w:lang w:eastAsia="en-GB"/>
+        </w:rPr>
+      </w:pPr>
+      <w:r>
+        <w:rPr>
+          <w:rFonts w:ascii="Times New Roman" w:eastAsia="Times New Roman" w:hAnsi="Times New Roman" w:cs="Times New Roman"/>
           <w:color w:val="CCCCCC"/>
           <w:sz w:val="21"/>
           <w:szCs w:val="21"/>
@@ -1644,7 +4336,7 @@
       </w:r>
       <w:r>
         <w:rPr>
-          <w:rFonts w:ascii="Consolas" w:eastAsia="Times New Roman" w:hAnsi="Consolas" w:cs="Times New Roman"/>
+          <w:rFonts w:ascii="Times New Roman" w:eastAsia="Times New Roman" w:hAnsi="Times New Roman" w:cs="Times New Roman"/>
           <w:color w:val="9CDCFE"/>
           <w:sz w:val="21"/>
           <w:szCs w:val="21"/>
@@ -1654,7 +4346,7 @@
       </w:r>
       <w:r>
         <w:rPr>
-          <w:rFonts w:ascii="Consolas" w:eastAsia="Times New Roman" w:hAnsi="Consolas" w:cs="Times New Roman"/>
+          <w:rFonts w:ascii="Times New Roman" w:eastAsia="Times New Roman" w:hAnsi="Times New Roman" w:cs="Times New Roman"/>
           <w:color w:val="CCCCCC"/>
           <w:sz w:val="21"/>
           <w:szCs w:val="21"/>
@@ -1664,7 +4356,7 @@
       </w:r>
       <w:r>
         <w:rPr>
-          <w:rFonts w:ascii="Consolas" w:eastAsia="Times New Roman" w:hAnsi="Consolas" w:cs="Times New Roman"/>
+          <w:rFonts w:ascii="Times New Roman" w:eastAsia="Times New Roman" w:hAnsi="Times New Roman" w:cs="Times New Roman"/>
           <w:color w:val="D4D4D4"/>
           <w:sz w:val="21"/>
           <w:szCs w:val="21"/>
@@ -1674,17 +4366,51 @@
       </w:r>
       <w:r>
         <w:rPr>
-          <w:rFonts w:ascii="Consolas" w:eastAsia="Times New Roman" w:hAnsi="Consolas" w:cs="Times New Roman"/>
-          <w:color w:val="CCCCCC"/>
-          <w:sz w:val="21"/>
-          <w:szCs w:val="21"/>
-          <w:lang w:eastAsia="en-GB"/>
-        </w:rPr>
-        <w:t xml:space="preserve"> datetime.datetime.strptime(p[</w:t>
-      </w:r>
-      <w:r>
-        <w:rPr>
-          <w:rFonts w:ascii="Consolas" w:eastAsia="Times New Roman" w:hAnsi="Consolas" w:cs="Times New Roman"/>
+          <w:rFonts w:ascii="Times New Roman" w:eastAsia="Times New Roman" w:hAnsi="Times New Roman" w:cs="Times New Roman"/>
+          <w:color w:val="CCCCCC"/>
+          <w:sz w:val="21"/>
+          <w:szCs w:val="21"/>
+          <w:lang w:eastAsia="en-GB"/>
+        </w:rPr>
+        <w:t xml:space="preserve"> </w:t>
+      </w:r>
+      <w:proofErr w:type="spellStart"/>
+      <w:proofErr w:type="gramStart"/>
+      <w:r>
+        <w:rPr>
+          <w:rFonts w:ascii="Times New Roman" w:eastAsia="Times New Roman" w:hAnsi="Times New Roman" w:cs="Times New Roman"/>
+          <w:color w:val="CCCCCC"/>
+          <w:sz w:val="21"/>
+          <w:szCs w:val="21"/>
+          <w:lang w:eastAsia="en-GB"/>
+        </w:rPr>
+        <w:t>datetime.datetime</w:t>
+      </w:r>
+      <w:proofErr w:type="gramEnd"/>
+      <w:r>
+        <w:rPr>
+          <w:rFonts w:ascii="Times New Roman" w:eastAsia="Times New Roman" w:hAnsi="Times New Roman" w:cs="Times New Roman"/>
+          <w:color w:val="CCCCCC"/>
+          <w:sz w:val="21"/>
+          <w:szCs w:val="21"/>
+          <w:lang w:eastAsia="en-GB"/>
+        </w:rPr>
+        <w:t>.strptime</w:t>
+      </w:r>
+      <w:proofErr w:type="spellEnd"/>
+      <w:r>
+        <w:rPr>
+          <w:rFonts w:ascii="Times New Roman" w:eastAsia="Times New Roman" w:hAnsi="Times New Roman" w:cs="Times New Roman"/>
+          <w:color w:val="CCCCCC"/>
+          <w:sz w:val="21"/>
+          <w:szCs w:val="21"/>
+          <w:lang w:eastAsia="en-GB"/>
+        </w:rPr>
+        <w:t>(p[</w:t>
+      </w:r>
+      <w:r>
+        <w:rPr>
+          <w:rFonts w:ascii="Times New Roman" w:eastAsia="Times New Roman" w:hAnsi="Times New Roman" w:cs="Times New Roman"/>
           <w:color w:val="CE9178"/>
           <w:sz w:val="21"/>
           <w:szCs w:val="21"/>
@@ -1694,7 +4420,7 @@
       </w:r>
       <w:r>
         <w:rPr>
-          <w:rFonts w:ascii="Consolas" w:eastAsia="Times New Roman" w:hAnsi="Consolas" w:cs="Times New Roman"/>
+          <w:rFonts w:ascii="Times New Roman" w:eastAsia="Times New Roman" w:hAnsi="Times New Roman" w:cs="Times New Roman"/>
           <w:color w:val="CCCCCC"/>
           <w:sz w:val="21"/>
           <w:szCs w:val="21"/>
@@ -1704,7 +4430,7 @@
       </w:r>
       <w:r>
         <w:rPr>
-          <w:rFonts w:ascii="Consolas" w:eastAsia="Times New Roman" w:hAnsi="Consolas" w:cs="Times New Roman"/>
+          <w:rFonts w:ascii="Times New Roman" w:eastAsia="Times New Roman" w:hAnsi="Times New Roman" w:cs="Times New Roman"/>
           <w:color w:val="CE9178"/>
           <w:sz w:val="21"/>
           <w:szCs w:val="21"/>
@@ -1714,7 +4440,7 @@
       </w:r>
       <w:r>
         <w:rPr>
-          <w:rFonts w:ascii="Consolas" w:eastAsia="Times New Roman" w:hAnsi="Consolas" w:cs="Times New Roman"/>
+          <w:rFonts w:ascii="Times New Roman" w:eastAsia="Times New Roman" w:hAnsi="Times New Roman" w:cs="Times New Roman"/>
           <w:color w:val="569CD6"/>
           <w:sz w:val="21"/>
           <w:szCs w:val="21"/>
@@ -1724,7 +4450,7 @@
       </w:r>
       <w:r>
         <w:rPr>
-          <w:rFonts w:ascii="Consolas" w:eastAsia="Times New Roman" w:hAnsi="Consolas" w:cs="Times New Roman"/>
+          <w:rFonts w:ascii="Times New Roman" w:eastAsia="Times New Roman" w:hAnsi="Times New Roman" w:cs="Times New Roman"/>
           <w:color w:val="CE9178"/>
           <w:sz w:val="21"/>
           <w:szCs w:val="21"/>
@@ -1732,15 +4458,27 @@
         </w:rPr>
         <w:t>'</w:t>
       </w:r>
-      <w:r>
-        <w:rPr>
-          <w:rFonts w:ascii="Consolas" w:eastAsia="Times New Roman" w:hAnsi="Consolas" w:cs="Times New Roman"/>
-          <w:color w:val="CCCCCC"/>
-          <w:sz w:val="21"/>
-          <w:szCs w:val="21"/>
-          <w:lang w:eastAsia="en-GB"/>
-        </w:rPr>
-        <w:t>).date(),</w:t>
+      <w:proofErr w:type="gramStart"/>
+      <w:r>
+        <w:rPr>
+          <w:rFonts w:ascii="Times New Roman" w:eastAsia="Times New Roman" w:hAnsi="Times New Roman" w:cs="Times New Roman"/>
+          <w:color w:val="CCCCCC"/>
+          <w:sz w:val="21"/>
+          <w:szCs w:val="21"/>
+          <w:lang w:eastAsia="en-GB"/>
+        </w:rPr>
+        <w:t>).date</w:t>
+      </w:r>
+      <w:proofErr w:type="gramEnd"/>
+      <w:r>
+        <w:rPr>
+          <w:rFonts w:ascii="Times New Roman" w:eastAsia="Times New Roman" w:hAnsi="Times New Roman" w:cs="Times New Roman"/>
+          <w:color w:val="CCCCCC"/>
+          <w:sz w:val="21"/>
+          <w:szCs w:val="21"/>
+          <w:lang w:eastAsia="en-GB"/>
+        </w:rPr>
+        <w:t>(),</w:t>
       </w:r>
     </w:p>
     <w:p>
@@ -1748,16 +4486,16 @@
         <w:shd w:val="clear" w:color="auto" w:fill="1F1F1F"/>
         <w:spacing w:after="0" w:line="285" w:lineRule="atLeast"/>
         <w:rPr>
-          <w:rFonts w:ascii="Consolas" w:eastAsia="Times New Roman" w:hAnsi="Consolas" w:cs="Times New Roman"/>
-          <w:color w:val="CCCCCC"/>
-          <w:sz w:val="21"/>
-          <w:szCs w:val="21"/>
-          <w:lang w:eastAsia="en-GB"/>
-        </w:rPr>
-      </w:pPr>
-      <w:r>
-        <w:rPr>
-          <w:rFonts w:ascii="Consolas" w:eastAsia="Times New Roman" w:hAnsi="Consolas" w:cs="Times New Roman"/>
+          <w:rFonts w:ascii="Times New Roman" w:eastAsia="Times New Roman" w:hAnsi="Times New Roman" w:cs="Times New Roman"/>
+          <w:color w:val="CCCCCC"/>
+          <w:sz w:val="21"/>
+          <w:szCs w:val="21"/>
+          <w:lang w:eastAsia="en-GB"/>
+        </w:rPr>
+      </w:pPr>
+      <w:r>
+        <w:rPr>
+          <w:rFonts w:ascii="Times New Roman" w:eastAsia="Times New Roman" w:hAnsi="Times New Roman" w:cs="Times New Roman"/>
           <w:color w:val="CCCCCC"/>
           <w:sz w:val="21"/>
           <w:szCs w:val="21"/>
@@ -1767,7 +4505,7 @@
       </w:r>
       <w:r>
         <w:rPr>
-          <w:rFonts w:ascii="Consolas" w:eastAsia="Times New Roman" w:hAnsi="Consolas" w:cs="Times New Roman"/>
+          <w:rFonts w:ascii="Times New Roman" w:eastAsia="Times New Roman" w:hAnsi="Times New Roman" w:cs="Times New Roman"/>
           <w:color w:val="9CDCFE"/>
           <w:sz w:val="21"/>
           <w:szCs w:val="21"/>
@@ -1777,7 +4515,7 @@
       </w:r>
       <w:r>
         <w:rPr>
-          <w:rFonts w:ascii="Consolas" w:eastAsia="Times New Roman" w:hAnsi="Consolas" w:cs="Times New Roman"/>
+          <w:rFonts w:ascii="Times New Roman" w:eastAsia="Times New Roman" w:hAnsi="Times New Roman" w:cs="Times New Roman"/>
           <w:color w:val="CCCCCC"/>
           <w:sz w:val="21"/>
           <w:szCs w:val="21"/>
@@ -1787,7 +4525,7 @@
       </w:r>
       <w:r>
         <w:rPr>
-          <w:rFonts w:ascii="Consolas" w:eastAsia="Times New Roman" w:hAnsi="Consolas" w:cs="Times New Roman"/>
+          <w:rFonts w:ascii="Times New Roman" w:eastAsia="Times New Roman" w:hAnsi="Times New Roman" w:cs="Times New Roman"/>
           <w:color w:val="D4D4D4"/>
           <w:sz w:val="21"/>
           <w:szCs w:val="21"/>
@@ -1797,13 +4535,35 @@
       </w:r>
       <w:r>
         <w:rPr>
-          <w:rFonts w:ascii="Consolas" w:eastAsia="Times New Roman" w:hAnsi="Consolas" w:cs="Times New Roman"/>
-          <w:color w:val="CCCCCC"/>
-          <w:sz w:val="21"/>
-          <w:szCs w:val="21"/>
-          <w:lang w:eastAsia="en-GB"/>
-        </w:rPr>
-        <w:t xml:space="preserve"> request.user,</w:t>
+          <w:rFonts w:ascii="Times New Roman" w:eastAsia="Times New Roman" w:hAnsi="Times New Roman" w:cs="Times New Roman"/>
+          <w:color w:val="CCCCCC"/>
+          <w:sz w:val="21"/>
+          <w:szCs w:val="21"/>
+          <w:lang w:eastAsia="en-GB"/>
+        </w:rPr>
+        <w:t xml:space="preserve"> </w:t>
+      </w:r>
+      <w:proofErr w:type="spellStart"/>
+      <w:r>
+        <w:rPr>
+          <w:rFonts w:ascii="Times New Roman" w:eastAsia="Times New Roman" w:hAnsi="Times New Roman" w:cs="Times New Roman"/>
+          <w:color w:val="CCCCCC"/>
+          <w:sz w:val="21"/>
+          <w:szCs w:val="21"/>
+          <w:lang w:eastAsia="en-GB"/>
+        </w:rPr>
+        <w:t>request.user</w:t>
+      </w:r>
+      <w:proofErr w:type="spellEnd"/>
+      <w:r>
+        <w:rPr>
+          <w:rFonts w:ascii="Times New Roman" w:eastAsia="Times New Roman" w:hAnsi="Times New Roman" w:cs="Times New Roman"/>
+          <w:color w:val="CCCCCC"/>
+          <w:sz w:val="21"/>
+          <w:szCs w:val="21"/>
+          <w:lang w:eastAsia="en-GB"/>
+        </w:rPr>
+        <w:t>,</w:t>
       </w:r>
     </w:p>
     <w:p>
@@ -1811,16 +4571,16 @@
         <w:shd w:val="clear" w:color="auto" w:fill="1F1F1F"/>
         <w:spacing w:after="0" w:line="285" w:lineRule="atLeast"/>
         <w:rPr>
-          <w:rFonts w:ascii="Consolas" w:eastAsia="Times New Roman" w:hAnsi="Consolas" w:cs="Times New Roman"/>
-          <w:color w:val="CCCCCC"/>
-          <w:sz w:val="21"/>
-          <w:szCs w:val="21"/>
-          <w:lang w:eastAsia="en-GB"/>
-        </w:rPr>
-      </w:pPr>
-      <w:r>
-        <w:rPr>
-          <w:rFonts w:ascii="Consolas" w:eastAsia="Times New Roman" w:hAnsi="Consolas" w:cs="Times New Roman"/>
+          <w:rFonts w:ascii="Times New Roman" w:eastAsia="Times New Roman" w:hAnsi="Times New Roman" w:cs="Times New Roman"/>
+          <w:color w:val="CCCCCC"/>
+          <w:sz w:val="21"/>
+          <w:szCs w:val="21"/>
+          <w:lang w:eastAsia="en-GB"/>
+        </w:rPr>
+      </w:pPr>
+      <w:r>
+        <w:rPr>
+          <w:rFonts w:ascii="Times New Roman" w:eastAsia="Times New Roman" w:hAnsi="Times New Roman" w:cs="Times New Roman"/>
           <w:color w:val="CCCCCC"/>
           <w:sz w:val="21"/>
           <w:szCs w:val="21"/>
@@ -1834,7 +4594,7 @@
         <w:shd w:val="clear" w:color="auto" w:fill="1F1F1F"/>
         <w:spacing w:after="0" w:line="285" w:lineRule="atLeast"/>
         <w:rPr>
-          <w:rFonts w:ascii="Consolas" w:eastAsia="Times New Roman" w:hAnsi="Consolas" w:cs="Times New Roman"/>
+          <w:rFonts w:ascii="Times New Roman" w:eastAsia="Times New Roman" w:hAnsi="Times New Roman" w:cs="Times New Roman"/>
           <w:color w:val="CCCCCC"/>
           <w:sz w:val="21"/>
           <w:szCs w:val="21"/>
@@ -1847,22 +4607,56 @@
         <w:shd w:val="clear" w:color="auto" w:fill="1F1F1F"/>
         <w:spacing w:after="0" w:line="285" w:lineRule="atLeast"/>
         <w:rPr>
-          <w:rFonts w:ascii="Consolas" w:eastAsia="Times New Roman" w:hAnsi="Consolas" w:cs="Times New Roman"/>
-          <w:color w:val="CCCCCC"/>
-          <w:sz w:val="21"/>
-          <w:szCs w:val="21"/>
-          <w:lang w:eastAsia="en-GB"/>
-        </w:rPr>
-      </w:pPr>
-      <w:r>
-        <w:rPr>
-          <w:rFonts w:ascii="Consolas" w:eastAsia="Times New Roman" w:hAnsi="Consolas" w:cs="Times New Roman"/>
-          <w:color w:val="CCCCCC"/>
-          <w:sz w:val="21"/>
-          <w:szCs w:val="21"/>
-          <w:lang w:eastAsia="en-GB"/>
-        </w:rPr>
-        <w:t>            Booking_Passenger.objects.create(</w:t>
+          <w:rFonts w:ascii="Times New Roman" w:eastAsia="Times New Roman" w:hAnsi="Times New Roman" w:cs="Times New Roman"/>
+          <w:color w:val="CCCCCC"/>
+          <w:sz w:val="21"/>
+          <w:szCs w:val="21"/>
+          <w:lang w:eastAsia="en-GB"/>
+        </w:rPr>
+      </w:pPr>
+      <w:r>
+        <w:rPr>
+          <w:rFonts w:ascii="Times New Roman" w:eastAsia="Times New Roman" w:hAnsi="Times New Roman" w:cs="Times New Roman"/>
+          <w:color w:val="CCCCCC"/>
+          <w:sz w:val="21"/>
+          <w:szCs w:val="21"/>
+          <w:lang w:eastAsia="en-GB"/>
+        </w:rPr>
+        <w:t xml:space="preserve">            </w:t>
+      </w:r>
+      <w:proofErr w:type="spellStart"/>
+      <w:r>
+        <w:rPr>
+          <w:rFonts w:ascii="Times New Roman" w:eastAsia="Times New Roman" w:hAnsi="Times New Roman" w:cs="Times New Roman"/>
+          <w:color w:val="CCCCCC"/>
+          <w:sz w:val="21"/>
+          <w:szCs w:val="21"/>
+          <w:lang w:eastAsia="en-GB"/>
+        </w:rPr>
+        <w:t>Booking_</w:t>
+      </w:r>
+      <w:proofErr w:type="gramStart"/>
+      <w:r>
+        <w:rPr>
+          <w:rFonts w:ascii="Times New Roman" w:eastAsia="Times New Roman" w:hAnsi="Times New Roman" w:cs="Times New Roman"/>
+          <w:color w:val="CCCCCC"/>
+          <w:sz w:val="21"/>
+          <w:szCs w:val="21"/>
+          <w:lang w:eastAsia="en-GB"/>
+        </w:rPr>
+        <w:t>Passenger.objects.create</w:t>
+      </w:r>
+      <w:proofErr w:type="spellEnd"/>
+      <w:proofErr w:type="gramEnd"/>
+      <w:r>
+        <w:rPr>
+          <w:rFonts w:ascii="Times New Roman" w:eastAsia="Times New Roman" w:hAnsi="Times New Roman" w:cs="Times New Roman"/>
+          <w:color w:val="CCCCCC"/>
+          <w:sz w:val="21"/>
+          <w:szCs w:val="21"/>
+          <w:lang w:eastAsia="en-GB"/>
+        </w:rPr>
+        <w:t>(</w:t>
       </w:r>
     </w:p>
     <w:p>
@@ -1870,16 +4664,16 @@
         <w:shd w:val="clear" w:color="auto" w:fill="1F1F1F"/>
         <w:spacing w:after="0" w:line="285" w:lineRule="atLeast"/>
         <w:rPr>
-          <w:rFonts w:ascii="Consolas" w:eastAsia="Times New Roman" w:hAnsi="Consolas" w:cs="Times New Roman"/>
-          <w:color w:val="CCCCCC"/>
-          <w:sz w:val="21"/>
-          <w:szCs w:val="21"/>
-          <w:lang w:eastAsia="en-GB"/>
-        </w:rPr>
-      </w:pPr>
-      <w:r>
-        <w:rPr>
-          <w:rFonts w:ascii="Consolas" w:eastAsia="Times New Roman" w:hAnsi="Consolas" w:cs="Times New Roman"/>
+          <w:rFonts w:ascii="Times New Roman" w:eastAsia="Times New Roman" w:hAnsi="Times New Roman" w:cs="Times New Roman"/>
+          <w:color w:val="CCCCCC"/>
+          <w:sz w:val="21"/>
+          <w:szCs w:val="21"/>
+          <w:lang w:eastAsia="en-GB"/>
+        </w:rPr>
+      </w:pPr>
+      <w:r>
+        <w:rPr>
+          <w:rFonts w:ascii="Times New Roman" w:eastAsia="Times New Roman" w:hAnsi="Times New Roman" w:cs="Times New Roman"/>
           <w:color w:val="CCCCCC"/>
           <w:sz w:val="21"/>
           <w:szCs w:val="21"/>
@@ -1887,9 +4681,10 @@
         </w:rPr>
         <w:t xml:space="preserve">            </w:t>
       </w:r>
-      <w:r>
-        <w:rPr>
-          <w:rFonts w:ascii="Consolas" w:eastAsia="Times New Roman" w:hAnsi="Consolas" w:cs="Times New Roman"/>
+      <w:proofErr w:type="spellStart"/>
+      <w:r>
+        <w:rPr>
+          <w:rFonts w:ascii="Times New Roman" w:eastAsia="Times New Roman" w:hAnsi="Times New Roman" w:cs="Times New Roman"/>
           <w:color w:val="9CDCFE"/>
           <w:sz w:val="21"/>
           <w:szCs w:val="21"/>
@@ -1897,9 +4692,10 @@
         </w:rPr>
         <w:t>Booking_ID</w:t>
       </w:r>
-      <w:r>
-        <w:rPr>
-          <w:rFonts w:ascii="Consolas" w:eastAsia="Times New Roman" w:hAnsi="Consolas" w:cs="Times New Roman"/>
+      <w:proofErr w:type="spellEnd"/>
+      <w:r>
+        <w:rPr>
+          <w:rFonts w:ascii="Times New Roman" w:eastAsia="Times New Roman" w:hAnsi="Times New Roman" w:cs="Times New Roman"/>
           <w:color w:val="CCCCCC"/>
           <w:sz w:val="21"/>
           <w:szCs w:val="21"/>
@@ -1909,7 +4705,7 @@
       </w:r>
       <w:r>
         <w:rPr>
-          <w:rFonts w:ascii="Consolas" w:eastAsia="Times New Roman" w:hAnsi="Consolas" w:cs="Times New Roman"/>
+          <w:rFonts w:ascii="Times New Roman" w:eastAsia="Times New Roman" w:hAnsi="Times New Roman" w:cs="Times New Roman"/>
           <w:color w:val="D4D4D4"/>
           <w:sz w:val="21"/>
           <w:szCs w:val="21"/>
@@ -1919,7 +4715,7 @@
       </w:r>
       <w:r>
         <w:rPr>
-          <w:rFonts w:ascii="Consolas" w:eastAsia="Times New Roman" w:hAnsi="Consolas" w:cs="Times New Roman"/>
+          <w:rFonts w:ascii="Times New Roman" w:eastAsia="Times New Roman" w:hAnsi="Times New Roman" w:cs="Times New Roman"/>
           <w:color w:val="CCCCCC"/>
           <w:sz w:val="21"/>
           <w:szCs w:val="21"/>
@@ -1933,16 +4729,16 @@
         <w:shd w:val="clear" w:color="auto" w:fill="1F1F1F"/>
         <w:spacing w:after="0" w:line="285" w:lineRule="atLeast"/>
         <w:rPr>
-          <w:rFonts w:ascii="Consolas" w:eastAsia="Times New Roman" w:hAnsi="Consolas" w:cs="Times New Roman"/>
-          <w:color w:val="CCCCCC"/>
-          <w:sz w:val="21"/>
-          <w:szCs w:val="21"/>
-          <w:lang w:eastAsia="en-GB"/>
-        </w:rPr>
-      </w:pPr>
-      <w:r>
-        <w:rPr>
-          <w:rFonts w:ascii="Consolas" w:eastAsia="Times New Roman" w:hAnsi="Consolas" w:cs="Times New Roman"/>
+          <w:rFonts w:ascii="Times New Roman" w:eastAsia="Times New Roman" w:hAnsi="Times New Roman" w:cs="Times New Roman"/>
+          <w:color w:val="CCCCCC"/>
+          <w:sz w:val="21"/>
+          <w:szCs w:val="21"/>
+          <w:lang w:eastAsia="en-GB"/>
+        </w:rPr>
+      </w:pPr>
+      <w:r>
+        <w:rPr>
+          <w:rFonts w:ascii="Times New Roman" w:eastAsia="Times New Roman" w:hAnsi="Times New Roman" w:cs="Times New Roman"/>
           <w:color w:val="CCCCCC"/>
           <w:sz w:val="21"/>
           <w:szCs w:val="21"/>
@@ -1950,9 +4746,10 @@
         </w:rPr>
         <w:t xml:space="preserve">            </w:t>
       </w:r>
-      <w:r>
-        <w:rPr>
-          <w:rFonts w:ascii="Consolas" w:eastAsia="Times New Roman" w:hAnsi="Consolas" w:cs="Times New Roman"/>
+      <w:proofErr w:type="spellStart"/>
+      <w:r>
+        <w:rPr>
+          <w:rFonts w:ascii="Times New Roman" w:eastAsia="Times New Roman" w:hAnsi="Times New Roman" w:cs="Times New Roman"/>
           <w:color w:val="9CDCFE"/>
           <w:sz w:val="21"/>
           <w:szCs w:val="21"/>
@@ -1960,9 +4757,10 @@
         </w:rPr>
         <w:t>Passenger_ID</w:t>
       </w:r>
-      <w:r>
-        <w:rPr>
-          <w:rFonts w:ascii="Consolas" w:eastAsia="Times New Roman" w:hAnsi="Consolas" w:cs="Times New Roman"/>
+      <w:proofErr w:type="spellEnd"/>
+      <w:r>
+        <w:rPr>
+          <w:rFonts w:ascii="Times New Roman" w:eastAsia="Times New Roman" w:hAnsi="Times New Roman" w:cs="Times New Roman"/>
           <w:color w:val="CCCCCC"/>
           <w:sz w:val="21"/>
           <w:szCs w:val="21"/>
@@ -1972,7 +4770,7 @@
       </w:r>
       <w:r>
         <w:rPr>
-          <w:rFonts w:ascii="Consolas" w:eastAsia="Times New Roman" w:hAnsi="Consolas" w:cs="Times New Roman"/>
+          <w:rFonts w:ascii="Times New Roman" w:eastAsia="Times New Roman" w:hAnsi="Times New Roman" w:cs="Times New Roman"/>
           <w:color w:val="D4D4D4"/>
           <w:sz w:val="21"/>
           <w:szCs w:val="21"/>
@@ -1982,7 +4780,7 @@
       </w:r>
       <w:r>
         <w:rPr>
-          <w:rFonts w:ascii="Consolas" w:eastAsia="Times New Roman" w:hAnsi="Consolas" w:cs="Times New Roman"/>
+          <w:rFonts w:ascii="Times New Roman" w:eastAsia="Times New Roman" w:hAnsi="Times New Roman" w:cs="Times New Roman"/>
           <w:color w:val="CCCCCC"/>
           <w:sz w:val="21"/>
           <w:szCs w:val="21"/>
@@ -1996,16 +4794,16 @@
         <w:shd w:val="clear" w:color="auto" w:fill="1F1F1F"/>
         <w:spacing w:after="0" w:line="285" w:lineRule="atLeast"/>
         <w:rPr>
-          <w:rFonts w:ascii="Consolas" w:eastAsia="Times New Roman" w:hAnsi="Consolas" w:cs="Times New Roman"/>
-          <w:color w:val="CCCCCC"/>
-          <w:sz w:val="21"/>
-          <w:szCs w:val="21"/>
-          <w:lang w:eastAsia="en-GB"/>
-        </w:rPr>
-      </w:pPr>
-      <w:r>
-        <w:rPr>
-          <w:rFonts w:ascii="Consolas" w:eastAsia="Times New Roman" w:hAnsi="Consolas" w:cs="Times New Roman"/>
+          <w:rFonts w:ascii="Times New Roman" w:eastAsia="Times New Roman" w:hAnsi="Times New Roman" w:cs="Times New Roman"/>
+          <w:color w:val="CCCCCC"/>
+          <w:sz w:val="21"/>
+          <w:szCs w:val="21"/>
+          <w:lang w:eastAsia="en-GB"/>
+        </w:rPr>
+      </w:pPr>
+      <w:r>
+        <w:rPr>
+          <w:rFonts w:ascii="Times New Roman" w:eastAsia="Times New Roman" w:hAnsi="Times New Roman" w:cs="Times New Roman"/>
           <w:color w:val="CCCCCC"/>
           <w:sz w:val="21"/>
           <w:szCs w:val="21"/>
@@ -2019,7 +4817,7 @@
         <w:shd w:val="clear" w:color="auto" w:fill="1F1F1F"/>
         <w:spacing w:after="0" w:line="285" w:lineRule="atLeast"/>
         <w:rPr>
-          <w:rFonts w:ascii="Consolas" w:eastAsia="Times New Roman" w:hAnsi="Consolas" w:cs="Times New Roman"/>
+          <w:rFonts w:ascii="Times New Roman" w:eastAsia="Times New Roman" w:hAnsi="Times New Roman" w:cs="Times New Roman"/>
           <w:color w:val="CCCCCC"/>
           <w:sz w:val="21"/>
           <w:szCs w:val="21"/>
@@ -2032,16 +4830,16 @@
         <w:shd w:val="clear" w:color="auto" w:fill="1F1F1F"/>
         <w:spacing w:after="0" w:line="285" w:lineRule="atLeast"/>
         <w:rPr>
-          <w:rFonts w:ascii="Consolas" w:eastAsia="Times New Roman" w:hAnsi="Consolas" w:cs="Times New Roman"/>
-          <w:color w:val="CCCCCC"/>
-          <w:sz w:val="21"/>
-          <w:szCs w:val="21"/>
-          <w:lang w:eastAsia="en-GB"/>
-        </w:rPr>
-      </w:pPr>
-      <w:r>
-        <w:rPr>
-          <w:rFonts w:ascii="Consolas" w:eastAsia="Times New Roman" w:hAnsi="Consolas" w:cs="Times New Roman"/>
+          <w:rFonts w:ascii="Times New Roman" w:eastAsia="Times New Roman" w:hAnsi="Times New Roman" w:cs="Times New Roman"/>
+          <w:color w:val="CCCCCC"/>
+          <w:sz w:val="21"/>
+          <w:szCs w:val="21"/>
+          <w:lang w:eastAsia="en-GB"/>
+        </w:rPr>
+      </w:pPr>
+      <w:r>
+        <w:rPr>
+          <w:rFonts w:ascii="Times New Roman" w:eastAsia="Times New Roman" w:hAnsi="Times New Roman" w:cs="Times New Roman"/>
           <w:color w:val="CCCCCC"/>
           <w:sz w:val="21"/>
           <w:szCs w:val="21"/>
@@ -2051,7 +4849,7 @@
       </w:r>
       <w:r>
         <w:rPr>
-          <w:rFonts w:ascii="Consolas" w:eastAsia="Times New Roman" w:hAnsi="Consolas" w:cs="Times New Roman"/>
+          <w:rFonts w:ascii="Times New Roman" w:eastAsia="Times New Roman" w:hAnsi="Times New Roman" w:cs="Times New Roman"/>
           <w:color w:val="C586C0"/>
           <w:sz w:val="21"/>
           <w:szCs w:val="21"/>
@@ -2061,27 +4859,73 @@
       </w:r>
       <w:r>
         <w:rPr>
-          <w:rFonts w:ascii="Consolas" w:eastAsia="Times New Roman" w:hAnsi="Consolas" w:cs="Times New Roman"/>
-          <w:color w:val="CCCCCC"/>
-          <w:sz w:val="21"/>
-          <w:szCs w:val="21"/>
-          <w:lang w:eastAsia="en-GB"/>
-        </w:rPr>
-        <w:t xml:space="preserve"> request.session[</w:t>
-      </w:r>
-      <w:r>
-        <w:rPr>
-          <w:rFonts w:ascii="Consolas" w:eastAsia="Times New Roman" w:hAnsi="Consolas" w:cs="Times New Roman"/>
+          <w:rFonts w:ascii="Times New Roman" w:eastAsia="Times New Roman" w:hAnsi="Times New Roman" w:cs="Times New Roman"/>
+          <w:color w:val="CCCCCC"/>
+          <w:sz w:val="21"/>
+          <w:szCs w:val="21"/>
+          <w:lang w:eastAsia="en-GB"/>
+        </w:rPr>
+        <w:t xml:space="preserve"> </w:t>
+      </w:r>
+      <w:proofErr w:type="spellStart"/>
+      <w:proofErr w:type="gramStart"/>
+      <w:r>
+        <w:rPr>
+          <w:rFonts w:ascii="Times New Roman" w:eastAsia="Times New Roman" w:hAnsi="Times New Roman" w:cs="Times New Roman"/>
+          <w:color w:val="CCCCCC"/>
+          <w:sz w:val="21"/>
+          <w:szCs w:val="21"/>
+          <w:lang w:eastAsia="en-GB"/>
+        </w:rPr>
+        <w:t>request.session</w:t>
+      </w:r>
+      <w:proofErr w:type="spellEnd"/>
+      <w:proofErr w:type="gramEnd"/>
+      <w:r>
+        <w:rPr>
+          <w:rFonts w:ascii="Times New Roman" w:eastAsia="Times New Roman" w:hAnsi="Times New Roman" w:cs="Times New Roman"/>
+          <w:color w:val="CCCCCC"/>
+          <w:sz w:val="21"/>
+          <w:szCs w:val="21"/>
+          <w:lang w:eastAsia="en-GB"/>
+        </w:rPr>
+        <w:t>[</w:t>
+      </w:r>
+      <w:r>
+        <w:rPr>
+          <w:rFonts w:ascii="Times New Roman" w:eastAsia="Times New Roman" w:hAnsi="Times New Roman" w:cs="Times New Roman"/>
           <w:color w:val="CE9178"/>
           <w:sz w:val="21"/>
           <w:szCs w:val="21"/>
           <w:lang w:eastAsia="en-GB"/>
         </w:rPr>
-        <w:t>'passenger_data'</w:t>
-      </w:r>
-      <w:r>
-        <w:rPr>
-          <w:rFonts w:ascii="Consolas" w:eastAsia="Times New Roman" w:hAnsi="Consolas" w:cs="Times New Roman"/>
+        <w:t>'</w:t>
+      </w:r>
+      <w:proofErr w:type="spellStart"/>
+      <w:r>
+        <w:rPr>
+          <w:rFonts w:ascii="Times New Roman" w:eastAsia="Times New Roman" w:hAnsi="Times New Roman" w:cs="Times New Roman"/>
+          <w:color w:val="CE9178"/>
+          <w:sz w:val="21"/>
+          <w:szCs w:val="21"/>
+          <w:lang w:eastAsia="en-GB"/>
+        </w:rPr>
+        <w:t>passenger_data</w:t>
+      </w:r>
+      <w:proofErr w:type="spellEnd"/>
+      <w:r>
+        <w:rPr>
+          <w:rFonts w:ascii="Times New Roman" w:eastAsia="Times New Roman" w:hAnsi="Times New Roman" w:cs="Times New Roman"/>
+          <w:color w:val="CE9178"/>
+          <w:sz w:val="21"/>
+          <w:szCs w:val="21"/>
+          <w:lang w:eastAsia="en-GB"/>
+        </w:rPr>
+        <w:t>'</w:t>
+      </w:r>
+      <w:r>
+        <w:rPr>
+          <w:rFonts w:ascii="Times New Roman" w:eastAsia="Times New Roman" w:hAnsi="Times New Roman" w:cs="Times New Roman"/>
           <w:color w:val="CCCCCC"/>
           <w:sz w:val="21"/>
           <w:szCs w:val="21"/>
@@ -2095,16 +4939,16 @@
         <w:shd w:val="clear" w:color="auto" w:fill="1F1F1F"/>
         <w:spacing w:after="0" w:line="285" w:lineRule="atLeast"/>
         <w:rPr>
-          <w:rFonts w:ascii="Consolas" w:eastAsia="Times New Roman" w:hAnsi="Consolas" w:cs="Times New Roman"/>
-          <w:color w:val="CCCCCC"/>
-          <w:sz w:val="21"/>
-          <w:szCs w:val="21"/>
-          <w:lang w:eastAsia="en-GB"/>
-        </w:rPr>
-      </w:pPr>
-      <w:r>
-        <w:rPr>
-          <w:rFonts w:ascii="Consolas" w:eastAsia="Times New Roman" w:hAnsi="Consolas" w:cs="Times New Roman"/>
+          <w:rFonts w:ascii="Times New Roman" w:eastAsia="Times New Roman" w:hAnsi="Times New Roman" w:cs="Times New Roman"/>
+          <w:color w:val="CCCCCC"/>
+          <w:sz w:val="21"/>
+          <w:szCs w:val="21"/>
+          <w:lang w:eastAsia="en-GB"/>
+        </w:rPr>
+      </w:pPr>
+      <w:r>
+        <w:rPr>
+          <w:rFonts w:ascii="Times New Roman" w:eastAsia="Times New Roman" w:hAnsi="Times New Roman" w:cs="Times New Roman"/>
           <w:color w:val="CCCCCC"/>
           <w:sz w:val="21"/>
           <w:szCs w:val="21"/>
@@ -2114,7 +4958,7 @@
       </w:r>
       <w:r>
         <w:rPr>
-          <w:rFonts w:ascii="Consolas" w:eastAsia="Times New Roman" w:hAnsi="Consolas" w:cs="Times New Roman"/>
+          <w:rFonts w:ascii="Times New Roman" w:eastAsia="Times New Roman" w:hAnsi="Times New Roman" w:cs="Times New Roman"/>
           <w:color w:val="C586C0"/>
           <w:sz w:val="21"/>
           <w:szCs w:val="21"/>
@@ -2124,27 +4968,73 @@
       </w:r>
       <w:r>
         <w:rPr>
-          <w:rFonts w:ascii="Consolas" w:eastAsia="Times New Roman" w:hAnsi="Consolas" w:cs="Times New Roman"/>
-          <w:color w:val="CCCCCC"/>
-          <w:sz w:val="21"/>
-          <w:szCs w:val="21"/>
-          <w:lang w:eastAsia="en-GB"/>
-        </w:rPr>
-        <w:t xml:space="preserve"> request.session[</w:t>
-      </w:r>
-      <w:r>
-        <w:rPr>
-          <w:rFonts w:ascii="Consolas" w:eastAsia="Times New Roman" w:hAnsi="Consolas" w:cs="Times New Roman"/>
+          <w:rFonts w:ascii="Times New Roman" w:eastAsia="Times New Roman" w:hAnsi="Times New Roman" w:cs="Times New Roman"/>
+          <w:color w:val="CCCCCC"/>
+          <w:sz w:val="21"/>
+          <w:szCs w:val="21"/>
+          <w:lang w:eastAsia="en-GB"/>
+        </w:rPr>
+        <w:t xml:space="preserve"> </w:t>
+      </w:r>
+      <w:proofErr w:type="spellStart"/>
+      <w:proofErr w:type="gramStart"/>
+      <w:r>
+        <w:rPr>
+          <w:rFonts w:ascii="Times New Roman" w:eastAsia="Times New Roman" w:hAnsi="Times New Roman" w:cs="Times New Roman"/>
+          <w:color w:val="CCCCCC"/>
+          <w:sz w:val="21"/>
+          <w:szCs w:val="21"/>
+          <w:lang w:eastAsia="en-GB"/>
+        </w:rPr>
+        <w:t>request.session</w:t>
+      </w:r>
+      <w:proofErr w:type="spellEnd"/>
+      <w:proofErr w:type="gramEnd"/>
+      <w:r>
+        <w:rPr>
+          <w:rFonts w:ascii="Times New Roman" w:eastAsia="Times New Roman" w:hAnsi="Times New Roman" w:cs="Times New Roman"/>
+          <w:color w:val="CCCCCC"/>
+          <w:sz w:val="21"/>
+          <w:szCs w:val="21"/>
+          <w:lang w:eastAsia="en-GB"/>
+        </w:rPr>
+        <w:t>[</w:t>
+      </w:r>
+      <w:r>
+        <w:rPr>
+          <w:rFonts w:ascii="Times New Roman" w:eastAsia="Times New Roman" w:hAnsi="Times New Roman" w:cs="Times New Roman"/>
           <w:color w:val="CE9178"/>
           <w:sz w:val="21"/>
           <w:szCs w:val="21"/>
           <w:lang w:eastAsia="en-GB"/>
         </w:rPr>
-        <w:t>'total_price'</w:t>
-      </w:r>
-      <w:r>
-        <w:rPr>
-          <w:rFonts w:ascii="Consolas" w:eastAsia="Times New Roman" w:hAnsi="Consolas" w:cs="Times New Roman"/>
+        <w:t>'</w:t>
+      </w:r>
+      <w:proofErr w:type="spellStart"/>
+      <w:r>
+        <w:rPr>
+          <w:rFonts w:ascii="Times New Roman" w:eastAsia="Times New Roman" w:hAnsi="Times New Roman" w:cs="Times New Roman"/>
+          <w:color w:val="CE9178"/>
+          <w:sz w:val="21"/>
+          <w:szCs w:val="21"/>
+          <w:lang w:eastAsia="en-GB"/>
+        </w:rPr>
+        <w:t>total_price</w:t>
+      </w:r>
+      <w:proofErr w:type="spellEnd"/>
+      <w:r>
+        <w:rPr>
+          <w:rFonts w:ascii="Times New Roman" w:eastAsia="Times New Roman" w:hAnsi="Times New Roman" w:cs="Times New Roman"/>
+          <w:color w:val="CE9178"/>
+          <w:sz w:val="21"/>
+          <w:szCs w:val="21"/>
+          <w:lang w:eastAsia="en-GB"/>
+        </w:rPr>
+        <w:t>'</w:t>
+      </w:r>
+      <w:r>
+        <w:rPr>
+          <w:rFonts w:ascii="Times New Roman" w:eastAsia="Times New Roman" w:hAnsi="Times New Roman" w:cs="Times New Roman"/>
           <w:color w:val="CCCCCC"/>
           <w:sz w:val="21"/>
           <w:szCs w:val="21"/>
@@ -2158,7 +5048,7 @@
         <w:shd w:val="clear" w:color="auto" w:fill="1F1F1F"/>
         <w:spacing w:after="0" w:line="285" w:lineRule="atLeast"/>
         <w:rPr>
-          <w:rFonts w:ascii="Consolas" w:eastAsia="Times New Roman" w:hAnsi="Consolas" w:cs="Times New Roman"/>
+          <w:rFonts w:ascii="Times New Roman" w:eastAsia="Times New Roman" w:hAnsi="Times New Roman" w:cs="Times New Roman"/>
           <w:color w:val="CCCCCC"/>
           <w:sz w:val="21"/>
           <w:szCs w:val="21"/>
@@ -2171,16 +5061,16 @@
         <w:shd w:val="clear" w:color="auto" w:fill="1F1F1F"/>
         <w:spacing w:after="0" w:line="285" w:lineRule="atLeast"/>
         <w:rPr>
-          <w:rFonts w:ascii="Consolas" w:eastAsia="Times New Roman" w:hAnsi="Consolas" w:cs="Times New Roman"/>
-          <w:color w:val="CCCCCC"/>
-          <w:sz w:val="21"/>
-          <w:szCs w:val="21"/>
-          <w:lang w:eastAsia="en-GB"/>
-        </w:rPr>
-      </w:pPr>
-      <w:r>
-        <w:rPr>
-          <w:rFonts w:ascii="Consolas" w:eastAsia="Times New Roman" w:hAnsi="Consolas" w:cs="Times New Roman"/>
+          <w:rFonts w:ascii="Times New Roman" w:eastAsia="Times New Roman" w:hAnsi="Times New Roman" w:cs="Times New Roman"/>
+          <w:color w:val="CCCCCC"/>
+          <w:sz w:val="21"/>
+          <w:szCs w:val="21"/>
+          <w:lang w:eastAsia="en-GB"/>
+        </w:rPr>
+      </w:pPr>
+      <w:r>
+        <w:rPr>
+          <w:rFonts w:ascii="Times New Roman" w:eastAsia="Times New Roman" w:hAnsi="Times New Roman" w:cs="Times New Roman"/>
           <w:color w:val="CCCCCC"/>
           <w:sz w:val="21"/>
           <w:szCs w:val="21"/>
@@ -2190,7 +5080,7 @@
       </w:r>
       <w:r>
         <w:rPr>
-          <w:rFonts w:ascii="Consolas" w:eastAsia="Times New Roman" w:hAnsi="Consolas" w:cs="Times New Roman"/>
+          <w:rFonts w:ascii="Times New Roman" w:eastAsia="Times New Roman" w:hAnsi="Times New Roman" w:cs="Times New Roman"/>
           <w:color w:val="C586C0"/>
           <w:sz w:val="21"/>
           <w:szCs w:val="21"/>
@@ -2200,7 +5090,7 @@
       </w:r>
       <w:r>
         <w:rPr>
-          <w:rFonts w:ascii="Consolas" w:eastAsia="Times New Roman" w:hAnsi="Consolas" w:cs="Times New Roman"/>
+          <w:rFonts w:ascii="Times New Roman" w:eastAsia="Times New Roman" w:hAnsi="Times New Roman" w:cs="Times New Roman"/>
           <w:color w:val="CCCCCC"/>
           <w:sz w:val="21"/>
           <w:szCs w:val="21"/>
@@ -2210,7 +5100,7 @@
       </w:r>
       <w:r>
         <w:rPr>
-          <w:rFonts w:ascii="Consolas" w:eastAsia="Times New Roman" w:hAnsi="Consolas" w:cs="Times New Roman"/>
+          <w:rFonts w:ascii="Times New Roman" w:eastAsia="Times New Roman" w:hAnsi="Times New Roman" w:cs="Times New Roman"/>
           <w:color w:val="CE9178"/>
           <w:sz w:val="21"/>
           <w:szCs w:val="21"/>
@@ -2220,7 +5110,7 @@
       </w:r>
       <w:r>
         <w:rPr>
-          <w:rFonts w:ascii="Consolas" w:eastAsia="Times New Roman" w:hAnsi="Consolas" w:cs="Times New Roman"/>
+          <w:rFonts w:ascii="Times New Roman" w:eastAsia="Times New Roman" w:hAnsi="Times New Roman" w:cs="Times New Roman"/>
           <w:color w:val="CCCCCC"/>
           <w:sz w:val="21"/>
           <w:szCs w:val="21"/>
@@ -2234,7 +5124,7 @@
         <w:shd w:val="clear" w:color="auto" w:fill="1F1F1F"/>
         <w:spacing w:after="0" w:line="285" w:lineRule="atLeast"/>
         <w:rPr>
-          <w:rFonts w:ascii="Consolas" w:eastAsia="Times New Roman" w:hAnsi="Consolas" w:cs="Times New Roman"/>
+          <w:rFonts w:ascii="Times New Roman" w:eastAsia="Times New Roman" w:hAnsi="Times New Roman" w:cs="Times New Roman"/>
           <w:color w:val="CCCCCC"/>
           <w:sz w:val="21"/>
           <w:szCs w:val="21"/>
@@ -2247,16 +5137,16 @@
         <w:shd w:val="clear" w:color="auto" w:fill="1F1F1F"/>
         <w:spacing w:after="0" w:line="285" w:lineRule="atLeast"/>
         <w:rPr>
-          <w:rFonts w:ascii="Consolas" w:eastAsia="Times New Roman" w:hAnsi="Consolas" w:cs="Times New Roman"/>
-          <w:color w:val="CCCCCC"/>
-          <w:sz w:val="21"/>
-          <w:szCs w:val="21"/>
-          <w:lang w:eastAsia="en-GB"/>
-        </w:rPr>
-      </w:pPr>
-      <w:r>
-        <w:rPr>
-          <w:rFonts w:ascii="Consolas" w:eastAsia="Times New Roman" w:hAnsi="Consolas" w:cs="Times New Roman"/>
+          <w:rFonts w:ascii="Times New Roman" w:eastAsia="Times New Roman" w:hAnsi="Times New Roman" w:cs="Times New Roman"/>
+          <w:color w:val="CCCCCC"/>
+          <w:sz w:val="21"/>
+          <w:szCs w:val="21"/>
+          <w:lang w:eastAsia="en-GB"/>
+        </w:rPr>
+      </w:pPr>
+      <w:r>
+        <w:rPr>
+          <w:rFonts w:ascii="Times New Roman" w:eastAsia="Times New Roman" w:hAnsi="Times New Roman" w:cs="Times New Roman"/>
           <w:color w:val="CCCCCC"/>
           <w:sz w:val="21"/>
           <w:szCs w:val="21"/>
@@ -2266,7 +5156,7 @@
       </w:r>
       <w:r>
         <w:rPr>
-          <w:rFonts w:ascii="Consolas" w:eastAsia="Times New Roman" w:hAnsi="Consolas" w:cs="Times New Roman"/>
+          <w:rFonts w:ascii="Times New Roman" w:eastAsia="Times New Roman" w:hAnsi="Times New Roman" w:cs="Times New Roman"/>
           <w:color w:val="C586C0"/>
           <w:sz w:val="21"/>
           <w:szCs w:val="21"/>
@@ -2276,17 +5166,39 @@
       </w:r>
       <w:r>
         <w:rPr>
-          <w:rFonts w:ascii="Consolas" w:eastAsia="Times New Roman" w:hAnsi="Consolas" w:cs="Times New Roman"/>
-          <w:color w:val="CCCCCC"/>
-          <w:sz w:val="21"/>
-          <w:szCs w:val="21"/>
-          <w:lang w:eastAsia="en-GB"/>
-        </w:rPr>
-        <w:t xml:space="preserve"> render(request, </w:t>
-      </w:r>
-      <w:r>
-        <w:rPr>
-          <w:rFonts w:ascii="Consolas" w:eastAsia="Times New Roman" w:hAnsi="Consolas" w:cs="Times New Roman"/>
+          <w:rFonts w:ascii="Times New Roman" w:eastAsia="Times New Roman" w:hAnsi="Times New Roman" w:cs="Times New Roman"/>
+          <w:color w:val="CCCCCC"/>
+          <w:sz w:val="21"/>
+          <w:szCs w:val="21"/>
+          <w:lang w:eastAsia="en-GB"/>
+        </w:rPr>
+        <w:t xml:space="preserve"> </w:t>
+      </w:r>
+      <w:proofErr w:type="gramStart"/>
+      <w:r>
+        <w:rPr>
+          <w:rFonts w:ascii="Times New Roman" w:eastAsia="Times New Roman" w:hAnsi="Times New Roman" w:cs="Times New Roman"/>
+          <w:color w:val="CCCCCC"/>
+          <w:sz w:val="21"/>
+          <w:szCs w:val="21"/>
+          <w:lang w:eastAsia="en-GB"/>
+        </w:rPr>
+        <w:t>render(</w:t>
+      </w:r>
+      <w:proofErr w:type="gramEnd"/>
+      <w:r>
+        <w:rPr>
+          <w:rFonts w:ascii="Times New Roman" w:eastAsia="Times New Roman" w:hAnsi="Times New Roman" w:cs="Times New Roman"/>
+          <w:color w:val="CCCCCC"/>
+          <w:sz w:val="21"/>
+          <w:szCs w:val="21"/>
+          <w:lang w:eastAsia="en-GB"/>
+        </w:rPr>
+        <w:t xml:space="preserve">request, </w:t>
+      </w:r>
+      <w:r>
+        <w:rPr>
+          <w:rFonts w:ascii="Times New Roman" w:eastAsia="Times New Roman" w:hAnsi="Times New Roman" w:cs="Times New Roman"/>
           <w:color w:val="CE9178"/>
           <w:sz w:val="21"/>
           <w:szCs w:val="21"/>
@@ -2296,7 +5208,7 @@
       </w:r>
       <w:r>
         <w:rPr>
-          <w:rFonts w:ascii="Consolas" w:eastAsia="Times New Roman" w:hAnsi="Consolas" w:cs="Times New Roman"/>
+          <w:rFonts w:ascii="Times New Roman" w:eastAsia="Times New Roman" w:hAnsi="Times New Roman" w:cs="Times New Roman"/>
           <w:color w:val="CCCCCC"/>
           <w:sz w:val="21"/>
           <w:szCs w:val="21"/>
@@ -2310,16 +5222,16 @@
         <w:shd w:val="clear" w:color="auto" w:fill="1F1F1F"/>
         <w:spacing w:after="0" w:line="285" w:lineRule="atLeast"/>
         <w:rPr>
-          <w:rFonts w:ascii="Consolas" w:eastAsia="Times New Roman" w:hAnsi="Consolas" w:cs="Times New Roman"/>
-          <w:color w:val="CCCCCC"/>
-          <w:sz w:val="21"/>
-          <w:szCs w:val="21"/>
-          <w:lang w:eastAsia="en-GB"/>
-        </w:rPr>
-      </w:pPr>
-      <w:r>
-        <w:rPr>
-          <w:rFonts w:ascii="Consolas" w:eastAsia="Times New Roman" w:hAnsi="Consolas" w:cs="Times New Roman"/>
+          <w:rFonts w:ascii="Times New Roman" w:eastAsia="Times New Roman" w:hAnsi="Times New Roman" w:cs="Times New Roman"/>
+          <w:color w:val="CCCCCC"/>
+          <w:sz w:val="21"/>
+          <w:szCs w:val="21"/>
+          <w:lang w:eastAsia="en-GB"/>
+        </w:rPr>
+      </w:pPr>
+      <w:r>
+        <w:rPr>
+          <w:rFonts w:ascii="Times New Roman" w:eastAsia="Times New Roman" w:hAnsi="Times New Roman" w:cs="Times New Roman"/>
           <w:color w:val="CCCCCC"/>
           <w:sz w:val="21"/>
           <w:szCs w:val="21"/>
@@ -2329,7 +5241,7 @@
       </w:r>
       <w:r>
         <w:rPr>
-          <w:rFonts w:ascii="Consolas" w:eastAsia="Times New Roman" w:hAnsi="Consolas" w:cs="Times New Roman"/>
+          <w:rFonts w:ascii="Times New Roman" w:eastAsia="Times New Roman" w:hAnsi="Times New Roman" w:cs="Times New Roman"/>
           <w:color w:val="CE9178"/>
           <w:sz w:val="21"/>
           <w:szCs w:val="21"/>
@@ -2339,7 +5251,7 @@
       </w:r>
       <w:r>
         <w:rPr>
-          <w:rFonts w:ascii="Consolas" w:eastAsia="Times New Roman" w:hAnsi="Consolas" w:cs="Times New Roman"/>
+          <w:rFonts w:ascii="Times New Roman" w:eastAsia="Times New Roman" w:hAnsi="Times New Roman" w:cs="Times New Roman"/>
           <w:color w:val="CCCCCC"/>
           <w:sz w:val="21"/>
           <w:szCs w:val="21"/>
@@ -2353,16 +5265,16 @@
         <w:shd w:val="clear" w:color="auto" w:fill="1F1F1F"/>
         <w:spacing w:after="0" w:line="285" w:lineRule="atLeast"/>
         <w:rPr>
-          <w:rFonts w:ascii="Consolas" w:eastAsia="Times New Roman" w:hAnsi="Consolas" w:cs="Times New Roman"/>
-          <w:color w:val="CCCCCC"/>
-          <w:sz w:val="21"/>
-          <w:szCs w:val="21"/>
-          <w:lang w:eastAsia="en-GB"/>
-        </w:rPr>
-      </w:pPr>
-      <w:r>
-        <w:rPr>
-          <w:rFonts w:ascii="Consolas" w:eastAsia="Times New Roman" w:hAnsi="Consolas" w:cs="Times New Roman"/>
+          <w:rFonts w:ascii="Times New Roman" w:eastAsia="Times New Roman" w:hAnsi="Times New Roman" w:cs="Times New Roman"/>
+          <w:color w:val="CCCCCC"/>
+          <w:sz w:val="21"/>
+          <w:szCs w:val="21"/>
+          <w:lang w:eastAsia="en-GB"/>
+        </w:rPr>
+      </w:pPr>
+      <w:r>
+        <w:rPr>
+          <w:rFonts w:ascii="Times New Roman" w:eastAsia="Times New Roman" w:hAnsi="Times New Roman" w:cs="Times New Roman"/>
           <w:color w:val="CCCCCC"/>
           <w:sz w:val="21"/>
           <w:szCs w:val="21"/>
@@ -2372,7 +5284,7 @@
       </w:r>
       <w:r>
         <w:rPr>
-          <w:rFonts w:ascii="Consolas" w:eastAsia="Times New Roman" w:hAnsi="Consolas" w:cs="Times New Roman"/>
+          <w:rFonts w:ascii="Times New Roman" w:eastAsia="Times New Roman" w:hAnsi="Times New Roman" w:cs="Times New Roman"/>
           <w:color w:val="CE9178"/>
           <w:sz w:val="21"/>
           <w:szCs w:val="21"/>
@@ -2382,7 +5294,7 @@
       </w:r>
       <w:r>
         <w:rPr>
-          <w:rFonts w:ascii="Consolas" w:eastAsia="Times New Roman" w:hAnsi="Consolas" w:cs="Times New Roman"/>
+          <w:rFonts w:ascii="Times New Roman" w:eastAsia="Times New Roman" w:hAnsi="Times New Roman" w:cs="Times New Roman"/>
           <w:color w:val="CCCCCC"/>
           <w:sz w:val="21"/>
           <w:szCs w:val="21"/>
@@ -2396,16 +5308,16 @@
         <w:shd w:val="clear" w:color="auto" w:fill="1F1F1F"/>
         <w:spacing w:after="0" w:line="285" w:lineRule="atLeast"/>
         <w:rPr>
-          <w:rFonts w:ascii="Consolas" w:eastAsia="Times New Roman" w:hAnsi="Consolas" w:cs="Times New Roman"/>
-          <w:color w:val="CCCCCC"/>
-          <w:sz w:val="21"/>
-          <w:szCs w:val="21"/>
-          <w:lang w:eastAsia="en-GB"/>
-        </w:rPr>
-      </w:pPr>
-      <w:r>
-        <w:rPr>
-          <w:rFonts w:ascii="Consolas" w:eastAsia="Times New Roman" w:hAnsi="Consolas" w:cs="Times New Roman"/>
+          <w:rFonts w:ascii="Times New Roman" w:eastAsia="Times New Roman" w:hAnsi="Times New Roman" w:cs="Times New Roman"/>
+          <w:color w:val="CCCCCC"/>
+          <w:sz w:val="21"/>
+          <w:szCs w:val="21"/>
+          <w:lang w:eastAsia="en-GB"/>
+        </w:rPr>
+      </w:pPr>
+      <w:r>
+        <w:rPr>
+          <w:rFonts w:ascii="Times New Roman" w:eastAsia="Times New Roman" w:hAnsi="Times New Roman" w:cs="Times New Roman"/>
           <w:color w:val="CCCCCC"/>
           <w:sz w:val="21"/>
           <w:szCs w:val="21"/>
@@ -2415,23 +5327,79 @@
       </w:r>
       <w:r>
         <w:rPr>
-          <w:rFonts w:ascii="Consolas" w:eastAsia="Times New Roman" w:hAnsi="Consolas" w:cs="Times New Roman"/>
+          <w:rFonts w:ascii="Times New Roman" w:eastAsia="Times New Roman" w:hAnsi="Times New Roman" w:cs="Times New Roman"/>
           <w:color w:val="CE9178"/>
           <w:sz w:val="21"/>
           <w:szCs w:val="21"/>
           <w:lang w:eastAsia="en-GB"/>
         </w:rPr>
-        <w:t>'passenger_data'</w:t>
-      </w:r>
-      <w:r>
-        <w:rPr>
-          <w:rFonts w:ascii="Consolas" w:eastAsia="Times New Roman" w:hAnsi="Consolas" w:cs="Times New Roman"/>
-          <w:color w:val="CCCCCC"/>
-          <w:sz w:val="21"/>
-          <w:szCs w:val="21"/>
-          <w:lang w:eastAsia="en-GB"/>
-        </w:rPr>
-        <w:t>: passenger_data,</w:t>
+        <w:t>'</w:t>
+      </w:r>
+      <w:proofErr w:type="spellStart"/>
+      <w:proofErr w:type="gramStart"/>
+      <w:r>
+        <w:rPr>
+          <w:rFonts w:ascii="Times New Roman" w:eastAsia="Times New Roman" w:hAnsi="Times New Roman" w:cs="Times New Roman"/>
+          <w:color w:val="CE9178"/>
+          <w:sz w:val="21"/>
+          <w:szCs w:val="21"/>
+          <w:lang w:eastAsia="en-GB"/>
+        </w:rPr>
+        <w:t>passenger</w:t>
+      </w:r>
+      <w:proofErr w:type="gramEnd"/>
+      <w:r>
+        <w:rPr>
+          <w:rFonts w:ascii="Times New Roman" w:eastAsia="Times New Roman" w:hAnsi="Times New Roman" w:cs="Times New Roman"/>
+          <w:color w:val="CE9178"/>
+          <w:sz w:val="21"/>
+          <w:szCs w:val="21"/>
+          <w:lang w:eastAsia="en-GB"/>
+        </w:rPr>
+        <w:t>_data</w:t>
+      </w:r>
+      <w:proofErr w:type="spellEnd"/>
+      <w:r>
+        <w:rPr>
+          <w:rFonts w:ascii="Times New Roman" w:eastAsia="Times New Roman" w:hAnsi="Times New Roman" w:cs="Times New Roman"/>
+          <w:color w:val="CE9178"/>
+          <w:sz w:val="21"/>
+          <w:szCs w:val="21"/>
+          <w:lang w:eastAsia="en-GB"/>
+        </w:rPr>
+        <w:t>'</w:t>
+      </w:r>
+      <w:r>
+        <w:rPr>
+          <w:rFonts w:ascii="Times New Roman" w:eastAsia="Times New Roman" w:hAnsi="Times New Roman" w:cs="Times New Roman"/>
+          <w:color w:val="CCCCCC"/>
+          <w:sz w:val="21"/>
+          <w:szCs w:val="21"/>
+          <w:lang w:eastAsia="en-GB"/>
+        </w:rPr>
+        <w:t xml:space="preserve">: </w:t>
+      </w:r>
+      <w:proofErr w:type="spellStart"/>
+      <w:r>
+        <w:rPr>
+          <w:rFonts w:ascii="Times New Roman" w:eastAsia="Times New Roman" w:hAnsi="Times New Roman" w:cs="Times New Roman"/>
+          <w:color w:val="CCCCCC"/>
+          <w:sz w:val="21"/>
+          <w:szCs w:val="21"/>
+          <w:lang w:eastAsia="en-GB"/>
+        </w:rPr>
+        <w:t>passenger_data</w:t>
+      </w:r>
+      <w:proofErr w:type="spellEnd"/>
+      <w:r>
+        <w:rPr>
+          <w:rFonts w:ascii="Times New Roman" w:eastAsia="Times New Roman" w:hAnsi="Times New Roman" w:cs="Times New Roman"/>
+          <w:color w:val="CCCCCC"/>
+          <w:sz w:val="21"/>
+          <w:szCs w:val="21"/>
+          <w:lang w:eastAsia="en-GB"/>
+        </w:rPr>
+        <w:t>,</w:t>
       </w:r>
     </w:p>
     <w:p>
@@ -2439,16 +5407,16 @@
         <w:shd w:val="clear" w:color="auto" w:fill="1F1F1F"/>
         <w:spacing w:after="0" w:line="285" w:lineRule="atLeast"/>
         <w:rPr>
-          <w:rFonts w:ascii="Consolas" w:eastAsia="Times New Roman" w:hAnsi="Consolas" w:cs="Times New Roman"/>
-          <w:color w:val="CCCCCC"/>
-          <w:sz w:val="21"/>
-          <w:szCs w:val="21"/>
-          <w:lang w:eastAsia="en-GB"/>
-        </w:rPr>
-      </w:pPr>
-      <w:r>
-        <w:rPr>
-          <w:rFonts w:ascii="Consolas" w:eastAsia="Times New Roman" w:hAnsi="Consolas" w:cs="Times New Roman"/>
+          <w:rFonts w:ascii="Times New Roman" w:eastAsia="Times New Roman" w:hAnsi="Times New Roman" w:cs="Times New Roman"/>
+          <w:color w:val="CCCCCC"/>
+          <w:sz w:val="21"/>
+          <w:szCs w:val="21"/>
+          <w:lang w:eastAsia="en-GB"/>
+        </w:rPr>
+      </w:pPr>
+      <w:r>
+        <w:rPr>
+          <w:rFonts w:ascii="Times New Roman" w:eastAsia="Times New Roman" w:hAnsi="Times New Roman" w:cs="Times New Roman"/>
           <w:color w:val="CCCCCC"/>
           <w:sz w:val="21"/>
           <w:szCs w:val="21"/>
@@ -2458,23 +5426,79 @@
       </w:r>
       <w:r>
         <w:rPr>
-          <w:rFonts w:ascii="Consolas" w:eastAsia="Times New Roman" w:hAnsi="Consolas" w:cs="Times New Roman"/>
+          <w:rFonts w:ascii="Times New Roman" w:eastAsia="Times New Roman" w:hAnsi="Times New Roman" w:cs="Times New Roman"/>
           <w:color w:val="CE9178"/>
           <w:sz w:val="21"/>
           <w:szCs w:val="21"/>
           <w:lang w:eastAsia="en-GB"/>
         </w:rPr>
-        <w:t>'total_price'</w:t>
-      </w:r>
-      <w:r>
-        <w:rPr>
-          <w:rFonts w:ascii="Consolas" w:eastAsia="Times New Roman" w:hAnsi="Consolas" w:cs="Times New Roman"/>
-          <w:color w:val="CCCCCC"/>
-          <w:sz w:val="21"/>
-          <w:szCs w:val="21"/>
-          <w:lang w:eastAsia="en-GB"/>
-        </w:rPr>
-        <w:t>: total_price,</w:t>
+        <w:t>'</w:t>
+      </w:r>
+      <w:proofErr w:type="spellStart"/>
+      <w:proofErr w:type="gramStart"/>
+      <w:r>
+        <w:rPr>
+          <w:rFonts w:ascii="Times New Roman" w:eastAsia="Times New Roman" w:hAnsi="Times New Roman" w:cs="Times New Roman"/>
+          <w:color w:val="CE9178"/>
+          <w:sz w:val="21"/>
+          <w:szCs w:val="21"/>
+          <w:lang w:eastAsia="en-GB"/>
+        </w:rPr>
+        <w:t>total</w:t>
+      </w:r>
+      <w:proofErr w:type="gramEnd"/>
+      <w:r>
+        <w:rPr>
+          <w:rFonts w:ascii="Times New Roman" w:eastAsia="Times New Roman" w:hAnsi="Times New Roman" w:cs="Times New Roman"/>
+          <w:color w:val="CE9178"/>
+          <w:sz w:val="21"/>
+          <w:szCs w:val="21"/>
+          <w:lang w:eastAsia="en-GB"/>
+        </w:rPr>
+        <w:t>_price</w:t>
+      </w:r>
+      <w:proofErr w:type="spellEnd"/>
+      <w:r>
+        <w:rPr>
+          <w:rFonts w:ascii="Times New Roman" w:eastAsia="Times New Roman" w:hAnsi="Times New Roman" w:cs="Times New Roman"/>
+          <w:color w:val="CE9178"/>
+          <w:sz w:val="21"/>
+          <w:szCs w:val="21"/>
+          <w:lang w:eastAsia="en-GB"/>
+        </w:rPr>
+        <w:t>'</w:t>
+      </w:r>
+      <w:r>
+        <w:rPr>
+          <w:rFonts w:ascii="Times New Roman" w:eastAsia="Times New Roman" w:hAnsi="Times New Roman" w:cs="Times New Roman"/>
+          <w:color w:val="CCCCCC"/>
+          <w:sz w:val="21"/>
+          <w:szCs w:val="21"/>
+          <w:lang w:eastAsia="en-GB"/>
+        </w:rPr>
+        <w:t xml:space="preserve">: </w:t>
+      </w:r>
+      <w:proofErr w:type="spellStart"/>
+      <w:r>
+        <w:rPr>
+          <w:rFonts w:ascii="Times New Roman" w:eastAsia="Times New Roman" w:hAnsi="Times New Roman" w:cs="Times New Roman"/>
+          <w:color w:val="CCCCCC"/>
+          <w:sz w:val="21"/>
+          <w:szCs w:val="21"/>
+          <w:lang w:eastAsia="en-GB"/>
+        </w:rPr>
+        <w:t>total_price</w:t>
+      </w:r>
+      <w:proofErr w:type="spellEnd"/>
+      <w:r>
+        <w:rPr>
+          <w:rFonts w:ascii="Times New Roman" w:eastAsia="Times New Roman" w:hAnsi="Times New Roman" w:cs="Times New Roman"/>
+          <w:color w:val="CCCCCC"/>
+          <w:sz w:val="21"/>
+          <w:szCs w:val="21"/>
+          <w:lang w:eastAsia="en-GB"/>
+        </w:rPr>
+        <w:t>,</w:t>
       </w:r>
     </w:p>
     <w:p>
@@ -2482,16 +5506,16 @@
         <w:shd w:val="clear" w:color="auto" w:fill="1F1F1F"/>
         <w:spacing w:after="0" w:line="285" w:lineRule="atLeast"/>
         <w:rPr>
-          <w:rFonts w:ascii="Consolas" w:eastAsia="Times New Roman" w:hAnsi="Consolas" w:cs="Times New Roman"/>
-          <w:color w:val="CCCCCC"/>
-          <w:sz w:val="21"/>
-          <w:szCs w:val="21"/>
-          <w:lang w:eastAsia="en-GB"/>
-        </w:rPr>
-      </w:pPr>
-      <w:r>
-        <w:rPr>
-          <w:rFonts w:ascii="Consolas" w:eastAsia="Times New Roman" w:hAnsi="Consolas" w:cs="Times New Roman"/>
+          <w:rFonts w:ascii="Times New Roman" w:eastAsia="Times New Roman" w:hAnsi="Times New Roman" w:cs="Times New Roman"/>
+          <w:color w:val="CCCCCC"/>
+          <w:sz w:val="21"/>
+          <w:szCs w:val="21"/>
+          <w:lang w:eastAsia="en-GB"/>
+        </w:rPr>
+      </w:pPr>
+      <w:r>
+        <w:rPr>
+          <w:rFonts w:ascii="Times New Roman" w:eastAsia="Times New Roman" w:hAnsi="Times New Roman" w:cs="Times New Roman"/>
           <w:color w:val="CCCCCC"/>
           <w:sz w:val="21"/>
           <w:szCs w:val="21"/>
@@ -2500,78 +5524,152 @@
         <w:t>    })</w:t>
       </w:r>
     </w:p>
-    <w:p/>
+    <w:p>
+      <w:pPr>
+        <w:rPr>
+          <w:rFonts w:ascii="Times New Roman" w:hAnsi="Times New Roman" w:cs="Times New Roman"/>
+        </w:rPr>
+      </w:pPr>
+    </w:p>
     <w:p>
       <w:pPr>
         <w:pStyle w:val="Heading2"/>
-      </w:pPr>
-      <w:r>
+        <w:rPr>
+          <w:rFonts w:ascii="Times New Roman" w:hAnsi="Times New Roman" w:cs="Times New Roman"/>
+        </w:rPr>
+      </w:pPr>
+      <w:bookmarkStart w:id="10" w:name="_Toc225435932"/>
+      <w:r>
+        <w:rPr>
+          <w:rFonts w:ascii="Times New Roman" w:hAnsi="Times New Roman" w:cs="Times New Roman"/>
+        </w:rPr>
         <w:t>Security</w:t>
       </w:r>
-    </w:p>
-    <w:p>
-      <w:r>
+      <w:bookmarkEnd w:id="10"/>
+    </w:p>
+    <w:p>
+      <w:pPr>
+        <w:rPr>
+          <w:rFonts w:ascii="Times New Roman" w:hAnsi="Times New Roman" w:cs="Times New Roman"/>
+        </w:rPr>
+      </w:pPr>
+      <w:r>
+        <w:rPr>
+          <w:rFonts w:ascii="Times New Roman" w:hAnsi="Times New Roman" w:cs="Times New Roman"/>
+        </w:rPr>
         <w:t>Protecting user data is an essential part to any website design. Luckily Django has built-in security systems to help protect the site. One example of this is the CSFR (Cross-Site Request Forgery) protection and Django automatically generates and validates tokens which get embedded in every form. When the form gets submitted, the tokens are checked to see if they match. Any malicious site w</w:t>
       </w:r>
       <w:r>
+        <w:rPr>
+          <w:rFonts w:ascii="Times New Roman" w:hAnsi="Times New Roman" w:cs="Times New Roman"/>
+        </w:rPr>
         <w:t>ill no</w:t>
       </w:r>
       <w:r>
+        <w:rPr>
+          <w:rFonts w:ascii="Times New Roman" w:hAnsi="Times New Roman" w:cs="Times New Roman"/>
+        </w:rPr>
         <w:t xml:space="preserve">t know the token because it </w:t>
       </w:r>
       <w:r>
+        <w:rPr>
+          <w:rFonts w:ascii="Times New Roman" w:hAnsi="Times New Roman" w:cs="Times New Roman"/>
+        </w:rPr>
         <w:t>cann</w:t>
       </w:r>
       <w:r>
+        <w:rPr>
+          <w:rFonts w:ascii="Times New Roman" w:hAnsi="Times New Roman" w:cs="Times New Roman"/>
+        </w:rPr>
         <w:t xml:space="preserve">ot </w:t>
       </w:r>
       <w:r>
+        <w:rPr>
+          <w:rFonts w:ascii="Times New Roman" w:hAnsi="Times New Roman" w:cs="Times New Roman"/>
+        </w:rPr>
         <w:t>r</w:t>
       </w:r>
       <w:r>
+        <w:rPr>
+          <w:rFonts w:ascii="Times New Roman" w:hAnsi="Times New Roman" w:cs="Times New Roman"/>
+        </w:rPr>
         <w:t>ead the site’s cookies.</w:t>
       </w:r>
     </w:p>
     <w:p>
-      <w:r>
+      <w:pPr>
+        <w:rPr>
+          <w:rFonts w:ascii="Times New Roman" w:hAnsi="Times New Roman" w:cs="Times New Roman"/>
+        </w:rPr>
+      </w:pPr>
+      <w:r>
+        <w:rPr>
+          <w:rFonts w:ascii="Times New Roman" w:hAnsi="Times New Roman" w:cs="Times New Roman"/>
+        </w:rPr>
         <w:t xml:space="preserve">Another example is the permissions system. Django has a </w:t>
       </w:r>
       <w:r>
+        <w:rPr>
+          <w:rFonts w:ascii="Times New Roman" w:hAnsi="Times New Roman" w:cs="Times New Roman"/>
+        </w:rPr>
         <w:t>built-in</w:t>
       </w:r>
       <w:r>
+        <w:rPr>
+          <w:rFonts w:ascii="Times New Roman" w:hAnsi="Times New Roman" w:cs="Times New Roman"/>
+        </w:rPr>
         <w:t xml:space="preserve"> model-level permission system which is directly linked to the models.py.</w:t>
       </w:r>
       <w:r>
-        <w:t xml:space="preserve"> This means permissions </w:t>
-      </w:r>
-      <w:r>
+        <w:rPr>
+          <w:rFonts w:ascii="Times New Roman" w:hAnsi="Times New Roman" w:cs="Times New Roman"/>
+        </w:rPr>
+        <w:t xml:space="preserve"> This means permissions can be given either directly or via groups, this way users can view only their own bookings and admins or “superusers” can view them all.</w:t>
+      </w:r>
+    </w:p>
+    <w:p>
+      <w:pPr>
+        <w:pStyle w:val="Heading1"/>
+        <w:rPr>
+          <w:rFonts w:ascii="Times New Roman" w:hAnsi="Times New Roman" w:cs="Times New Roman"/>
+        </w:rPr>
+      </w:pPr>
+      <w:bookmarkStart w:id="11" w:name="_Toc225435933"/>
+      <w:r>
+        <w:rPr>
+          <w:rFonts w:ascii="Times New Roman" w:hAnsi="Times New Roman" w:cs="Times New Roman"/>
+        </w:rPr>
         <w:lastRenderedPageBreak/>
-        <w:t>can be given either directly or via groups, this way users can view only their own bookings and admins or “superusers” can view them all.</w:t>
-      </w:r>
-    </w:p>
-    <w:p>
-      <w:pPr>
-        <w:pStyle w:val="Heading1"/>
-      </w:pPr>
-      <w:r>
         <w:t>Data Design</w:t>
       </w:r>
+      <w:bookmarkEnd w:id="11"/>
     </w:p>
     <w:p>
       <w:pPr>
         <w:pStyle w:val="Heading2"/>
-      </w:pPr>
-      <w:r>
+        <w:rPr>
+          <w:rFonts w:ascii="Times New Roman" w:hAnsi="Times New Roman" w:cs="Times New Roman"/>
+        </w:rPr>
+      </w:pPr>
+      <w:bookmarkStart w:id="12" w:name="_Toc225435934"/>
+      <w:r>
+        <w:rPr>
+          <w:rFonts w:ascii="Times New Roman" w:hAnsi="Times New Roman" w:cs="Times New Roman"/>
+        </w:rPr>
         <w:t>Data Dictionary</w:t>
       </w:r>
+      <w:bookmarkEnd w:id="12"/>
     </w:p>
     <w:p>
       <w:pPr>
         <w:keepNext/>
-      </w:pPr>
-      <w:r>
-        <w:rPr>
+        <w:rPr>
+          <w:rFonts w:ascii="Times New Roman" w:hAnsi="Times New Roman" w:cs="Times New Roman"/>
+        </w:rPr>
+      </w:pPr>
+      <w:r>
+        <w:rPr>
+          <w:rFonts w:ascii="Times New Roman" w:hAnsi="Times New Roman" w:cs="Times New Roman"/>
           <w:noProof/>
         </w:rPr>
         <w:drawing>
@@ -2627,69 +5725,119 @@
     <w:p>
       <w:pPr>
         <w:pStyle w:val="Caption"/>
-      </w:pPr>
-      <w:r>
+        <w:rPr>
+          <w:rFonts w:ascii="Times New Roman" w:hAnsi="Times New Roman" w:cs="Times New Roman"/>
+        </w:rPr>
+      </w:pPr>
+      <w:r>
+        <w:rPr>
+          <w:rFonts w:ascii="Times New Roman" w:hAnsi="Times New Roman" w:cs="Times New Roman"/>
+        </w:rPr>
         <w:t xml:space="preserve">Figure </w:t>
       </w:r>
       <w:r>
+        <w:rPr>
+          <w:rFonts w:ascii="Times New Roman" w:hAnsi="Times New Roman" w:cs="Times New Roman"/>
+        </w:rPr>
         <w:fldChar w:fldCharType="begin"/>
       </w:r>
       <w:r>
+        <w:rPr>
+          <w:rFonts w:ascii="Times New Roman" w:hAnsi="Times New Roman" w:cs="Times New Roman"/>
+        </w:rPr>
         <w:instrText xml:space="preserve"> STYLEREF 1 \s </w:instrText>
       </w:r>
       <w:r>
+        <w:rPr>
+          <w:rFonts w:ascii="Times New Roman" w:hAnsi="Times New Roman" w:cs="Times New Roman"/>
+        </w:rPr>
         <w:fldChar w:fldCharType="separate"/>
       </w:r>
       <w:r>
         <w:rPr>
+          <w:rFonts w:ascii="Times New Roman" w:hAnsi="Times New Roman" w:cs="Times New Roman"/>
           <w:noProof/>
         </w:rPr>
         <w:t>4</w:t>
       </w:r>
       <w:r>
+        <w:rPr>
+          <w:rFonts w:ascii="Times New Roman" w:hAnsi="Times New Roman" w:cs="Times New Roman"/>
+        </w:rPr>
         <w:fldChar w:fldCharType="end"/>
       </w:r>
       <w:r>
+        <w:rPr>
+          <w:rFonts w:ascii="Times New Roman" w:hAnsi="Times New Roman" w:cs="Times New Roman"/>
+        </w:rPr>
         <w:t>.</w:t>
       </w:r>
       <w:r>
+        <w:rPr>
+          <w:rFonts w:ascii="Times New Roman" w:hAnsi="Times New Roman" w:cs="Times New Roman"/>
+        </w:rPr>
         <w:fldChar w:fldCharType="begin"/>
       </w:r>
       <w:r>
+        <w:rPr>
+          <w:rFonts w:ascii="Times New Roman" w:hAnsi="Times New Roman" w:cs="Times New Roman"/>
+        </w:rPr>
         <w:instrText xml:space="preserve"> SEQ Figure \* ARABIC \s 1 </w:instrText>
       </w:r>
       <w:r>
+        <w:rPr>
+          <w:rFonts w:ascii="Times New Roman" w:hAnsi="Times New Roman" w:cs="Times New Roman"/>
+        </w:rPr>
         <w:fldChar w:fldCharType="separate"/>
       </w:r>
       <w:r>
         <w:rPr>
+          <w:rFonts w:ascii="Times New Roman" w:hAnsi="Times New Roman" w:cs="Times New Roman"/>
           <w:noProof/>
         </w:rPr>
         <w:t>1</w:t>
       </w:r>
       <w:r>
+        <w:rPr>
+          <w:rFonts w:ascii="Times New Roman" w:hAnsi="Times New Roman" w:cs="Times New Roman"/>
+        </w:rPr>
         <w:fldChar w:fldCharType="end"/>
       </w:r>
       <w:r>
+        <w:rPr>
+          <w:rFonts w:ascii="Times New Roman" w:hAnsi="Times New Roman" w:cs="Times New Roman"/>
+        </w:rPr>
         <w:t xml:space="preserve"> - Data Dictionary</w:t>
       </w:r>
     </w:p>
     <w:p>
       <w:pPr>
         <w:pStyle w:val="Heading2"/>
-      </w:pPr>
-      <w:r>
+        <w:rPr>
+          <w:rFonts w:ascii="Times New Roman" w:hAnsi="Times New Roman" w:cs="Times New Roman"/>
+        </w:rPr>
+      </w:pPr>
+      <w:bookmarkStart w:id="13" w:name="_Toc225435935"/>
+      <w:r>
+        <w:rPr>
+          <w:rFonts w:ascii="Times New Roman" w:hAnsi="Times New Roman" w:cs="Times New Roman"/>
+        </w:rPr>
         <w:lastRenderedPageBreak/>
         <w:t>ERD Diagram</w:t>
       </w:r>
+      <w:bookmarkEnd w:id="13"/>
     </w:p>
     <w:p>
       <w:pPr>
         <w:keepNext/>
         <w:jc w:val="center"/>
-      </w:pPr>
-      <w:r>
-        <w:rPr>
+        <w:rPr>
+          <w:rFonts w:ascii="Times New Roman" w:hAnsi="Times New Roman" w:cs="Times New Roman"/>
+        </w:rPr>
+      </w:pPr>
+      <w:r>
+        <w:rPr>
+          <w:rFonts w:ascii="Times New Roman" w:hAnsi="Times New Roman" w:cs="Times New Roman"/>
           <w:noProof/>
         </w:rPr>
         <w:drawing>
@@ -2739,69 +5887,151 @@
       <w:pPr>
         <w:pStyle w:val="Caption"/>
         <w:jc w:val="center"/>
-      </w:pPr>
-      <w:r>
+        <w:rPr>
+          <w:rFonts w:ascii="Times New Roman" w:hAnsi="Times New Roman" w:cs="Times New Roman"/>
+        </w:rPr>
+      </w:pPr>
+      <w:r>
+        <w:rPr>
+          <w:rFonts w:ascii="Times New Roman" w:hAnsi="Times New Roman" w:cs="Times New Roman"/>
+        </w:rPr>
         <w:t xml:space="preserve">Figure </w:t>
       </w:r>
       <w:r>
+        <w:rPr>
+          <w:rFonts w:ascii="Times New Roman" w:hAnsi="Times New Roman" w:cs="Times New Roman"/>
+        </w:rPr>
         <w:fldChar w:fldCharType="begin"/>
       </w:r>
       <w:r>
+        <w:rPr>
+          <w:rFonts w:ascii="Times New Roman" w:hAnsi="Times New Roman" w:cs="Times New Roman"/>
+        </w:rPr>
         <w:instrText xml:space="preserve"> STYLEREF 1 \s </w:instrText>
       </w:r>
       <w:r>
+        <w:rPr>
+          <w:rFonts w:ascii="Times New Roman" w:hAnsi="Times New Roman" w:cs="Times New Roman"/>
+        </w:rPr>
         <w:fldChar w:fldCharType="separate"/>
       </w:r>
       <w:r>
         <w:rPr>
+          <w:rFonts w:ascii="Times New Roman" w:hAnsi="Times New Roman" w:cs="Times New Roman"/>
           <w:noProof/>
         </w:rPr>
         <w:t>4</w:t>
       </w:r>
       <w:r>
+        <w:rPr>
+          <w:rFonts w:ascii="Times New Roman" w:hAnsi="Times New Roman" w:cs="Times New Roman"/>
+        </w:rPr>
         <w:fldChar w:fldCharType="end"/>
       </w:r>
       <w:r>
+        <w:rPr>
+          <w:rFonts w:ascii="Times New Roman" w:hAnsi="Times New Roman" w:cs="Times New Roman"/>
+        </w:rPr>
         <w:t>.</w:t>
       </w:r>
       <w:r>
+        <w:rPr>
+          <w:rFonts w:ascii="Times New Roman" w:hAnsi="Times New Roman" w:cs="Times New Roman"/>
+        </w:rPr>
         <w:fldChar w:fldCharType="begin"/>
       </w:r>
       <w:r>
+        <w:rPr>
+          <w:rFonts w:ascii="Times New Roman" w:hAnsi="Times New Roman" w:cs="Times New Roman"/>
+        </w:rPr>
         <w:instrText xml:space="preserve"> SEQ Figure \* ARABIC \s 1 </w:instrText>
       </w:r>
       <w:r>
+        <w:rPr>
+          <w:rFonts w:ascii="Times New Roman" w:hAnsi="Times New Roman" w:cs="Times New Roman"/>
+        </w:rPr>
         <w:fldChar w:fldCharType="separate"/>
       </w:r>
       <w:r>
         <w:rPr>
+          <w:rFonts w:ascii="Times New Roman" w:hAnsi="Times New Roman" w:cs="Times New Roman"/>
           <w:noProof/>
         </w:rPr>
         <w:t>2</w:t>
       </w:r>
       <w:r>
+        <w:rPr>
+          <w:rFonts w:ascii="Times New Roman" w:hAnsi="Times New Roman" w:cs="Times New Roman"/>
+        </w:rPr>
         <w:fldChar w:fldCharType="end"/>
       </w:r>
       <w:r>
-        <w:t xml:space="preserve"> - ERD for AirDBUK</w:t>
-      </w:r>
-    </w:p>
-    <w:p>
-      <w:r>
-        <w:t>The ERD diagram above is a representation of AirDBUK’s database and how each table affects the other. However, when the decision was made to use Django’s authentication system, it made the user table redundant.</w:t>
+        <w:rPr>
+          <w:rFonts w:ascii="Times New Roman" w:hAnsi="Times New Roman" w:cs="Times New Roman"/>
+        </w:rPr>
+        <w:t xml:space="preserve"> - ERD for </w:t>
+      </w:r>
+      <w:proofErr w:type="spellStart"/>
+      <w:r>
+        <w:rPr>
+          <w:rFonts w:ascii="Times New Roman" w:hAnsi="Times New Roman" w:cs="Times New Roman"/>
+        </w:rPr>
+        <w:t>AirDBUK</w:t>
+      </w:r>
+      <w:proofErr w:type="spellEnd"/>
+    </w:p>
+    <w:p>
+      <w:pPr>
+        <w:rPr>
+          <w:rFonts w:ascii="Times New Roman" w:hAnsi="Times New Roman" w:cs="Times New Roman"/>
+        </w:rPr>
+      </w:pPr>
+      <w:r>
+        <w:rPr>
+          <w:rFonts w:ascii="Times New Roman" w:hAnsi="Times New Roman" w:cs="Times New Roman"/>
+        </w:rPr>
+        <w:t xml:space="preserve">The ERD diagram above is a representation of </w:t>
+      </w:r>
+      <w:proofErr w:type="spellStart"/>
+      <w:r>
+        <w:rPr>
+          <w:rFonts w:ascii="Times New Roman" w:hAnsi="Times New Roman" w:cs="Times New Roman"/>
+        </w:rPr>
+        <w:t>AirDBUK’s</w:t>
+      </w:r>
+      <w:proofErr w:type="spellEnd"/>
+      <w:r>
+        <w:rPr>
+          <w:rFonts w:ascii="Times New Roman" w:hAnsi="Times New Roman" w:cs="Times New Roman"/>
+        </w:rPr>
+        <w:t xml:space="preserve"> database and how each table affects the other. However, when the decision was made to use Django’s authentication system, it made the user table redundant.</w:t>
       </w:r>
     </w:p>
     <w:p>
       <w:pPr>
         <w:pStyle w:val="Heading2"/>
-      </w:pPr>
-      <w:r>
+        <w:rPr>
+          <w:rFonts w:ascii="Times New Roman" w:hAnsi="Times New Roman" w:cs="Times New Roman"/>
+        </w:rPr>
+      </w:pPr>
+      <w:bookmarkStart w:id="14" w:name="_Toc225435936"/>
+      <w:r>
+        <w:rPr>
+          <w:rFonts w:ascii="Times New Roman" w:hAnsi="Times New Roman" w:cs="Times New Roman"/>
+        </w:rPr>
         <w:t>Data Flow Diagram</w:t>
       </w:r>
-    </w:p>
-    <w:p>
-      <w:r>
-        <w:rPr>
+      <w:bookmarkEnd w:id="14"/>
+    </w:p>
+    <w:p>
+      <w:pPr>
+        <w:rPr>
+          <w:rFonts w:ascii="Times New Roman" w:hAnsi="Times New Roman" w:cs="Times New Roman"/>
+        </w:rPr>
+      </w:pPr>
+      <w:r>
+        <w:rPr>
+          <w:rFonts w:ascii="Times New Roman" w:hAnsi="Times New Roman" w:cs="Times New Roman"/>
           <w:noProof/>
         </w:rPr>
         <w:drawing>
@@ -2859,26 +6089,46 @@
     <w:p>
       <w:pPr>
         <w:pStyle w:val="Heading1"/>
-      </w:pPr>
-      <w:r>
+        <w:rPr>
+          <w:rFonts w:ascii="Times New Roman" w:hAnsi="Times New Roman" w:cs="Times New Roman"/>
+        </w:rPr>
+      </w:pPr>
+      <w:bookmarkStart w:id="15" w:name="_Toc225435937"/>
+      <w:r>
+        <w:rPr>
+          <w:rFonts w:ascii="Times New Roman" w:hAnsi="Times New Roman" w:cs="Times New Roman"/>
+        </w:rPr>
         <w:lastRenderedPageBreak/>
         <w:t>User Interface Design</w:t>
       </w:r>
+      <w:bookmarkEnd w:id="15"/>
     </w:p>
     <w:p>
       <w:pPr>
         <w:pStyle w:val="Heading2"/>
-      </w:pPr>
-      <w:r>
+        <w:rPr>
+          <w:rFonts w:ascii="Times New Roman" w:hAnsi="Times New Roman" w:cs="Times New Roman"/>
+        </w:rPr>
+      </w:pPr>
+      <w:bookmarkStart w:id="16" w:name="_Toc225435938"/>
+      <w:r>
+        <w:rPr>
+          <w:rFonts w:ascii="Times New Roman" w:hAnsi="Times New Roman" w:cs="Times New Roman"/>
+        </w:rPr>
         <w:t>Wireframe</w:t>
       </w:r>
+      <w:bookmarkEnd w:id="16"/>
     </w:p>
     <w:p>
       <w:pPr>
         <w:keepNext/>
-      </w:pPr>
-      <w:r>
-        <w:rPr>
+        <w:rPr>
+          <w:rFonts w:ascii="Times New Roman" w:hAnsi="Times New Roman" w:cs="Times New Roman"/>
+        </w:rPr>
+      </w:pPr>
+      <w:r>
+        <w:rPr>
+          <w:rFonts w:ascii="Times New Roman" w:hAnsi="Times New Roman" w:cs="Times New Roman"/>
           <w:noProof/>
         </w:rPr>
         <w:drawing>
@@ -2927,59 +6177,101 @@
     <w:p>
       <w:pPr>
         <w:pStyle w:val="Caption"/>
-      </w:pPr>
-      <w:r>
+        <w:rPr>
+          <w:rFonts w:ascii="Times New Roman" w:hAnsi="Times New Roman" w:cs="Times New Roman"/>
+        </w:rPr>
+      </w:pPr>
+      <w:r>
+        <w:rPr>
+          <w:rFonts w:ascii="Times New Roman" w:hAnsi="Times New Roman" w:cs="Times New Roman"/>
+        </w:rPr>
         <w:t xml:space="preserve">Figure </w:t>
       </w:r>
       <w:r>
+        <w:rPr>
+          <w:rFonts w:ascii="Times New Roman" w:hAnsi="Times New Roman" w:cs="Times New Roman"/>
+        </w:rPr>
         <w:fldChar w:fldCharType="begin"/>
       </w:r>
       <w:r>
+        <w:rPr>
+          <w:rFonts w:ascii="Times New Roman" w:hAnsi="Times New Roman" w:cs="Times New Roman"/>
+        </w:rPr>
         <w:instrText xml:space="preserve"> STYLEREF 1 \s </w:instrText>
       </w:r>
       <w:r>
+        <w:rPr>
+          <w:rFonts w:ascii="Times New Roman" w:hAnsi="Times New Roman" w:cs="Times New Roman"/>
+        </w:rPr>
         <w:fldChar w:fldCharType="separate"/>
       </w:r>
       <w:r>
         <w:rPr>
+          <w:rFonts w:ascii="Times New Roman" w:hAnsi="Times New Roman" w:cs="Times New Roman"/>
           <w:noProof/>
         </w:rPr>
         <w:t>5</w:t>
       </w:r>
       <w:r>
+        <w:rPr>
+          <w:rFonts w:ascii="Times New Roman" w:hAnsi="Times New Roman" w:cs="Times New Roman"/>
+        </w:rPr>
         <w:fldChar w:fldCharType="end"/>
       </w:r>
       <w:r>
+        <w:rPr>
+          <w:rFonts w:ascii="Times New Roman" w:hAnsi="Times New Roman" w:cs="Times New Roman"/>
+        </w:rPr>
         <w:t>.</w:t>
       </w:r>
       <w:r>
+        <w:rPr>
+          <w:rFonts w:ascii="Times New Roman" w:hAnsi="Times New Roman" w:cs="Times New Roman"/>
+        </w:rPr>
         <w:fldChar w:fldCharType="begin"/>
       </w:r>
       <w:r>
+        <w:rPr>
+          <w:rFonts w:ascii="Times New Roman" w:hAnsi="Times New Roman" w:cs="Times New Roman"/>
+        </w:rPr>
         <w:instrText xml:space="preserve"> SEQ Figure \* ARABIC \s 1 </w:instrText>
       </w:r>
       <w:r>
+        <w:rPr>
+          <w:rFonts w:ascii="Times New Roman" w:hAnsi="Times New Roman" w:cs="Times New Roman"/>
+        </w:rPr>
         <w:fldChar w:fldCharType="separate"/>
       </w:r>
       <w:r>
         <w:rPr>
+          <w:rFonts w:ascii="Times New Roman" w:hAnsi="Times New Roman" w:cs="Times New Roman"/>
           <w:noProof/>
         </w:rPr>
         <w:t>1</w:t>
       </w:r>
       <w:r>
+        <w:rPr>
+          <w:rFonts w:ascii="Times New Roman" w:hAnsi="Times New Roman" w:cs="Times New Roman"/>
+        </w:rPr>
         <w:fldChar w:fldCharType="end"/>
       </w:r>
       <w:r>
+        <w:rPr>
+          <w:rFonts w:ascii="Times New Roman" w:hAnsi="Times New Roman" w:cs="Times New Roman"/>
+        </w:rPr>
         <w:t xml:space="preserve"> - Home Page Wireframe</w:t>
       </w:r>
     </w:p>
     <w:p>
       <w:pPr>
         <w:keepNext/>
-      </w:pPr>
-      <w:r>
-        <w:rPr>
+        <w:rPr>
+          <w:rFonts w:ascii="Times New Roman" w:hAnsi="Times New Roman" w:cs="Times New Roman"/>
+        </w:rPr>
+      </w:pPr>
+      <w:r>
+        <w:rPr>
+          <w:rFonts w:ascii="Times New Roman" w:hAnsi="Times New Roman" w:cs="Times New Roman"/>
           <w:noProof/>
         </w:rPr>
         <w:drawing>
@@ -3028,65 +6320,101 @@
     <w:p>
       <w:pPr>
         <w:pStyle w:val="Caption"/>
-      </w:pPr>
-      <w:r>
+        <w:rPr>
+          <w:rFonts w:ascii="Times New Roman" w:hAnsi="Times New Roman" w:cs="Times New Roman"/>
+        </w:rPr>
+      </w:pPr>
+      <w:r>
+        <w:rPr>
+          <w:rFonts w:ascii="Times New Roman" w:hAnsi="Times New Roman" w:cs="Times New Roman"/>
+        </w:rPr>
         <w:t xml:space="preserve">Figure </w:t>
       </w:r>
       <w:r>
+        <w:rPr>
+          <w:rFonts w:ascii="Times New Roman" w:hAnsi="Times New Roman" w:cs="Times New Roman"/>
+        </w:rPr>
         <w:fldChar w:fldCharType="begin"/>
       </w:r>
       <w:r>
+        <w:rPr>
+          <w:rFonts w:ascii="Times New Roman" w:hAnsi="Times New Roman" w:cs="Times New Roman"/>
+        </w:rPr>
         <w:instrText xml:space="preserve"> STYLEREF 1 \s </w:instrText>
       </w:r>
       <w:r>
+        <w:rPr>
+          <w:rFonts w:ascii="Times New Roman" w:hAnsi="Times New Roman" w:cs="Times New Roman"/>
+        </w:rPr>
         <w:fldChar w:fldCharType="separate"/>
       </w:r>
       <w:r>
         <w:rPr>
+          <w:rFonts w:ascii="Times New Roman" w:hAnsi="Times New Roman" w:cs="Times New Roman"/>
           <w:noProof/>
         </w:rPr>
         <w:t>5</w:t>
       </w:r>
       <w:r>
+        <w:rPr>
+          <w:rFonts w:ascii="Times New Roman" w:hAnsi="Times New Roman" w:cs="Times New Roman"/>
+        </w:rPr>
         <w:fldChar w:fldCharType="end"/>
       </w:r>
       <w:r>
+        <w:rPr>
+          <w:rFonts w:ascii="Times New Roman" w:hAnsi="Times New Roman" w:cs="Times New Roman"/>
+        </w:rPr>
         <w:t>.</w:t>
       </w:r>
       <w:r>
+        <w:rPr>
+          <w:rFonts w:ascii="Times New Roman" w:hAnsi="Times New Roman" w:cs="Times New Roman"/>
+        </w:rPr>
         <w:fldChar w:fldCharType="begin"/>
       </w:r>
       <w:r>
+        <w:rPr>
+          <w:rFonts w:ascii="Times New Roman" w:hAnsi="Times New Roman" w:cs="Times New Roman"/>
+        </w:rPr>
         <w:instrText xml:space="preserve"> SEQ Figure \* ARABIC \s 1 </w:instrText>
       </w:r>
       <w:r>
+        <w:rPr>
+          <w:rFonts w:ascii="Times New Roman" w:hAnsi="Times New Roman" w:cs="Times New Roman"/>
+        </w:rPr>
         <w:fldChar w:fldCharType="separate"/>
       </w:r>
       <w:r>
         <w:rPr>
+          <w:rFonts w:ascii="Times New Roman" w:hAnsi="Times New Roman" w:cs="Times New Roman"/>
           <w:noProof/>
         </w:rPr>
         <w:t>2</w:t>
       </w:r>
       <w:r>
+        <w:rPr>
+          <w:rFonts w:ascii="Times New Roman" w:hAnsi="Times New Roman" w:cs="Times New Roman"/>
+        </w:rPr>
         <w:fldChar w:fldCharType="end"/>
       </w:r>
       <w:r>
-        <w:t xml:space="preserve"> - </w:t>
-      </w:r>
-      <w:r>
-        <w:t>Flights</w:t>
-      </w:r>
-      <w:r>
-        <w:t xml:space="preserve"> Page Wireframe</w:t>
+        <w:rPr>
+          <w:rFonts w:ascii="Times New Roman" w:hAnsi="Times New Roman" w:cs="Times New Roman"/>
+        </w:rPr>
+        <w:t xml:space="preserve"> - Flights Page Wireframe</w:t>
       </w:r>
     </w:p>
     <w:p>
       <w:pPr>
         <w:keepNext/>
-      </w:pPr>
-      <w:r>
-        <w:rPr>
+        <w:rPr>
+          <w:rFonts w:ascii="Times New Roman" w:hAnsi="Times New Roman" w:cs="Times New Roman"/>
+        </w:rPr>
+      </w:pPr>
+      <w:r>
+        <w:rPr>
+          <w:rFonts w:ascii="Times New Roman" w:hAnsi="Times New Roman" w:cs="Times New Roman"/>
           <w:noProof/>
         </w:rPr>
         <w:lastRenderedPageBreak/>
@@ -3136,66 +6464,108 @@
     <w:p>
       <w:pPr>
         <w:pStyle w:val="Caption"/>
-      </w:pPr>
-      <w:r>
+        <w:rPr>
+          <w:rFonts w:ascii="Times New Roman" w:hAnsi="Times New Roman" w:cs="Times New Roman"/>
+        </w:rPr>
+      </w:pPr>
+      <w:r>
+        <w:rPr>
+          <w:rFonts w:ascii="Times New Roman" w:hAnsi="Times New Roman" w:cs="Times New Roman"/>
+        </w:rPr>
         <w:t xml:space="preserve">Figure </w:t>
       </w:r>
       <w:r>
+        <w:rPr>
+          <w:rFonts w:ascii="Times New Roman" w:hAnsi="Times New Roman" w:cs="Times New Roman"/>
+        </w:rPr>
         <w:fldChar w:fldCharType="begin"/>
       </w:r>
       <w:r>
+        <w:rPr>
+          <w:rFonts w:ascii="Times New Roman" w:hAnsi="Times New Roman" w:cs="Times New Roman"/>
+        </w:rPr>
         <w:instrText xml:space="preserve"> STYLEREF 1 \s </w:instrText>
       </w:r>
       <w:r>
+        <w:rPr>
+          <w:rFonts w:ascii="Times New Roman" w:hAnsi="Times New Roman" w:cs="Times New Roman"/>
+        </w:rPr>
         <w:fldChar w:fldCharType="separate"/>
       </w:r>
       <w:r>
         <w:rPr>
+          <w:rFonts w:ascii="Times New Roman" w:hAnsi="Times New Roman" w:cs="Times New Roman"/>
           <w:noProof/>
         </w:rPr>
         <w:t>5</w:t>
       </w:r>
       <w:r>
+        <w:rPr>
+          <w:rFonts w:ascii="Times New Roman" w:hAnsi="Times New Roman" w:cs="Times New Roman"/>
+        </w:rPr>
         <w:fldChar w:fldCharType="end"/>
       </w:r>
       <w:r>
+        <w:rPr>
+          <w:rFonts w:ascii="Times New Roman" w:hAnsi="Times New Roman" w:cs="Times New Roman"/>
+        </w:rPr>
         <w:t>.</w:t>
       </w:r>
       <w:r>
+        <w:rPr>
+          <w:rFonts w:ascii="Times New Roman" w:hAnsi="Times New Roman" w:cs="Times New Roman"/>
+        </w:rPr>
         <w:fldChar w:fldCharType="begin"/>
       </w:r>
       <w:r>
+        <w:rPr>
+          <w:rFonts w:ascii="Times New Roman" w:hAnsi="Times New Roman" w:cs="Times New Roman"/>
+        </w:rPr>
         <w:instrText xml:space="preserve"> SEQ Figure \* ARABIC \s 1 </w:instrText>
       </w:r>
       <w:r>
+        <w:rPr>
+          <w:rFonts w:ascii="Times New Roman" w:hAnsi="Times New Roman" w:cs="Times New Roman"/>
+        </w:rPr>
         <w:fldChar w:fldCharType="separate"/>
       </w:r>
       <w:r>
         <w:rPr>
+          <w:rFonts w:ascii="Times New Roman" w:hAnsi="Times New Roman" w:cs="Times New Roman"/>
           <w:noProof/>
         </w:rPr>
         <w:t>3</w:t>
       </w:r>
       <w:r>
+        <w:rPr>
+          <w:rFonts w:ascii="Times New Roman" w:hAnsi="Times New Roman" w:cs="Times New Roman"/>
+        </w:rPr>
         <w:fldChar w:fldCharType="end"/>
       </w:r>
       <w:r>
-        <w:t xml:space="preserve"> - </w:t>
-      </w:r>
-      <w:r>
-        <w:t>Flight Details</w:t>
-      </w:r>
-      <w:r>
-        <w:t xml:space="preserve"> Page Wireframe</w:t>
-      </w:r>
-    </w:p>
-    <w:p/>
+        <w:rPr>
+          <w:rFonts w:ascii="Times New Roman" w:hAnsi="Times New Roman" w:cs="Times New Roman"/>
+        </w:rPr>
+        <w:t xml:space="preserve"> - Flight Details Page Wireframe</w:t>
+      </w:r>
+    </w:p>
+    <w:p>
+      <w:pPr>
+        <w:rPr>
+          <w:rFonts w:ascii="Times New Roman" w:hAnsi="Times New Roman" w:cs="Times New Roman"/>
+        </w:rPr>
+      </w:pPr>
+    </w:p>
     <w:p>
       <w:pPr>
         <w:keepNext/>
-      </w:pPr>
-      <w:r>
-        <w:rPr>
+        <w:rPr>
+          <w:rFonts w:ascii="Times New Roman" w:hAnsi="Times New Roman" w:cs="Times New Roman"/>
+        </w:rPr>
+      </w:pPr>
+      <w:r>
+        <w:rPr>
+          <w:rFonts w:ascii="Times New Roman" w:hAnsi="Times New Roman" w:cs="Times New Roman"/>
           <w:noProof/>
         </w:rPr>
         <w:drawing>
@@ -3244,65 +6614,101 @@
     <w:p>
       <w:pPr>
         <w:pStyle w:val="Caption"/>
-      </w:pPr>
-      <w:r>
+        <w:rPr>
+          <w:rFonts w:ascii="Times New Roman" w:hAnsi="Times New Roman" w:cs="Times New Roman"/>
+        </w:rPr>
+      </w:pPr>
+      <w:r>
+        <w:rPr>
+          <w:rFonts w:ascii="Times New Roman" w:hAnsi="Times New Roman" w:cs="Times New Roman"/>
+        </w:rPr>
         <w:t xml:space="preserve">Figure </w:t>
       </w:r>
       <w:r>
+        <w:rPr>
+          <w:rFonts w:ascii="Times New Roman" w:hAnsi="Times New Roman" w:cs="Times New Roman"/>
+        </w:rPr>
         <w:fldChar w:fldCharType="begin"/>
       </w:r>
       <w:r>
+        <w:rPr>
+          <w:rFonts w:ascii="Times New Roman" w:hAnsi="Times New Roman" w:cs="Times New Roman"/>
+        </w:rPr>
         <w:instrText xml:space="preserve"> STYLEREF 1 \s </w:instrText>
       </w:r>
       <w:r>
+        <w:rPr>
+          <w:rFonts w:ascii="Times New Roman" w:hAnsi="Times New Roman" w:cs="Times New Roman"/>
+        </w:rPr>
         <w:fldChar w:fldCharType="separate"/>
       </w:r>
       <w:r>
         <w:rPr>
+          <w:rFonts w:ascii="Times New Roman" w:hAnsi="Times New Roman" w:cs="Times New Roman"/>
           <w:noProof/>
         </w:rPr>
         <w:t>5</w:t>
       </w:r>
       <w:r>
+        <w:rPr>
+          <w:rFonts w:ascii="Times New Roman" w:hAnsi="Times New Roman" w:cs="Times New Roman"/>
+        </w:rPr>
         <w:fldChar w:fldCharType="end"/>
       </w:r>
       <w:r>
+        <w:rPr>
+          <w:rFonts w:ascii="Times New Roman" w:hAnsi="Times New Roman" w:cs="Times New Roman"/>
+        </w:rPr>
         <w:t>.</w:t>
       </w:r>
       <w:r>
+        <w:rPr>
+          <w:rFonts w:ascii="Times New Roman" w:hAnsi="Times New Roman" w:cs="Times New Roman"/>
+        </w:rPr>
         <w:fldChar w:fldCharType="begin"/>
       </w:r>
       <w:r>
+        <w:rPr>
+          <w:rFonts w:ascii="Times New Roman" w:hAnsi="Times New Roman" w:cs="Times New Roman"/>
+        </w:rPr>
         <w:instrText xml:space="preserve"> SEQ Figure \* ARABIC \s 1 </w:instrText>
       </w:r>
       <w:r>
+        <w:rPr>
+          <w:rFonts w:ascii="Times New Roman" w:hAnsi="Times New Roman" w:cs="Times New Roman"/>
+        </w:rPr>
         <w:fldChar w:fldCharType="separate"/>
       </w:r>
       <w:r>
         <w:rPr>
+          <w:rFonts w:ascii="Times New Roman" w:hAnsi="Times New Roman" w:cs="Times New Roman"/>
           <w:noProof/>
         </w:rPr>
         <w:t>4</w:t>
       </w:r>
       <w:r>
+        <w:rPr>
+          <w:rFonts w:ascii="Times New Roman" w:hAnsi="Times New Roman" w:cs="Times New Roman"/>
+        </w:rPr>
         <w:fldChar w:fldCharType="end"/>
       </w:r>
       <w:r>
-        <w:t xml:space="preserve"> - </w:t>
-      </w:r>
-      <w:r>
-        <w:t>Passenger Details</w:t>
-      </w:r>
-      <w:r>
-        <w:t xml:space="preserve"> Page Wireframe</w:t>
+        <w:rPr>
+          <w:rFonts w:ascii="Times New Roman" w:hAnsi="Times New Roman" w:cs="Times New Roman"/>
+        </w:rPr>
+        <w:t xml:space="preserve"> - Passenger Details Page Wireframe</w:t>
       </w:r>
     </w:p>
     <w:p>
       <w:pPr>
         <w:keepNext/>
-      </w:pPr>
-      <w:r>
-        <w:rPr>
+        <w:rPr>
+          <w:rFonts w:ascii="Times New Roman" w:hAnsi="Times New Roman" w:cs="Times New Roman"/>
+        </w:rPr>
+      </w:pPr>
+      <w:r>
+        <w:rPr>
+          <w:rFonts w:ascii="Times New Roman" w:hAnsi="Times New Roman" w:cs="Times New Roman"/>
           <w:noProof/>
         </w:rPr>
         <w:lastRenderedPageBreak/>
@@ -3352,71 +6758,115 @@
     <w:p>
       <w:pPr>
         <w:pStyle w:val="Caption"/>
-      </w:pPr>
-      <w:r>
+        <w:rPr>
+          <w:rFonts w:ascii="Times New Roman" w:hAnsi="Times New Roman" w:cs="Times New Roman"/>
+        </w:rPr>
+      </w:pPr>
+      <w:r>
+        <w:rPr>
+          <w:rFonts w:ascii="Times New Roman" w:hAnsi="Times New Roman" w:cs="Times New Roman"/>
+        </w:rPr>
         <w:t xml:space="preserve">Figure </w:t>
       </w:r>
       <w:r>
+        <w:rPr>
+          <w:rFonts w:ascii="Times New Roman" w:hAnsi="Times New Roman" w:cs="Times New Roman"/>
+        </w:rPr>
         <w:fldChar w:fldCharType="begin"/>
       </w:r>
       <w:r>
+        <w:rPr>
+          <w:rFonts w:ascii="Times New Roman" w:hAnsi="Times New Roman" w:cs="Times New Roman"/>
+        </w:rPr>
         <w:instrText xml:space="preserve"> STYLEREF 1 \s </w:instrText>
       </w:r>
       <w:r>
+        <w:rPr>
+          <w:rFonts w:ascii="Times New Roman" w:hAnsi="Times New Roman" w:cs="Times New Roman"/>
+        </w:rPr>
         <w:fldChar w:fldCharType="separate"/>
       </w:r>
       <w:r>
         <w:rPr>
+          <w:rFonts w:ascii="Times New Roman" w:hAnsi="Times New Roman" w:cs="Times New Roman"/>
           <w:noProof/>
         </w:rPr>
         <w:t>5</w:t>
       </w:r>
       <w:r>
+        <w:rPr>
+          <w:rFonts w:ascii="Times New Roman" w:hAnsi="Times New Roman" w:cs="Times New Roman"/>
+        </w:rPr>
         <w:fldChar w:fldCharType="end"/>
       </w:r>
       <w:r>
+        <w:rPr>
+          <w:rFonts w:ascii="Times New Roman" w:hAnsi="Times New Roman" w:cs="Times New Roman"/>
+        </w:rPr>
         <w:t>.</w:t>
       </w:r>
       <w:r>
+        <w:rPr>
+          <w:rFonts w:ascii="Times New Roman" w:hAnsi="Times New Roman" w:cs="Times New Roman"/>
+        </w:rPr>
         <w:fldChar w:fldCharType="begin"/>
       </w:r>
       <w:r>
+        <w:rPr>
+          <w:rFonts w:ascii="Times New Roman" w:hAnsi="Times New Roman" w:cs="Times New Roman"/>
+        </w:rPr>
         <w:instrText xml:space="preserve"> SEQ Figure \* ARABIC \s 1 </w:instrText>
       </w:r>
       <w:r>
+        <w:rPr>
+          <w:rFonts w:ascii="Times New Roman" w:hAnsi="Times New Roman" w:cs="Times New Roman"/>
+        </w:rPr>
         <w:fldChar w:fldCharType="separate"/>
       </w:r>
       <w:r>
         <w:rPr>
+          <w:rFonts w:ascii="Times New Roman" w:hAnsi="Times New Roman" w:cs="Times New Roman"/>
           <w:noProof/>
         </w:rPr>
         <w:t>5</w:t>
       </w:r>
       <w:r>
+        <w:rPr>
+          <w:rFonts w:ascii="Times New Roman" w:hAnsi="Times New Roman" w:cs="Times New Roman"/>
+        </w:rPr>
         <w:fldChar w:fldCharType="end"/>
       </w:r>
       <w:r>
+        <w:rPr>
+          <w:rFonts w:ascii="Times New Roman" w:hAnsi="Times New Roman" w:cs="Times New Roman"/>
+        </w:rPr>
         <w:t xml:space="preserve"> - </w:t>
       </w:r>
-      <w:r>
-        <w:t>Payment</w:t>
-      </w:r>
-      <w:r>
-        <w:t xml:space="preserve"> </w:t>
-      </w:r>
-      <w:r>
-        <w:t xml:space="preserve"> </w:t>
-      </w:r>
-      <w:r>
-        <w:t>Page Wireframe</w:t>
+      <w:proofErr w:type="gramStart"/>
+      <w:r>
+        <w:rPr>
+          <w:rFonts w:ascii="Times New Roman" w:hAnsi="Times New Roman" w:cs="Times New Roman"/>
+        </w:rPr>
+        <w:t>Payment  Page</w:t>
+      </w:r>
+      <w:proofErr w:type="gramEnd"/>
+      <w:r>
+        <w:rPr>
+          <w:rFonts w:ascii="Times New Roman" w:hAnsi="Times New Roman" w:cs="Times New Roman"/>
+        </w:rPr>
+        <w:t xml:space="preserve"> Wireframe</w:t>
       </w:r>
     </w:p>
     <w:p>
       <w:pPr>
         <w:keepNext/>
-      </w:pPr>
-      <w:r>
-        <w:rPr>
+        <w:rPr>
+          <w:rFonts w:ascii="Times New Roman" w:hAnsi="Times New Roman" w:cs="Times New Roman"/>
+        </w:rPr>
+      </w:pPr>
+      <w:r>
+        <w:rPr>
+          <w:rFonts w:ascii="Times New Roman" w:hAnsi="Times New Roman" w:cs="Times New Roman"/>
           <w:noProof/>
         </w:rPr>
         <w:drawing>
@@ -3465,65 +6915,101 @@
     <w:p>
       <w:pPr>
         <w:pStyle w:val="Caption"/>
-      </w:pPr>
-      <w:r>
+        <w:rPr>
+          <w:rFonts w:ascii="Times New Roman" w:hAnsi="Times New Roman" w:cs="Times New Roman"/>
+        </w:rPr>
+      </w:pPr>
+      <w:r>
+        <w:rPr>
+          <w:rFonts w:ascii="Times New Roman" w:hAnsi="Times New Roman" w:cs="Times New Roman"/>
+        </w:rPr>
         <w:t xml:space="preserve">Figure </w:t>
       </w:r>
       <w:r>
+        <w:rPr>
+          <w:rFonts w:ascii="Times New Roman" w:hAnsi="Times New Roman" w:cs="Times New Roman"/>
+        </w:rPr>
         <w:fldChar w:fldCharType="begin"/>
       </w:r>
       <w:r>
+        <w:rPr>
+          <w:rFonts w:ascii="Times New Roman" w:hAnsi="Times New Roman" w:cs="Times New Roman"/>
+        </w:rPr>
         <w:instrText xml:space="preserve"> STYLEREF 1 \s </w:instrText>
       </w:r>
       <w:r>
+        <w:rPr>
+          <w:rFonts w:ascii="Times New Roman" w:hAnsi="Times New Roman" w:cs="Times New Roman"/>
+        </w:rPr>
         <w:fldChar w:fldCharType="separate"/>
       </w:r>
       <w:r>
         <w:rPr>
+          <w:rFonts w:ascii="Times New Roman" w:hAnsi="Times New Roman" w:cs="Times New Roman"/>
           <w:noProof/>
         </w:rPr>
         <w:t>5</w:t>
       </w:r>
       <w:r>
+        <w:rPr>
+          <w:rFonts w:ascii="Times New Roman" w:hAnsi="Times New Roman" w:cs="Times New Roman"/>
+        </w:rPr>
         <w:fldChar w:fldCharType="end"/>
       </w:r>
       <w:r>
+        <w:rPr>
+          <w:rFonts w:ascii="Times New Roman" w:hAnsi="Times New Roman" w:cs="Times New Roman"/>
+        </w:rPr>
         <w:t>.</w:t>
       </w:r>
       <w:r>
+        <w:rPr>
+          <w:rFonts w:ascii="Times New Roman" w:hAnsi="Times New Roman" w:cs="Times New Roman"/>
+        </w:rPr>
         <w:fldChar w:fldCharType="begin"/>
       </w:r>
       <w:r>
+        <w:rPr>
+          <w:rFonts w:ascii="Times New Roman" w:hAnsi="Times New Roman" w:cs="Times New Roman"/>
+        </w:rPr>
         <w:instrText xml:space="preserve"> SEQ Figure \* ARABIC \s 1 </w:instrText>
       </w:r>
       <w:r>
+        <w:rPr>
+          <w:rFonts w:ascii="Times New Roman" w:hAnsi="Times New Roman" w:cs="Times New Roman"/>
+        </w:rPr>
         <w:fldChar w:fldCharType="separate"/>
       </w:r>
       <w:r>
         <w:rPr>
+          <w:rFonts w:ascii="Times New Roman" w:hAnsi="Times New Roman" w:cs="Times New Roman"/>
           <w:noProof/>
         </w:rPr>
         <w:t>6</w:t>
       </w:r>
       <w:r>
+        <w:rPr>
+          <w:rFonts w:ascii="Times New Roman" w:hAnsi="Times New Roman" w:cs="Times New Roman"/>
+        </w:rPr>
         <w:fldChar w:fldCharType="end"/>
       </w:r>
       <w:r>
-        <w:t xml:space="preserve"> - </w:t>
-      </w:r>
-      <w:r>
-        <w:t>Confirmation</w:t>
-      </w:r>
-      <w:r>
-        <w:t xml:space="preserve"> Page Wireframe</w:t>
+        <w:rPr>
+          <w:rFonts w:ascii="Times New Roman" w:hAnsi="Times New Roman" w:cs="Times New Roman"/>
+        </w:rPr>
+        <w:t xml:space="preserve"> - Confirmation Page Wireframe</w:t>
       </w:r>
     </w:p>
     <w:p>
       <w:pPr>
         <w:keepNext/>
-      </w:pPr>
-      <w:r>
-        <w:rPr>
+        <w:rPr>
+          <w:rFonts w:ascii="Times New Roman" w:hAnsi="Times New Roman" w:cs="Times New Roman"/>
+        </w:rPr>
+      </w:pPr>
+      <w:r>
+        <w:rPr>
+          <w:rFonts w:ascii="Times New Roman" w:hAnsi="Times New Roman" w:cs="Times New Roman"/>
           <w:noProof/>
         </w:rPr>
         <w:lastRenderedPageBreak/>
@@ -3573,65 +7059,101 @@
     <w:p>
       <w:pPr>
         <w:pStyle w:val="Caption"/>
-      </w:pPr>
-      <w:r>
+        <w:rPr>
+          <w:rFonts w:ascii="Times New Roman" w:hAnsi="Times New Roman" w:cs="Times New Roman"/>
+        </w:rPr>
+      </w:pPr>
+      <w:r>
+        <w:rPr>
+          <w:rFonts w:ascii="Times New Roman" w:hAnsi="Times New Roman" w:cs="Times New Roman"/>
+        </w:rPr>
         <w:t xml:space="preserve">Figure </w:t>
       </w:r>
       <w:r>
+        <w:rPr>
+          <w:rFonts w:ascii="Times New Roman" w:hAnsi="Times New Roman" w:cs="Times New Roman"/>
+        </w:rPr>
         <w:fldChar w:fldCharType="begin"/>
       </w:r>
       <w:r>
+        <w:rPr>
+          <w:rFonts w:ascii="Times New Roman" w:hAnsi="Times New Roman" w:cs="Times New Roman"/>
+        </w:rPr>
         <w:instrText xml:space="preserve"> STYLEREF 1 \s </w:instrText>
       </w:r>
       <w:r>
+        <w:rPr>
+          <w:rFonts w:ascii="Times New Roman" w:hAnsi="Times New Roman" w:cs="Times New Roman"/>
+        </w:rPr>
         <w:fldChar w:fldCharType="separate"/>
       </w:r>
       <w:r>
         <w:rPr>
+          <w:rFonts w:ascii="Times New Roman" w:hAnsi="Times New Roman" w:cs="Times New Roman"/>
           <w:noProof/>
         </w:rPr>
         <w:t>5</w:t>
       </w:r>
       <w:r>
+        <w:rPr>
+          <w:rFonts w:ascii="Times New Roman" w:hAnsi="Times New Roman" w:cs="Times New Roman"/>
+        </w:rPr>
         <w:fldChar w:fldCharType="end"/>
       </w:r>
       <w:r>
+        <w:rPr>
+          <w:rFonts w:ascii="Times New Roman" w:hAnsi="Times New Roman" w:cs="Times New Roman"/>
+        </w:rPr>
         <w:t>.</w:t>
       </w:r>
       <w:r>
+        <w:rPr>
+          <w:rFonts w:ascii="Times New Roman" w:hAnsi="Times New Roman" w:cs="Times New Roman"/>
+        </w:rPr>
         <w:fldChar w:fldCharType="begin"/>
       </w:r>
       <w:r>
+        <w:rPr>
+          <w:rFonts w:ascii="Times New Roman" w:hAnsi="Times New Roman" w:cs="Times New Roman"/>
+        </w:rPr>
         <w:instrText xml:space="preserve"> SEQ Figure \* ARABIC \s 1 </w:instrText>
       </w:r>
       <w:r>
+        <w:rPr>
+          <w:rFonts w:ascii="Times New Roman" w:hAnsi="Times New Roman" w:cs="Times New Roman"/>
+        </w:rPr>
         <w:fldChar w:fldCharType="separate"/>
       </w:r>
       <w:r>
         <w:rPr>
+          <w:rFonts w:ascii="Times New Roman" w:hAnsi="Times New Roman" w:cs="Times New Roman"/>
           <w:noProof/>
         </w:rPr>
         <w:t>7</w:t>
       </w:r>
       <w:r>
+        <w:rPr>
+          <w:rFonts w:ascii="Times New Roman" w:hAnsi="Times New Roman" w:cs="Times New Roman"/>
+        </w:rPr>
         <w:fldChar w:fldCharType="end"/>
       </w:r>
       <w:r>
-        <w:t xml:space="preserve"> - </w:t>
-      </w:r>
-      <w:r>
-        <w:t>Destinations</w:t>
-      </w:r>
-      <w:r>
-        <w:t xml:space="preserve"> Page Wireframe</w:t>
+        <w:rPr>
+          <w:rFonts w:ascii="Times New Roman" w:hAnsi="Times New Roman" w:cs="Times New Roman"/>
+        </w:rPr>
+        <w:t xml:space="preserve"> - Destinations Page Wireframe</w:t>
       </w:r>
     </w:p>
     <w:p>
       <w:pPr>
         <w:keepNext/>
-      </w:pPr>
-      <w:r>
-        <w:rPr>
+        <w:rPr>
+          <w:rFonts w:ascii="Times New Roman" w:hAnsi="Times New Roman" w:cs="Times New Roman"/>
+        </w:rPr>
+      </w:pPr>
+      <w:r>
+        <w:rPr>
+          <w:rFonts w:ascii="Times New Roman" w:hAnsi="Times New Roman" w:cs="Times New Roman"/>
           <w:noProof/>
         </w:rPr>
         <w:drawing>
@@ -3680,65 +7202,101 @@
     <w:p>
       <w:pPr>
         <w:pStyle w:val="Caption"/>
-      </w:pPr>
-      <w:r>
+        <w:rPr>
+          <w:rFonts w:ascii="Times New Roman" w:hAnsi="Times New Roman" w:cs="Times New Roman"/>
+        </w:rPr>
+      </w:pPr>
+      <w:r>
+        <w:rPr>
+          <w:rFonts w:ascii="Times New Roman" w:hAnsi="Times New Roman" w:cs="Times New Roman"/>
+        </w:rPr>
         <w:t xml:space="preserve">Figure </w:t>
       </w:r>
       <w:r>
+        <w:rPr>
+          <w:rFonts w:ascii="Times New Roman" w:hAnsi="Times New Roman" w:cs="Times New Roman"/>
+        </w:rPr>
         <w:fldChar w:fldCharType="begin"/>
       </w:r>
       <w:r>
+        <w:rPr>
+          <w:rFonts w:ascii="Times New Roman" w:hAnsi="Times New Roman" w:cs="Times New Roman"/>
+        </w:rPr>
         <w:instrText xml:space="preserve"> STYLEREF 1 \s </w:instrText>
       </w:r>
       <w:r>
+        <w:rPr>
+          <w:rFonts w:ascii="Times New Roman" w:hAnsi="Times New Roman" w:cs="Times New Roman"/>
+        </w:rPr>
         <w:fldChar w:fldCharType="separate"/>
       </w:r>
       <w:r>
         <w:rPr>
+          <w:rFonts w:ascii="Times New Roman" w:hAnsi="Times New Roman" w:cs="Times New Roman"/>
           <w:noProof/>
         </w:rPr>
         <w:t>5</w:t>
       </w:r>
       <w:r>
+        <w:rPr>
+          <w:rFonts w:ascii="Times New Roman" w:hAnsi="Times New Roman" w:cs="Times New Roman"/>
+        </w:rPr>
         <w:fldChar w:fldCharType="end"/>
       </w:r>
       <w:r>
+        <w:rPr>
+          <w:rFonts w:ascii="Times New Roman" w:hAnsi="Times New Roman" w:cs="Times New Roman"/>
+        </w:rPr>
         <w:t>.</w:t>
       </w:r>
       <w:r>
+        <w:rPr>
+          <w:rFonts w:ascii="Times New Roman" w:hAnsi="Times New Roman" w:cs="Times New Roman"/>
+        </w:rPr>
         <w:fldChar w:fldCharType="begin"/>
       </w:r>
       <w:r>
+        <w:rPr>
+          <w:rFonts w:ascii="Times New Roman" w:hAnsi="Times New Roman" w:cs="Times New Roman"/>
+        </w:rPr>
         <w:instrText xml:space="preserve"> SEQ Figure \* ARABIC \s 1 </w:instrText>
       </w:r>
       <w:r>
+        <w:rPr>
+          <w:rFonts w:ascii="Times New Roman" w:hAnsi="Times New Roman" w:cs="Times New Roman"/>
+        </w:rPr>
         <w:fldChar w:fldCharType="separate"/>
       </w:r>
       <w:r>
         <w:rPr>
+          <w:rFonts w:ascii="Times New Roman" w:hAnsi="Times New Roman" w:cs="Times New Roman"/>
           <w:noProof/>
         </w:rPr>
         <w:t>8</w:t>
       </w:r>
       <w:r>
+        <w:rPr>
+          <w:rFonts w:ascii="Times New Roman" w:hAnsi="Times New Roman" w:cs="Times New Roman"/>
+        </w:rPr>
         <w:fldChar w:fldCharType="end"/>
       </w:r>
       <w:r>
-        <w:t xml:space="preserve"> - </w:t>
-      </w:r>
-      <w:r>
-        <w:t xml:space="preserve">Login </w:t>
-      </w:r>
-      <w:r>
-        <w:t>Page Wireframe</w:t>
+        <w:rPr>
+          <w:rFonts w:ascii="Times New Roman" w:hAnsi="Times New Roman" w:cs="Times New Roman"/>
+        </w:rPr>
+        <w:t xml:space="preserve"> - Login Page Wireframe</w:t>
       </w:r>
     </w:p>
     <w:p>
       <w:pPr>
         <w:keepNext/>
-      </w:pPr>
-      <w:r>
-        <w:rPr>
+        <w:rPr>
+          <w:rFonts w:ascii="Times New Roman" w:hAnsi="Times New Roman" w:cs="Times New Roman"/>
+        </w:rPr>
+      </w:pPr>
+      <w:r>
+        <w:rPr>
+          <w:rFonts w:ascii="Times New Roman" w:hAnsi="Times New Roman" w:cs="Times New Roman"/>
           <w:noProof/>
         </w:rPr>
         <w:lastRenderedPageBreak/>
@@ -3788,65 +7346,101 @@
     <w:p>
       <w:pPr>
         <w:pStyle w:val="Caption"/>
-      </w:pPr>
-      <w:r>
+        <w:rPr>
+          <w:rFonts w:ascii="Times New Roman" w:hAnsi="Times New Roman" w:cs="Times New Roman"/>
+        </w:rPr>
+      </w:pPr>
+      <w:r>
+        <w:rPr>
+          <w:rFonts w:ascii="Times New Roman" w:hAnsi="Times New Roman" w:cs="Times New Roman"/>
+        </w:rPr>
         <w:t xml:space="preserve">Figure </w:t>
       </w:r>
       <w:r>
+        <w:rPr>
+          <w:rFonts w:ascii="Times New Roman" w:hAnsi="Times New Roman" w:cs="Times New Roman"/>
+        </w:rPr>
         <w:fldChar w:fldCharType="begin"/>
       </w:r>
       <w:r>
+        <w:rPr>
+          <w:rFonts w:ascii="Times New Roman" w:hAnsi="Times New Roman" w:cs="Times New Roman"/>
+        </w:rPr>
         <w:instrText xml:space="preserve"> STYLEREF 1 \s </w:instrText>
       </w:r>
       <w:r>
+        <w:rPr>
+          <w:rFonts w:ascii="Times New Roman" w:hAnsi="Times New Roman" w:cs="Times New Roman"/>
+        </w:rPr>
         <w:fldChar w:fldCharType="separate"/>
       </w:r>
       <w:r>
         <w:rPr>
+          <w:rFonts w:ascii="Times New Roman" w:hAnsi="Times New Roman" w:cs="Times New Roman"/>
           <w:noProof/>
         </w:rPr>
         <w:t>5</w:t>
       </w:r>
       <w:r>
+        <w:rPr>
+          <w:rFonts w:ascii="Times New Roman" w:hAnsi="Times New Roman" w:cs="Times New Roman"/>
+        </w:rPr>
         <w:fldChar w:fldCharType="end"/>
       </w:r>
       <w:r>
+        <w:rPr>
+          <w:rFonts w:ascii="Times New Roman" w:hAnsi="Times New Roman" w:cs="Times New Roman"/>
+        </w:rPr>
         <w:t>.</w:t>
       </w:r>
       <w:r>
+        <w:rPr>
+          <w:rFonts w:ascii="Times New Roman" w:hAnsi="Times New Roman" w:cs="Times New Roman"/>
+        </w:rPr>
         <w:fldChar w:fldCharType="begin"/>
       </w:r>
       <w:r>
+        <w:rPr>
+          <w:rFonts w:ascii="Times New Roman" w:hAnsi="Times New Roman" w:cs="Times New Roman"/>
+        </w:rPr>
         <w:instrText xml:space="preserve"> SEQ Figure \* ARABIC \s 1 </w:instrText>
       </w:r>
       <w:r>
+        <w:rPr>
+          <w:rFonts w:ascii="Times New Roman" w:hAnsi="Times New Roman" w:cs="Times New Roman"/>
+        </w:rPr>
         <w:fldChar w:fldCharType="separate"/>
       </w:r>
       <w:r>
         <w:rPr>
+          <w:rFonts w:ascii="Times New Roman" w:hAnsi="Times New Roman" w:cs="Times New Roman"/>
           <w:noProof/>
         </w:rPr>
         <w:t>9</w:t>
       </w:r>
       <w:r>
+        <w:rPr>
+          <w:rFonts w:ascii="Times New Roman" w:hAnsi="Times New Roman" w:cs="Times New Roman"/>
+        </w:rPr>
         <w:fldChar w:fldCharType="end"/>
       </w:r>
       <w:r>
-        <w:t xml:space="preserve"> - </w:t>
-      </w:r>
-      <w:r>
-        <w:t>User Dashboard</w:t>
-      </w:r>
-      <w:r>
-        <w:t xml:space="preserve"> Page Wireframe</w:t>
+        <w:rPr>
+          <w:rFonts w:ascii="Times New Roman" w:hAnsi="Times New Roman" w:cs="Times New Roman"/>
+        </w:rPr>
+        <w:t xml:space="preserve"> - User Dashboard Page Wireframe</w:t>
       </w:r>
     </w:p>
     <w:p>
       <w:pPr>
         <w:keepNext/>
-      </w:pPr>
-      <w:r>
-        <w:rPr>
+        <w:rPr>
+          <w:rFonts w:ascii="Times New Roman" w:hAnsi="Times New Roman" w:cs="Times New Roman"/>
+        </w:rPr>
+      </w:pPr>
+      <w:r>
+        <w:rPr>
+          <w:rFonts w:ascii="Times New Roman" w:hAnsi="Times New Roman" w:cs="Times New Roman"/>
           <w:noProof/>
         </w:rPr>
         <w:drawing>
@@ -3895,70 +7489,116 @@
     <w:p>
       <w:pPr>
         <w:pStyle w:val="Caption"/>
-      </w:pPr>
-      <w:r>
+        <w:rPr>
+          <w:rFonts w:ascii="Times New Roman" w:hAnsi="Times New Roman" w:cs="Times New Roman"/>
+        </w:rPr>
+      </w:pPr>
+      <w:r>
+        <w:rPr>
+          <w:rFonts w:ascii="Times New Roman" w:hAnsi="Times New Roman" w:cs="Times New Roman"/>
+        </w:rPr>
         <w:t xml:space="preserve">Figure </w:t>
       </w:r>
       <w:r>
+        <w:rPr>
+          <w:rFonts w:ascii="Times New Roman" w:hAnsi="Times New Roman" w:cs="Times New Roman"/>
+        </w:rPr>
         <w:fldChar w:fldCharType="begin"/>
       </w:r>
       <w:r>
+        <w:rPr>
+          <w:rFonts w:ascii="Times New Roman" w:hAnsi="Times New Roman" w:cs="Times New Roman"/>
+        </w:rPr>
         <w:instrText xml:space="preserve"> STYLEREF 1 \s </w:instrText>
       </w:r>
       <w:r>
+        <w:rPr>
+          <w:rFonts w:ascii="Times New Roman" w:hAnsi="Times New Roman" w:cs="Times New Roman"/>
+        </w:rPr>
         <w:fldChar w:fldCharType="separate"/>
       </w:r>
       <w:r>
         <w:rPr>
+          <w:rFonts w:ascii="Times New Roman" w:hAnsi="Times New Roman" w:cs="Times New Roman"/>
           <w:noProof/>
         </w:rPr>
         <w:t>5</w:t>
       </w:r>
       <w:r>
+        <w:rPr>
+          <w:rFonts w:ascii="Times New Roman" w:hAnsi="Times New Roman" w:cs="Times New Roman"/>
+        </w:rPr>
         <w:fldChar w:fldCharType="end"/>
       </w:r>
       <w:r>
+        <w:rPr>
+          <w:rFonts w:ascii="Times New Roman" w:hAnsi="Times New Roman" w:cs="Times New Roman"/>
+        </w:rPr>
         <w:t>.</w:t>
       </w:r>
       <w:r>
+        <w:rPr>
+          <w:rFonts w:ascii="Times New Roman" w:hAnsi="Times New Roman" w:cs="Times New Roman"/>
+        </w:rPr>
         <w:fldChar w:fldCharType="begin"/>
       </w:r>
       <w:r>
+        <w:rPr>
+          <w:rFonts w:ascii="Times New Roman" w:hAnsi="Times New Roman" w:cs="Times New Roman"/>
+        </w:rPr>
         <w:instrText xml:space="preserve"> SEQ Figure \* ARABIC \s 1 </w:instrText>
       </w:r>
       <w:r>
+        <w:rPr>
+          <w:rFonts w:ascii="Times New Roman" w:hAnsi="Times New Roman" w:cs="Times New Roman"/>
+        </w:rPr>
         <w:fldChar w:fldCharType="separate"/>
       </w:r>
       <w:r>
         <w:rPr>
+          <w:rFonts w:ascii="Times New Roman" w:hAnsi="Times New Roman" w:cs="Times New Roman"/>
           <w:noProof/>
         </w:rPr>
         <w:t>10</w:t>
       </w:r>
       <w:r>
+        <w:rPr>
+          <w:rFonts w:ascii="Times New Roman" w:hAnsi="Times New Roman" w:cs="Times New Roman"/>
+        </w:rPr>
         <w:fldChar w:fldCharType="end"/>
       </w:r>
       <w:r>
-        <w:t xml:space="preserve"> - </w:t>
-      </w:r>
-      <w:r>
-        <w:t>Admin Dashboard</w:t>
-      </w:r>
-      <w:r>
-        <w:t xml:space="preserve"> Page Wireframe</w:t>
+        <w:rPr>
+          <w:rFonts w:ascii="Times New Roman" w:hAnsi="Times New Roman" w:cs="Times New Roman"/>
+        </w:rPr>
+        <w:t xml:space="preserve"> - Admin Dashboard Page Wireframe</w:t>
       </w:r>
     </w:p>
     <w:p>
       <w:pPr>
         <w:pStyle w:val="Heading2"/>
-      </w:pPr>
-      <w:r>
+        <w:rPr>
+          <w:rFonts w:ascii="Times New Roman" w:hAnsi="Times New Roman" w:cs="Times New Roman"/>
+        </w:rPr>
+      </w:pPr>
+      <w:bookmarkStart w:id="17" w:name="_Toc225435939"/>
+      <w:r>
+        <w:rPr>
+          <w:rFonts w:ascii="Times New Roman" w:hAnsi="Times New Roman" w:cs="Times New Roman"/>
+        </w:rPr>
         <w:t>Mood Board</w:t>
       </w:r>
-    </w:p>
-    <w:p>
-      <w:r>
-        <w:rPr>
+      <w:bookmarkEnd w:id="17"/>
+    </w:p>
+    <w:p>
+      <w:pPr>
+        <w:rPr>
+          <w:rFonts w:ascii="Times New Roman" w:hAnsi="Times New Roman" w:cs="Times New Roman"/>
+        </w:rPr>
+      </w:pPr>
+      <w:r>
+        <w:rPr>
+          <w:rFonts w:ascii="Times New Roman" w:hAnsi="Times New Roman" w:cs="Times New Roman"/>
           <w:noProof/>
         </w:rPr>
         <mc:AlternateContent>
@@ -4067,13 +7707,28 @@
         </mc:AlternateContent>
       </w:r>
       <w:r>
+        <w:rPr>
+          <w:rFonts w:ascii="Times New Roman" w:hAnsi="Times New Roman" w:cs="Times New Roman"/>
+        </w:rPr>
         <w:t>Company Colour:</w:t>
       </w:r>
     </w:p>
-    <w:p/>
-    <w:p>
-      <w:r>
-        <w:rPr>
+    <w:p>
+      <w:pPr>
+        <w:rPr>
+          <w:rFonts w:ascii="Times New Roman" w:hAnsi="Times New Roman" w:cs="Times New Roman"/>
+        </w:rPr>
+      </w:pPr>
+    </w:p>
+    <w:p>
+      <w:pPr>
+        <w:rPr>
+          <w:rFonts w:ascii="Times New Roman" w:hAnsi="Times New Roman" w:cs="Times New Roman"/>
+        </w:rPr>
+      </w:pPr>
+      <w:r>
+        <w:rPr>
+          <w:rFonts w:ascii="Times New Roman" w:hAnsi="Times New Roman" w:cs="Times New Roman"/>
           <w:noProof/>
         </w:rPr>
         <mc:AlternateContent>
@@ -4177,6 +7832,7 @@
       </w:r>
       <w:r>
         <w:rPr>
+          <w:rFonts w:ascii="Times New Roman" w:hAnsi="Times New Roman" w:cs="Times New Roman"/>
           <w:noProof/>
         </w:rPr>
         <mc:AlternateContent>
@@ -4245,13 +7901,7 @@
                               <w:rPr>
                                 <w:color w:val="0D0D0D" w:themeColor="text1" w:themeTint="F2"/>
                               </w:rPr>
-                              <w:t>#f</w:t>
-                            </w:r>
-                            <w:r>
-                              <w:rPr>
-                                <w:color w:val="0D0D0D" w:themeColor="text1" w:themeTint="F2"/>
-                              </w:rPr>
-                              <w:t>4f4f4</w:t>
+                              <w:t>#f4f4f4</w:t>
                             </w:r>
                           </w:p>
                         </w:txbxContent>
@@ -4288,13 +7938,7 @@
                         <w:rPr>
                           <w:color w:val="0D0D0D" w:themeColor="text1" w:themeTint="F2"/>
                         </w:rPr>
-                        <w:t>#f</w:t>
-                      </w:r>
-                      <w:r>
-                        <w:rPr>
-                          <w:color w:val="0D0D0D" w:themeColor="text1" w:themeTint="F2"/>
-                        </w:rPr>
-                        <w:t>4f4f4</w:t>
+                        <w:t>#f4f4f4</w:t>
                       </w:r>
                     </w:p>
                   </w:txbxContent>
@@ -4307,6 +7951,7 @@
       </w:r>
       <w:r>
         <w:rPr>
+          <w:rFonts w:ascii="Times New Roman" w:hAnsi="Times New Roman" w:cs="Times New Roman"/>
           <w:noProof/>
         </w:rPr>
         <mc:AlternateContent>
@@ -4375,13 +8020,7 @@
                               <w:rPr>
                                 <w:color w:val="0D0D0D" w:themeColor="text1" w:themeTint="F2"/>
                               </w:rPr>
-                              <w:t>#</w:t>
-                            </w:r>
-                            <w:r>
-                              <w:rPr>
-                                <w:color w:val="0D0D0D" w:themeColor="text1" w:themeTint="F2"/>
-                              </w:rPr>
-                              <w:t>ffwfwffff</w:t>
+                              <w:t>#ffwfwffff</w:t>
                             </w:r>
                           </w:p>
                         </w:txbxContent>
@@ -4418,13 +8057,7 @@
                         <w:rPr>
                           <w:color w:val="0D0D0D" w:themeColor="text1" w:themeTint="F2"/>
                         </w:rPr>
-                        <w:t>#</w:t>
-                      </w:r>
-                      <w:r>
-                        <w:rPr>
-                          <w:color w:val="0D0D0D" w:themeColor="text1" w:themeTint="F2"/>
-                        </w:rPr>
-                        <w:t>ffwfwffff</w:t>
+                        <w:t>#ffwfwffff</w:t>
                       </w:r>
                     </w:p>
                   </w:txbxContent>
@@ -4436,10 +8069,19 @@
         </mc:AlternateContent>
       </w:r>
       <w:r>
+        <w:rPr>
+          <w:rFonts w:ascii="Times New Roman" w:hAnsi="Times New Roman" w:cs="Times New Roman"/>
+        </w:rPr>
         <w:t>Other Colours:</w:t>
       </w:r>
     </w:p>
-    <w:p/>
+    <w:p>
+      <w:pPr>
+        <w:rPr>
+          <w:rFonts w:ascii="Times New Roman" w:hAnsi="Times New Roman" w:cs="Times New Roman"/>
+        </w:rPr>
+      </w:pPr>
+    </w:p>
     <w:sectPr>
       <w:pgSz w:w="11906" w:h="16838"/>
       <w:pgMar w:top="1440" w:right="1440" w:bottom="1440" w:left="1440" w:header="720" w:footer="720" w:gutter="0"/>
@@ -5750,6 +9392,61 @@
       <w:szCs w:val="18"/>
     </w:rPr>
   </w:style>
+  <w:style w:type="paragraph" w:styleId="TOCHeading">
+    <w:name w:val="TOC Heading"/>
+    <w:basedOn w:val="Heading1"/>
+    <w:next w:val="Normal"/>
+    <w:uiPriority w:val="39"/>
+    <w:unhideWhenUsed/>
+    <w:qFormat/>
+    <w:rsid w:val="00CA1EE5"/>
+    <w:pPr>
+      <w:numPr>
+        <w:numId w:val="0"/>
+      </w:numPr>
+      <w:spacing w:line="259" w:lineRule="auto"/>
+      <w:outlineLvl w:val="9"/>
+    </w:pPr>
+    <w:rPr>
+      <w:lang w:val="en-US" w:eastAsia="en-US"/>
+    </w:rPr>
+  </w:style>
+  <w:style w:type="paragraph" w:styleId="TOC1">
+    <w:name w:val="toc 1"/>
+    <w:basedOn w:val="Normal"/>
+    <w:next w:val="Normal"/>
+    <w:autoRedefine/>
+    <w:uiPriority w:val="39"/>
+    <w:unhideWhenUsed/>
+    <w:rsid w:val="00CA1EE5"/>
+    <w:pPr>
+      <w:spacing w:after="100"/>
+    </w:pPr>
+  </w:style>
+  <w:style w:type="paragraph" w:styleId="TOC2">
+    <w:name w:val="toc 2"/>
+    <w:basedOn w:val="Normal"/>
+    <w:next w:val="Normal"/>
+    <w:autoRedefine/>
+    <w:uiPriority w:val="39"/>
+    <w:unhideWhenUsed/>
+    <w:rsid w:val="00CA1EE5"/>
+    <w:pPr>
+      <w:spacing w:after="100"/>
+      <w:ind w:left="240"/>
+    </w:pPr>
+  </w:style>
+  <w:style w:type="character" w:styleId="Hyperlink">
+    <w:name w:val="Hyperlink"/>
+    <w:basedOn w:val="DefaultParagraphFont"/>
+    <w:uiPriority w:val="99"/>
+    <w:unhideWhenUsed/>
+    <w:rsid w:val="00CA1EE5"/>
+    <w:rPr>
+      <w:color w:val="467886" w:themeColor="hyperlink"/>
+      <w:u w:val="single"/>
+    </w:rPr>
+  </w:style>
 </w:styles>
 </file>
 
